--- a/9. Worksheet_PABW_Pertemuan9 - ID.docx/9. Worksheet_PABW_Pertemuan9 - ID.docx
+++ b/9. Worksheet_PABW_Pertemuan9 - ID.docx/9. Worksheet_PABW_Pertemuan9 - ID.docx
@@ -1,6 +1,6 @@
 
 <file path=word/document.xml><?xml version="1.0" encoding="utf-8"?>
-<w:document xmlns:wpc="http://schemas.microsoft.com/office/word/2010/wordprocessingCanvas" xmlns:cx="http://schemas.microsoft.com/office/drawing/2014/chartex" xmlns:cx1="http://schemas.microsoft.com/office/drawing/2015/9/8/chartex" xmlns:cx2="http://schemas.microsoft.com/office/drawing/2015/10/21/chartex" xmlns:cx3="http://schemas.microsoft.com/office/drawing/2016/5/9/chartex" xmlns:cx4="http://schemas.microsoft.com/office/drawing/2016/5/10/chartex" xmlns:cx5="http://schemas.microsoft.com/office/drawing/2016/5/11/chartex" xmlns:cx6="http://schemas.microsoft.com/office/drawing/2016/5/12/chartex" xmlns:cx7="http://schemas.microsoft.com/office/drawing/2016/5/13/chartex" xmlns:cx8="http://schemas.microsoft.com/office/drawing/2016/5/14/chartex" xmlns:mc="http://schemas.openxmlformats.org/markup-compatibility/2006" xmlns:m="http://schemas.openxmlformats.org/officeDocument/2006/math" xmlns:aink="http://schemas.microsoft.com/office/drawing/2016/ink" xmlns:am3d="http://schemas.microsoft.com/office/drawing/2017/model3d" xmlns:oel="http://schemas.microsoft.com/office/2019/extlst" xmlns:r="http://schemas.openxmlformats.org/officeDocument/2006/relationships" xmlns:wp14="http://schemas.microsoft.com/office/word/2010/wordprocessingDrawing" xmlns:wp="http://schemas.openxmlformats.org/drawingml/2006/wordprocessingDrawing" xmlns:wpg="http://schemas.microsoft.com/office/word/2010/wordprocessingGroup" xmlns:wpi="http://schemas.microsoft.com/office/word/2010/wordprocessingInk" xmlns:wps="http://schemas.microsoft.com/office/word/2010/wordprocessingShape" xmlns:o="urn:schemas-microsoft-com:office:office" xmlns:v="urn:schemas-microsoft-com:vml" xmlns:w10="urn:schemas-microsoft-com:office:word" xmlns:w="http://schemas.openxmlformats.org/wordprocessingml/2006/main" xmlns:w14="http://schemas.microsoft.com/office/word/2010/wordml" xmlns:w15="http://schemas.microsoft.com/office/word/2012/wordml" xmlns:w16cex="http://schemas.microsoft.com/office/word/2018/wordml/cex" xmlns:w16cid="http://schemas.microsoft.com/office/word/2016/wordml/cid" xmlns:w16="http://schemas.microsoft.com/office/word/2018/wordml" xmlns:w16sdtdh="http://schemas.microsoft.com/office/word/2020/wordml/sdtdatahash" xmlns:w16sdtfl="http://schemas.microsoft.com/office/word/2024/wordml/sdtformatlock" xmlns:w16se="http://schemas.microsoft.com/office/word/2015/wordml/symex" xmlns:w16du="http://schemas.microsoft.com/office/word/2023/wordml/word16du" xmlns:wne="http://schemas.microsoft.com/office/word/2006/wordml" mc:Ignorable="w14 w15 w16se w16cid w16 w16cex w16sdtdh w16sdtfl w16du wp14">
+<w:document xmlns:wpc="http://schemas.microsoft.com/office/word/2010/wordprocessingCanvas" xmlns:cx="http://schemas.microsoft.com/office/drawing/2014/chartex" xmlns:cx1="http://schemas.microsoft.com/office/drawing/2015/9/8/chartex" xmlns:cx2="http://schemas.microsoft.com/office/drawing/2015/10/21/chartex" xmlns:cx3="http://schemas.microsoft.com/office/drawing/2016/5/9/chartex" xmlns:cx4="http://schemas.microsoft.com/office/drawing/2016/5/10/chartex" xmlns:cx5="http://schemas.microsoft.com/office/drawing/2016/5/11/chartex" xmlns:cx6="http://schemas.microsoft.com/office/drawing/2016/5/12/chartex" xmlns:cx7="http://schemas.microsoft.com/office/drawing/2016/5/13/chartex" xmlns:cx8="http://schemas.microsoft.com/office/drawing/2016/5/14/chartex" xmlns:mc="http://schemas.openxmlformats.org/markup-compatibility/2006" xmlns:aink="http://schemas.microsoft.com/office/drawing/2016/ink" xmlns:am3d="http://schemas.microsoft.com/office/drawing/2017/model3d" xmlns:o="urn:schemas-microsoft-com:office:office" xmlns:oel="http://schemas.microsoft.com/office/2019/extlst" xmlns:r="http://schemas.openxmlformats.org/officeDocument/2006/relationships" xmlns:m="http://schemas.openxmlformats.org/officeDocument/2006/math" xmlns:v="urn:schemas-microsoft-com:vml" xmlns:wp14="http://schemas.microsoft.com/office/word/2010/wordprocessingDrawing" xmlns:wp="http://schemas.openxmlformats.org/drawingml/2006/wordprocessingDrawing" xmlns:w10="urn:schemas-microsoft-com:office:word" xmlns:w="http://schemas.openxmlformats.org/wordprocessingml/2006/main" xmlns:w14="http://schemas.microsoft.com/office/word/2010/wordml" xmlns:w15="http://schemas.microsoft.com/office/word/2012/wordml" xmlns:w16cex="http://schemas.microsoft.com/office/word/2018/wordml/cex" xmlns:w16cid="http://schemas.microsoft.com/office/word/2016/wordml/cid" xmlns:w16="http://schemas.microsoft.com/office/word/2018/wordml" xmlns:w16du="http://schemas.microsoft.com/office/word/2023/wordml/word16du" xmlns:w16sdtdh="http://schemas.microsoft.com/office/word/2020/wordml/sdtdatahash" xmlns:w16sdtfl="http://schemas.microsoft.com/office/word/2024/wordml/sdtformatlock" xmlns:w16se="http://schemas.microsoft.com/office/word/2015/wordml/symex" xmlns:wpg="http://schemas.microsoft.com/office/word/2010/wordprocessingGroup" xmlns:wpi="http://schemas.microsoft.com/office/word/2010/wordprocessingInk" xmlns:wne="http://schemas.microsoft.com/office/word/2006/wordml" xmlns:wps="http://schemas.microsoft.com/office/word/2010/wordprocessingShape" mc:Ignorable="w14 w15 w16se w16cid w16 w16cex w16sdtdh w16sdtfl w16du wp14">
   <w:body>
     <w:tbl>
       <w:tblPr>
@@ -63,7 +63,7 @@
                 <w:color w:val="1A1A2E"/>
                 <w:sz w:val="30"/>
               </w:rPr>
-              <w:t xml:space="preserve">P9</w:t>
+              <w:t>P9</w:t>
             </w:r>
           </w:p>
         </w:tc>
@@ -89,7 +89,7 @@
                 <w:color w:val="003796"/>
                 <w:sz w:val="18"/>
               </w:rPr>
-              <w:t xml:space="preserve">Pertemuan 9  ·  DOM, Event, dan Interaktivitas</w:t>
+              <w:t>Pertemuan 9  ·  DOM, Event, dan Interaktivitas</w:t>
             </w:r>
           </w:p>
         </w:tc>
@@ -107,7 +107,7 @@
           <w:color w:val="003796"/>
           <w:sz w:val="34"/>
         </w:rPr>
-        <w:t xml:space="preserve">Memasang Data ke Halaman dan Menanggapi Pengguna</w:t>
+        <w:t>Memasang Data ke Halaman dan Menanggapi Pengguna</w:t>
       </w:r>
     </w:p>
     <w:p>
@@ -122,7 +122,7 @@
           <w:color w:val="5A6080"/>
           <w:sz w:val="18"/>
         </w:rPr>
-        <w:t xml:space="preserve">Pengembangan Aplikasi Berbasis Web  ·  SIF302  ·  Semester Gasal 2026/2027</w:t>
+        <w:t>Pengembangan Aplikasi Berbasis Web  ·  SIF302  ·  Semester Gasal 2026/2027</w:t>
       </w:r>
     </w:p>
     <w:tbl>
@@ -163,7 +163,7 @@
                 <w:color w:val="003796"/>
                 <w:sz w:val="18"/>
               </w:rPr>
-              <w:t xml:space="preserve">NAMA</w:t>
+              <w:t>NAMA</w:t>
             </w:r>
           </w:p>
         </w:tc>
@@ -180,7 +180,18 @@
           <w:p>
             <w:pPr>
               <w:spacing w:after="0"/>
-            </w:pPr>
+              <w:rPr>
+                <w:sz w:val="18"/>
+                <w:szCs w:val="18"/>
+              </w:rPr>
+            </w:pPr>
+            <w:r>
+              <w:rPr>
+                <w:sz w:val="18"/>
+                <w:szCs w:val="18"/>
+              </w:rPr>
+              <w:t>Orlando Ryan Sadewa</w:t>
+            </w:r>
           </w:p>
         </w:tc>
         <w:tc>
@@ -197,6 +208,10 @@
           <w:p>
             <w:pPr>
               <w:spacing w:after="0"/>
+              <w:rPr>
+                <w:sz w:val="18"/>
+                <w:szCs w:val="18"/>
+              </w:rPr>
             </w:pPr>
             <w:r>
               <w:rPr>
@@ -204,8 +219,9 @@
                 <w:b/>
                 <w:color w:val="003796"/>
                 <w:sz w:val="18"/>
-              </w:rPr>
-              <w:t xml:space="preserve">NIM</w:t>
+                <w:szCs w:val="18"/>
+              </w:rPr>
+              <w:t>NIM</w:t>
             </w:r>
           </w:p>
         </w:tc>
@@ -222,7 +238,18 @@
           <w:p>
             <w:pPr>
               <w:spacing w:after="0"/>
-            </w:pPr>
+              <w:rPr>
+                <w:sz w:val="18"/>
+                <w:szCs w:val="18"/>
+              </w:rPr>
+            </w:pPr>
+            <w:r>
+              <w:rPr>
+                <w:sz w:val="18"/>
+                <w:szCs w:val="18"/>
+              </w:rPr>
+              <w:t>25523129</w:t>
+            </w:r>
           </w:p>
         </w:tc>
       </w:tr>
@@ -252,7 +279,7 @@
                 <w:color w:val="003796"/>
                 <w:sz w:val="18"/>
               </w:rPr>
-              <w:t xml:space="preserve">KELAS</w:t>
+              <w:t>KELAS</w:t>
             </w:r>
           </w:p>
         </w:tc>
@@ -269,7 +296,18 @@
           <w:p>
             <w:pPr>
               <w:spacing w:after="0"/>
-            </w:pPr>
+              <w:rPr>
+                <w:sz w:val="18"/>
+                <w:szCs w:val="18"/>
+              </w:rPr>
+            </w:pPr>
+            <w:r>
+              <w:rPr>
+                <w:sz w:val="18"/>
+                <w:szCs w:val="18"/>
+              </w:rPr>
+              <w:t>D</w:t>
+            </w:r>
           </w:p>
         </w:tc>
         <w:tc>
@@ -286,6 +324,10 @@
           <w:p>
             <w:pPr>
               <w:spacing w:after="0"/>
+              <w:rPr>
+                <w:sz w:val="18"/>
+                <w:szCs w:val="18"/>
+              </w:rPr>
             </w:pPr>
             <w:r>
               <w:rPr>
@@ -293,8 +335,9 @@
                 <w:b/>
                 <w:color w:val="003796"/>
                 <w:sz w:val="18"/>
-              </w:rPr>
-              <w:t xml:space="preserve">TANGGAL</w:t>
+                <w:szCs w:val="18"/>
+              </w:rPr>
+              <w:t>TANGGAL</w:t>
             </w:r>
           </w:p>
         </w:tc>
@@ -311,7 +354,18 @@
           <w:p>
             <w:pPr>
               <w:spacing w:after="0"/>
-            </w:pPr>
+              <w:rPr>
+                <w:sz w:val="18"/>
+                <w:szCs w:val="18"/>
+              </w:rPr>
+            </w:pPr>
+            <w:r>
+              <w:rPr>
+                <w:sz w:val="18"/>
+                <w:szCs w:val="18"/>
+              </w:rPr>
+              <w:t>12 October 2026</w:t>
+            </w:r>
           </w:p>
         </w:tc>
       </w:tr>
@@ -353,7 +407,7 @@
                 <w:color w:val="B00020"/>
                 <w:sz w:val="20"/>
               </w:rPr>
-              <w:t xml:space="preserve">Dikerjakan sendiri, bukan berpasangan.  Setiap mahasiswa mengerjakan satu halaman profil miliknya sendiri. Anda bebas memilih isi halaman, tetapi harus bisa menjelaskan setiap baris kode yang Anda tulis.</w:t>
+              <w:t>Dikerjakan sendiri, bukan berpasangan.  Setiap mahasiswa mengerjakan satu halaman profil miliknya sendiri. Anda bebas memilih isi halaman, tetapi harus bisa menjelaskan setiap baris kode yang Anda tulis.</w:t>
             </w:r>
           </w:p>
         </w:tc>
@@ -403,7 +457,7 @@
                 <w:color w:val="FFFFFF"/>
                 <w:sz w:val="19"/>
               </w:rPr>
-              <w:t xml:space="preserve">Capaian pembelajaran</w:t>
+              <w:t>Capaian pembelajaran</w:t>
             </w:r>
           </w:p>
         </w:tc>
@@ -429,7 +483,7 @@
                 <w:color w:val="FFFFFF"/>
                 <w:sz w:val="19"/>
               </w:rPr>
-              <w:t xml:space="preserve">Yang dinilai hari ini</w:t>
+              <w:t>Yang dinilai hari ini</w:t>
             </w:r>
           </w:p>
         </w:tc>
@@ -459,7 +513,7 @@
                 <w:rFonts w:cs="Carlito"/>
                 <w:sz w:val="19"/>
               </w:rPr>
-              <w:t xml:space="preserve">Mahasiswa mampu memilih elemen halaman, menyusun elemen baru dari data, dan menanggapi tindakan pengguna dengan satu pendengar di induk, sehingga halaman berubah tanpa dimuat ulang.</w:t>
+              <w:t>Mahasiswa mampu memilih elemen halaman, menyusun elemen baru dari data, dan menanggapi tindakan pengguna dengan satu pendengar di induk, sehingga halaman berubah tanpa dimuat ulang.</w:t>
             </w:r>
           </w:p>
         </w:tc>
@@ -482,39 +536,47 @@
                 <w:rFonts w:cs="Carlito"/>
                 <w:sz w:val="19"/>
               </w:rPr>
-              <w:t xml:space="preserve">1. Halaman berjalan tanpa galat dan tidak ada pemilih yang menghasilkan null.</w:t>
-            </w:r>
-            <w:br/>
+              <w:t>1. Halaman berjalan tanpa galat dan tidak ada pemilih yang menghasilkan null.</w:t>
+            </w:r>
+            <w:r>
+              <w:br/>
+            </w:r>
             <w:r>
               <w:rPr>
                 <w:rFonts w:cs="Carlito"/>
                 <w:sz w:val="19"/>
               </w:rPr>
-              <w:t xml:space="preserve">2. Daftar proyek terbentuk dari data P8, bukan dari HTML yang ditulis tangan.</w:t>
-            </w:r>
-            <w:br/>
+              <w:t>2. Daftar proyek terbentuk dari data P8, bukan dari HTML yang ditulis tangan.</w:t>
+            </w:r>
+            <w:r>
+              <w:br/>
+            </w:r>
             <w:r>
               <w:rPr>
                 <w:rFonts w:cs="Carlito"/>
                 <w:sz w:val="19"/>
               </w:rPr>
-              <w:t xml:space="preserve">3. Wadah dikosongkan lebih dulu setiap kali daftar digambar ulang.</w:t>
-            </w:r>
-            <w:br/>
+              <w:t>3. Wadah dikosongkan lebih dulu setiap kali daftar digambar ulang.</w:t>
+            </w:r>
+            <w:r>
+              <w:br/>
+            </w:r>
             <w:r>
               <w:rPr>
                 <w:rFonts w:cs="Carlito"/>
                 <w:sz w:val="19"/>
               </w:rPr>
-              <w:t xml:space="preserve">4. Satu pendengar di induk melayani semua tombol filter.</w:t>
-            </w:r>
-            <w:br/>
+              <w:t>4. Satu pendengar di induk melayani semua tombol filter.</w:t>
+            </w:r>
+            <w:r>
+              <w:br/>
+            </w:r>
             <w:r>
               <w:rPr>
                 <w:rFonts w:cs="Carlito"/>
                 <w:sz w:val="19"/>
               </w:rPr>
-              <w:t xml:space="preserve">5. Form tidak memuat ulang halaman dan pesan galat muncul per kolom.</w:t>
+              <w:t>5. Form tidak memuat ulang halaman dan pesan galat muncul per kolom.</w:t>
             </w:r>
           </w:p>
         </w:tc>
@@ -537,7 +599,7 @@
           <w:color w:val="003796"/>
           <w:sz w:val="22"/>
         </w:rPr>
-        <w:t xml:space="preserve">Aturan pengerjaan</w:t>
+        <w:t>Aturan pengerjaan</w:t>
       </w:r>
     </w:p>
     <w:tbl>
@@ -579,7 +641,7 @@
                 <w:color w:val="FFFFFF"/>
                 <w:sz w:val="19"/>
               </w:rPr>
-              <w:t xml:space="preserve">Hal</w:t>
+              <w:t>Hal</w:t>
             </w:r>
           </w:p>
         </w:tc>
@@ -605,7 +667,7 @@
                 <w:color w:val="FFFFFF"/>
                 <w:sz w:val="19"/>
               </w:rPr>
-              <w:t xml:space="preserve">Ketetapan</w:t>
+              <w:t>Ketetapan</w:t>
             </w:r>
           </w:p>
         </w:tc>
@@ -635,7 +697,7 @@
                 <w:rFonts w:cs="Carlito"/>
                 <w:sz w:val="19"/>
               </w:rPr>
-              <w:t xml:space="preserve">Bentuk kerja</w:t>
+              <w:t>Bentuk kerja</w:t>
             </w:r>
           </w:p>
         </w:tc>
@@ -658,7 +720,7 @@
                 <w:rFonts w:cs="Carlito"/>
                 <w:sz w:val="19"/>
               </w:rPr>
-              <w:t xml:space="preserve">Individu. Satu mahasiswa, satu halaman, satu topik.</w:t>
+              <w:t>Individu. Satu mahasiswa, satu halaman, satu topik.</w:t>
             </w:r>
           </w:p>
         </w:tc>
@@ -688,7 +750,7 @@
                 <w:rFonts w:cs="Carlito"/>
                 <w:sz w:val="19"/>
               </w:rPr>
-              <w:t xml:space="preserve">Perkakas</w:t>
+              <w:t>Perkakas</w:t>
             </w:r>
           </w:p>
         </w:tc>
@@ -711,7 +773,7 @@
                 <w:rFonts w:cs="Carlito"/>
                 <w:sz w:val="19"/>
               </w:rPr>
-              <w:t xml:space="preserve">VS Code + peramban Chrome atau Firefox. Chrome DevTools dipakai terus-menerus mulai lembar A.</w:t>
+              <w:t>VS Code + peramban Chrome atau Firefox. Chrome DevTools dipakai terus-menerus mulai lembar A.</w:t>
             </w:r>
           </w:p>
         </w:tc>
@@ -741,7 +803,7 @@
                 <w:rFonts w:cs="Carlito"/>
                 <w:sz w:val="19"/>
               </w:rPr>
-              <w:t xml:space="preserve">Berkas awal</w:t>
+              <w:t>Berkas awal</w:t>
             </w:r>
           </w:p>
         </w:tc>
@@ -764,7 +826,7 @@
                 <w:rFonts w:cs="Carlito"/>
                 <w:sz w:val="19"/>
               </w:rPr>
-              <w:t xml:space="preserve">Hasil pekerjaan Anda sendiri dari Pertemuan 8 — profil.html, seluruh berkas CSS, dan js/app.js — disalin ke folder worksheet-p9/. Tidak ada berkas contoh, tidak ada kerangka yang disediakan.</w:t>
+              <w:t>Hasil pekerjaan Anda sendiri dari Pertemuan 8 — profil.html, seluruh berkas CSS, dan js/app.js — disalin ke folder worksheet-p9/. Tidak ada berkas contoh, tidak ada kerangka yang disediakan.</w:t>
             </w:r>
           </w:p>
         </w:tc>
@@ -794,7 +856,7 @@
                 <w:rFonts w:cs="Carlito"/>
                 <w:sz w:val="19"/>
               </w:rPr>
-              <w:t xml:space="preserve">Waktu</w:t>
+              <w:t>Waktu</w:t>
             </w:r>
           </w:p>
         </w:tc>
@@ -817,7 +879,7 @@
                 <w:rFonts w:cs="Carlito"/>
                 <w:sz w:val="19"/>
               </w:rPr>
-              <w:t xml:space="preserve">90 menit di kelas. Bila belum selesai, dilanjutkan di luar kelas paling lambat pukul 23.59 pada hari yang sama.</w:t>
+              <w:t>90 menit di kelas. Bila belum selesai, dilanjutkan di luar kelas paling lambat pukul 23.59 pada hari yang sama.</w:t>
             </w:r>
           </w:p>
         </w:tc>
@@ -847,7 +909,7 @@
                 <w:rFonts w:cs="Carlito"/>
                 <w:sz w:val="19"/>
               </w:rPr>
-              <w:t xml:space="preserve">Penyerahan</w:t>
+              <w:t>Penyerahan</w:t>
             </w:r>
           </w:p>
         </w:tc>
@@ -870,7 +932,7 @@
                 <w:rFonts w:cs="Carlito"/>
                 <w:sz w:val="19"/>
               </w:rPr>
-              <w:t xml:space="preserve">Seluruh isi worksheet-p9/ diunggah ke repositori GitHub Anda sendiri, di dalam folder semester ~/pabw/. Periksa halaman repositori Anda, bukan hanya folder di laptop.</w:t>
+              <w:t>Seluruh isi worksheet-p9/ diunggah ke repositori GitHub Anda sendiri, di dalam folder semester ~/pabw/. Periksa halaman repositori Anda, bukan hanya folder di laptop.</w:t>
             </w:r>
           </w:p>
         </w:tc>
@@ -893,7 +955,7 @@
           <w:color w:val="003796"/>
           <w:sz w:val="22"/>
         </w:rPr>
-        <w:t xml:space="preserve">Anggaran waktu 90 menit</w:t>
+        <w:t>Anggaran waktu 90 menit</w:t>
       </w:r>
     </w:p>
     <w:tbl>
@@ -937,7 +999,7 @@
                 <w:color w:val="FFFFFF"/>
                 <w:sz w:val="18"/>
               </w:rPr>
-              <w:t xml:space="preserve">Menit</w:t>
+              <w:t>Menit</w:t>
             </w:r>
           </w:p>
         </w:tc>
@@ -963,7 +1025,7 @@
                 <w:color w:val="FFFFFF"/>
                 <w:sz w:val="18"/>
               </w:rPr>
-              <w:t xml:space="preserve">Lembar</w:t>
+              <w:t>Lembar</w:t>
             </w:r>
           </w:p>
         </w:tc>
@@ -989,7 +1051,7 @@
                 <w:color w:val="FFFFFF"/>
                 <w:sz w:val="18"/>
               </w:rPr>
-              <w:t xml:space="preserve">Yang Anda kerjakan</w:t>
+              <w:t>Yang Anda kerjakan</w:t>
             </w:r>
           </w:p>
         </w:tc>
@@ -1015,7 +1077,7 @@
                 <w:color w:val="FFFFFF"/>
                 <w:sz w:val="18"/>
               </w:rPr>
-              <w:t xml:space="preserve">Kalau waktu habis, berhenti di sini</w:t>
+              <w:t>Kalau waktu habis, berhenti di sini</w:t>
             </w:r>
           </w:p>
         </w:tc>
@@ -1045,7 +1107,7 @@
                 <w:rFonts w:cs="Carlito"/>
                 <w:sz w:val="18"/>
               </w:rPr>
-              <w:t xml:space="preserve">0–18</w:t>
+              <w:t>0–18</w:t>
             </w:r>
           </w:p>
         </w:tc>
@@ -1068,7 +1130,7 @@
                 <w:rFonts w:cs="Carlito"/>
                 <w:sz w:val="18"/>
               </w:rPr>
-              <w:t xml:space="preserve">A</w:t>
+              <w:t>A</w:t>
             </w:r>
           </w:p>
         </w:tc>
@@ -1091,7 +1153,7 @@
                 <w:rFonts w:cs="Carlito"/>
                 <w:sz w:val="18"/>
               </w:rPr>
-              <w:t xml:space="preserve">Salin hasil Pertemuan 8 ke worksheet-p9/, buat js/dom.js, catat daftar elemen yang akan diisi</w:t>
+              <w:t>Salin hasil Pertemuan 8 ke worksheet-p9/, buat js/dom.js, catat daftar elemen yang akan diisi</w:t>
             </w:r>
           </w:p>
         </w:tc>
@@ -1114,7 +1176,7 @@
                 <w:rFonts w:cs="Carlito"/>
                 <w:sz w:val="18"/>
               </w:rPr>
-              <w:t xml:space="preserve">Berkas terhubung dan daftar elemen terisi</w:t>
+              <w:t>Berkas terhubung dan daftar elemen terisi</w:t>
             </w:r>
           </w:p>
         </w:tc>
@@ -1144,7 +1206,7 @@
                 <w:rFonts w:cs="Carlito"/>
                 <w:sz w:val="18"/>
               </w:rPr>
-              <w:t xml:space="preserve">18–40</w:t>
+              <w:t>18–40</w:t>
             </w:r>
           </w:p>
         </w:tc>
@@ -1167,7 +1229,7 @@
                 <w:rFonts w:cs="Carlito"/>
                 <w:sz w:val="18"/>
               </w:rPr>
-              <w:t xml:space="preserve">B</w:t>
+              <w:t>B</w:t>
             </w:r>
           </w:p>
         </w:tc>
@@ -1190,7 +1252,7 @@
                 <w:rFonts w:cs="Carlito"/>
                 <w:sz w:val="18"/>
               </w:rPr>
-              <w:t xml:space="preserve">Render daftar proyek: map, createElement, textContent, append</w:t>
+              <w:t>Render daftar proyek: map, createElement, textContent, append</w:t>
             </w:r>
           </w:p>
         </w:tc>
@@ -1213,7 +1275,7 @@
                 <w:rFonts w:cs="Carlito"/>
                 <w:sz w:val="18"/>
               </w:rPr>
-              <w:t xml:space="preserve">Daftar proyek tampil di halaman dari data, bukan dari HTML</w:t>
+              <w:t>Daftar proyek tampil di halaman dari data, bukan dari HTML</w:t>
             </w:r>
           </w:p>
         </w:tc>
@@ -1243,7 +1305,7 @@
                 <w:rFonts w:cs="Carlito"/>
                 <w:sz w:val="18"/>
               </w:rPr>
-              <w:t xml:space="preserve">40–62</w:t>
+              <w:t>40–62</w:t>
             </w:r>
           </w:p>
         </w:tc>
@@ -1266,7 +1328,7 @@
                 <w:rFonts w:cs="Carlito"/>
                 <w:sz w:val="18"/>
               </w:rPr>
-              <w:t xml:space="preserve">C</w:t>
+              <w:t>C</w:t>
             </w:r>
           </w:p>
         </w:tc>
@@ -1289,7 +1351,7 @@
                 <w:rFonts w:cs="Carlito"/>
                 <w:sz w:val="18"/>
               </w:rPr>
-              <w:t xml:space="preserve">Tombol filter kategori dengan satu pendengar di induknya</w:t>
+              <w:t>Tombol filter kategori dengan satu pendengar di induknya</w:t>
             </w:r>
           </w:p>
         </w:tc>
@@ -1312,7 +1374,7 @@
                 <w:rFonts w:cs="Carlito"/>
                 <w:sz w:val="18"/>
               </w:rPr>
-              <w:t xml:space="preserve">Klik filter mengubah isi daftar</w:t>
+              <w:t>Klik filter mengubah isi daftar</w:t>
             </w:r>
           </w:p>
         </w:tc>
@@ -1342,7 +1404,7 @@
                 <w:rFonts w:cs="Carlito"/>
                 <w:sz w:val="18"/>
               </w:rPr>
-              <w:t xml:space="preserve">62–85</w:t>
+              <w:t>62–85</w:t>
             </w:r>
           </w:p>
         </w:tc>
@@ -1365,7 +1427,7 @@
                 <w:rFonts w:cs="Carlito"/>
                 <w:sz w:val="18"/>
               </w:rPr>
-              <w:t xml:space="preserve">D</w:t>
+              <w:t>D</w:t>
             </w:r>
           </w:p>
         </w:tc>
@@ -1388,7 +1450,7 @@
                 <w:rFonts w:cs="Carlito"/>
                 <w:sz w:val="18"/>
               </w:rPr>
-              <w:t xml:space="preserve">Form P3 diberi submit + preventDefault, validasi per kolom, pesan galat</w:t>
+              <w:t>Form P3 diberi submit + preventDefault, validasi per kolom, pesan galat</w:t>
             </w:r>
           </w:p>
         </w:tc>
@@ -1411,7 +1473,7 @@
                 <w:rFonts w:cs="Carlito"/>
                 <w:sz w:val="18"/>
               </w:rPr>
-              <w:t xml:space="preserve">Halaman tidak dimuat ulang; pesan galat muncul dan hilang tepat waktu</w:t>
+              <w:t>Halaman tidak dimuat ulang; pesan galat muncul dan hilang tepat waktu</w:t>
             </w:r>
           </w:p>
         </w:tc>
@@ -1441,7 +1503,7 @@
                 <w:rFonts w:cs="Carlito"/>
                 <w:sz w:val="18"/>
               </w:rPr>
-              <w:t xml:space="preserve">85–110</w:t>
+              <w:t>85–110</w:t>
             </w:r>
           </w:p>
         </w:tc>
@@ -1464,7 +1526,7 @@
                 <w:rFonts w:cs="Carlito"/>
                 <w:sz w:val="18"/>
               </w:rPr>
-              <w:t xml:space="preserve">E</w:t>
+              <w:t>E</w:t>
             </w:r>
           </w:p>
         </w:tc>
@@ -1487,7 +1549,7 @@
                 <w:rFonts w:cs="Carlito"/>
                 <w:sz w:val="18"/>
               </w:rPr>
-              <w:t xml:space="preserve">Tiga kasus sulit: null dari pemilih, pendengar ganda, isi daftar kosong</w:t>
+              <w:t>Tiga kasus sulit: null dari pemilih, pendengar ganda, isi daftar kosong</w:t>
             </w:r>
           </w:p>
         </w:tc>
@@ -1510,7 +1572,7 @@
                 <w:rFonts w:cs="Carlito"/>
                 <w:sz w:val="18"/>
               </w:rPr>
-              <w:t xml:space="preserve">Tiga kasus ditangani + tangkapan layar</w:t>
+              <w:t>Tiga kasus ditangani + tangkapan layar</w:t>
             </w:r>
           </w:p>
         </w:tc>
@@ -1540,7 +1602,7 @@
                 <w:rFonts w:cs="Carlito"/>
                 <w:sz w:val="18"/>
               </w:rPr>
-              <w:t xml:space="preserve">110–150</w:t>
+              <w:t>110–150</w:t>
             </w:r>
           </w:p>
         </w:tc>
@@ -1563,7 +1625,7 @@
                 <w:rFonts w:cs="Carlito"/>
                 <w:sz w:val="18"/>
               </w:rPr>
-              <w:t xml:space="preserve">F</w:t>
+              <w:t>F</w:t>
             </w:r>
           </w:p>
         </w:tc>
@@ -1586,7 +1648,7 @@
                 <w:rFonts w:cs="Carlito"/>
                 <w:sz w:val="18"/>
               </w:rPr>
-              <w:t xml:space="preserve">Periksa satu per satu, satu baris untuk diingat, tiket keluar, penilaian mandiri, dan bagian README</w:t>
+              <w:t>Periksa satu per satu, satu baris untuk diingat, tiket keluar, penilaian mandiri, dan bagian README</w:t>
             </w:r>
           </w:p>
         </w:tc>
@@ -1609,7 +1671,7 @@
                 <w:rFonts w:cs="Carlito"/>
                 <w:sz w:val="18"/>
               </w:rPr>
-              <w:t xml:space="preserve">Lembar F terisi dan tersimpan</w:t>
+              <w:t>Lembar F terisi dan tersimpan</w:t>
             </w:r>
           </w:p>
         </w:tc>
@@ -1652,7 +1714,17 @@
                 <w:color w:val="003796"/>
                 <w:sz w:val="20"/>
               </w:rPr>
-              <w:t xml:space="preserve">Selalu kerjakan berurutan.  Setiap lembar mengandaikan lembar sebelumnya sudah selesai. Kalau Anda melompat, gejalanya akan sulit dilacak karena sebabnya ada di lembar yang belum Anda kerjakan. Kolom paling kanan bukan batas waktu — hanya penunjuk laju.</w:t>
+              <w:t xml:space="preserve">Selalu kerjakan berurutan.  Setiap lembar mengandaikan lembar sebelumnya sudah selesai. Kalau </w:t>
+            </w:r>
+            <w:r>
+              <w:rPr>
+                <w:rFonts w:cs="Carlito"/>
+                <w:b/>
+                <w:color w:val="003796"/>
+                <w:sz w:val="20"/>
+              </w:rPr>
+              <w:lastRenderedPageBreak/>
+              <w:t>Anda melompat, gejalanya akan sulit dilacak karena sebabnya ada di lembar yang belum Anda kerjakan. Kolom paling kanan bukan batas waktu — hanya penunjuk laju.</w:t>
             </w:r>
           </w:p>
         </w:tc>
@@ -1707,6 +1779,7 @@
                 <w:color w:val="FFFFFF"/>
                 <w:sz w:val="22"/>
               </w:rPr>
+              <w:lastRenderedPageBreak/>
               <w:t>WORKSHEET</w:t>
             </w:r>
           </w:p>
@@ -1734,7 +1807,7 @@
                 <w:color w:val="1A1A2E"/>
                 <w:sz w:val="30"/>
               </w:rPr>
-              <w:t xml:space="preserve">A</w:t>
+              <w:t>A</w:t>
             </w:r>
           </w:p>
         </w:tc>
@@ -1760,7 +1833,7 @@
                 <w:color w:val="003796"/>
                 <w:sz w:val="18"/>
               </w:rPr>
-              <w:t xml:space="preserve">Pertemuan 9  ·  DOM, Event, dan Interaktivitas</w:t>
+              <w:t>Pertemuan 9  ·  DOM, Event, dan Interaktivitas</w:t>
             </w:r>
           </w:p>
         </w:tc>
@@ -1778,7 +1851,7 @@
           <w:color w:val="5A6080"/>
           <w:sz w:val="17"/>
         </w:rPr>
-        <w:t xml:space="preserve">Lembar A — Memilih elemen di halaman</w:t>
+        <w:t>Lembar A — Memilih elemen di halaman</w:t>
       </w:r>
     </w:p>
     <w:p>
@@ -1804,15 +1877,13 @@
             <w:pPr>
               <w:spacing w:before="40" w:after="40"/>
             </w:pPr>
-            <w:proofErr w:type="gramStart"/>
-            <w:proofErr w:type="gramEnd"/>
             <w:r>
               <w:rPr>
                 <w:rFonts w:cs="Carlito"/>
                 <w:b/>
                 <w:color w:val="FFFFFF"/>
               </w:rPr>
-              <w:t xml:space="preserve">▌  PILIH DULU ELEMENNYA, BARU SENTUH ISINYA</w:t>
+              <w:t>▌  PILIH DULU ELEMENNYA, BARU SENTUH ISINYA</w:t>
             </w:r>
           </w:p>
         </w:tc>
@@ -1829,7 +1900,7 @@
           <w:rFonts w:cs="Carlito"/>
           <w:sz w:val="20"/>
         </w:rPr>
-        <w:t xml:space="preserve">Sampai Pertemuan 8 data Anda sudah tersusun, tetapi hanya terlihat di Console. Hari ini data itu dipasang ke halaman. Langkah pertama bukan menulis, melainkan mencari: pastikan elemen yang akan Anda isi benar-benar ada dan benar-benar itu.</w:t>
+        <w:t>Sampai Pertemuan 8 data Anda sudah tersusun, tetapi hanya terlihat di Console. Hari ini data itu dipasang ke halaman. Langkah pertama bukan menulis, melainkan mencari: pastikan elemen yang akan Anda isi benar-benar ada dan benar-benar itu.</w:t>
       </w:r>
     </w:p>
     <w:p>
@@ -1848,7 +1919,7 @@
           <w:b/>
           <w:color w:val="003796"/>
         </w:rPr>
-        <w:t xml:space="preserve">A.1  Membaca halaman sebagai pohon dan mencari elemennya</w:t>
+        <w:t>A.1  Membaca halaman sebagai pohon dan mencari elemennya</w:t>
       </w:r>
     </w:p>
     <w:p>
@@ -1857,7 +1928,7 @@
           <w:rFonts w:cs="Carlito"/>
           <w:sz w:val="20"/>
         </w:rPr>
-        <w:t xml:space="preserve">Buka halaman Anda, klik kanan pada satu bagian, lalu pilih Inspect. Panel Elements menampilkan halaman sebagai pohon bersarang. Bentuk yang terlihat di situ adalah bentuk yang dipegang JavaScript — bukan berkas HTML yang Anda tulis. Sebelum menulis pemilih, pastikan nama id atau kelasnya ada di panel itu.</w:t>
+        <w:t>Buka halaman Anda, klik kanan pada satu bagian, lalu pilih Inspect. Panel Elements menampilkan halaman sebagai pohon bersarang. Bentuk yang terlihat di situ adalah bentuk yang dipegang JavaScript — bukan berkas HTML yang Anda tulis. Sebelum menulis pemilih, pastikan nama id atau kelasnya ada di panel itu.</w:t>
       </w:r>
     </w:p>
     <w:tbl>
@@ -1900,7 +1971,7 @@
                 <w:color w:val="FFFFFF"/>
                 <w:sz w:val="18"/>
               </w:rPr>
-              <w:t xml:space="preserve">Yang dipakai</w:t>
+              <w:t>Yang dipakai</w:t>
             </w:r>
           </w:p>
         </w:tc>
@@ -1926,7 +1997,7 @@
                 <w:color w:val="FFFFFF"/>
                 <w:sz w:val="18"/>
               </w:rPr>
-              <w:t xml:space="preserve">Hasilnya</w:t>
+              <w:t>Hasilnya</w:t>
             </w:r>
           </w:p>
         </w:tc>
@@ -1952,7 +2023,7 @@
                 <w:color w:val="FFFFFF"/>
                 <w:sz w:val="18"/>
               </w:rPr>
-              <w:t xml:space="preserve">Kapan dipakai</w:t>
+              <w:t>Kapan dipakai</w:t>
             </w:r>
           </w:p>
         </w:tc>
@@ -1982,7 +2053,7 @@
                 <w:rFonts w:cs="Carlito"/>
                 <w:sz w:val="18"/>
               </w:rPr>
-              <w:t xml:space="preserve">querySelector("#daftar")</w:t>
+              <w:t>querySelector("#daftar")</w:t>
             </w:r>
           </w:p>
         </w:tc>
@@ -2005,7 +2076,7 @@
                 <w:rFonts w:cs="Carlito"/>
                 <w:sz w:val="18"/>
               </w:rPr>
-              <w:t xml:space="preserve">Satu elemen pertama yang cocok, atau null bila tidak ada</w:t>
+              <w:t>Satu elemen pertama yang cocok, atau null bila tidak ada</w:t>
             </w:r>
           </w:p>
         </w:tc>
@@ -2028,7 +2099,7 @@
                 <w:rFonts w:cs="Carlito"/>
                 <w:sz w:val="18"/>
               </w:rPr>
-              <w:t xml:space="preserve">Mengisi satu tempat tertentu di halaman</w:t>
+              <w:t>Mengisi satu tempat tertentu di halaman</w:t>
             </w:r>
           </w:p>
         </w:tc>
@@ -2058,7 +2129,7 @@
                 <w:rFonts w:cs="Carlito"/>
                 <w:sz w:val="18"/>
               </w:rPr>
-              <w:t xml:space="preserve">querySelectorAll(".filter")</w:t>
+              <w:t>querySelectorAll(".filter")</w:t>
             </w:r>
           </w:p>
         </w:tc>
@@ -2081,7 +2152,7 @@
                 <w:rFonts w:cs="Carlito"/>
                 <w:sz w:val="18"/>
               </w:rPr>
-              <w:t xml:space="preserve">Seluruh elemen yang cocok, sebagai NodeList</w:t>
+              <w:t>Seluruh elemen yang cocok, sebagai NodeList</w:t>
             </w:r>
           </w:p>
         </w:tc>
@@ -2104,7 +2175,7 @@
                 <w:rFonts w:cs="Carlito"/>
                 <w:sz w:val="18"/>
               </w:rPr>
-              <w:t xml:space="preserve">Menangani banyak tombol atau banyak kartu</w:t>
+              <w:t>Menangani banyak tombol atau banyak kartu</w:t>
             </w:r>
           </w:p>
         </w:tc>
@@ -2134,7 +2205,7 @@
                 <w:rFonts w:cs="Carlito"/>
                 <w:sz w:val="18"/>
               </w:rPr>
-              <w:t xml:space="preserve">elemen.closest("button")</w:t>
+              <w:t>elemen.closest("button")</w:t>
             </w:r>
           </w:p>
         </w:tc>
@@ -2157,7 +2228,7 @@
                 <w:rFonts w:cs="Carlito"/>
                 <w:sz w:val="18"/>
               </w:rPr>
-              <w:t xml:space="preserve">Induk terdekat yang cocok, mulai dari elemen itu sendiri</w:t>
+              <w:t>Induk terdekat yang cocok, mulai dari elemen itu sendiri</w:t>
             </w:r>
           </w:p>
         </w:tc>
@@ -2180,7 +2251,7 @@
                 <w:rFonts w:cs="Carlito"/>
                 <w:sz w:val="18"/>
               </w:rPr>
-              <w:t xml:space="preserve">Mencari tombol dari elemen yang benar-benar diklik</w:t>
+              <w:t>Mencari tombol dari elemen yang benar-benar diklik</w:t>
             </w:r>
           </w:p>
         </w:tc>
@@ -2210,7 +2281,7 @@
                 <w:rFonts w:cs="Carlito"/>
                 <w:sz w:val="18"/>
               </w:rPr>
-              <w:t xml:space="preserve">Array.from(hasil)</w:t>
+              <w:t>Array.from(hasil)</w:t>
             </w:r>
           </w:p>
         </w:tc>
@@ -2233,7 +2304,7 @@
                 <w:rFonts w:cs="Carlito"/>
                 <w:sz w:val="18"/>
               </w:rPr>
-              <w:t xml:space="preserve">NodeList diubah menjadi array biasa</w:t>
+              <w:t>NodeList diubah menjadi array biasa</w:t>
             </w:r>
           </w:p>
         </w:tc>
@@ -2256,7 +2327,7 @@
                 <w:rFonts w:cs="Carlito"/>
                 <w:sz w:val="18"/>
               </w:rPr>
-              <w:t xml:space="preserve">Sebelum memakai map atau filter pada hasil pencarian</w:t>
+              <w:t>Sebelum memakai map atau filter pada hasil pencarian</w:t>
             </w:r>
           </w:p>
         </w:tc>
@@ -2285,15 +2356,13 @@
             <w:pPr>
               <w:spacing w:before="40" w:after="40"/>
             </w:pPr>
-            <w:proofErr w:type="gramStart"/>
-            <w:proofErr w:type="gramEnd"/>
             <w:r>
               <w:rPr>
                 <w:rFonts w:cs="Carlito"/>
                 <w:b/>
                 <w:color w:val="FFFFFF"/>
               </w:rPr>
-              <w:t xml:space="preserve">▌  UJI PEMILIH DI CONSOLE SEBELUM MENULISNYA DI BERKAS</w:t>
+              <w:t>▌  UJI PEMILIH DI CONSOLE SEBELUM MENULISNYA DI BERKAS</w:t>
             </w:r>
           </w:p>
         </w:tc>
@@ -2333,43 +2402,43 @@
                 <w:color w:val="E2E8F0"/>
                 <w:sz w:val="17"/>
               </w:rPr>
-              <w:t xml:space="preserve">document.querySelector("#daftar");     // elemen, atau null</w:t>
-            </w:r>
-            <w:br/>
+              <w:t>document.querySelector("#daftar");     // elemen, atau null</w:t>
+            </w:r>
+            <w:r>
+              <w:br/>
+            </w:r>
             <w:r>
               <w:rPr>
                 <w:rFonts w:ascii="DejaVu Sans Mono" w:eastAsia="DejaVu Sans Mono" w:hAnsi="DejaVu Sans Mono" w:cs="DejaVu Sans Mono"/>
                 <w:color w:val="E2E8F0"/>
                 <w:sz w:val="17"/>
               </w:rPr>
-              <w:t xml:space="preserve">document.querySelectorAll(".filter");  // NodeList</w:t>
-            </w:r>
-            <w:br/>
+              <w:t>document.querySelectorAll(".filter");  // NodeList</w:t>
+            </w:r>
+            <w:r>
+              <w:br/>
+            </w:r>
+            <w:r>
+              <w:br/>
+            </w:r>
             <w:r>
               <w:rPr>
                 <w:rFonts w:ascii="DejaVu Sans Mono" w:eastAsia="DejaVu Sans Mono" w:hAnsi="DejaVu Sans Mono" w:cs="DejaVu Sans Mono"/>
                 <w:color w:val="E2E8F0"/>
                 <w:sz w:val="17"/>
               </w:rPr>
-              <w:t xml:space="preserve"/>
-            </w:r>
-            <w:br/>
+              <w:t>// NodeList bukan array: map dan filter tidak ada di sana</w:t>
+            </w:r>
+            <w:r>
+              <w:br/>
+            </w:r>
             <w:r>
               <w:rPr>
                 <w:rFonts w:ascii="DejaVu Sans Mono" w:eastAsia="DejaVu Sans Mono" w:hAnsi="DejaVu Sans Mono" w:cs="DejaVu Sans Mono"/>
                 <w:color w:val="E2E8F0"/>
                 <w:sz w:val="17"/>
               </w:rPr>
-              <w:t xml:space="preserve">// NodeList bukan array: map dan filter tidak ada di sana</w:t>
-            </w:r>
-            <w:br/>
-            <w:r>
-              <w:rPr>
-                <w:rFonts w:ascii="DejaVu Sans Mono" w:eastAsia="DejaVu Sans Mono" w:hAnsi="DejaVu Sans Mono" w:cs="DejaVu Sans Mono"/>
-                <w:color w:val="E2E8F0"/>
-                <w:sz w:val="17"/>
-              </w:rPr>
-              <w:t xml:space="preserve">Array.from(document.querySelectorAll(".filter")).map((t) =&gt; t.textContent);</w:t>
+              <w:t>Array.from(document.querySelectorAll(".filter")).map((t) =&gt; t.textContent);</w:t>
             </w:r>
           </w:p>
         </w:tc>
@@ -2391,7 +2460,7 @@
           <w:b/>
           <w:color w:val="003796"/>
         </w:rPr>
-        <w:t xml:space="preserve">A.2  Daftar elemen yang akan saya isi</w:t>
+        <w:t>A.2  Daftar elemen yang akan saya isi</w:t>
       </w:r>
     </w:p>
     <w:p>
@@ -2400,7 +2469,7 @@
           <w:rFonts w:cs="Carlito"/>
           <w:sz w:val="20"/>
         </w:rPr>
-        <w:t xml:space="preserve">Isi tabel ini sebelum menulis kode. Nama id atau kelas yang Anda catat di sini harus sama huruf per huruf dengan yang ada di profil.html — di situlah sumber galat null yang paling sering terjadi.</w:t>
+        <w:t>Isi tabel ini sebelum menulis kode. Nama id atau kelas yang Anda catat di sini harus sama huruf per huruf dengan yang ada di profil.html — di situlah sumber galat null yang paling sering terjadi.</w:t>
       </w:r>
     </w:p>
     <w:tbl>
@@ -2444,7 +2513,7 @@
                 <w:color w:val="FFFFFF"/>
                 <w:sz w:val="18"/>
               </w:rPr>
-              <w:t xml:space="preserve">Bagian halaman</w:t>
+              <w:t>Bagian halaman</w:t>
             </w:r>
           </w:p>
         </w:tc>
@@ -2470,7 +2539,7 @@
                 <w:color w:val="FFFFFF"/>
                 <w:sz w:val="18"/>
               </w:rPr>
-              <w:t xml:space="preserve">Pemilih yang saya pakai</w:t>
+              <w:t>Pemilih yang saya pakai</w:t>
             </w:r>
           </w:p>
         </w:tc>
@@ -2496,7 +2565,7 @@
                 <w:color w:val="FFFFFF"/>
                 <w:sz w:val="18"/>
               </w:rPr>
-              <w:t xml:space="preserve">Diisi apa</w:t>
+              <w:t>Diisi apa</w:t>
             </w:r>
           </w:p>
         </w:tc>
@@ -2522,7 +2591,7 @@
                 <w:color w:val="FFFFFF"/>
                 <w:sz w:val="18"/>
               </w:rPr>
-              <w:t xml:space="preserve">Nama variabel</w:t>
+              <w:t>Nama variabel</w:t>
             </w:r>
           </w:p>
         </w:tc>
@@ -2552,7 +2621,7 @@
                 <w:rFonts w:cs="Carlito"/>
                 <w:sz w:val="18"/>
               </w:rPr>
-              <w:t xml:space="preserve">Daftar proyek</w:t>
+              <w:t>Daftar proyek</w:t>
             </w:r>
           </w:p>
         </w:tc>
@@ -2570,13 +2639,6 @@
             <w:pPr>
               <w:spacing w:before="20" w:after="20" w:line="252" w:lineRule="auto"/>
             </w:pPr>
-            <w:r>
-              <w:rPr>
-                <w:rFonts w:cs="Carlito"/>
-                <w:sz w:val="18"/>
-              </w:rPr>
-              <w:t xml:space="preserve"/>
-            </w:r>
           </w:p>
         </w:tc>
         <w:tc>
@@ -2593,13 +2655,6 @@
             <w:pPr>
               <w:spacing w:before="20" w:after="20" w:line="252" w:lineRule="auto"/>
             </w:pPr>
-            <w:r>
-              <w:rPr>
-                <w:rFonts w:cs="Carlito"/>
-                <w:sz w:val="18"/>
-              </w:rPr>
-              <w:t xml:space="preserve"/>
-            </w:r>
           </w:p>
         </w:tc>
         <w:tc>
@@ -2616,13 +2671,6 @@
             <w:pPr>
               <w:spacing w:before="20" w:after="20" w:line="252" w:lineRule="auto"/>
             </w:pPr>
-            <w:r>
-              <w:rPr>
-                <w:rFonts w:cs="Carlito"/>
-                <w:sz w:val="18"/>
-              </w:rPr>
-              <w:t xml:space="preserve"/>
-            </w:r>
           </w:p>
         </w:tc>
       </w:tr>
@@ -2651,7 +2699,7 @@
                 <w:rFonts w:cs="Carlito"/>
                 <w:sz w:val="18"/>
               </w:rPr>
-              <w:t xml:space="preserve">Baris tombol filter</w:t>
+              <w:t>Baris tombol filter</w:t>
             </w:r>
           </w:p>
         </w:tc>
@@ -2669,13 +2717,6 @@
             <w:pPr>
               <w:spacing w:before="20" w:after="20" w:line="252" w:lineRule="auto"/>
             </w:pPr>
-            <w:r>
-              <w:rPr>
-                <w:rFonts w:cs="Carlito"/>
-                <w:sz w:val="18"/>
-              </w:rPr>
-              <w:t xml:space="preserve"/>
-            </w:r>
           </w:p>
         </w:tc>
         <w:tc>
@@ -2692,13 +2733,6 @@
             <w:pPr>
               <w:spacing w:before="20" w:after="20" w:line="252" w:lineRule="auto"/>
             </w:pPr>
-            <w:r>
-              <w:rPr>
-                <w:rFonts w:cs="Carlito"/>
-                <w:sz w:val="18"/>
-              </w:rPr>
-              <w:t xml:space="preserve"/>
-            </w:r>
           </w:p>
         </w:tc>
         <w:tc>
@@ -2715,13 +2749,6 @@
             <w:pPr>
               <w:spacing w:before="20" w:after="20" w:line="252" w:lineRule="auto"/>
             </w:pPr>
-            <w:r>
-              <w:rPr>
-                <w:rFonts w:cs="Carlito"/>
-                <w:sz w:val="18"/>
-              </w:rPr>
-              <w:t xml:space="preserve"/>
-            </w:r>
           </w:p>
         </w:tc>
       </w:tr>
@@ -2750,7 +2777,7 @@
                 <w:rFonts w:cs="Carlito"/>
                 <w:sz w:val="18"/>
               </w:rPr>
-              <w:t xml:space="preserve">Pesan daftar kosong</w:t>
+              <w:t>Pesan daftar kosong</w:t>
             </w:r>
           </w:p>
         </w:tc>
@@ -2768,13 +2795,6 @@
             <w:pPr>
               <w:spacing w:before="20" w:after="20" w:line="252" w:lineRule="auto"/>
             </w:pPr>
-            <w:r>
-              <w:rPr>
-                <w:rFonts w:cs="Carlito"/>
-                <w:sz w:val="18"/>
-              </w:rPr>
-              <w:t xml:space="preserve"/>
-            </w:r>
           </w:p>
         </w:tc>
         <w:tc>
@@ -2791,13 +2811,6 @@
             <w:pPr>
               <w:spacing w:before="20" w:after="20" w:line="252" w:lineRule="auto"/>
             </w:pPr>
-            <w:r>
-              <w:rPr>
-                <w:rFonts w:cs="Carlito"/>
-                <w:sz w:val="18"/>
-              </w:rPr>
-              <w:t xml:space="preserve"/>
-            </w:r>
           </w:p>
         </w:tc>
         <w:tc>
@@ -2814,13 +2827,6 @@
             <w:pPr>
               <w:spacing w:before="20" w:after="20" w:line="252" w:lineRule="auto"/>
             </w:pPr>
-            <w:r>
-              <w:rPr>
-                <w:rFonts w:cs="Carlito"/>
-                <w:sz w:val="18"/>
-              </w:rPr>
-              <w:t xml:space="preserve"/>
-            </w:r>
           </w:p>
         </w:tc>
       </w:tr>
@@ -2849,7 +2855,7 @@
                 <w:rFonts w:cs="Carlito"/>
                 <w:sz w:val="18"/>
               </w:rPr>
-              <w:t xml:space="preserve">Form dan tiap kolomnya</w:t>
+              <w:t>Form dan tiap kolomnya</w:t>
             </w:r>
           </w:p>
         </w:tc>
@@ -2867,13 +2873,6 @@
             <w:pPr>
               <w:spacing w:before="20" w:after="20" w:line="252" w:lineRule="auto"/>
             </w:pPr>
-            <w:r>
-              <w:rPr>
-                <w:rFonts w:cs="Carlito"/>
-                <w:sz w:val="18"/>
-              </w:rPr>
-              <w:t xml:space="preserve"/>
-            </w:r>
           </w:p>
         </w:tc>
         <w:tc>
@@ -2890,13 +2889,6 @@
             <w:pPr>
               <w:spacing w:before="20" w:after="20" w:line="252" w:lineRule="auto"/>
             </w:pPr>
-            <w:r>
-              <w:rPr>
-                <w:rFonts w:cs="Carlito"/>
-                <w:sz w:val="18"/>
-              </w:rPr>
-              <w:t xml:space="preserve"/>
-            </w:r>
           </w:p>
         </w:tc>
         <w:tc>
@@ -2913,13 +2905,6 @@
             <w:pPr>
               <w:spacing w:before="20" w:after="20" w:line="252" w:lineRule="auto"/>
             </w:pPr>
-            <w:r>
-              <w:rPr>
-                <w:rFonts w:cs="Carlito"/>
-                <w:sz w:val="18"/>
-              </w:rPr>
-              <w:t xml:space="preserve"/>
-            </w:r>
           </w:p>
         </w:tc>
       </w:tr>
@@ -2940,7 +2925,7 @@
           <w:b/>
           <w:color w:val="003796"/>
         </w:rPr>
-        <w:t xml:space="preserve">A.3  Membuat berkas dom.js dan menyambungkannya</w:t>
+        <w:t>A.3  Membuat berkas dom.js dan menyambungkannya</w:t>
       </w:r>
     </w:p>
     <w:p>
@@ -2949,7 +2934,7 @@
           <w:rFonts w:cs="Carlito"/>
           <w:sz w:val="20"/>
         </w:rPr>
-        <w:t xml:space="preserve">Buat berkas baru bernama js/dom.js, lalu tambahkan satu baris &lt;script&gt; lagi sebelum &lt;/body&gt;. Berkas app.js dari Pertemuan 8 tidak diubah — ia tetap memuat data dan fungsi. Berkas dom.js memakai data itu untuk mengisi halaman.</w:t>
+        <w:t>Buat berkas baru bernama js/dom.js, lalu tambahkan satu baris &lt;script&gt; lagi sebelum &lt;/body&gt;. Berkas app.js dari Pertemuan 8 tidak diubah — ia tetap memuat data dan fungsi. Berkas dom.js memakai data itu untuk mengisi halaman.</w:t>
       </w:r>
     </w:p>
     <w:tbl>
@@ -2988,7 +2973,9 @@
               </w:rPr>
               <w:t xml:space="preserve">  &lt;script type="module" src="js/app.js"&gt;&lt;/script&gt;</w:t>
             </w:r>
-            <w:br/>
+            <w:r>
+              <w:br/>
+            </w:r>
             <w:r>
               <w:rPr>
                 <w:rFonts w:ascii="DejaVu Sans Mono" w:eastAsia="DejaVu Sans Mono" w:hAnsi="DejaVu Sans Mono" w:cs="DejaVu Sans Mono"/>
@@ -2997,14 +2984,16 @@
               </w:rPr>
               <w:t xml:space="preserve">  &lt;script type="module" src="js/dom.js"&gt;&lt;/script&gt;</w:t>
             </w:r>
-            <w:br/>
+            <w:r>
+              <w:br/>
+            </w:r>
             <w:r>
               <w:rPr>
                 <w:rFonts w:ascii="DejaVu Sans Mono" w:eastAsia="DejaVu Sans Mono" w:hAnsi="DejaVu Sans Mono" w:cs="DejaVu Sans Mono"/>
                 <w:color w:val="E2E8F0"/>
                 <w:sz w:val="17"/>
               </w:rPr>
-              <w:t xml:space="preserve">&lt;/body&gt;</w:t>
+              <w:t>&lt;/body&gt;</w:t>
             </w:r>
           </w:p>
         </w:tc>
@@ -3055,7 +3044,7 @@
                 <w:color w:val="FFFFFF"/>
                 <w:sz w:val="18"/>
               </w:rPr>
-              <w:t xml:space="preserve">Bagian berkas</w:t>
+              <w:t>Bagian berkas</w:t>
             </w:r>
           </w:p>
         </w:tc>
@@ -3081,7 +3070,7 @@
                 <w:color w:val="FFFFFF"/>
                 <w:sz w:val="18"/>
               </w:rPr>
-              <w:t xml:space="preserve">Untuk apa</w:t>
+              <w:t>Untuk apa</w:t>
             </w:r>
           </w:p>
         </w:tc>
@@ -3107,7 +3096,7 @@
                 <w:color w:val="FFFFFF"/>
                 <w:sz w:val="18"/>
               </w:rPr>
-              <w:t xml:space="preserve">Akibat bila salah</w:t>
+              <w:t>Akibat bila salah</w:t>
             </w:r>
           </w:p>
         </w:tc>
@@ -3137,7 +3126,8 @@
                 <w:rFonts w:cs="Carlito"/>
                 <w:sz w:val="18"/>
               </w:rPr>
-              <w:t xml:space="preserve">js/dom.js dipisah dari app.js</w:t>
+              <w:lastRenderedPageBreak/>
+              <w:t>js/dom.js dipisah dari app.js</w:t>
             </w:r>
           </w:p>
         </w:tc>
@@ -3160,7 +3150,7 @@
                 <w:rFonts w:cs="Carlito"/>
                 <w:sz w:val="18"/>
               </w:rPr>
-              <w:t xml:space="preserve">app.js menyimpan data dan fungsi murni; dom.js menyentuh halaman. Batas ini yang dipecah lagi di Pertemuan 11</w:t>
+              <w:t>app.js menyimpan data dan fungsi murni; dom.js menyentuh halaman. Batas ini yang dipecah lagi di Pertemuan 11</w:t>
             </w:r>
           </w:p>
         </w:tc>
@@ -3183,7 +3173,7 @@
                 <w:rFonts w:cs="Carlito"/>
                 <w:sz w:val="18"/>
               </w:rPr>
-              <w:t xml:space="preserve">Semua ditulis di satu berkas: sulit dicari ketika halaman tidak berubah</w:t>
+              <w:t>Semua ditulis di satu berkas: sulit dicari ketika halaman tidak berubah</w:t>
             </w:r>
           </w:p>
         </w:tc>
@@ -3213,7 +3203,7 @@
                 <w:rFonts w:cs="Carlito"/>
                 <w:sz w:val="18"/>
               </w:rPr>
-              <w:t xml:space="preserve">Urutan dua baris &lt;script&gt;</w:t>
+              <w:t>Urutan dua baris &lt;script&gt;</w:t>
             </w:r>
           </w:p>
         </w:tc>
@@ -3236,7 +3226,7 @@
                 <w:rFonts w:cs="Carlito"/>
                 <w:sz w:val="18"/>
               </w:rPr>
-              <w:t xml:space="preserve">app.js lebih dulu, karena dom.js memakai data darinya</w:t>
+              <w:t>app.js lebih dulu, karena dom.js memakai data darinya</w:t>
             </w:r>
           </w:p>
         </w:tc>
@@ -3259,7 +3249,7 @@
                 <w:rFonts w:cs="Carlito"/>
                 <w:sz w:val="18"/>
               </w:rPr>
-              <w:t xml:space="preserve">dom.js berjalan tanpa datanya dan langsung berhenti</w:t>
+              <w:t>dom.js berjalan tanpa datanya dan langsung berhenti</w:t>
             </w:r>
           </w:p>
         </w:tc>
@@ -3289,7 +3279,7 @@
                 <w:rFonts w:cs="Carlito"/>
                 <w:sz w:val="18"/>
               </w:rPr>
-              <w:t xml:space="preserve">type="module" pada keduanya</w:t>
+              <w:t>type="module" pada keduanya</w:t>
             </w:r>
           </w:p>
         </w:tc>
@@ -3312,7 +3302,7 @@
                 <w:rFonts w:cs="Carlito"/>
                 <w:sz w:val="18"/>
               </w:rPr>
-              <w:t xml:space="preserve">Kedua berkas berbagi lingkup yang sama dan bisa memakai import</w:t>
+              <w:t>Kedua berkas berbagi lingkup yang sama dan bisa memakai import</w:t>
             </w:r>
           </w:p>
         </w:tc>
@@ -3335,7 +3325,7 @@
                 <w:rFonts w:cs="Carlito"/>
                 <w:sz w:val="18"/>
               </w:rPr>
-              <w:t xml:space="preserve">Nama variabel bocor ke jendela peramban; import tidak bisa dipakai</w:t>
+              <w:t>Nama variabel bocor ke jendela peramban; import tidak bisa dipakai</w:t>
             </w:r>
           </w:p>
         </w:tc>
@@ -3385,7 +3375,7 @@
                 <w:color w:val="FFFFFF"/>
                 <w:sz w:val="19"/>
               </w:rPr>
-              <w:t xml:space="preserve">Sudah dikerjakan</w:t>
+              <w:t>Sudah dikerjakan</w:t>
             </w:r>
           </w:p>
         </w:tc>
@@ -3411,7 +3401,7 @@
                 <w:color w:val="FFFFFF"/>
                 <w:sz w:val="19"/>
               </w:rPr>
-              <w:t xml:space="preserve">Tanda</w:t>
+              <w:t>Tanda</w:t>
             </w:r>
           </w:p>
         </w:tc>
@@ -3441,7 +3431,7 @@
                 <w:rFonts w:cs="Carlito"/>
                 <w:sz w:val="19"/>
               </w:rPr>
-              <w:t xml:space="preserve">Folder worksheet-p9/ berisi profil.html, seluruh CSS, dan js/app.js dari Pertemuan 8</w:t>
+              <w:t>Folder worksheet-p9/ berisi profil.html, seluruh CSS, dan js/app.js dari Pertemuan 8</w:t>
             </w:r>
           </w:p>
         </w:tc>
@@ -3487,7 +3477,7 @@
                 <w:rFonts w:cs="Carlito"/>
                 <w:sz w:val="19"/>
               </w:rPr>
-              <w:t xml:space="preserve">Berkas js/dom.js sudah dibuat dan disambungkan sebelum &lt;/body&gt;</w:t>
+              <w:t>Berkas js/dom.js sudah dibuat dan disambungkan sebelum &lt;/body&gt;</w:t>
             </w:r>
           </w:p>
         </w:tc>
@@ -3533,7 +3523,7 @@
                 <w:rFonts w:cs="Carlito"/>
                 <w:sz w:val="19"/>
               </w:rPr>
-              <w:t xml:space="preserve">Seluruh pemilih di tabel A.2 sudah diuji di Console dan tidak ada yang null</w:t>
+              <w:t>Seluruh pemilih di tabel A.2 sudah diuji di Console dan tidak ada yang null</w:t>
             </w:r>
           </w:p>
         </w:tc>
@@ -3579,7 +3569,7 @@
                 <w:rFonts w:cs="Carlito"/>
                 <w:sz w:val="19"/>
               </w:rPr>
-              <w:t xml:space="preserve">Halaman dibuka lewat server lokal; Console tidak menampilkan pesan 404</w:t>
+              <w:t>Halaman dibuka lewat server lokal; Console tidak menampilkan pesan 404</w:t>
             </w:r>
           </w:p>
         </w:tc>
@@ -3625,7 +3615,7 @@
                 <w:rFonts w:cs="Carlito"/>
                 <w:sz w:val="19"/>
               </w:rPr>
-              <w:t xml:space="preserve">Panel Elements sudah dipakai sekali untuk memastikan nama id dan kelasnya</w:t>
+              <w:t>Panel Elements sudah dipakai sekali untuk memastikan nama id dan kelasnya</w:t>
             </w:r>
           </w:p>
         </w:tc>
@@ -3684,7 +3674,7 @@
                 <w:color w:val="1B6B3A"/>
                 <w:sz w:val="20"/>
               </w:rPr>
-              <w:t xml:space="preserve">Kalau pemilih Anda menghasilkan null, jangan menebak.  Tulis pemilihnya di Console, lalu bandingkan hasilnya dengan panel Elements. Sembilan dari sepuluh galat null berakhir pada satu huruf yang berbeda.</w:t>
+              <w:t>Kalau pemilih Anda menghasilkan null, jangan menebak.  Tulis pemilihnya di Console, lalu bandingkan hasilnya dengan panel Elements. Sembilan dari sepuluh galat null berakhir pada satu huruf yang berbeda.</w:t>
             </w:r>
           </w:p>
         </w:tc>
@@ -3724,7 +3714,7 @@
                 <w:b/>
                 <w:color w:val="FFFFFF"/>
               </w:rPr>
-              <w:t xml:space="preserve">▌  SIMPAN KE GIT — SETELAH LEMBAR A</w:t>
+              <w:t>▌  SIMPAN KE GIT — SETELAH LEMBAR A</w:t>
             </w:r>
           </w:p>
         </w:tc>
@@ -3769,52 +3759,54 @@
                 <w:color w:val="E2E8F0"/>
                 <w:sz w:val="17"/>
               </w:rPr>
-              <w:t xml:space="preserve">git add .</w:t>
-            </w:r>
-            <w:br/>
+              <w:t>git add .</w:t>
+            </w:r>
+            <w:r>
+              <w:br/>
+            </w:r>
             <w:r>
               <w:rPr>
                 <w:rFonts w:ascii="DejaVu Sans Mono" w:eastAsia="DejaVu Sans Mono" w:hAnsi="DejaVu Sans Mono" w:cs="DejaVu Sans Mono"/>
                 <w:color w:val="E2E8F0"/>
                 <w:sz w:val="17"/>
               </w:rPr>
-              <w:t xml:space="preserve">git commit -m "pesan Anda"</w:t>
-            </w:r>
-            <w:br/>
+              <w:t>git commit -m "pesan Anda"</w:t>
+            </w:r>
+            <w:r>
+              <w:br/>
+            </w:r>
             <w:r>
               <w:rPr>
                 <w:rFonts w:ascii="DejaVu Sans Mono" w:eastAsia="DejaVu Sans Mono" w:hAnsi="DejaVu Sans Mono" w:cs="DejaVu Sans Mono"/>
                 <w:color w:val="E2E8F0"/>
                 <w:sz w:val="17"/>
               </w:rPr>
-              <w:t xml:space="preserve">git push</w:t>
-            </w:r>
-            <w:br/>
+              <w:t>git push</w:t>
+            </w:r>
+            <w:r>
+              <w:br/>
+            </w:r>
+            <w:r>
+              <w:br/>
+            </w:r>
             <w:r>
               <w:rPr>
                 <w:rFonts w:ascii="DejaVu Sans Mono" w:eastAsia="DejaVu Sans Mono" w:hAnsi="DejaVu Sans Mono" w:cs="DejaVu Sans Mono"/>
                 <w:color w:val="E2E8F0"/>
                 <w:sz w:val="17"/>
               </w:rPr>
-              <w:t xml:space="preserve"/>
-            </w:r>
-            <w:br/>
+              <w:t># pesan commit yang disarankan:</w:t>
+            </w:r>
+            <w:r>
+              <w:br/>
+            </w:r>
             <w:r>
               <w:rPr>
                 <w:rFonts w:ascii="DejaVu Sans Mono" w:eastAsia="DejaVu Sans Mono" w:hAnsi="DejaVu Sans Mono" w:cs="DejaVu Sans Mono"/>
                 <w:color w:val="E2E8F0"/>
                 <w:sz w:val="17"/>
               </w:rPr>
-              <w:t xml:space="preserve"># pesan commit yang disarankan:</w:t>
-            </w:r>
-            <w:br/>
-            <w:r>
-              <w:rPr>
-                <w:rFonts w:ascii="DejaVu Sans Mono" w:eastAsia="DejaVu Sans Mono" w:hAnsi="DejaVu Sans Mono" w:cs="DejaVu Sans Mono"/>
-                <w:color w:val="E2E8F0"/>
-                <w:sz w:val="17"/>
-              </w:rPr>
-              <w:t xml:space="preserve"># P9 — pilih elemennya dulu</w:t>
+              <w:t># P9 — pilih elemennya dulu</w:t>
             </w:r>
           </w:p>
         </w:tc>
@@ -3831,7 +3823,7 @@
           <w:rFonts w:cs="Carlito"/>
           <w:sz w:val="20"/>
         </w:rPr>
-        <w:t xml:space="preserve">Lembar A sudah selesai? Simpan hasilnya sekarang, jangan menunggu kelas berakhir. Simpanan ini tidak memerlukan langkah tambahan apa pun — hanya memastikan pekerjaan Anda tidak bergantung pada satu berkas di satu komputer.</w:t>
+        <w:t>Lembar A sudah selesai? Simpan hasilnya sekarang, jangan menunggu kelas berakhir. Simpanan ini tidak memerlukan langkah tambahan apa pun — hanya memastikan pekerjaan Anda tidak bergantung pada satu berkas di satu komputer.</w:t>
       </w:r>
     </w:p>
     <w:p>
@@ -3846,7 +3838,7 @@
           <w:color w:val="5A6080"/>
           <w:sz w:val="17"/>
         </w:rPr>
-        <w:t xml:space="preserve">A — simpan perubahan</w:t>
+        <w:t>A — simpan perubahan</w:t>
       </w:r>
     </w:p>
     <w:p>
@@ -3855,7 +3847,7 @@
           <w:rFonts w:cs="Carlito"/>
           <w:sz w:val="20"/>
         </w:rPr>
-        <w:t xml:space="preserve">Cara memastikan: buka Console dan panggil setiap variabel elemen Anda. Tidak ada satu pun yang bernilai null.</w:t>
+        <w:t>Cara memastikan: buka Console dan panggil setiap variabel elemen Anda. Tidak ada satu pun yang bernilai null.</w:t>
       </w:r>
     </w:p>
     <w:p>
@@ -3907,6 +3899,7 @@
                 <w:color w:val="FFFFFF"/>
                 <w:sz w:val="22"/>
               </w:rPr>
+              <w:lastRenderedPageBreak/>
               <w:t>WORKSHEET</w:t>
             </w:r>
           </w:p>
@@ -3934,7 +3927,7 @@
                 <w:color w:val="1A1A2E"/>
                 <w:sz w:val="30"/>
               </w:rPr>
-              <w:t xml:space="preserve">B</w:t>
+              <w:t>B</w:t>
             </w:r>
           </w:p>
         </w:tc>
@@ -3960,7 +3953,7 @@
                 <w:color w:val="003796"/>
                 <w:sz w:val="18"/>
               </w:rPr>
-              <w:t xml:space="preserve">Pertemuan 9  ·  DOM, Event, dan Interaktivitas</w:t>
+              <w:t>Pertemuan 9  ·  DOM, Event, dan Interaktivitas</w:t>
             </w:r>
           </w:p>
         </w:tc>
@@ -3978,7 +3971,7 @@
           <w:color w:val="5A6080"/>
           <w:sz w:val="17"/>
         </w:rPr>
-        <w:t xml:space="preserve">Lembar B — Menyusun elemen dari data</w:t>
+        <w:t>Lembar B — Menyusun elemen dari data</w:t>
       </w:r>
     </w:p>
     <w:p>
@@ -4004,15 +3997,13 @@
             <w:pPr>
               <w:spacing w:before="40" w:after="40"/>
             </w:pPr>
-            <w:proofErr w:type="gramStart"/>
-            <w:proofErr w:type="gramEnd"/>
             <w:r>
               <w:rPr>
                 <w:rFonts w:cs="Carlito"/>
                 <w:b/>
                 <w:color w:val="FFFFFF"/>
               </w:rPr>
-              <w:t xml:space="preserve">▌  SATU DATA, SATU WUJUD DI HALAMAN</w:t>
+              <w:t>▌  SATU DATA, SATU WUJUD DI HALAMAN</w:t>
             </w:r>
           </w:p>
         </w:tc>
@@ -4029,7 +4020,7 @@
           <w:rFonts w:cs="Carlito"/>
           <w:sz w:val="20"/>
         </w:rPr>
-        <w:t xml:space="preserve">Sekarang bentuk nyata pekerjaan hari ini: daftar proyek yang selama ini hanya terlihat sebagai tabel di Console harus tampil di halaman. Yang menulis kartunya bukan Anda, melainkan JavaScript — satu kartu untuk satu isi array, sebanyak isinya.</w:t>
+        <w:t>Sekarang bentuk nyata pekerjaan hari ini: daftar proyek yang selama ini hanya terlihat sebagai tabel di Console harus tampil di halaman. Yang menulis kartunya bukan Anda, melainkan JavaScript — satu kartu untuk satu isi array, sebanyak isinya.</w:t>
       </w:r>
     </w:p>
     <w:p>
@@ -4048,7 +4039,7 @@
           <w:b/>
           <w:color w:val="003796"/>
         </w:rPr>
-        <w:t xml:space="preserve">B.1  createElement, textContent, lalu append</w:t>
+        <w:t>B.1  createElement, textContent, lalu append</w:t>
       </w:r>
     </w:p>
     <w:p>
@@ -4057,7 +4048,7 @@
           <w:rFonts w:cs="Carlito"/>
           <w:sz w:val="20"/>
         </w:rPr>
-        <w:t xml:space="preserve">Ada dua cara mengisi halaman, dan pilihannya bukan selera. Menempelkan teks HTML dengan innerHTML lebih pendek, tetapi peramban membacanya sebagai HTML — termasuk apa pun yang diketikkan pengguna. Menyusun elemen satu per satu lebih panjang beberapa baris, dan halaman Anda tidak bisa disusupi.</w:t>
+        <w:t>Ada dua cara mengisi halaman, dan pilihannya bukan selera. Menempelkan teks HTML dengan innerHTML lebih pendek, tetapi peramban membacanya sebagai HTML — termasuk apa pun yang diketikkan pengguna. Menyusun elemen satu per satu lebih panjang beberapa baris, dan halaman Anda tidak bisa disusupi.</w:t>
       </w:r>
     </w:p>
     <w:tbl>
@@ -4100,7 +4091,7 @@
                 <w:color w:val="FFFFFF"/>
                 <w:sz w:val="18"/>
               </w:rPr>
-              <w:t xml:space="preserve">Yang dipakai</w:t>
+              <w:t>Yang dipakai</w:t>
             </w:r>
           </w:p>
         </w:tc>
@@ -4126,7 +4117,7 @@
                 <w:color w:val="FFFFFF"/>
                 <w:sz w:val="18"/>
               </w:rPr>
-              <w:t xml:space="preserve">Perannya</w:t>
+              <w:t>Perannya</w:t>
             </w:r>
           </w:p>
         </w:tc>
@@ -4152,7 +4143,7 @@
                 <w:color w:val="FFFFFF"/>
                 <w:sz w:val="18"/>
               </w:rPr>
-              <w:t xml:space="preserve">Akibat bila tertukar</w:t>
+              <w:t>Akibat bila tertukar</w:t>
             </w:r>
           </w:p>
         </w:tc>
@@ -4182,7 +4173,7 @@
                 <w:rFonts w:cs="Carlito"/>
                 <w:sz w:val="18"/>
               </w:rPr>
-              <w:t xml:space="preserve">createElement("li")</w:t>
+              <w:t>createElement("li")</w:t>
             </w:r>
           </w:p>
         </w:tc>
@@ -4205,7 +4196,7 @@
                 <w:rFonts w:cs="Carlito"/>
                 <w:sz w:val="18"/>
               </w:rPr>
-              <w:t xml:space="preserve">Membuat elemen baru yang belum berada di halaman</w:t>
+              <w:t>Membuat elemen baru yang belum berada di halaman</w:t>
             </w:r>
           </w:p>
         </w:tc>
@@ -4228,7 +4219,7 @@
                 <w:rFonts w:cs="Carlito"/>
                 <w:sz w:val="18"/>
               </w:rPr>
-              <w:t xml:space="preserve">Elemen yang dibuat tidak muncul sampai dimasukkan ke wadah</w:t>
+              <w:t>Elemen yang dibuat tidak muncul sampai dimasukkan ke wadah</w:t>
             </w:r>
           </w:p>
         </w:tc>
@@ -4258,7 +4249,7 @@
                 <w:rFonts w:cs="Carlito"/>
                 <w:sz w:val="18"/>
               </w:rPr>
-              <w:t xml:space="preserve">textContent = nilai</w:t>
+              <w:t>textContent = nilai</w:t>
             </w:r>
           </w:p>
         </w:tc>
@@ -4281,7 +4272,7 @@
                 <w:rFonts w:cs="Carlito"/>
                 <w:sz w:val="18"/>
               </w:rPr>
-              <w:t xml:space="preserve">Mengisi teks; apa pun isinya dianggap teks</w:t>
+              <w:t>Mengisi teks; apa pun isinya dianggap teks</w:t>
             </w:r>
           </w:p>
         </w:tc>
@@ -4304,7 +4295,7 @@
                 <w:rFonts w:cs="Carlito"/>
                 <w:sz w:val="18"/>
               </w:rPr>
-              <w:t xml:space="preserve">Memakai innerHTML: teks dari pengguna dijalankan sebagai HTML (XSS)</w:t>
+              <w:t>Memakai innerHTML: teks dari pengguna dijalankan sebagai HTML (XSS)</w:t>
             </w:r>
           </w:p>
         </w:tc>
@@ -4334,7 +4325,7 @@
                 <w:rFonts w:cs="Carlito"/>
                 <w:sz w:val="18"/>
               </w:rPr>
-              <w:t xml:space="preserve">append(anak)</w:t>
+              <w:t>append(anak)</w:t>
             </w:r>
           </w:p>
         </w:tc>
@@ -4357,7 +4348,7 @@
                 <w:rFonts w:cs="Carlito"/>
                 <w:sz w:val="18"/>
               </w:rPr>
-              <w:t xml:space="preserve">Memasukkan elemen sebagai anak terakhir wadah</w:t>
+              <w:t>Memasukkan elemen sebagai anak terakhir wadah</w:t>
             </w:r>
           </w:p>
         </w:tc>
@@ -4380,7 +4371,7 @@
                 <w:rFonts w:cs="Carlito"/>
                 <w:sz w:val="18"/>
               </w:rPr>
-              <w:t xml:space="preserve">append("&lt;li&gt;") menyisipkan teks, bukan elemen</w:t>
+              <w:t>append("&lt;li&gt;") menyisipkan teks, bukan elemen</w:t>
             </w:r>
           </w:p>
         </w:tc>
@@ -4410,7 +4401,7 @@
                 <w:rFonts w:cs="Carlito"/>
                 <w:sz w:val="18"/>
               </w:rPr>
-              <w:t xml:space="preserve">className = "kartu"</w:t>
+              <w:t>className = "kartu"</w:t>
             </w:r>
           </w:p>
         </w:tc>
@@ -4433,7 +4424,7 @@
                 <w:rFonts w:cs="Carlito"/>
                 <w:sz w:val="18"/>
               </w:rPr>
-              <w:t xml:space="preserve">Memberi kelas supaya tampil seperti elemen lain</w:t>
+              <w:t>Memberi kelas supaya tampil seperti elemen lain</w:t>
             </w:r>
           </w:p>
         </w:tc>
@@ -4456,7 +4447,7 @@
                 <w:rFonts w:cs="Carlito"/>
                 <w:sz w:val="18"/>
               </w:rPr>
-              <w:t xml:space="preserve">Tanpa kelas, elemennya ada tetapi tidak berformat</w:t>
+              <w:t>Tanpa kelas, elemennya ada tetapi tidak berformat</w:t>
             </w:r>
           </w:p>
         </w:tc>
@@ -4486,7 +4477,7 @@
                 <w:rFonts w:cs="Carlito"/>
                 <w:sz w:val="18"/>
               </w:rPr>
-              <w:t xml:space="preserve">DocumentFragment</w:t>
+              <w:t>DocumentFragment</w:t>
             </w:r>
           </w:p>
         </w:tc>
@@ -4509,7 +4500,7 @@
                 <w:rFonts w:cs="Carlito"/>
                 <w:sz w:val="18"/>
               </w:rPr>
-              <w:t xml:space="preserve">Wadah sementara di luar halaman; halaman digambar sekali</w:t>
+              <w:t>Wadah sementara di luar halaman; halaman digambar sekali</w:t>
             </w:r>
           </w:p>
         </w:tc>
@@ -4532,7 +4523,7 @@
                 <w:rFonts w:cs="Carlito"/>
                 <w:sz w:val="18"/>
               </w:rPr>
-              <w:t xml:space="preserve">Tanpa itu, halaman digambar ulang setiap kali satu kartu ditambahkan</w:t>
+              <w:t>Tanpa itu, halaman digambar ulang setiap kali satu kartu ditambahkan</w:t>
             </w:r>
           </w:p>
         </w:tc>
@@ -4561,15 +4552,13 @@
             <w:pPr>
               <w:spacing w:before="40" w:after="40"/>
             </w:pPr>
-            <w:proofErr w:type="gramStart"/>
-            <w:proofErr w:type="gramEnd"/>
             <w:r>
               <w:rPr>
                 <w:rFonts w:cs="Carlito"/>
                 <w:b/>
                 <w:color w:val="FFFFFF"/>
               </w:rPr>
-              <w:t xml:space="preserve">▌  SATU IS ARRAY, SATU KARTU</w:t>
+              <w:t>▌  SATU IS ARRAY, SATU KARTU</w:t>
             </w:r>
           </w:p>
         </w:tc>
@@ -4609,88 +4598,90 @@
                 <w:color w:val="E2E8F0"/>
                 <w:sz w:val="17"/>
               </w:rPr>
-              <w:t xml:space="preserve">const wadah = document.querySelector("#daftar");</w:t>
-            </w:r>
-            <w:br/>
+              <w:t>const wadah = document.querySelector("#daftar");</w:t>
+            </w:r>
+            <w:r>
+              <w:br/>
+            </w:r>
+            <w:r>
+              <w:br/>
+            </w:r>
             <w:r>
               <w:rPr>
                 <w:rFonts w:ascii="DejaVu Sans Mono" w:eastAsia="DejaVu Sans Mono" w:hAnsi="DejaVu Sans Mono" w:cs="DejaVu Sans Mono"/>
                 <w:color w:val="E2E8F0"/>
                 <w:sz w:val="17"/>
               </w:rPr>
-              <w:t xml:space="preserve"/>
-            </w:r>
-            <w:br/>
+              <w:t>function buatKartu(proyek) {</w:t>
+            </w:r>
+            <w:r>
+              <w:br/>
+            </w:r>
             <w:r>
               <w:rPr>
                 <w:rFonts w:ascii="DejaVu Sans Mono" w:eastAsia="DejaVu Sans Mono" w:hAnsi="DejaVu Sans Mono" w:cs="DejaVu Sans Mono"/>
                 <w:color w:val="E2E8F0"/>
                 <w:sz w:val="17"/>
               </w:rPr>
-              <w:t xml:space="preserve">function buatKartu(proyek) {</w:t>
-            </w:r>
-            <w:br/>
+              <w:t xml:space="preserve">  const li = document.createElement("li");</w:t>
+            </w:r>
+            <w:r>
+              <w:br/>
+            </w:r>
             <w:r>
               <w:rPr>
                 <w:rFonts w:ascii="DejaVu Sans Mono" w:eastAsia="DejaVu Sans Mono" w:hAnsi="DejaVu Sans Mono" w:cs="DejaVu Sans Mono"/>
                 <w:color w:val="E2E8F0"/>
                 <w:sz w:val="17"/>
               </w:rPr>
-              <w:t xml:space="preserve">  const li = document.createElement("li");</w:t>
-            </w:r>
-            <w:br/>
+              <w:t xml:space="preserve">  li.className = "kartu";</w:t>
+            </w:r>
+            <w:r>
+              <w:br/>
+            </w:r>
             <w:r>
               <w:rPr>
                 <w:rFonts w:ascii="DejaVu Sans Mono" w:eastAsia="DejaVu Sans Mono" w:hAnsi="DejaVu Sans Mono" w:cs="DejaVu Sans Mono"/>
                 <w:color w:val="E2E8F0"/>
                 <w:sz w:val="17"/>
               </w:rPr>
-              <w:t xml:space="preserve">  li.className = "kartu";</w:t>
-            </w:r>
-            <w:br/>
+              <w:t xml:space="preserve">  li.textContent = proyek.judul;      // teks, bukan HTML</w:t>
+            </w:r>
+            <w:r>
+              <w:br/>
+            </w:r>
             <w:r>
               <w:rPr>
                 <w:rFonts w:ascii="DejaVu Sans Mono" w:eastAsia="DejaVu Sans Mono" w:hAnsi="DejaVu Sans Mono" w:cs="DejaVu Sans Mono"/>
                 <w:color w:val="E2E8F0"/>
                 <w:sz w:val="17"/>
               </w:rPr>
-              <w:t xml:space="preserve">  li.textContent = proyek.judul;      // teks, bukan HTML</w:t>
-            </w:r>
-            <w:br/>
+              <w:t xml:space="preserve">  return li;</w:t>
+            </w:r>
+            <w:r>
+              <w:br/>
+            </w:r>
             <w:r>
               <w:rPr>
                 <w:rFonts w:ascii="DejaVu Sans Mono" w:eastAsia="DejaVu Sans Mono" w:hAnsi="DejaVu Sans Mono" w:cs="DejaVu Sans Mono"/>
                 <w:color w:val="E2E8F0"/>
                 <w:sz w:val="17"/>
               </w:rPr>
-              <w:t xml:space="preserve">  return li;</w:t>
-            </w:r>
-            <w:br/>
+              <w:t>}</w:t>
+            </w:r>
+            <w:r>
+              <w:br/>
+            </w:r>
+            <w:r>
+              <w:br/>
+            </w:r>
             <w:r>
               <w:rPr>
                 <w:rFonts w:ascii="DejaVu Sans Mono" w:eastAsia="DejaVu Sans Mono" w:hAnsi="DejaVu Sans Mono" w:cs="DejaVu Sans Mono"/>
                 <w:color w:val="E2E8F0"/>
                 <w:sz w:val="17"/>
               </w:rPr>
-              <w:t xml:space="preserve">}</w:t>
-            </w:r>
-            <w:br/>
-            <w:r>
-              <w:rPr>
-                <w:rFonts w:ascii="DejaVu Sans Mono" w:eastAsia="DejaVu Sans Mono" w:hAnsi="DejaVu Sans Mono" w:cs="DejaVu Sans Mono"/>
-                <w:color w:val="E2E8F0"/>
-                <w:sz w:val="17"/>
-              </w:rPr>
-              <w:t xml:space="preserve"/>
-            </w:r>
-            <w:br/>
-            <w:r>
-              <w:rPr>
-                <w:rFonts w:ascii="DejaVu Sans Mono" w:eastAsia="DejaVu Sans Mono" w:hAnsi="DejaVu Sans Mono" w:cs="DejaVu Sans Mono"/>
-                <w:color w:val="E2E8F0"/>
-                <w:sz w:val="17"/>
-              </w:rPr>
-              <w:t xml:space="preserve">daftarProyek.forEach((proyek) =&gt; wadah.append(buatKartu(proyek)));</w:t>
+              <w:t>daftarProyek.forEach((proyek) =&gt; wadah.append(buatKartu(proyek)));</w:t>
             </w:r>
           </w:p>
         </w:tc>
@@ -4712,7 +4703,7 @@
           <w:b/>
           <w:color w:val="003796"/>
         </w:rPr>
-        <w:t xml:space="preserve">B.2  Wadah harus dikosongkan sebelum diisi ulang</w:t>
+        <w:t>B.2  Wadah harus dikosongkan sebelum diisi ulang</w:t>
       </w:r>
     </w:p>
     <w:p>
@@ -4721,7 +4712,7 @@
           <w:rFonts w:cs="Carlito"/>
           <w:sz w:val="20"/>
         </w:rPr>
-        <w:t xml:space="preserve">Bila tombol filter ditekan dua kali dan daftarnya bertambah panjang setiap kali, penyebabnya satu: wadahnya tidak pernah dibersihkan. Baris pengosongan itu wajib ada di baris pertama fungsi render, sebelum apa pun ditambahkan.</w:t>
+        <w:t>Bila tombol filter ditekan dua kali dan daftarnya bertambah panjang setiap kali, penyebabnya satu: wadahnya tidak pernah dibersihkan. Baris pengosongan itu wajib ada di baris pertama fungsi render, sebelum apa pun ditambahkan.</w:t>
       </w:r>
     </w:p>
     <w:tbl>
@@ -4764,7 +4755,7 @@
                 <w:color w:val="FFFFFF"/>
                 <w:sz w:val="18"/>
               </w:rPr>
-              <w:t xml:space="preserve">Baris</w:t>
+              <w:t>Baris</w:t>
             </w:r>
           </w:p>
         </w:tc>
@@ -4790,7 +4781,7 @@
                 <w:color w:val="FFFFFF"/>
                 <w:sz w:val="18"/>
               </w:rPr>
-              <w:t xml:space="preserve">Yang dilakukan</w:t>
+              <w:t>Yang dilakukan</w:t>
             </w:r>
           </w:p>
         </w:tc>
@@ -4816,7 +4807,7 @@
                 <w:color w:val="FFFFFF"/>
                 <w:sz w:val="18"/>
               </w:rPr>
-              <w:t xml:space="preserve">Catatan</w:t>
+              <w:t>Catatan</w:t>
             </w:r>
           </w:p>
         </w:tc>
@@ -4846,7 +4837,7 @@
                 <w:rFonts w:cs="Carlito"/>
                 <w:sz w:val="18"/>
               </w:rPr>
-              <w:t xml:space="preserve">wadah.textContent = ""</w:t>
+              <w:t>wadah.textContent = ""</w:t>
             </w:r>
           </w:p>
         </w:tc>
@@ -4869,7 +4860,7 @@
                 <w:rFonts w:cs="Carlito"/>
                 <w:sz w:val="18"/>
               </w:rPr>
-              <w:t xml:space="preserve">Membuang seluruh isi wadah beserta anaknya</w:t>
+              <w:t>Membuang seluruh isi wadah beserta anaknya</w:t>
             </w:r>
           </w:p>
         </w:tc>
@@ -4892,7 +4883,7 @@
                 <w:rFonts w:cs="Carlito"/>
                 <w:sz w:val="18"/>
               </w:rPr>
-              <w:t xml:space="preserve">Paling ringkas; cukup untuk pekerjaan hari ini</w:t>
+              <w:t>Paling ringkas; cukup untuk pekerjaan hari ini</w:t>
             </w:r>
           </w:p>
         </w:tc>
@@ -4922,7 +4913,7 @@
                 <w:rFonts w:cs="Carlito"/>
                 <w:sz w:val="18"/>
               </w:rPr>
-              <w:t xml:space="preserve">wadah.replaceChildren()</w:t>
+              <w:t>wadah.replaceChildren()</w:t>
             </w:r>
           </w:p>
         </w:tc>
@@ -4945,7 +4936,7 @@
                 <w:rFonts w:cs="Carlito"/>
                 <w:sz w:val="18"/>
               </w:rPr>
-              <w:t xml:space="preserve">Membuang seluruh anak tanpa menyentuh apa pun yang lain</w:t>
+              <w:t>Membuang seluruh anak tanpa menyentuh apa pun yang lain</w:t>
             </w:r>
           </w:p>
         </w:tc>
@@ -4968,7 +4959,7 @@
                 <w:rFonts w:cs="Carlito"/>
                 <w:sz w:val="18"/>
               </w:rPr>
-              <w:t xml:space="preserve">Dipilih bila wadah juga memuat elemen yang harus bertahan</w:t>
+              <w:t>Dipilih bila wadah juga memuat elemen yang harus bertahan</w:t>
             </w:r>
           </w:p>
         </w:tc>
@@ -4998,7 +4989,7 @@
                 <w:rFonts w:cs="Carlito"/>
                 <w:sz w:val="18"/>
               </w:rPr>
-              <w:t xml:space="preserve">wadah.innerHTML = ""</w:t>
+              <w:t>wadah.innerHTML = ""</w:t>
             </w:r>
           </w:p>
         </w:tc>
@@ -5021,7 +5012,7 @@
                 <w:rFonts w:cs="Carlito"/>
                 <w:sz w:val="18"/>
               </w:rPr>
-              <w:t xml:space="preserve">Bekerja, tetapi memaksa peramban mengurai ulang HTML</w:t>
+              <w:t>Bekerja, tetapi memaksa peramban mengurai ulang HTML</w:t>
             </w:r>
           </w:p>
         </w:tc>
@@ -5044,7 +5035,7 @@
                 <w:rFonts w:cs="Carlito"/>
                 <w:sz w:val="18"/>
               </w:rPr>
-              <w:t xml:space="preserve">Tidak dipakai di pertemuan ini</w:t>
+              <w:t>Tidak dipakai di pertemuan ini</w:t>
             </w:r>
           </w:p>
         </w:tc>
@@ -5066,7 +5057,8 @@
           <w:b/>
           <w:color w:val="003796"/>
         </w:rPr>
-        <w:t xml:space="preserve">B.3  Bandingkan hasil kerja Anda</w:t>
+        <w:lastRenderedPageBreak/>
+        <w:t>B.3  Bandingkan hasil kerja Anda</w:t>
       </w:r>
     </w:p>
     <w:p>
@@ -5075,7 +5067,7 @@
           <w:rFonts w:cs="Carlito"/>
           <w:sz w:val="20"/>
         </w:rPr>
-        <w:t xml:space="preserve">Buka Console dan bandingkan tiga hal sebelum melangkah ke lembar C. Ketiganya bisa Anda periksa sendiri tanpa bertanya.</w:t>
+        <w:t>Buka Console dan bandingkan tiga hal sebelum melangkah ke lembar C. Ketiganya bisa Anda periksa sendiri tanpa bertanya.</w:t>
       </w:r>
     </w:p>
     <w:tbl>
@@ -5118,7 +5110,7 @@
                 <w:color w:val="FFFFFF"/>
                 <w:sz w:val="18"/>
               </w:rPr>
-              <w:t xml:space="preserve">Yang diperiksa</w:t>
+              <w:t>Yang diperiksa</w:t>
             </w:r>
           </w:p>
         </w:tc>
@@ -5144,7 +5136,7 @@
                 <w:color w:val="FFFFFF"/>
                 <w:sz w:val="18"/>
               </w:rPr>
-              <w:t xml:space="preserve">Hasil yang benar</w:t>
+              <w:t>Hasil yang benar</w:t>
             </w:r>
           </w:p>
         </w:tc>
@@ -5170,7 +5162,7 @@
                 <w:color w:val="FFFFFF"/>
                 <w:sz w:val="18"/>
               </w:rPr>
-              <w:t xml:space="preserve">Hasil yang saya dapat</w:t>
+              <w:t>Hasil yang saya dapat</w:t>
             </w:r>
           </w:p>
         </w:tc>
@@ -5200,7 +5192,7 @@
                 <w:rFonts w:cs="Carlito"/>
                 <w:sz w:val="18"/>
               </w:rPr>
-              <w:t xml:space="preserve">Jumlah kartu di halaman</w:t>
+              <w:t>Jumlah kartu di halaman</w:t>
             </w:r>
           </w:p>
         </w:tc>
@@ -5223,7 +5215,7 @@
                 <w:rFonts w:cs="Carlito"/>
                 <w:sz w:val="18"/>
               </w:rPr>
-              <w:t xml:space="preserve">Sama dengan panjang daftarProyek</w:t>
+              <w:t>Sama dengan panjang daftarProyek</w:t>
             </w:r>
           </w:p>
         </w:tc>
@@ -5241,13 +5233,6 @@
             <w:pPr>
               <w:spacing w:before="20" w:after="20" w:line="252" w:lineRule="auto"/>
             </w:pPr>
-            <w:r>
-              <w:rPr>
-                <w:rFonts w:cs="Carlito"/>
-                <w:sz w:val="18"/>
-              </w:rPr>
-              <w:t xml:space="preserve"/>
-            </w:r>
           </w:p>
         </w:tc>
       </w:tr>
@@ -5276,7 +5261,7 @@
                 <w:rFonts w:cs="Carlito"/>
                 <w:sz w:val="18"/>
               </w:rPr>
-              <w:t xml:space="preserve">Satu kartu paling atas</w:t>
+              <w:t>Satu kartu paling atas</w:t>
             </w:r>
           </w:p>
         </w:tc>
@@ -5299,7 +5284,7 @@
                 <w:rFonts w:cs="Carlito"/>
                 <w:sz w:val="18"/>
               </w:rPr>
-              <w:t xml:space="preserve">Judulnya sama dengan data pertama</w:t>
+              <w:t>Judulnya sama dengan data pertama</w:t>
             </w:r>
           </w:p>
         </w:tc>
@@ -5317,13 +5302,6 @@
             <w:pPr>
               <w:spacing w:before="20" w:after="20" w:line="252" w:lineRule="auto"/>
             </w:pPr>
-            <w:r>
-              <w:rPr>
-                <w:rFonts w:cs="Carlito"/>
-                <w:sz w:val="18"/>
-              </w:rPr>
-              <w:t xml:space="preserve"/>
-            </w:r>
           </w:p>
         </w:tc>
       </w:tr>
@@ -5352,7 +5330,7 @@
                 <w:rFonts w:cs="Carlito"/>
                 <w:sz w:val="18"/>
               </w:rPr>
-              <w:t xml:space="preserve">Teks di dalam kartu</w:t>
+              <w:t>Teks di dalam kartu</w:t>
             </w:r>
           </w:p>
         </w:tc>
@@ -5375,7 +5353,7 @@
                 <w:rFonts w:cs="Carlito"/>
                 <w:sz w:val="18"/>
               </w:rPr>
-              <w:t xml:space="preserve">Tampil sebagai teks, bukan tag yang terurai</w:t>
+              <w:t>Tampil sebagai teks, bukan tag yang terurai</w:t>
             </w:r>
           </w:p>
         </w:tc>
@@ -5393,13 +5371,6 @@
             <w:pPr>
               <w:spacing w:before="20" w:after="20" w:line="252" w:lineRule="auto"/>
             </w:pPr>
-            <w:r>
-              <w:rPr>
-                <w:rFonts w:cs="Carlito"/>
-                <w:sz w:val="18"/>
-              </w:rPr>
-              <w:t xml:space="preserve"/>
-            </w:r>
           </w:p>
         </w:tc>
       </w:tr>
@@ -5441,7 +5412,7 @@
                 <w:color w:val="8A5A00"/>
                 <w:sz w:val="20"/>
               </w:rPr>
-              <w:t xml:space="preserve">Bila daftar tampak benar tetapi Console menampilkan pesan merah, pekerjaan Anda belum selesai.  Galat yang tersisa berarti ada bagian yang berhenti sebelum selesai — dan bagian itu akan terlihat di lembar C.</w:t>
+              <w:t>Bila daftar tampak benar tetapi Console menampilkan pesan merah, pekerjaan Anda belum selesai.  Galat yang tersisa berarti ada bagian yang berhenti sebelum selesai — dan bagian itu akan terlihat di lembar C.</w:t>
             </w:r>
           </w:p>
         </w:tc>
@@ -5481,7 +5452,7 @@
                 <w:b/>
                 <w:color w:val="FFFFFF"/>
               </w:rPr>
-              <w:t xml:space="preserve">▌  SIMPAN KE GIT — SETELAH LEMBAR B</w:t>
+              <w:t>▌  SIMPAN KE GIT — SETELAH LEMBAR B</w:t>
             </w:r>
           </w:p>
         </w:tc>
@@ -5526,52 +5497,54 @@
                 <w:color w:val="E2E8F0"/>
                 <w:sz w:val="17"/>
               </w:rPr>
-              <w:t xml:space="preserve">git add .</w:t>
-            </w:r>
-            <w:br/>
+              <w:t>git add .</w:t>
+            </w:r>
+            <w:r>
+              <w:br/>
+            </w:r>
             <w:r>
               <w:rPr>
                 <w:rFonts w:ascii="DejaVu Sans Mono" w:eastAsia="DejaVu Sans Mono" w:hAnsi="DejaVu Sans Mono" w:cs="DejaVu Sans Mono"/>
                 <w:color w:val="E2E8F0"/>
                 <w:sz w:val="17"/>
               </w:rPr>
-              <w:t xml:space="preserve">git commit -m "pesan Anda"</w:t>
-            </w:r>
-            <w:br/>
+              <w:t>git commit -m "pesan Anda"</w:t>
+            </w:r>
+            <w:r>
+              <w:br/>
+            </w:r>
             <w:r>
               <w:rPr>
                 <w:rFonts w:ascii="DejaVu Sans Mono" w:eastAsia="DejaVu Sans Mono" w:hAnsi="DejaVu Sans Mono" w:cs="DejaVu Sans Mono"/>
                 <w:color w:val="E2E8F0"/>
                 <w:sz w:val="17"/>
               </w:rPr>
-              <w:t xml:space="preserve">git push</w:t>
-            </w:r>
-            <w:br/>
+              <w:t>git push</w:t>
+            </w:r>
+            <w:r>
+              <w:br/>
+            </w:r>
+            <w:r>
+              <w:br/>
+            </w:r>
             <w:r>
               <w:rPr>
                 <w:rFonts w:ascii="DejaVu Sans Mono" w:eastAsia="DejaVu Sans Mono" w:hAnsi="DejaVu Sans Mono" w:cs="DejaVu Sans Mono"/>
                 <w:color w:val="E2E8F0"/>
                 <w:sz w:val="17"/>
               </w:rPr>
-              <w:t xml:space="preserve"/>
-            </w:r>
-            <w:br/>
+              <w:t># pesan commit yang disarankan:</w:t>
+            </w:r>
+            <w:r>
+              <w:br/>
+            </w:r>
             <w:r>
               <w:rPr>
                 <w:rFonts w:ascii="DejaVu Sans Mono" w:eastAsia="DejaVu Sans Mono" w:hAnsi="DejaVu Sans Mono" w:cs="DejaVu Sans Mono"/>
                 <w:color w:val="E2E8F0"/>
                 <w:sz w:val="17"/>
               </w:rPr>
-              <w:t xml:space="preserve"># pesan commit yang disarankan:</w:t>
-            </w:r>
-            <w:br/>
-            <w:r>
-              <w:rPr>
-                <w:rFonts w:ascii="DejaVu Sans Mono" w:eastAsia="DejaVu Sans Mono" w:hAnsi="DejaVu Sans Mono" w:cs="DejaVu Sans Mono"/>
-                <w:color w:val="E2E8F0"/>
-                <w:sz w:val="17"/>
-              </w:rPr>
-              <w:t xml:space="preserve"># P9 — daftar tampil dari data</w:t>
+              <w:t># P9 — daftar tampil dari data</w:t>
             </w:r>
           </w:p>
         </w:tc>
@@ -5588,7 +5561,7 @@
           <w:rFonts w:cs="Carlito"/>
           <w:sz w:val="20"/>
         </w:rPr>
-        <w:t xml:space="preserve">Lembar B sudah selesai? Simpan hasilnya sekarang, jangan menunggu kelas berakhir. Simpanan ini tidak memerlukan langkah tambahan apa pun — hanya memastikan pekerjaan Anda tidak bergantung pada satu berkas di satu komputer.</w:t>
+        <w:t>Lembar B sudah selesai? Simpan hasilnya sekarang, jangan menunggu kelas berakhir. Simpanan ini tidak memerlukan langkah tambahan apa pun — hanya memastikan pekerjaan Anda tidak bergantung pada satu berkas di satu komputer.</w:t>
       </w:r>
     </w:p>
     <w:p>
@@ -5603,7 +5576,7 @@
           <w:color w:val="5A6080"/>
           <w:sz w:val="17"/>
         </w:rPr>
-        <w:t xml:space="preserve">B — simpan perubahan</w:t>
+        <w:t>B — simpan perubahan</w:t>
       </w:r>
     </w:p>
     <w:p>
@@ -5612,7 +5585,7 @@
           <w:rFonts w:cs="Carlito"/>
           <w:sz w:val="20"/>
         </w:rPr>
-        <w:t xml:space="preserve">Cara memastikan: muat ulang halaman tanpa menyentuh Console. Daftar proyek langsung tampil, dan tidak ada kartu yang berlipat.</w:t>
+        <w:t>Cara memastikan: muat ulang halaman tanpa menyentuh Console. Daftar proyek langsung tampil, dan tidak ada kartu yang berlipat.</w:t>
       </w:r>
     </w:p>
     <w:p>
@@ -5664,6 +5637,7 @@
                 <w:color w:val="FFFFFF"/>
                 <w:sz w:val="22"/>
               </w:rPr>
+              <w:lastRenderedPageBreak/>
               <w:t>WORKSHEET</w:t>
             </w:r>
           </w:p>
@@ -5691,7 +5665,7 @@
                 <w:color w:val="1A1A2E"/>
                 <w:sz w:val="30"/>
               </w:rPr>
-              <w:t xml:space="preserve">C</w:t>
+              <w:t>C</w:t>
             </w:r>
           </w:p>
         </w:tc>
@@ -5717,7 +5691,7 @@
                 <w:color w:val="003796"/>
                 <w:sz w:val="18"/>
               </w:rPr>
-              <w:t xml:space="preserve">Pertemuan 9  ·  DOM, Event, dan Interaktivitas</w:t>
+              <w:t>Pertemuan 9  ·  DOM, Event, dan Interaktivitas</w:t>
             </w:r>
           </w:p>
         </w:tc>
@@ -5735,7 +5709,7 @@
           <w:color w:val="5A6080"/>
           <w:sz w:val="17"/>
         </w:rPr>
-        <w:t xml:space="preserve">Lembar C — Satu pendengar untuk semua tombol</w:t>
+        <w:t>Lembar C — Satu pendengar untuk semua tombol</w:t>
       </w:r>
     </w:p>
     <w:p>
@@ -5761,15 +5735,13 @@
             <w:pPr>
               <w:spacing w:before="40" w:after="40"/>
             </w:pPr>
-            <w:proofErr w:type="gramStart"/>
-            <w:proofErr w:type="gramEnd"/>
             <w:r>
               <w:rPr>
                 <w:rFonts w:cs="Carlito"/>
                 <w:b/>
                 <w:color w:val="FFFFFF"/>
               </w:rPr>
-              <w:t xml:space="preserve">▌  SATU PENDENGAR DI INDUK, SEMUA ANAK TERLAYANI</w:t>
+              <w:t>▌  SATU PENDENGAR DI INDUK, SEMUA ANAK TERLAYANI</w:t>
             </w:r>
           </w:p>
         </w:tc>
@@ -5786,7 +5758,7 @@
           <w:rFonts w:cs="Carlito"/>
           <w:sz w:val="20"/>
         </w:rPr>
-        <w:t xml:space="preserve">Klik pertama yang harus Anda tangani adalah tombol filter. Cara yang paling mudah dipahami pemula — memasang pendengar pada setiap tombol — punya satu kelemahan: kartu dan tombol yang dibuat kemudian tidak punya pendengar. Karena itu pendengarnya dipasang di induknya, sekali saja.</w:t>
+        <w:t>Klik pertama yang harus Anda tangani adalah tombol filter. Cara yang paling mudah dipahami pemula — memasang pendengar pada setiap tombol — punya satu kelemahan: kartu dan tombol yang dibuat kemudian tidak punya pendengar. Karena itu pendengarnya dipasang di induknya, sekali saja.</w:t>
       </w:r>
     </w:p>
     <w:p>
@@ -5805,7 +5777,7 @@
           <w:b/>
           <w:color w:val="003796"/>
         </w:rPr>
-        <w:t xml:space="preserve">C.1  addEventListener dan event delegation</w:t>
+        <w:t>C.1  addEventListener dan event delegation</w:t>
       </w:r>
     </w:p>
     <w:p>
@@ -5814,7 +5786,7 @@
           <w:rFonts w:cs="Carlito"/>
           <w:sz w:val="20"/>
         </w:rPr>
-        <w:t xml:space="preserve">Pendengar di induk menerima seluruh klik yang terjadi di dalam dirinya, termasuk dari anak yang belum ada saat pendengar itu dipasang. Yang perlu Anda lakukan hanya memeriksa elemen mana yang benar-benar diklik.</w:t>
+        <w:t>Pendengar di induk menerima seluruh klik yang terjadi di dalam dirinya, termasuk dari anak yang belum ada saat pendengar itu dipasang. Yang perlu Anda lakukan hanya memeriksa elemen mana yang benar-benar diklik.</w:t>
       </w:r>
     </w:p>
     <w:tbl>
@@ -5851,115 +5823,115 @@
                 <w:color w:val="E2E8F0"/>
                 <w:sz w:val="17"/>
               </w:rPr>
-              <w:t xml:space="preserve">const barisFilter = document.querySelector("#filter");</w:t>
-            </w:r>
-            <w:br/>
+              <w:t>const barisFilter = document.querySelector("#filter");</w:t>
+            </w:r>
+            <w:r>
+              <w:br/>
+            </w:r>
+            <w:r>
+              <w:br/>
+            </w:r>
             <w:r>
               <w:rPr>
                 <w:rFonts w:ascii="DejaVu Sans Mono" w:eastAsia="DejaVu Sans Mono" w:hAnsi="DejaVu Sans Mono" w:cs="DejaVu Sans Mono"/>
                 <w:color w:val="E2E8F0"/>
                 <w:sz w:val="17"/>
               </w:rPr>
-              <w:t xml:space="preserve"/>
-            </w:r>
-            <w:br/>
+              <w:t>barisFilter.addEventListener("click", (event) =&gt; {</w:t>
+            </w:r>
+            <w:r>
+              <w:br/>
+            </w:r>
             <w:r>
               <w:rPr>
                 <w:rFonts w:ascii="DejaVu Sans Mono" w:eastAsia="DejaVu Sans Mono" w:hAnsi="DejaVu Sans Mono" w:cs="DejaVu Sans Mono"/>
                 <w:color w:val="E2E8F0"/>
                 <w:sz w:val="17"/>
               </w:rPr>
-              <w:t xml:space="preserve">barisFilter.addEventListener("click", (event) =&gt; {</w:t>
-            </w:r>
-            <w:br/>
+              <w:t xml:space="preserve">  const tombol = event.target.closest("button");</w:t>
+            </w:r>
+            <w:r>
+              <w:br/>
+            </w:r>
             <w:r>
               <w:rPr>
                 <w:rFonts w:ascii="DejaVu Sans Mono" w:eastAsia="DejaVu Sans Mono" w:hAnsi="DejaVu Sans Mono" w:cs="DejaVu Sans Mono"/>
                 <w:color w:val="E2E8F0"/>
                 <w:sz w:val="17"/>
               </w:rPr>
-              <w:t xml:space="preserve">  const tombol = event.target.closest("button");</w:t>
-            </w:r>
-            <w:br/>
+              <w:t xml:space="preserve">  if (!tombol) return;                 // klik di luar tombol, abaikan</w:t>
+            </w:r>
+            <w:r>
+              <w:br/>
+            </w:r>
+            <w:r>
+              <w:br/>
+            </w:r>
             <w:r>
               <w:rPr>
                 <w:rFonts w:ascii="DejaVu Sans Mono" w:eastAsia="DejaVu Sans Mono" w:hAnsi="DejaVu Sans Mono" w:cs="DejaVu Sans Mono"/>
                 <w:color w:val="E2E8F0"/>
                 <w:sz w:val="17"/>
               </w:rPr>
-              <w:t xml:space="preserve">  if (!tombol) return;                 // klik di luar tombol, abaikan</w:t>
-            </w:r>
-            <w:br/>
+              <w:t xml:space="preserve">  const kategori = tombol.dataset.kategori;</w:t>
+            </w:r>
+            <w:r>
+              <w:br/>
+            </w:r>
             <w:r>
               <w:rPr>
                 <w:rFonts w:ascii="DejaVu Sans Mono" w:eastAsia="DejaVu Sans Mono" w:hAnsi="DejaVu Sans Mono" w:cs="DejaVu Sans Mono"/>
                 <w:color w:val="E2E8F0"/>
                 <w:sz w:val="17"/>
               </w:rPr>
-              <w:t xml:space="preserve"/>
-            </w:r>
-            <w:br/>
+              <w:t xml:space="preserve">  const terpilih = daftarProyek.filter(</w:t>
+            </w:r>
+            <w:r>
+              <w:br/>
+            </w:r>
             <w:r>
               <w:rPr>
                 <w:rFonts w:ascii="DejaVu Sans Mono" w:eastAsia="DejaVu Sans Mono" w:hAnsi="DejaVu Sans Mono" w:cs="DejaVu Sans Mono"/>
                 <w:color w:val="E2E8F0"/>
                 <w:sz w:val="17"/>
               </w:rPr>
-              <w:t xml:space="preserve">  const kategori = tombol.dataset.kategori;</w:t>
-            </w:r>
-            <w:br/>
+              <w:t xml:space="preserve">    (proyek) =&gt; kategori === "semua" || proyek.kategori === kategori</w:t>
+            </w:r>
+            <w:r>
+              <w:br/>
+            </w:r>
             <w:r>
               <w:rPr>
                 <w:rFonts w:ascii="DejaVu Sans Mono" w:eastAsia="DejaVu Sans Mono" w:hAnsi="DejaVu Sans Mono" w:cs="DejaVu Sans Mono"/>
                 <w:color w:val="E2E8F0"/>
                 <w:sz w:val="17"/>
               </w:rPr>
-              <w:t xml:space="preserve">  const terpilih = daftarProyek.filter(</w:t>
-            </w:r>
-            <w:br/>
+              <w:t xml:space="preserve">  );</w:t>
+            </w:r>
+            <w:r>
+              <w:br/>
+            </w:r>
+            <w:r>
+              <w:br/>
+            </w:r>
             <w:r>
               <w:rPr>
                 <w:rFonts w:ascii="DejaVu Sans Mono" w:eastAsia="DejaVu Sans Mono" w:hAnsi="DejaVu Sans Mono" w:cs="DejaVu Sans Mono"/>
                 <w:color w:val="E2E8F0"/>
                 <w:sz w:val="17"/>
               </w:rPr>
-              <w:t xml:space="preserve">    (proyek) =&gt; kategori === "semua" || proyek.kategori === kategori</w:t>
-            </w:r>
-            <w:br/>
+              <w:t xml:space="preserve">  render(terpilih);</w:t>
+            </w:r>
+            <w:r>
+              <w:br/>
+            </w:r>
             <w:r>
               <w:rPr>
                 <w:rFonts w:ascii="DejaVu Sans Mono" w:eastAsia="DejaVu Sans Mono" w:hAnsi="DejaVu Sans Mono" w:cs="DejaVu Sans Mono"/>
                 <w:color w:val="E2E8F0"/>
                 <w:sz w:val="17"/>
               </w:rPr>
-              <w:t xml:space="preserve">  );</w:t>
-            </w:r>
-            <w:br/>
-            <w:r>
-              <w:rPr>
-                <w:rFonts w:ascii="DejaVu Sans Mono" w:eastAsia="DejaVu Sans Mono" w:hAnsi="DejaVu Sans Mono" w:cs="DejaVu Sans Mono"/>
-                <w:color w:val="E2E8F0"/>
-                <w:sz w:val="17"/>
-              </w:rPr>
-              <w:t xml:space="preserve"/>
-            </w:r>
-            <w:br/>
-            <w:r>
-              <w:rPr>
-                <w:rFonts w:ascii="DejaVu Sans Mono" w:eastAsia="DejaVu Sans Mono" w:hAnsi="DejaVu Sans Mono" w:cs="DejaVu Sans Mono"/>
-                <w:color w:val="E2E8F0"/>
-                <w:sz w:val="17"/>
-              </w:rPr>
-              <w:t xml:space="preserve">  render(terpilih);</w:t>
-            </w:r>
-            <w:br/>
-            <w:r>
-              <w:rPr>
-                <w:rFonts w:ascii="DejaVu Sans Mono" w:eastAsia="DejaVu Sans Mono" w:hAnsi="DejaVu Sans Mono" w:cs="DejaVu Sans Mono"/>
-                <w:color w:val="E2E8F0"/>
-                <w:sz w:val="17"/>
-              </w:rPr>
-              <w:t xml:space="preserve">});</w:t>
+              <w:t>});</w:t>
             </w:r>
           </w:p>
         </w:tc>
@@ -6010,7 +5982,7 @@
                 <w:color w:val="FFFFFF"/>
                 <w:sz w:val="18"/>
               </w:rPr>
-              <w:t xml:space="preserve">Istilah</w:t>
+              <w:t>Istilah</w:t>
             </w:r>
           </w:p>
         </w:tc>
@@ -6036,7 +6008,7 @@
                 <w:color w:val="FFFFFF"/>
                 <w:sz w:val="18"/>
               </w:rPr>
-              <w:t xml:space="preserve">Artinya</w:t>
+              <w:t>Artinya</w:t>
             </w:r>
           </w:p>
         </w:tc>
@@ -6062,7 +6034,7 @@
                 <w:color w:val="FFFFFF"/>
                 <w:sz w:val="18"/>
               </w:rPr>
-              <w:t xml:space="preserve">Catatan</w:t>
+              <w:t>Catatan</w:t>
             </w:r>
           </w:p>
         </w:tc>
@@ -6092,7 +6064,7 @@
                 <w:rFonts w:cs="Carlito"/>
                 <w:sz w:val="18"/>
               </w:rPr>
-              <w:t xml:space="preserve">event.target</w:t>
+              <w:t>event.target</w:t>
             </w:r>
           </w:p>
         </w:tc>
@@ -6115,7 +6087,7 @@
                 <w:rFonts w:cs="Carlito"/>
                 <w:sz w:val="18"/>
               </w:rPr>
-              <w:t xml:space="preserve">Elemen yang benar-benar diklik</w:t>
+              <w:t>Elemen yang benar-benar diklik</w:t>
             </w:r>
           </w:p>
         </w:tc>
@@ -6138,7 +6110,7 @@
                 <w:rFonts w:cs="Carlito"/>
                 <w:sz w:val="18"/>
               </w:rPr>
-              <w:t xml:space="preserve">Bisa jadi anak dari tombol, bukan tombolnya sendiri</w:t>
+              <w:t>Bisa jadi anak dari tombol, bukan tombolnya sendiri</w:t>
             </w:r>
           </w:p>
         </w:tc>
@@ -6168,7 +6140,7 @@
                 <w:rFonts w:cs="Carlito"/>
                 <w:sz w:val="18"/>
               </w:rPr>
-              <w:t xml:space="preserve">event.currentTarget</w:t>
+              <w:t>event.currentTarget</w:t>
             </w:r>
           </w:p>
         </w:tc>
@@ -6191,7 +6163,7 @@
                 <w:rFonts w:cs="Carlito"/>
                 <w:sz w:val="18"/>
               </w:rPr>
-              <w:t xml:space="preserve">Elemen tempat pendengar dipasang</w:t>
+              <w:t>Elemen tempat pendengar dipasang</w:t>
             </w:r>
           </w:p>
         </w:tc>
@@ -6214,7 +6186,7 @@
                 <w:rFonts w:cs="Carlito"/>
                 <w:sz w:val="18"/>
               </w:rPr>
-              <w:t xml:space="preserve">Di dalam arrow function, nilainya tetap induknya</w:t>
+              <w:t>Di dalam arrow function, nilainya tetap induknya</w:t>
             </w:r>
           </w:p>
         </w:tc>
@@ -6244,7 +6216,7 @@
                 <w:rFonts w:cs="Carlito"/>
                 <w:sz w:val="18"/>
               </w:rPr>
-              <w:t xml:space="preserve">closest("button")</w:t>
+              <w:t>closest("button")</w:t>
             </w:r>
           </w:p>
         </w:tc>
@@ -6267,7 +6239,7 @@
                 <w:rFonts w:cs="Carlito"/>
                 <w:sz w:val="18"/>
               </w:rPr>
-              <w:t xml:space="preserve">Menaikkan pandangan ke tombol terdekat</w:t>
+              <w:t>Menaikkan pandangan ke tombol terdekat</w:t>
             </w:r>
           </w:p>
         </w:tc>
@@ -6290,7 +6262,7 @@
                 <w:rFonts w:cs="Carlito"/>
                 <w:sz w:val="18"/>
               </w:rPr>
-              <w:t xml:space="preserve">Bila bukan dari tombol, hasilnya null</w:t>
+              <w:t>Bila bukan dari tombol, hasilnya null</w:t>
             </w:r>
           </w:p>
         </w:tc>
@@ -6320,7 +6292,7 @@
                 <w:rFonts w:cs="Carlito"/>
                 <w:sz w:val="18"/>
               </w:rPr>
-              <w:t xml:space="preserve">dataset.kategori</w:t>
+              <w:t>dataset.kategori</w:t>
             </w:r>
           </w:p>
         </w:tc>
@@ -6343,7 +6315,7 @@
                 <w:rFonts w:cs="Carlito"/>
                 <w:sz w:val="18"/>
               </w:rPr>
-              <w:t xml:space="preserve">Membaca atribut data-kategori</w:t>
+              <w:t>Membaca atribut data-kategori</w:t>
             </w:r>
           </w:p>
         </w:tc>
@@ -6366,7 +6338,7 @@
                 <w:rFonts w:cs="Carlito"/>
                 <w:sz w:val="18"/>
               </w:rPr>
-              <w:t xml:space="preserve">Cara memberi keterangan pada tombol tanpa menulis delapan if</w:t>
+              <w:t>Cara memberi keterangan pada tombol tanpa menulis delapan if</w:t>
             </w:r>
           </w:p>
         </w:tc>
@@ -6388,7 +6360,7 @@
           <w:b/>
           <w:color w:val="003796"/>
         </w:rPr>
-        <w:t xml:space="preserve">C.2  Tombol yang sedang aktif</w:t>
+        <w:t>C.2  Tombol yang sedang aktif</w:t>
       </w:r>
     </w:p>
     <w:p>
@@ -6397,7 +6369,7 @@
           <w:rFonts w:cs="Carlito"/>
           <w:sz w:val="20"/>
         </w:rPr>
-        <w:t xml:space="preserve">Pengguna perlu tahu filter mana yang sedang berlaku. Tandai tombol aktif dengan satu kelas, bukan dengan warna yang ditulis langsung di JavaScript. Tulisannya tetap di CSS; JavaScript hanya menambahkan dan melepas kelasnya.</w:t>
+        <w:t>Pengguna perlu tahu filter mana yang sedang berlaku. Tandai tombol aktif dengan satu kelas, bukan dengan warna yang ditulis langsung di JavaScript. Tulisannya tetap di CSS; JavaScript hanya menambahkan dan melepas kelasnya.</w:t>
       </w:r>
     </w:p>
     <w:tbl>
@@ -6434,9 +6406,11 @@
                 <w:color w:val="E2E8F0"/>
                 <w:sz w:val="17"/>
               </w:rPr>
-              <w:t xml:space="preserve">function tandaiTombolAktif(tombolAktif) {</w:t>
-            </w:r>
-            <w:br/>
+              <w:t>function tandaiTombolAktif(tombolAktif) {</w:t>
+            </w:r>
+            <w:r>
+              <w:br/>
+            </w:r>
             <w:r>
               <w:rPr>
                 <w:rFonts w:ascii="DejaVu Sans Mono" w:eastAsia="DejaVu Sans Mono" w:hAnsi="DejaVu Sans Mono" w:cs="DejaVu Sans Mono"/>
@@ -6445,7 +6419,9 @@
               </w:rPr>
               <w:t xml:space="preserve">  document.querySelectorAll("#filter button").forEach((tombol) =&gt; {</w:t>
             </w:r>
-            <w:br/>
+            <w:r>
+              <w:br/>
+            </w:r>
             <w:r>
               <w:rPr>
                 <w:rFonts w:ascii="DejaVu Sans Mono" w:eastAsia="DejaVu Sans Mono" w:hAnsi="DejaVu Sans Mono" w:cs="DejaVu Sans Mono"/>
@@ -6454,7 +6430,9 @@
               </w:rPr>
               <w:t xml:space="preserve">    tombol.classList.toggle("aktif", tombol === tombolAktif);</w:t>
             </w:r>
-            <w:br/>
+            <w:r>
+              <w:br/>
+            </w:r>
             <w:r>
               <w:rPr>
                 <w:rFonts w:ascii="DejaVu Sans Mono" w:eastAsia="DejaVu Sans Mono" w:hAnsi="DejaVu Sans Mono" w:cs="DejaVu Sans Mono"/>
@@ -6463,14 +6441,16 @@
               </w:rPr>
               <w:t xml:space="preserve">  });</w:t>
             </w:r>
-            <w:br/>
+            <w:r>
+              <w:br/>
+            </w:r>
             <w:r>
               <w:rPr>
                 <w:rFonts w:ascii="DejaVu Sans Mono" w:eastAsia="DejaVu Sans Mono" w:hAnsi="DejaVu Sans Mono" w:cs="DejaVu Sans Mono"/>
                 <w:color w:val="E2E8F0"/>
                 <w:sz w:val="17"/>
               </w:rPr>
-              <w:t xml:space="preserve">}</w:t>
+              <w:t>}</w:t>
             </w:r>
           </w:p>
         </w:tc>
@@ -6521,7 +6501,7 @@
                 <w:color w:val="FFFFFF"/>
                 <w:sz w:val="18"/>
               </w:rPr>
-              <w:t xml:space="preserve">Keadaan</w:t>
+              <w:t>Keadaan</w:t>
             </w:r>
           </w:p>
         </w:tc>
@@ -6547,7 +6527,7 @@
                 <w:color w:val="FFFFFF"/>
                 <w:sz w:val="18"/>
               </w:rPr>
-              <w:t xml:space="preserve">Yang harus terjadi</w:t>
+              <w:t>Yang harus terjadi</w:t>
             </w:r>
           </w:p>
         </w:tc>
@@ -6573,7 +6553,7 @@
                 <w:color w:val="FFFFFF"/>
                 <w:sz w:val="18"/>
               </w:rPr>
-              <w:t xml:space="preserve">Hasil yang saya dapat</w:t>
+              <w:t>Hasil yang saya dapat</w:t>
             </w:r>
           </w:p>
         </w:tc>
@@ -6603,7 +6583,7 @@
                 <w:rFonts w:cs="Carlito"/>
                 <w:sz w:val="18"/>
               </w:rPr>
-              <w:t xml:space="preserve">Halaman baru dibuka</w:t>
+              <w:t>Halaman baru dibuka</w:t>
             </w:r>
           </w:p>
         </w:tc>
@@ -6626,7 +6606,7 @@
                 <w:rFonts w:cs="Carlito"/>
                 <w:sz w:val="18"/>
               </w:rPr>
-              <w:t xml:space="preserve">Semua proyek tampil, tombol "semua" bertanda aktif</w:t>
+              <w:t>Semua proyek tampil, tombol "semua" bertanda aktif</w:t>
             </w:r>
           </w:p>
         </w:tc>
@@ -6644,13 +6624,6 @@
             <w:pPr>
               <w:spacing w:before="20" w:after="20" w:line="252" w:lineRule="auto"/>
             </w:pPr>
-            <w:r>
-              <w:rPr>
-                <w:rFonts w:cs="Carlito"/>
-                <w:sz w:val="18"/>
-              </w:rPr>
-              <w:t xml:space="preserve"/>
-            </w:r>
           </w:p>
         </w:tc>
       </w:tr>
@@ -6679,7 +6652,7 @@
                 <w:rFonts w:cs="Carlito"/>
                 <w:sz w:val="18"/>
               </w:rPr>
-              <w:t xml:space="preserve">Klik satu kategori</w:t>
+              <w:t>Klik satu kategori</w:t>
             </w:r>
           </w:p>
         </w:tc>
@@ -6702,7 +6675,7 @@
                 <w:rFonts w:cs="Carlito"/>
                 <w:sz w:val="18"/>
               </w:rPr>
-              <w:t xml:space="preserve">Hanya proyek kategori itu yang tampil</w:t>
+              <w:t>Hanya proyek kategori itu yang tampil</w:t>
             </w:r>
           </w:p>
         </w:tc>
@@ -6720,13 +6693,6 @@
             <w:pPr>
               <w:spacing w:before="20" w:after="20" w:line="252" w:lineRule="auto"/>
             </w:pPr>
-            <w:r>
-              <w:rPr>
-                <w:rFonts w:cs="Carlito"/>
-                <w:sz w:val="18"/>
-              </w:rPr>
-              <w:t xml:space="preserve"/>
-            </w:r>
           </w:p>
         </w:tc>
       </w:tr>
@@ -6755,7 +6721,7 @@
                 <w:rFonts w:cs="Carlito"/>
                 <w:sz w:val="18"/>
               </w:rPr>
-              <w:t xml:space="preserve">Klik kategori kosong</w:t>
+              <w:t>Klik kategori kosong</w:t>
             </w:r>
           </w:p>
         </w:tc>
@@ -6778,7 +6744,7 @@
                 <w:rFonts w:cs="Carlito"/>
                 <w:sz w:val="18"/>
               </w:rPr>
-              <w:t xml:space="preserve">Wadah kosong dan pesannya muncul, bukan halaman kosong</w:t>
+              <w:t>Wadah kosong dan pesannya muncul, bukan halaman kosong</w:t>
             </w:r>
           </w:p>
         </w:tc>
@@ -6796,13 +6762,6 @@
             <w:pPr>
               <w:spacing w:before="20" w:after="20" w:line="252" w:lineRule="auto"/>
             </w:pPr>
-            <w:r>
-              <w:rPr>
-                <w:rFonts w:cs="Carlito"/>
-                <w:sz w:val="18"/>
-              </w:rPr>
-              <w:t xml:space="preserve"/>
-            </w:r>
           </w:p>
         </w:tc>
       </w:tr>
@@ -6831,7 +6790,7 @@
                 <w:rFonts w:cs="Carlito"/>
                 <w:sz w:val="18"/>
               </w:rPr>
-              <w:t xml:space="preserve">Klik dua kali cepat</w:t>
+              <w:t>Klik dua kali cepat</w:t>
             </w:r>
           </w:p>
         </w:tc>
@@ -6854,7 +6813,7 @@
                 <w:rFonts w:cs="Carlito"/>
                 <w:sz w:val="18"/>
               </w:rPr>
-              <w:t xml:space="preserve">Jumlah kartu tidak berlipat</w:t>
+              <w:t>Jumlah kartu tidak berlipat</w:t>
             </w:r>
           </w:p>
         </w:tc>
@@ -6872,13 +6831,6 @@
             <w:pPr>
               <w:spacing w:before="20" w:after="20" w:line="252" w:lineRule="auto"/>
             </w:pPr>
-            <w:r>
-              <w:rPr>
-                <w:rFonts w:cs="Carlito"/>
-                <w:sz w:val="18"/>
-              </w:rPr>
-              <w:t xml:space="preserve"/>
-            </w:r>
           </w:p>
         </w:tc>
       </w:tr>
@@ -6920,7 +6872,7 @@
                 <w:color w:val="B00020"/>
                 <w:sz w:val="20"/>
               </w:rPr>
-              <w:t xml:space="preserve">Bila kartu berlipat setiap kali tombol ditekan, jangan menambah kode baru.  Periksa dulu apakah baris pengosongan wadah masih ada di fungsi render Anda.</w:t>
+              <w:t>Bila kartu berlipat setiap kali tombol ditekan, jangan menambah kode baru.  Periksa dulu apakah baris pengosongan wadah masih ada di fungsi render Anda.</w:t>
             </w:r>
           </w:p>
         </w:tc>
@@ -6960,7 +6912,7 @@
                 <w:b/>
                 <w:color w:val="FFFFFF"/>
               </w:rPr>
-              <w:t xml:space="preserve">▌  SIMPAN KE GIT — SETELAH LEMBAR C</w:t>
+              <w:t>▌  SIMPAN KE GIT — SETELAH LEMBAR C</w:t>
             </w:r>
           </w:p>
         </w:tc>
@@ -7005,52 +6957,54 @@
                 <w:color w:val="E2E8F0"/>
                 <w:sz w:val="17"/>
               </w:rPr>
-              <w:t xml:space="preserve">git add .</w:t>
-            </w:r>
-            <w:br/>
+              <w:t>git add .</w:t>
+            </w:r>
+            <w:r>
+              <w:br/>
+            </w:r>
             <w:r>
               <w:rPr>
                 <w:rFonts w:ascii="DejaVu Sans Mono" w:eastAsia="DejaVu Sans Mono" w:hAnsi="DejaVu Sans Mono" w:cs="DejaVu Sans Mono"/>
                 <w:color w:val="E2E8F0"/>
                 <w:sz w:val="17"/>
               </w:rPr>
-              <w:t xml:space="preserve">git commit -m "pesan Anda"</w:t>
-            </w:r>
-            <w:br/>
+              <w:t>git commit -m "pesan Anda"</w:t>
+            </w:r>
+            <w:r>
+              <w:br/>
+            </w:r>
             <w:r>
               <w:rPr>
                 <w:rFonts w:ascii="DejaVu Sans Mono" w:eastAsia="DejaVu Sans Mono" w:hAnsi="DejaVu Sans Mono" w:cs="DejaVu Sans Mono"/>
                 <w:color w:val="E2E8F0"/>
                 <w:sz w:val="17"/>
               </w:rPr>
-              <w:t xml:space="preserve">git push</w:t>
-            </w:r>
-            <w:br/>
+              <w:t>git push</w:t>
+            </w:r>
+            <w:r>
+              <w:br/>
+            </w:r>
+            <w:r>
+              <w:br/>
+            </w:r>
             <w:r>
               <w:rPr>
                 <w:rFonts w:ascii="DejaVu Sans Mono" w:eastAsia="DejaVu Sans Mono" w:hAnsi="DejaVu Sans Mono" w:cs="DejaVu Sans Mono"/>
                 <w:color w:val="E2E8F0"/>
                 <w:sz w:val="17"/>
               </w:rPr>
-              <w:t xml:space="preserve"/>
-            </w:r>
-            <w:br/>
+              <w:t># pesan commit yang disarankan:</w:t>
+            </w:r>
+            <w:r>
+              <w:br/>
+            </w:r>
             <w:r>
               <w:rPr>
                 <w:rFonts w:ascii="DejaVu Sans Mono" w:eastAsia="DejaVu Sans Mono" w:hAnsi="DejaVu Sans Mono" w:cs="DejaVu Sans Mono"/>
                 <w:color w:val="E2E8F0"/>
                 <w:sz w:val="17"/>
               </w:rPr>
-              <w:t xml:space="preserve"># pesan commit yang disarankan:</w:t>
-            </w:r>
-            <w:br/>
-            <w:r>
-              <w:rPr>
-                <w:rFonts w:ascii="DejaVu Sans Mono" w:eastAsia="DejaVu Sans Mono" w:hAnsi="DejaVu Sans Mono" w:cs="DejaVu Sans Mono"/>
-                <w:color w:val="E2E8F0"/>
-                <w:sz w:val="17"/>
-              </w:rPr>
-              <w:t xml:space="preserve"># P9 — filter bekerja dengan satu pendengar</w:t>
+              <w:t># P9 — filter bekerja dengan satu pendengar</w:t>
             </w:r>
           </w:p>
         </w:tc>
@@ -7067,7 +7021,7 @@
           <w:rFonts w:cs="Carlito"/>
           <w:sz w:val="20"/>
         </w:rPr>
-        <w:t xml:space="preserve">Lembar C sudah selesai? Simpan hasilnya sekarang, jangan menunggu kelas berakhir. Simpanan ini tidak memerlukan langkah tambahan apa pun — hanya memastikan pekerjaan Anda tidak bergantung pada satu berkas di satu komputer.</w:t>
+        <w:t>Lembar C sudah selesai? Simpan hasilnya sekarang, jangan menunggu kelas berakhir. Simpanan ini tidak memerlukan langkah tambahan apa pun — hanya memastikan pekerjaan Anda tidak bergantung pada satu berkas di satu komputer.</w:t>
       </w:r>
     </w:p>
     <w:p>
@@ -7082,7 +7036,7 @@
           <w:color w:val="5A6080"/>
           <w:sz w:val="17"/>
         </w:rPr>
-        <w:t xml:space="preserve">C — simpan perubahan</w:t>
+        <w:t>C — simpan perubahan</w:t>
       </w:r>
     </w:p>
     <w:p>
@@ -7091,7 +7045,7 @@
           <w:rFonts w:cs="Carlito"/>
           <w:sz w:val="20"/>
         </w:rPr>
-        <w:t xml:space="preserve">Cara memastikan: tekan tiga tombol filter bergantian. Isi daftar berubah, jumlah kartu tidak berlipat, dan Console tetap bersih.</w:t>
+        <w:t>Cara memastikan: tekan tiga tombol filter bergantian. Isi daftar berubah, jumlah kartu tidak berlipat, dan Console tetap bersih.</w:t>
       </w:r>
     </w:p>
     <w:p>
@@ -7143,6 +7097,7 @@
                 <w:color w:val="FFFFFF"/>
                 <w:sz w:val="22"/>
               </w:rPr>
+              <w:lastRenderedPageBreak/>
               <w:t>WORKSHEET</w:t>
             </w:r>
           </w:p>
@@ -7170,7 +7125,7 @@
                 <w:color w:val="1A1A2E"/>
                 <w:sz w:val="30"/>
               </w:rPr>
-              <w:t xml:space="preserve">D</w:t>
+              <w:t>D</w:t>
             </w:r>
           </w:p>
         </w:tc>
@@ -7196,7 +7151,7 @@
                 <w:color w:val="003796"/>
                 <w:sz w:val="18"/>
               </w:rPr>
-              <w:t xml:space="preserve">Pertemuan 9  ·  DOM, Event, dan Interaktivitas</w:t>
+              <w:t>Pertemuan 9  ·  DOM, Event, dan Interaktivitas</w:t>
             </w:r>
           </w:p>
         </w:tc>
@@ -7214,7 +7169,7 @@
           <w:color w:val="5A6080"/>
           <w:sz w:val="17"/>
         </w:rPr>
-        <w:t xml:space="preserve">Lembar D — Pola render dan validasi form</w:t>
+        <w:t>Lembar D — Pola render dan validasi form</w:t>
       </w:r>
     </w:p>
     <w:p>
@@ -7240,15 +7195,13 @@
             <w:pPr>
               <w:spacing w:before="40" w:after="40"/>
             </w:pPr>
-            <w:proofErr w:type="gramStart"/>
-            <w:proofErr w:type="gramEnd"/>
             <w:r>
               <w:rPr>
                 <w:rFonts w:cs="Carlito"/>
                 <w:b/>
                 <w:color w:val="FFFFFF"/>
               </w:rPr>
-              <w:t xml:space="preserve">▌  TAMPILAN ADALAH FUNGSI DARI DATA</w:t>
+              <w:t>▌  TAMPILAN ADALAH FUNGSI DARI DATA</w:t>
             </w:r>
           </w:p>
         </w:tc>
@@ -7265,7 +7218,7 @@
           <w:rFonts w:cs="Carlito"/>
           <w:sz w:val="20"/>
         </w:rPr>
-        <w:t xml:space="preserve">Sampai lembar C, tampilan Anda tumbuh dari beberapa tempat: satu fungsi menambah kartu, satu bagian menyembunyikan pesan, satu baris lagi menandai tombol aktif. Pada lembar ini seluruhnya dikumpulkan ke satu fungsi render(data). Setelah itu tidak ada tempat kedua yang perlu Anda perbarui.</w:t>
+        <w:t>Sampai lembar C, tampilan Anda tumbuh dari beberapa tempat: satu fungsi menambah kartu, satu bagian menyembunyikan pesan, satu baris lagi menandai tombol aktif. Pada lembar ini seluruhnya dikumpulkan ke satu fungsi render(data). Setelah itu tidak ada tempat kedua yang perlu Anda perbarui.</w:t>
       </w:r>
     </w:p>
     <w:p>
@@ -7284,7 +7237,7 @@
           <w:b/>
           <w:color w:val="003796"/>
         </w:rPr>
-        <w:t xml:space="preserve">D.1  Satu fungsi render untuk satu bagian halaman</w:t>
+        <w:t>D.1  Satu fungsi render untuk satu bagian halaman</w:t>
       </w:r>
     </w:p>
     <w:p>
@@ -7293,7 +7246,7 @@
           <w:rFonts w:cs="Carlito"/>
           <w:sz w:val="20"/>
         </w:rPr>
-        <w:t xml:space="preserve">Fungsi render punya tiga pekerjaan tetap, dan urutannya tidak boleh ditukar: kosongkan wadahnya, periksa apakah datanya kosong, lalu isi ulang. Ukuran keberhasilannya sederhana — setiap perubahan data diikuti tepat satu pemanggilan render.</w:t>
+        <w:t>Fungsi render punya tiga pekerjaan tetap, dan urutannya tidak boleh ditukar: kosongkan wadahnya, periksa apakah datanya kosong, lalu isi ulang. Ukuran keberhasilannya sederhana — setiap perubahan data diikuti tepat satu pemanggilan render.</w:t>
       </w:r>
     </w:p>
     <w:tbl>
@@ -7330,9 +7283,11 @@
                 <w:color w:val="E2E8F0"/>
                 <w:sz w:val="17"/>
               </w:rPr>
-              <w:t xml:space="preserve">function render(daftar) {</w:t>
-            </w:r>
-            <w:br/>
+              <w:t>function render(daftar) {</w:t>
+            </w:r>
+            <w:r>
+              <w:br/>
+            </w:r>
             <w:r>
               <w:rPr>
                 <w:rFonts w:ascii="DejaVu Sans Mono" w:eastAsia="DejaVu Sans Mono" w:hAnsi="DejaVu Sans Mono" w:cs="DejaVu Sans Mono"/>
@@ -7341,86 +7296,88 @@
               </w:rPr>
               <w:t xml:space="preserve">  wadah.textContent = "";                 // 1. kosongkan lebih dulu</w:t>
             </w:r>
-            <w:br/>
+            <w:r>
+              <w:br/>
+            </w:r>
+            <w:r>
+              <w:br/>
+            </w:r>
             <w:r>
               <w:rPr>
                 <w:rFonts w:ascii="DejaVu Sans Mono" w:eastAsia="DejaVu Sans Mono" w:hAnsi="DejaVu Sans Mono" w:cs="DejaVu Sans Mono"/>
                 <w:color w:val="E2E8F0"/>
                 <w:sz w:val="17"/>
               </w:rPr>
-              <w:t xml:space="preserve"/>
-            </w:r>
-            <w:br/>
+              <w:t xml:space="preserve">  if (daftar.length === 0) {              // 2. periksa keadaan kosong</w:t>
+            </w:r>
+            <w:r>
+              <w:br/>
+            </w:r>
             <w:r>
               <w:rPr>
                 <w:rFonts w:ascii="DejaVu Sans Mono" w:eastAsia="DejaVu Sans Mono" w:hAnsi="DejaVu Sans Mono" w:cs="DejaVu Sans Mono"/>
                 <w:color w:val="E2E8F0"/>
                 <w:sz w:val="17"/>
               </w:rPr>
-              <w:t xml:space="preserve">  if (daftar.length === 0) {              // 2. periksa keadaan kosong</w:t>
-            </w:r>
-            <w:br/>
+              <w:t xml:space="preserve">    kosong.hidden = false;</w:t>
+            </w:r>
+            <w:r>
+              <w:br/>
+            </w:r>
             <w:r>
               <w:rPr>
                 <w:rFonts w:ascii="DejaVu Sans Mono" w:eastAsia="DejaVu Sans Mono" w:hAnsi="DejaVu Sans Mono" w:cs="DejaVu Sans Mono"/>
                 <w:color w:val="E2E8F0"/>
                 <w:sz w:val="17"/>
               </w:rPr>
-              <w:t xml:space="preserve">    kosong.hidden = false;</w:t>
-            </w:r>
-            <w:br/>
+              <w:t xml:space="preserve">    return;</w:t>
+            </w:r>
+            <w:r>
+              <w:br/>
+            </w:r>
             <w:r>
               <w:rPr>
                 <w:rFonts w:ascii="DejaVu Sans Mono" w:eastAsia="DejaVu Sans Mono" w:hAnsi="DejaVu Sans Mono" w:cs="DejaVu Sans Mono"/>
                 <w:color w:val="E2E8F0"/>
                 <w:sz w:val="17"/>
               </w:rPr>
-              <w:t xml:space="preserve">    return;</w:t>
-            </w:r>
-            <w:br/>
+              <w:t xml:space="preserve">  }</w:t>
+            </w:r>
+            <w:r>
+              <w:br/>
+            </w:r>
             <w:r>
               <w:rPr>
                 <w:rFonts w:ascii="DejaVu Sans Mono" w:eastAsia="DejaVu Sans Mono" w:hAnsi="DejaVu Sans Mono" w:cs="DejaVu Sans Mono"/>
                 <w:color w:val="E2E8F0"/>
                 <w:sz w:val="17"/>
               </w:rPr>
-              <w:t xml:space="preserve">  }</w:t>
-            </w:r>
-            <w:br/>
+              <w:t xml:space="preserve">  kosong.hidden = true;</w:t>
+            </w:r>
+            <w:r>
+              <w:br/>
+            </w:r>
+            <w:r>
+              <w:br/>
+            </w:r>
             <w:r>
               <w:rPr>
                 <w:rFonts w:ascii="DejaVu Sans Mono" w:eastAsia="DejaVu Sans Mono" w:hAnsi="DejaVu Sans Mono" w:cs="DejaVu Sans Mono"/>
                 <w:color w:val="E2E8F0"/>
                 <w:sz w:val="17"/>
               </w:rPr>
-              <w:t xml:space="preserve">  kosong.hidden = true;</w:t>
-            </w:r>
-            <w:br/>
+              <w:t xml:space="preserve">  daftar.forEach((proyek) =&gt; wadah.append(buatKartu(proyek)));   // 3. isi ulang</w:t>
+            </w:r>
+            <w:r>
+              <w:br/>
+            </w:r>
             <w:r>
               <w:rPr>
                 <w:rFonts w:ascii="DejaVu Sans Mono" w:eastAsia="DejaVu Sans Mono" w:hAnsi="DejaVu Sans Mono" w:cs="DejaVu Sans Mono"/>
                 <w:color w:val="E2E8F0"/>
                 <w:sz w:val="17"/>
               </w:rPr>
-              <w:t xml:space="preserve"/>
-            </w:r>
-            <w:br/>
-            <w:r>
-              <w:rPr>
-                <w:rFonts w:ascii="DejaVu Sans Mono" w:eastAsia="DejaVu Sans Mono" w:hAnsi="DejaVu Sans Mono" w:cs="DejaVu Sans Mono"/>
-                <w:color w:val="E2E8F0"/>
-                <w:sz w:val="17"/>
-              </w:rPr>
-              <w:t xml:space="preserve">  daftar.forEach((proyek) =&gt; wadah.append(buatKartu(proyek)));   // 3. isi ulang</w:t>
-            </w:r>
-            <w:br/>
-            <w:r>
-              <w:rPr>
-                <w:rFonts w:ascii="DejaVu Sans Mono" w:eastAsia="DejaVu Sans Mono" w:hAnsi="DejaVu Sans Mono" w:cs="DejaVu Sans Mono"/>
-                <w:color w:val="E2E8F0"/>
-                <w:sz w:val="17"/>
-              </w:rPr>
-              <w:t xml:space="preserve">}</w:t>
+              <w:t>}</w:t>
             </w:r>
           </w:p>
         </w:tc>
@@ -7471,7 +7428,7 @@
                 <w:color w:val="FFFFFF"/>
                 <w:sz w:val="18"/>
               </w:rPr>
-              <w:t xml:space="preserve">Aturan</w:t>
+              <w:t>Aturan</w:t>
             </w:r>
           </w:p>
         </w:tc>
@@ -7497,7 +7454,7 @@
                 <w:color w:val="FFFFFF"/>
                 <w:sz w:val="18"/>
               </w:rPr>
-              <w:t xml:space="preserve">Alasannya</w:t>
+              <w:t>Alasannya</w:t>
             </w:r>
           </w:p>
         </w:tc>
@@ -7523,7 +7480,7 @@
                 <w:color w:val="FFFFFF"/>
                 <w:sz w:val="18"/>
               </w:rPr>
-              <w:t xml:space="preserve">Yang terjadi bila dilanggar</w:t>
+              <w:t>Yang terjadi bila dilanggar</w:t>
             </w:r>
           </w:p>
         </w:tc>
@@ -7553,7 +7510,7 @@
                 <w:rFonts w:cs="Carlito"/>
                 <w:sz w:val="18"/>
               </w:rPr>
-              <w:t xml:space="preserve">Satu fungsi render per bagian halaman</w:t>
+              <w:t>Satu fungsi render per bagian halaman</w:t>
             </w:r>
           </w:p>
         </w:tc>
@@ -7576,7 +7533,7 @@
                 <w:rFonts w:cs="Carlito"/>
                 <w:sz w:val="18"/>
               </w:rPr>
-              <w:t xml:space="preserve">Satu tempat yang harus benar; mudah diperiksa</w:t>
+              <w:t>Satu tempat yang harus benar; mudah diperiksa</w:t>
             </w:r>
           </w:p>
         </w:tc>
@@ -7599,7 +7556,7 @@
                 <w:rFonts w:cs="Carlito"/>
                 <w:sz w:val="18"/>
               </w:rPr>
-              <w:t xml:space="preserve">Tampilan berbeda dari data karena ada bagian yang terlewat diperbarui</w:t>
+              <w:t>Tampilan berbeda dari data karena ada bagian yang terlewat diperbarui</w:t>
             </w:r>
           </w:p>
         </w:tc>
@@ -7629,7 +7586,7 @@
                 <w:rFonts w:cs="Carlito"/>
                 <w:sz w:val="18"/>
               </w:rPr>
-              <w:t xml:space="preserve">Wadah dikosongkan di baris pertama</w:t>
+              <w:t>Wadah dikosongkan di baris pertama</w:t>
             </w:r>
           </w:p>
         </w:tc>
@@ -7652,7 +7609,7 @@
                 <w:rFonts w:cs="Carlito"/>
                 <w:sz w:val="18"/>
               </w:rPr>
-              <w:t xml:space="preserve">Isi lama dan isi baru tidak boleh bertumpuk</w:t>
+              <w:t>Isi lama dan isi baru tidak boleh bertumpuk</w:t>
             </w:r>
           </w:p>
         </w:tc>
@@ -7675,7 +7632,7 @@
                 <w:rFonts w:cs="Carlito"/>
                 <w:sz w:val="18"/>
               </w:rPr>
-              <w:t xml:space="preserve">Kartu berlipat setiap kali render dipanggil</w:t>
+              <w:t>Kartu berlipat setiap kali render dipanggil</w:t>
             </w:r>
           </w:p>
         </w:tc>
@@ -7705,7 +7662,7 @@
                 <w:rFonts w:cs="Carlito"/>
                 <w:sz w:val="18"/>
               </w:rPr>
-              <w:t xml:space="preserve">Keadaan kosong ditangani di dalam render</w:t>
+              <w:t>Keadaan kosong ditangani di dalam render</w:t>
             </w:r>
           </w:p>
         </w:tc>
@@ -7728,7 +7685,7 @@
                 <w:rFonts w:cs="Carlito"/>
                 <w:sz w:val="18"/>
               </w:rPr>
-              <w:t xml:space="preserve">Pengguna tidak boleh melihat halaman yang diam</w:t>
+              <w:t>Pengguna tidak boleh melihat halaman yang diam</w:t>
             </w:r>
           </w:p>
         </w:tc>
@@ -7751,7 +7708,7 @@
                 <w:rFonts w:cs="Carlito"/>
                 <w:sz w:val="18"/>
               </w:rPr>
-              <w:t xml:space="preserve">Penyaringan yang tidak menghasilkan apa pun terlihat seperti kerusakan</w:t>
+              <w:t>Penyaringan yang tidak menghasilkan apa pun terlihat seperti kerusakan</w:t>
             </w:r>
           </w:p>
         </w:tc>
@@ -7781,7 +7738,7 @@
                 <w:rFonts w:cs="Carlito"/>
                 <w:sz w:val="18"/>
               </w:rPr>
-              <w:t xml:space="preserve">Pendengar dipasang di luar render</w:t>
+              <w:t>Pendengar dipasang di luar render</w:t>
             </w:r>
           </w:p>
         </w:tc>
@@ -7804,7 +7761,7 @@
                 <w:rFonts w:cs="Carlito"/>
                 <w:sz w:val="18"/>
               </w:rPr>
-              <w:t xml:space="preserve">Render boleh dipanggil berkali-kali tanpa menambah pendengar</w:t>
+              <w:t>Render boleh dipanggil berkali-kali tanpa menambah pendengar</w:t>
             </w:r>
           </w:p>
         </w:tc>
@@ -7827,7 +7784,7 @@
                 <w:rFonts w:cs="Carlito"/>
                 <w:sz w:val="18"/>
               </w:rPr>
-              <w:t xml:space="preserve">Satu klik dijalankan berkali-kali, Console mencetak berulang</w:t>
+              <w:t>Satu klik dijalankan berkali-kali, Console mencetak berulang</w:t>
             </w:r>
           </w:p>
         </w:tc>
@@ -7849,7 +7806,7 @@
           <w:b/>
           <w:color w:val="003796"/>
         </w:rPr>
-        <w:t xml:space="preserve">D.2  Validasi form yang menjawab sebelum dikirim</w:t>
+        <w:t>D.2  Validasi form yang menjawab sebelum dikirim</w:t>
       </w:r>
     </w:p>
     <w:p>
@@ -7858,7 +7815,7 @@
           <w:rFonts w:cs="Carlito"/>
           <w:sz w:val="20"/>
         </w:rPr>
-        <w:t xml:space="preserve">Form sudah ada di halaman Anda sejak Pertemuan 3. Sekarang ia diberi tiga hal: preventDefault supaya halaman tidak dimuat ulang, validasi yang berjalan saat pengguna mengetik, dan pesan galat per kolom. Pesannya menyebut cara memperbaiki, bukan menyalahkan.</w:t>
+        <w:t>Form sudah ada di halaman Anda sejak Pertemuan 3. Sekarang ia diberi tiga hal: preventDefault supaya halaman tidak dimuat ulang, validasi yang berjalan saat pengguna mengetik, dan pesan galat per kolom. Pesannya menyebut cara memperbaiki, bukan menyalahkan.</w:t>
       </w:r>
     </w:p>
     <w:tbl>
@@ -7901,7 +7858,7 @@
                 <w:color w:val="FFFFFF"/>
                 <w:sz w:val="18"/>
               </w:rPr>
-              <w:t xml:space="preserve">Yang dipakai</w:t>
+              <w:t>Yang dipakai</w:t>
             </w:r>
           </w:p>
         </w:tc>
@@ -7927,7 +7884,7 @@
                 <w:color w:val="FFFFFF"/>
                 <w:sz w:val="18"/>
               </w:rPr>
-              <w:t xml:space="preserve">Perannya</w:t>
+              <w:t>Perannya</w:t>
             </w:r>
           </w:p>
         </w:tc>
@@ -7953,7 +7910,7 @@
                 <w:color w:val="FFFFFF"/>
                 <w:sz w:val="18"/>
               </w:rPr>
-              <w:t xml:space="preserve">Kapan dijalankan</w:t>
+              <w:t>Kapan dijalankan</w:t>
             </w:r>
           </w:p>
         </w:tc>
@@ -7983,7 +7940,7 @@
                 <w:rFonts w:cs="Carlito"/>
                 <w:sz w:val="18"/>
               </w:rPr>
-              <w:t xml:space="preserve">event.preventDefault()</w:t>
+              <w:t>event.preventDefault()</w:t>
             </w:r>
           </w:p>
         </w:tc>
@@ -8006,7 +7963,7 @@
                 <w:rFonts w:cs="Carlito"/>
                 <w:sz w:val="18"/>
               </w:rPr>
-              <w:t xml:space="preserve">Menghentikan pengiriman bawaan peramban</w:t>
+              <w:t>Menghentikan pengiriman bawaan peramban</w:t>
             </w:r>
           </w:p>
         </w:tc>
@@ -8029,7 +7986,7 @@
                 <w:rFonts w:cs="Carlito"/>
                 <w:sz w:val="18"/>
               </w:rPr>
-              <w:t xml:space="preserve">Di baris pertama penangan submit</w:t>
+              <w:t>Di baris pertama penangan submit</w:t>
             </w:r>
           </w:p>
         </w:tc>
@@ -8059,7 +8016,7 @@
                 <w:rFonts w:cs="Carlito"/>
                 <w:sz w:val="18"/>
               </w:rPr>
-              <w:t xml:space="preserve">input.value.trim()</w:t>
+              <w:t>input.value.trim()</w:t>
             </w:r>
           </w:p>
         </w:tc>
@@ -8082,7 +8039,7 @@
                 <w:rFonts w:cs="Carlito"/>
                 <w:sz w:val="18"/>
               </w:rPr>
-              <w:t xml:space="preserve">Membaca isi kolom tanpa spasi di tepinya</w:t>
+              <w:t>Membaca isi kolom tanpa spasi di tepinya</w:t>
             </w:r>
           </w:p>
         </w:tc>
@@ -8105,7 +8062,7 @@
                 <w:rFonts w:cs="Carlito"/>
                 <w:sz w:val="18"/>
               </w:rPr>
-              <w:t xml:space="preserve">Setiap kali memeriksa kolom yang boleh kosong</w:t>
+              <w:t>Setiap kali memeriksa kolom yang boleh kosong</w:t>
             </w:r>
           </w:p>
         </w:tc>
@@ -8135,7 +8092,7 @@
                 <w:rFonts w:cs="Carlito"/>
                 <w:sz w:val="18"/>
               </w:rPr>
-              <w:t xml:space="preserve">setAttribute("aria-invalid", "true")</w:t>
+              <w:t>setAttribute("aria-invalid", "true")</w:t>
             </w:r>
           </w:p>
         </w:tc>
@@ -8158,7 +8115,7 @@
                 <w:rFonts w:cs="Carlito"/>
                 <w:sz w:val="18"/>
               </w:rPr>
-              <w:t xml:space="preserve">Menandai kolom bermasalah bagi pembaca layar</w:t>
+              <w:t>Menandai kolom bermasalah bagi pembaca layar</w:t>
             </w:r>
           </w:p>
         </w:tc>
@@ -8181,7 +8138,7 @@
                 <w:rFonts w:cs="Carlito"/>
                 <w:sz w:val="18"/>
               </w:rPr>
-              <w:t xml:space="preserve">Saat kolom itu dinyatakan tidak sah</w:t>
+              <w:t>Saat kolom itu dinyatakan tidak sah</w:t>
             </w:r>
           </w:p>
         </w:tc>
@@ -8211,7 +8168,7 @@
                 <w:rFonts w:cs="Carlito"/>
                 <w:sz w:val="18"/>
               </w:rPr>
-              <w:t xml:space="preserve">tombol.disabled = !sah</w:t>
+              <w:t>tombol.disabled = !sah</w:t>
             </w:r>
           </w:p>
         </w:tc>
@@ -8234,7 +8191,7 @@
                 <w:rFonts w:cs="Carlito"/>
                 <w:sz w:val="18"/>
               </w:rPr>
-              <w:t xml:space="preserve">Menahan pengiriman sampai seluruh kolom layak</w:t>
+              <w:t>Menahan pengiriman sampai seluruh kolom layak</w:t>
             </w:r>
           </w:p>
         </w:tc>
@@ -8257,7 +8214,7 @@
                 <w:rFonts w:cs="Carlito"/>
                 <w:sz w:val="18"/>
               </w:rPr>
-              <w:t xml:space="preserve">Setiap kali hasil pemeriksaan berubah</w:t>
+              <w:t>Setiap kali hasil pemeriksaan berubah</w:t>
             </w:r>
           </w:p>
         </w:tc>
@@ -8287,7 +8244,7 @@
                 <w:rFonts w:cs="Carlito"/>
                 <w:sz w:val="18"/>
               </w:rPr>
-              <w:t xml:space="preserve">kolom.focus()</w:t>
+              <w:t>kolom.focus()</w:t>
             </w:r>
           </w:p>
         </w:tc>
@@ -8310,7 +8267,7 @@
                 <w:rFonts w:cs="Carlito"/>
                 <w:sz w:val="18"/>
               </w:rPr>
-              <w:t xml:space="preserve">Memindahkan pandangan ke kolom yang perlu diperbaiki</w:t>
+              <w:t>Memindahkan pandangan ke kolom yang perlu diperbaiki</w:t>
             </w:r>
           </w:p>
         </w:tc>
@@ -8333,7 +8290,7 @@
                 <w:rFonts w:cs="Carlito"/>
                 <w:sz w:val="18"/>
               </w:rPr>
-              <w:t xml:space="preserve">Sesudah pemeriksaan selesai dan ada kolom bermasalah</w:t>
+              <w:t>Sesudah pemeriksaan selesai dan ada kolom bermasalah</w:t>
             </w:r>
           </w:p>
         </w:tc>
@@ -8355,7 +8312,7 @@
           <w:b/>
           <w:color w:val="003796"/>
         </w:rPr>
-        <w:t xml:space="preserve">D.3  Periksa hasil kerja Anda</w:t>
+        <w:t>D.3  Periksa hasil kerja Anda</w:t>
       </w:r>
     </w:p>
     <w:tbl>
@@ -8398,7 +8355,7 @@
                 <w:color w:val="FFFFFF"/>
                 <w:sz w:val="18"/>
               </w:rPr>
-              <w:t xml:space="preserve">Yang diperiksa</w:t>
+              <w:t>Yang diperiksa</w:t>
             </w:r>
           </w:p>
         </w:tc>
@@ -8424,7 +8381,7 @@
                 <w:color w:val="FFFFFF"/>
                 <w:sz w:val="18"/>
               </w:rPr>
-              <w:t xml:space="preserve">Hasil yang benar</w:t>
+              <w:t>Hasil yang benar</w:t>
             </w:r>
           </w:p>
         </w:tc>
@@ -8450,7 +8407,7 @@
                 <w:color w:val="FFFFFF"/>
                 <w:sz w:val="18"/>
               </w:rPr>
-              <w:t xml:space="preserve">Hasil yang saya dapat</w:t>
+              <w:t>Hasil yang saya dapat</w:t>
             </w:r>
           </w:p>
         </w:tc>
@@ -8480,7 +8437,7 @@
                 <w:rFonts w:cs="Carlito"/>
                 <w:sz w:val="18"/>
               </w:rPr>
-              <w:t xml:space="preserve">Kirim form kosong</w:t>
+              <w:t>Kirim form kosong</w:t>
             </w:r>
           </w:p>
         </w:tc>
@@ -8503,7 +8460,7 @@
                 <w:rFonts w:cs="Carlito"/>
                 <w:sz w:val="18"/>
               </w:rPr>
-              <w:t xml:space="preserve">Halaman tidak dimuat ulang; pesan galat muncul</w:t>
+              <w:t>Halaman tidak dimuat ulang; pesan galat muncul</w:t>
             </w:r>
           </w:p>
         </w:tc>
@@ -8521,13 +8478,6 @@
             <w:pPr>
               <w:spacing w:before="20" w:after="20" w:line="252" w:lineRule="auto"/>
             </w:pPr>
-            <w:r>
-              <w:rPr>
-                <w:rFonts w:cs="Carlito"/>
-                <w:sz w:val="18"/>
-              </w:rPr>
-              <w:t xml:space="preserve"/>
-            </w:r>
           </w:p>
         </w:tc>
       </w:tr>
@@ -8556,7 +8506,7 @@
                 <w:rFonts w:cs="Carlito"/>
                 <w:sz w:val="18"/>
               </w:rPr>
-              <w:t xml:space="preserve">Perbaiki satu kolom</w:t>
+              <w:t>Perbaiki satu kolom</w:t>
             </w:r>
           </w:p>
         </w:tc>
@@ -8579,7 +8529,7 @@
                 <w:rFonts w:cs="Carlito"/>
                 <w:sz w:val="18"/>
               </w:rPr>
-              <w:t xml:space="preserve">Pesannya hilang begitu isinya layak</w:t>
+              <w:t>Pesannya hilang begitu isinya layak</w:t>
             </w:r>
           </w:p>
         </w:tc>
@@ -8597,13 +8547,6 @@
             <w:pPr>
               <w:spacing w:before="20" w:after="20" w:line="252" w:lineRule="auto"/>
             </w:pPr>
-            <w:r>
-              <w:rPr>
-                <w:rFonts w:cs="Carlito"/>
-                <w:sz w:val="18"/>
-              </w:rPr>
-              <w:t xml:space="preserve"/>
-            </w:r>
           </w:p>
         </w:tc>
       </w:tr>
@@ -8632,7 +8575,7 @@
                 <w:rFonts w:cs="Carlito"/>
                 <w:sz w:val="18"/>
               </w:rPr>
-              <w:t xml:space="preserve">Isi hanya spasi</w:t>
+              <w:t>Isi hanya spasi</w:t>
             </w:r>
           </w:p>
         </w:tc>
@@ -8655,7 +8598,7 @@
                 <w:rFonts w:cs="Carlito"/>
                 <w:sz w:val="18"/>
               </w:rPr>
-              <w:t xml:space="preserve">Masih dinyatakan tidak sah</w:t>
+              <w:t>Masih dinyatakan tidak sah</w:t>
             </w:r>
           </w:p>
         </w:tc>
@@ -8673,13 +8616,6 @@
             <w:pPr>
               <w:spacing w:before="20" w:after="20" w:line="252" w:lineRule="auto"/>
             </w:pPr>
-            <w:r>
-              <w:rPr>
-                <w:rFonts w:cs="Carlito"/>
-                <w:sz w:val="18"/>
-              </w:rPr>
-              <w:t xml:space="preserve"/>
-            </w:r>
           </w:p>
         </w:tc>
       </w:tr>
@@ -8708,7 +8644,7 @@
                 <w:rFonts w:cs="Carlito"/>
                 <w:sz w:val="18"/>
               </w:rPr>
-              <w:t xml:space="preserve">Tombol kirim</w:t>
+              <w:t>Tombol kirim</w:t>
             </w:r>
           </w:p>
         </w:tc>
@@ -8731,7 +8667,7 @@
                 <w:rFonts w:cs="Carlito"/>
                 <w:sz w:val="18"/>
               </w:rPr>
-              <w:t xml:space="preserve">Menunggu sampai seluruh kolom layak</w:t>
+              <w:t>Menunggu sampai seluruh kolom layak</w:t>
             </w:r>
           </w:p>
         </w:tc>
@@ -8749,13 +8685,6 @@
             <w:pPr>
               <w:spacing w:before="20" w:after="20" w:line="252" w:lineRule="auto"/>
             </w:pPr>
-            <w:r>
-              <w:rPr>
-                <w:rFonts w:cs="Carlito"/>
-                <w:sz w:val="18"/>
-              </w:rPr>
-              <w:t xml:space="preserve"/>
-            </w:r>
           </w:p>
         </w:tc>
       </w:tr>
@@ -8797,7 +8726,7 @@
                 <w:color w:val="8A5A00"/>
                 <w:sz w:val="20"/>
               </w:rPr>
-              <w:t xml:space="preserve">Form adalah satu-satunya bagian halaman yang bisa menghapus seluruh hasil kerja Anda dalam satu klik.  Pastikan halaman tidak dimuat ulang sebelum menambah validasi apa pun.</w:t>
+              <w:t>Form adalah satu-satunya bagian halaman yang bisa menghapus seluruh hasil kerja Anda dalam satu klik.  Pastikan halaman tidak dimuat ulang sebelum menambah validasi apa pun.</w:t>
             </w:r>
           </w:p>
         </w:tc>
@@ -8837,7 +8766,7 @@
                 <w:b/>
                 <w:color w:val="FFFFFF"/>
               </w:rPr>
-              <w:t xml:space="preserve">▌  SIMPAN KE GIT — SETELAH LEMBAR D</w:t>
+              <w:t>▌  SIMPAN KE GIT — SETELAH LEMBAR D</w:t>
             </w:r>
           </w:p>
         </w:tc>
@@ -8882,52 +8811,54 @@
                 <w:color w:val="E2E8F0"/>
                 <w:sz w:val="17"/>
               </w:rPr>
-              <w:t xml:space="preserve">git add .</w:t>
-            </w:r>
-            <w:br/>
+              <w:t>git add .</w:t>
+            </w:r>
+            <w:r>
+              <w:br/>
+            </w:r>
             <w:r>
               <w:rPr>
                 <w:rFonts w:ascii="DejaVu Sans Mono" w:eastAsia="DejaVu Sans Mono" w:hAnsi="DejaVu Sans Mono" w:cs="DejaVu Sans Mono"/>
                 <w:color w:val="E2E8F0"/>
                 <w:sz w:val="17"/>
               </w:rPr>
-              <w:t xml:space="preserve">git commit -m "pesan Anda"</w:t>
-            </w:r>
-            <w:br/>
+              <w:t>git commit -m "pesan Anda"</w:t>
+            </w:r>
+            <w:r>
+              <w:br/>
+            </w:r>
             <w:r>
               <w:rPr>
                 <w:rFonts w:ascii="DejaVu Sans Mono" w:eastAsia="DejaVu Sans Mono" w:hAnsi="DejaVu Sans Mono" w:cs="DejaVu Sans Mono"/>
                 <w:color w:val="E2E8F0"/>
                 <w:sz w:val="17"/>
               </w:rPr>
-              <w:t xml:space="preserve">git push</w:t>
-            </w:r>
-            <w:br/>
+              <w:t>git push</w:t>
+            </w:r>
+            <w:r>
+              <w:br/>
+            </w:r>
+            <w:r>
+              <w:br/>
+            </w:r>
             <w:r>
               <w:rPr>
                 <w:rFonts w:ascii="DejaVu Sans Mono" w:eastAsia="DejaVu Sans Mono" w:hAnsi="DejaVu Sans Mono" w:cs="DejaVu Sans Mono"/>
                 <w:color w:val="E2E8F0"/>
                 <w:sz w:val="17"/>
               </w:rPr>
-              <w:t xml:space="preserve"/>
-            </w:r>
-            <w:br/>
+              <w:t># pesan commit yang disarankan:</w:t>
+            </w:r>
+            <w:r>
+              <w:br/>
+            </w:r>
             <w:r>
               <w:rPr>
                 <w:rFonts w:ascii="DejaVu Sans Mono" w:eastAsia="DejaVu Sans Mono" w:hAnsi="DejaVu Sans Mono" w:cs="DejaVu Sans Mono"/>
                 <w:color w:val="E2E8F0"/>
                 <w:sz w:val="17"/>
               </w:rPr>
-              <w:t xml:space="preserve"># pesan commit yang disarankan:</w:t>
-            </w:r>
-            <w:br/>
-            <w:r>
-              <w:rPr>
-                <w:rFonts w:ascii="DejaVu Sans Mono" w:eastAsia="DejaVu Sans Mono" w:hAnsi="DejaVu Sans Mono" w:cs="DejaVu Sans Mono"/>
-                <w:color w:val="E2E8F0"/>
-                <w:sz w:val="17"/>
-              </w:rPr>
-              <w:t xml:space="preserve"># P9 — render dan validasi</w:t>
+              <w:t># P9 — render dan validasi</w:t>
             </w:r>
           </w:p>
         </w:tc>
@@ -8944,7 +8875,7 @@
           <w:rFonts w:cs="Carlito"/>
           <w:sz w:val="20"/>
         </w:rPr>
-        <w:t xml:space="preserve">Lembar D sudah selesai? Simpan hasilnya sekarang, jangan menunggu kelas berakhir. Simpanan ini tidak memerlukan langkah tambahan apa pun — hanya memastikan pekerjaan Anda tidak bergantung pada satu berkas di satu komputer.</w:t>
+        <w:t>Lembar D sudah selesai? Simpan hasilnya sekarang, jangan menunggu kelas berakhir. Simpanan ini tidak memerlukan langkah tambahan apa pun — hanya memastikan pekerjaan Anda tidak bergantung pada satu berkas di satu komputer.</w:t>
       </w:r>
     </w:p>
     <w:p>
@@ -8959,7 +8890,7 @@
           <w:color w:val="5A6080"/>
           <w:sz w:val="17"/>
         </w:rPr>
-        <w:t xml:space="preserve">D — simpan perubahan</w:t>
+        <w:t>D — simpan perubahan</w:t>
       </w:r>
     </w:p>
     <w:p>
@@ -8968,7 +8899,7 @@
           <w:rFonts w:cs="Carlito"/>
           <w:sz w:val="20"/>
         </w:rPr>
-        <w:t xml:space="preserve">Cara memastikan: kirim form kosong, lalu perbaiki satu kolom. Halaman tidak dimuat ulang dan pesan galatnya hilang tepat setelah kolomnya benar.</w:t>
+        <w:t>Cara memastikan: kirim form kosong, lalu perbaiki satu kolom. Halaman tidak dimuat ulang dan pesan galatnya hilang tepat setelah kolomnya benar.</w:t>
       </w:r>
     </w:p>
     <w:p>
@@ -9020,6 +8951,7 @@
                 <w:color w:val="FFFFFF"/>
                 <w:sz w:val="22"/>
               </w:rPr>
+              <w:lastRenderedPageBreak/>
               <w:t>WORKSHEET</w:t>
             </w:r>
           </w:p>
@@ -9047,7 +8979,7 @@
                 <w:color w:val="1A1A2E"/>
                 <w:sz w:val="30"/>
               </w:rPr>
-              <w:t xml:space="preserve">E</w:t>
+              <w:t>E</w:t>
             </w:r>
           </w:p>
         </w:tc>
@@ -9073,7 +9005,7 @@
                 <w:color w:val="003796"/>
                 <w:sz w:val="18"/>
               </w:rPr>
-              <w:t xml:space="preserve">Pertemuan 9  ·  DOM, Event, dan Interaktivitas</w:t>
+              <w:t>Pertemuan 9  ·  DOM, Event, dan Interaktivitas</w:t>
             </w:r>
           </w:p>
         </w:tc>
@@ -9091,7 +9023,7 @@
           <w:color w:val="5A6080"/>
           <w:sz w:val="17"/>
         </w:rPr>
-        <w:t xml:space="preserve">Lembar E — Membaca gejala, bukan menebaknya</w:t>
+        <w:t>Lembar E — Membaca gejala, bukan menebaknya</w:t>
       </w:r>
     </w:p>
     <w:p>
@@ -9117,15 +9049,13 @@
             <w:pPr>
               <w:spacing w:before="40" w:after="40"/>
             </w:pPr>
-            <w:proofErr w:type="gramStart"/>
-            <w:proofErr w:type="gramEnd"/>
             <w:r>
               <w:rPr>
                 <w:rFonts w:cs="Carlito"/>
                 <w:b/>
                 <w:color w:val="FFFFFF"/>
               </w:rPr>
-              <w:t xml:space="preserve">▌  YANG PALING SERING GAGAL BUKAN KODENYA, TAPI URUTANNYA</w:t>
+              <w:t>▌  YANG PALING SERING GAGAL BUKAN KODENYA, TAPI URUTANNYA</w:t>
             </w:r>
           </w:p>
         </w:tc>
@@ -9142,7 +9072,7 @@
           <w:rFonts w:cs="Carlito"/>
           <w:sz w:val="20"/>
         </w:rPr>
-        <w:t xml:space="preserve">Pertemuan ini punya satu jenis kegagalan yang khas: halaman yang tampak tidak bereaksi, padahal Console bersih. Tidak ada pesan merah yang bisa Anda baca — yang ada hanya halaman yang diam. Lembar ini melatih cara membaca gejala semacam itu.</w:t>
+        <w:t>Pertemuan ini punya satu jenis kegagalan yang khas: halaman yang tampak tidak bereaksi, padahal Console bersih. Tidak ada pesan merah yang bisa Anda baca — yang ada hanya halaman yang diam. Lembar ini melatih cara membaca gejala semacam itu.</w:t>
       </w:r>
     </w:p>
     <w:p>
@@ -9161,7 +9091,7 @@
           <w:b/>
           <w:color w:val="003796"/>
         </w:rPr>
-        <w:t xml:space="preserve">E.1  Memeriksa pendengar dengan DevTools</w:t>
+        <w:t>E.1  Memeriksa pendengar dengan DevTools</w:t>
       </w:r>
     </w:p>
     <w:p>
@@ -9170,7 +9100,7 @@
           <w:rFonts w:cs="Carlito"/>
           <w:sz w:val="20"/>
         </w:rPr>
-        <w:t xml:space="preserve">Pendengar yang terpasang dua kali tidak menimbulkan galat. Yang terlihat hanya satu tindakan yang berjalan berkali-kali. Panel Event Listeners menunjukkan pendengar mana yang menempel pada elemen mana.</w:t>
+        <w:t>Pendengar yang terpasang dua kali tidak menimbulkan galat. Yang terlihat hanya satu tindakan yang berjalan berkali-kali. Panel Event Listeners menunjukkan pendengar mana yang menempel pada elemen mana.</w:t>
       </w:r>
     </w:p>
     <w:tbl>
@@ -9213,7 +9143,7 @@
                 <w:color w:val="FFFFFF"/>
                 <w:sz w:val="18"/>
               </w:rPr>
-              <w:t xml:space="preserve">Yang dilakukan</w:t>
+              <w:t>Yang dilakukan</w:t>
             </w:r>
           </w:p>
         </w:tc>
@@ -9239,7 +9169,7 @@
                 <w:color w:val="FFFFFF"/>
                 <w:sz w:val="18"/>
               </w:rPr>
-              <w:t xml:space="preserve">Di mana</w:t>
+              <w:t>Di mana</w:t>
             </w:r>
           </w:p>
         </w:tc>
@@ -9265,7 +9195,7 @@
                 <w:color w:val="FFFFFF"/>
                 <w:sz w:val="18"/>
               </w:rPr>
-              <w:t xml:space="preserve">Yang Anda lihat</w:t>
+              <w:t>Yang Anda lihat</w:t>
             </w:r>
           </w:p>
         </w:tc>
@@ -9295,7 +9225,7 @@
                 <w:rFonts w:cs="Carlito"/>
                 <w:sz w:val="18"/>
               </w:rPr>
-              <w:t xml:space="preserve">Klik kanan → Inspect</w:t>
+              <w:t>Klik kanan → Inspect</w:t>
             </w:r>
           </w:p>
         </w:tc>
@@ -9318,7 +9248,7 @@
                 <w:rFonts w:cs="Carlito"/>
                 <w:sz w:val="18"/>
               </w:rPr>
-              <w:t xml:space="preserve">Panel Elements</w:t>
+              <w:t>Panel Elements</w:t>
             </w:r>
           </w:p>
         </w:tc>
@@ -9341,7 +9271,7 @@
                 <w:rFonts w:cs="Carlito"/>
                 <w:sz w:val="18"/>
               </w:rPr>
-              <w:t xml:space="preserve">Elemen itu disorot di pohon halaman</w:t>
+              <w:t>Elemen itu disorot di pohon halaman</w:t>
             </w:r>
           </w:p>
         </w:tc>
@@ -9371,7 +9301,7 @@
                 <w:rFonts w:cs="Carlito"/>
                 <w:sz w:val="18"/>
               </w:rPr>
-              <w:t xml:space="preserve">Tab Event Listeners</w:t>
+              <w:t>Tab Event Listeners</w:t>
             </w:r>
           </w:p>
         </w:tc>
@@ -9394,7 +9324,7 @@
                 <w:rFonts w:cs="Carlito"/>
                 <w:sz w:val="18"/>
               </w:rPr>
-              <w:t xml:space="preserve">Panel di sebelah Elements</w:t>
+              <w:t>Panel di sebelah Elements</w:t>
             </w:r>
           </w:p>
         </w:tc>
@@ -9417,7 +9347,7 @@
                 <w:rFonts w:cs="Carlito"/>
                 <w:sz w:val="18"/>
               </w:rPr>
-              <w:t xml:space="preserve">Daftar peristiwa yang menempel pada elemen itu</w:t>
+              <w:t>Daftar peristiwa yang menempel pada elemen itu</w:t>
             </w:r>
           </w:p>
         </w:tc>
@@ -9447,7 +9377,7 @@
                 <w:rFonts w:cs="Carlito"/>
                 <w:sz w:val="18"/>
               </w:rPr>
-              <w:t xml:space="preserve">monitorEvents(el)</w:t>
+              <w:t>monitorEvents(el)</w:t>
             </w:r>
           </w:p>
         </w:tc>
@@ -9470,7 +9400,7 @@
                 <w:rFonts w:cs="Carlito"/>
                 <w:sz w:val="18"/>
               </w:rPr>
-              <w:t xml:space="preserve">Console</w:t>
+              <w:t>Console</w:t>
             </w:r>
           </w:p>
         </w:tc>
@@ -9493,7 +9423,7 @@
                 <w:rFonts w:cs="Carlito"/>
                 <w:sz w:val="18"/>
               </w:rPr>
-              <w:t xml:space="preserve">Setiap peristiwa pada elemen itu tercetak saat terjadi</w:t>
+              <w:t>Setiap peristiwa pada elemen itu tercetak saat terjadi</w:t>
             </w:r>
           </w:p>
         </w:tc>
@@ -9523,7 +9453,7 @@
                 <w:rFonts w:cs="Carlito"/>
                 <w:sz w:val="18"/>
               </w:rPr>
-              <w:t xml:space="preserve">Hitung baris Console</w:t>
+              <w:t>Hitung baris Console</w:t>
             </w:r>
           </w:p>
         </w:tc>
@@ -9546,7 +9476,7 @@
                 <w:rFonts w:cs="Carlito"/>
                 <w:sz w:val="18"/>
               </w:rPr>
-              <w:t xml:space="preserve">Console, saat tombol ditekan</w:t>
+              <w:t>Console, saat tombol ditekan</w:t>
             </w:r>
           </w:p>
         </w:tc>
@@ -9569,7 +9499,7 @@
                 <w:rFonts w:cs="Carlito"/>
                 <w:sz w:val="18"/>
               </w:rPr>
-              <w:t xml:space="preserve">Satu baris bila benar; lebih dari satu bila pendengarnya ganda</w:t>
+              <w:t>Satu baris bila benar; lebih dari satu bila pendengarnya ganda</w:t>
             </w:r>
           </w:p>
         </w:tc>
@@ -9591,7 +9521,7 @@
           <w:b/>
           <w:color w:val="003796"/>
         </w:rPr>
-        <w:t xml:space="preserve">E.2  Halaman diam — empat sebab yang paling sering</w:t>
+        <w:t>E.2  Halaman diam — empat sebab yang paling sering</w:t>
       </w:r>
     </w:p>
     <w:p>
@@ -9600,7 +9530,7 @@
           <w:rFonts w:cs="Carlito"/>
           <w:sz w:val="20"/>
         </w:rPr>
-        <w:t xml:space="preserve">Urutan pemeriksaan di bawah ini disusun dari yang paling sering terjadi. Kerjakan berurutan; jangan melompat ke sebab yang paling rumit.</w:t>
+        <w:t>Urutan pemeriksaan di bawah ini disusun dari yang paling sering terjadi. Kerjakan berurutan; jangan melompat ke sebab yang paling rumit.</w:t>
       </w:r>
     </w:p>
     <w:tbl>
@@ -9643,7 +9573,7 @@
                 <w:color w:val="FFFFFF"/>
                 <w:sz w:val="18"/>
               </w:rPr>
-              <w:t xml:space="preserve">Gejala</w:t>
+              <w:t>Gejala</w:t>
             </w:r>
           </w:p>
         </w:tc>
@@ -9669,7 +9599,7 @@
                 <w:color w:val="FFFFFF"/>
                 <w:sz w:val="18"/>
               </w:rPr>
-              <w:t xml:space="preserve">Sebab yang paling sering</w:t>
+              <w:t>Sebab yang paling sering</w:t>
             </w:r>
           </w:p>
         </w:tc>
@@ -9695,7 +9625,7 @@
                 <w:color w:val="FFFFFF"/>
                 <w:sz w:val="18"/>
               </w:rPr>
-              <w:t xml:space="preserve">Yang dilakukan</w:t>
+              <w:t>Yang dilakukan</w:t>
             </w:r>
           </w:p>
         </w:tc>
@@ -9725,7 +9655,7 @@
                 <w:rFonts w:cs="Carlito"/>
                 <w:sz w:val="18"/>
               </w:rPr>
-              <w:t xml:space="preserve">Halaman tampak normal, tidak ada apa pun yang berubah</w:t>
+              <w:t>Halaman tampak normal, tidak ada apa pun yang berubah</w:t>
             </w:r>
           </w:p>
         </w:tc>
@@ -9748,7 +9678,7 @@
                 <w:rFonts w:cs="Carlito"/>
                 <w:sz w:val="18"/>
               </w:rPr>
-              <w:t xml:space="preserve">Skrip berjalan sebelum elemennya ada, sehingga pemilihnya null</w:t>
+              <w:t>Skrip berjalan sebelum elemennya ada, sehingga pemilihnya null</w:t>
             </w:r>
           </w:p>
         </w:tc>
@@ -9771,7 +9701,7 @@
                 <w:rFonts w:cs="Carlito"/>
                 <w:sz w:val="18"/>
               </w:rPr>
-              <w:t xml:space="preserve">Periksa urutan &lt;script&gt;: app.js lalu dom.js, keduanya sebelum &lt;/body&gt;</w:t>
+              <w:t>Periksa urutan &lt;script&gt;: app.js lalu dom.js, keduanya sebelum &lt;/body&gt;</w:t>
             </w:r>
           </w:p>
         </w:tc>
@@ -9801,7 +9731,7 @@
                 <w:rFonts w:cs="Carlito"/>
                 <w:sz w:val="18"/>
               </w:rPr>
-              <w:t xml:space="preserve">Daftar tampil, tetapi filter tidak mengubah apa pun</w:t>
+              <w:t>Daftar tampil, tetapi filter tidak mengubah apa pun</w:t>
             </w:r>
           </w:p>
         </w:tc>
@@ -9824,7 +9754,7 @@
                 <w:rFonts w:cs="Carlito"/>
                 <w:sz w:val="18"/>
               </w:rPr>
-              <w:t xml:space="preserve">Pendengar dipasang pada tombol yang belum ada, atau pada elemen yang salah</w:t>
+              <w:t>Pendengar dipasang pada tombol yang belum ada, atau pada elemen yang salah</w:t>
             </w:r>
           </w:p>
         </w:tc>
@@ -9847,7 +9777,7 @@
                 <w:rFonts w:cs="Carlito"/>
                 <w:sz w:val="18"/>
               </w:rPr>
-              <w:t xml:space="preserve">Pindahkan pendengar ke induknya, lalu periksa event.target.closest("button")</w:t>
+              <w:t>Pindahkan pendengar ke induknya, lalu periksa event.target.closest("button")</w:t>
             </w:r>
           </w:p>
         </w:tc>
@@ -9877,7 +9807,7 @@
                 <w:rFonts w:cs="Carlito"/>
                 <w:sz w:val="18"/>
               </w:rPr>
-              <w:t xml:space="preserve">Satu klik membuat daftar berlipat</w:t>
+              <w:t>Satu klik membuat daftar berlipat</w:t>
             </w:r>
           </w:p>
         </w:tc>
@@ -9900,7 +9830,7 @@
                 <w:rFonts w:cs="Carlito"/>
                 <w:sz w:val="18"/>
               </w:rPr>
-              <w:t xml:space="preserve">addEventListener dipanggil di dalam fungsi render</w:t>
+              <w:t>addEventListener dipanggil di dalam fungsi render</w:t>
             </w:r>
           </w:p>
         </w:tc>
@@ -9923,7 +9853,7 @@
                 <w:rFonts w:cs="Carlito"/>
                 <w:sz w:val="18"/>
               </w:rPr>
-              <w:t xml:space="preserve">Pindahkan pendengar ke luar fungsi render, dipasang sekali saja</w:t>
+              <w:t>Pindahkan pendengar ke luar fungsi render, dipasang sekali saja</w:t>
             </w:r>
           </w:p>
         </w:tc>
@@ -9953,7 +9883,7 @@
                 <w:rFonts w:cs="Carlito"/>
                 <w:sz w:val="18"/>
               </w:rPr>
-              <w:t xml:space="preserve">Daftar kosong tanpa penjelasan</w:t>
+              <w:t>Daftar kosong tanpa penjelasan</w:t>
             </w:r>
           </w:p>
         </w:tc>
@@ -9976,7 +9906,7 @@
                 <w:rFonts w:cs="Carlito"/>
                 <w:sz w:val="18"/>
               </w:rPr>
-              <w:t xml:space="preserve">Penyaringan tidak menghasilkan isi, dan keadaan kosong tidak ditangani</w:t>
+              <w:t>Penyaringan tidak menghasilkan isi, dan keadaan kosong tidak ditangani</w:t>
             </w:r>
           </w:p>
         </w:tc>
@@ -9999,7 +9929,7 @@
                 <w:rFonts w:cs="Carlito"/>
                 <w:sz w:val="18"/>
               </w:rPr>
-              <w:t xml:space="preserve">Tampilkan pesan di dalam render ketika daftar.length === 0</w:t>
+              <w:t>Tampilkan pesan di dalam render ketika daftar.length === 0</w:t>
             </w:r>
           </w:p>
         </w:tc>
@@ -10029,7 +9959,7 @@
                 <w:rFonts w:cs="Carlito"/>
                 <w:sz w:val="18"/>
               </w:rPr>
-              <w:t xml:space="preserve">Console: Cannot read properties of null</w:t>
+              <w:t>Console: Cannot read properties of null</w:t>
             </w:r>
           </w:p>
         </w:tc>
@@ -10052,7 +9982,7 @@
                 <w:rFonts w:cs="Carlito"/>
                 <w:sz w:val="18"/>
               </w:rPr>
-              <w:t xml:space="preserve">querySelector tidak menemukan elemennya</w:t>
+              <w:t>querySelector tidak menemukan elemennya</w:t>
             </w:r>
           </w:p>
         </w:tc>
@@ -10075,7 +10005,7 @@
                 <w:rFonts w:cs="Carlito"/>
                 <w:sz w:val="18"/>
               </w:rPr>
-              <w:t xml:space="preserve">Bandingkan penulisan id atau kelas dengan yang ada di panel Elements</w:t>
+              <w:t>Bandingkan penulisan id atau kelas dengan yang ada di panel Elements</w:t>
             </w:r>
           </w:p>
         </w:tc>
@@ -10097,7 +10027,7 @@
           <w:b/>
           <w:color w:val="003796"/>
         </w:rPr>
-        <w:t xml:space="preserve">E.3  Tiga kasus sulit dan cara menanganinya</w:t>
+        <w:t>E.3  Tiga kasus sulit dan cara menanganinya</w:t>
       </w:r>
     </w:p>
     <w:tbl>
@@ -10140,7 +10070,7 @@
                 <w:color w:val="FFFFFF"/>
                 <w:sz w:val="18"/>
               </w:rPr>
-              <w:t xml:space="preserve">Yang muncul</w:t>
+              <w:t>Yang muncul</w:t>
             </w:r>
           </w:p>
         </w:tc>
@@ -10166,7 +10096,7 @@
                 <w:color w:val="FFFFFF"/>
                 <w:sz w:val="18"/>
               </w:rPr>
-              <w:t xml:space="preserve">Artinya</w:t>
+              <w:t>Artinya</w:t>
             </w:r>
           </w:p>
         </w:tc>
@@ -10192,7 +10122,7 @@
                 <w:color w:val="FFFFFF"/>
                 <w:sz w:val="18"/>
               </w:rPr>
-              <w:t xml:space="preserve">Yang dilakukan</w:t>
+              <w:t>Yang dilakukan</w:t>
             </w:r>
           </w:p>
         </w:tc>
@@ -10222,7 +10152,7 @@
                 <w:rFonts w:cs="Carlito"/>
                 <w:sz w:val="18"/>
               </w:rPr>
-              <w:t xml:space="preserve">Pemilih menghasilkan null</w:t>
+              <w:t>Pemilih menghasilkan null</w:t>
             </w:r>
           </w:p>
         </w:tc>
@@ -10245,7 +10175,7 @@
                 <w:rFonts w:cs="Carlito"/>
                 <w:sz w:val="18"/>
               </w:rPr>
-              <w:t xml:space="preserve">Nama id atau kelasnya berbeda, atau elemennya belum ada saat skrip berjalan</w:t>
+              <w:t>Nama id atau kelasnya berbeda, atau elemennya belum ada saat skrip berjalan</w:t>
             </w:r>
           </w:p>
         </w:tc>
@@ -10268,7 +10198,7 @@
                 <w:rFonts w:cs="Carlito"/>
                 <w:sz w:val="18"/>
               </w:rPr>
-              <w:t xml:space="preserve">Uji pemilihnya di Console lebih dulu; periksa urutan &lt;script&gt;</w:t>
+              <w:t>Uji pemilihnya di Console lebih dulu; periksa urutan &lt;script&gt;</w:t>
             </w:r>
           </w:p>
         </w:tc>
@@ -10298,7 +10228,7 @@
                 <w:rFonts w:cs="Carlito"/>
                 <w:sz w:val="18"/>
               </w:rPr>
-              <w:t xml:space="preserve">Pendengar ganda setelah render ulang</w:t>
+              <w:t>Pendengar ganda setelah render ulang</w:t>
             </w:r>
           </w:p>
         </w:tc>
@@ -10321,7 +10251,7 @@
                 <w:rFonts w:cs="Carlito"/>
                 <w:sz w:val="18"/>
               </w:rPr>
-              <w:t xml:space="preserve">Pendengar dipasang ulang setiap kali wadahnya diisi ulang</w:t>
+              <w:t>Pendengar dipasang ulang setiap kali wadahnya diisi ulang</w:t>
             </w:r>
           </w:p>
         </w:tc>
@@ -10344,7 +10274,7 @@
                 <w:rFonts w:cs="Carlito"/>
                 <w:sz w:val="18"/>
               </w:rPr>
-              <w:t xml:space="preserve">Pasang pendengar sekali di induk, di luar fungsi render</w:t>
+              <w:t>Pasang pendengar sekali di induk, di luar fungsi render</w:t>
             </w:r>
           </w:p>
         </w:tc>
@@ -10374,7 +10304,7 @@
                 <w:rFonts w:cs="Carlito"/>
                 <w:sz w:val="18"/>
               </w:rPr>
-              <w:t xml:space="preserve">Isi daftar kosong</w:t>
+              <w:t>Isi daftar kosong</w:t>
             </w:r>
           </w:p>
         </w:tc>
@@ -10397,7 +10327,7 @@
                 <w:rFonts w:cs="Carlito"/>
                 <w:sz w:val="18"/>
               </w:rPr>
-              <w:t xml:space="preserve">Penyaringan tidak menghasilkan apa pun, atau datanya belum terbaca</w:t>
+              <w:t>Penyaringan tidak menghasilkan apa pun, atau datanya belum terbaca</w:t>
             </w:r>
           </w:p>
         </w:tc>
@@ -10420,7 +10350,7 @@
                 <w:rFonts w:cs="Carlito"/>
                 <w:sz w:val="18"/>
               </w:rPr>
-              <w:t xml:space="preserve">Tampilkan pesan keadaan kosong; periksa panjang array dengan console.log</w:t>
+              <w:t>Tampilkan pesan keadaan kosong; periksa panjang array dengan console.log</w:t>
             </w:r>
           </w:p>
         </w:tc>
@@ -10442,7 +10372,7 @@
           <w:b/>
           <w:color w:val="003796"/>
         </w:rPr>
-        <w:t xml:space="preserve">E.4  Catat kasus yang saya temui</w:t>
+        <w:t>E.4  Catat kasus yang saya temui</w:t>
       </w:r>
     </w:p>
     <w:tbl>
@@ -10485,7 +10415,7 @@
                 <w:color w:val="FFFFFF"/>
                 <w:sz w:val="18"/>
               </w:rPr>
-              <w:t xml:space="preserve">Gejala yang saya lihat</w:t>
+              <w:t>Gejala yang saya lihat</w:t>
             </w:r>
           </w:p>
         </w:tc>
@@ -10511,7 +10441,7 @@
                 <w:color w:val="FFFFFF"/>
                 <w:sz w:val="18"/>
               </w:rPr>
-              <w:t xml:space="preserve">Sebabnya</w:t>
+              <w:t>Sebabnya</w:t>
             </w:r>
           </w:p>
         </w:tc>
@@ -10537,7 +10467,7 @@
                 <w:color w:val="FFFFFF"/>
                 <w:sz w:val="18"/>
               </w:rPr>
-              <w:t xml:space="preserve">Baris yang saya ubah</w:t>
+              <w:t>Baris yang saya ubah</w:t>
             </w:r>
           </w:p>
         </w:tc>
@@ -10562,13 +10492,6 @@
             <w:pPr>
               <w:spacing w:before="20" w:after="20" w:line="252" w:lineRule="auto"/>
             </w:pPr>
-            <w:r>
-              <w:rPr>
-                <w:rFonts w:cs="Carlito"/>
-                <w:sz w:val="18"/>
-              </w:rPr>
-              <w:t xml:space="preserve"/>
-            </w:r>
           </w:p>
         </w:tc>
         <w:tc>
@@ -10585,13 +10508,6 @@
             <w:pPr>
               <w:spacing w:before="20" w:after="20" w:line="252" w:lineRule="auto"/>
             </w:pPr>
-            <w:r>
-              <w:rPr>
-                <w:rFonts w:cs="Carlito"/>
-                <w:sz w:val="18"/>
-              </w:rPr>
-              <w:t xml:space="preserve"/>
-            </w:r>
           </w:p>
         </w:tc>
         <w:tc>
@@ -10608,13 +10524,6 @@
             <w:pPr>
               <w:spacing w:before="20" w:after="20" w:line="252" w:lineRule="auto"/>
             </w:pPr>
-            <w:r>
-              <w:rPr>
-                <w:rFonts w:cs="Carlito"/>
-                <w:sz w:val="18"/>
-              </w:rPr>
-              <w:t xml:space="preserve"/>
-            </w:r>
           </w:p>
         </w:tc>
       </w:tr>
@@ -10638,13 +10547,6 @@
             <w:pPr>
               <w:spacing w:before="20" w:after="20" w:line="252" w:lineRule="auto"/>
             </w:pPr>
-            <w:r>
-              <w:rPr>
-                <w:rFonts w:cs="Carlito"/>
-                <w:sz w:val="18"/>
-              </w:rPr>
-              <w:t xml:space="preserve"/>
-            </w:r>
           </w:p>
         </w:tc>
         <w:tc>
@@ -10661,13 +10563,6 @@
             <w:pPr>
               <w:spacing w:before="20" w:after="20" w:line="252" w:lineRule="auto"/>
             </w:pPr>
-            <w:r>
-              <w:rPr>
-                <w:rFonts w:cs="Carlito"/>
-                <w:sz w:val="18"/>
-              </w:rPr>
-              <w:t xml:space="preserve"/>
-            </w:r>
           </w:p>
         </w:tc>
         <w:tc>
@@ -10684,13 +10579,6 @@
             <w:pPr>
               <w:spacing w:before="20" w:after="20" w:line="252" w:lineRule="auto"/>
             </w:pPr>
-            <w:r>
-              <w:rPr>
-                <w:rFonts w:cs="Carlito"/>
-                <w:sz w:val="18"/>
-              </w:rPr>
-              <w:t xml:space="preserve"/>
-            </w:r>
           </w:p>
         </w:tc>
       </w:tr>
@@ -10714,13 +10602,6 @@
             <w:pPr>
               <w:spacing w:before="20" w:after="20" w:line="252" w:lineRule="auto"/>
             </w:pPr>
-            <w:r>
-              <w:rPr>
-                <w:rFonts w:cs="Carlito"/>
-                <w:sz w:val="18"/>
-              </w:rPr>
-              <w:t xml:space="preserve"/>
-            </w:r>
           </w:p>
         </w:tc>
         <w:tc>
@@ -10737,13 +10618,6 @@
             <w:pPr>
               <w:spacing w:before="20" w:after="20" w:line="252" w:lineRule="auto"/>
             </w:pPr>
-            <w:r>
-              <w:rPr>
-                <w:rFonts w:cs="Carlito"/>
-                <w:sz w:val="18"/>
-              </w:rPr>
-              <w:t xml:space="preserve"/>
-            </w:r>
           </w:p>
         </w:tc>
         <w:tc>
@@ -10760,13 +10634,6 @@
             <w:pPr>
               <w:spacing w:before="20" w:after="20" w:line="252" w:lineRule="auto"/>
             </w:pPr>
-            <w:r>
-              <w:rPr>
-                <w:rFonts w:cs="Carlito"/>
-                <w:sz w:val="18"/>
-              </w:rPr>
-              <w:t xml:space="preserve"/>
-            </w:r>
           </w:p>
         </w:tc>
       </w:tr>
@@ -10808,7 +10675,7 @@
                 <w:color w:val="8A5A00"/>
                 <w:sz w:val="20"/>
               </w:rPr>
-              <w:t xml:space="preserve">Simpan tiga tangkapan layar: satu saat halaman diam beserta panel Event Listeners-nya, satu setelah diperbaiki, dan satu saat filter bekerja.  Ketiganya Anda perlukan di lembar F.</w:t>
+              <w:t>Simpan tiga tangkapan layar: satu saat halaman diam beserta panel Event Listeners-nya, satu setelah diperbaiki, dan satu saat filter bekerja.  Ketiganya Anda perlukan di lembar F.</w:t>
             </w:r>
           </w:p>
         </w:tc>
@@ -10848,7 +10715,7 @@
                 <w:b/>
                 <w:color w:val="FFFFFF"/>
               </w:rPr>
-              <w:t xml:space="preserve">▌  SIMPAN KE GIT — SETELAH LEMBAR E</w:t>
+              <w:t>▌  SIMPAN KE GIT — SETELAH LEMBAR E</w:t>
             </w:r>
           </w:p>
         </w:tc>
@@ -10893,52 +10760,54 @@
                 <w:color w:val="E2E8F0"/>
                 <w:sz w:val="17"/>
               </w:rPr>
-              <w:t xml:space="preserve">git add .</w:t>
-            </w:r>
-            <w:br/>
+              <w:t>git add .</w:t>
+            </w:r>
+            <w:r>
+              <w:br/>
+            </w:r>
             <w:r>
               <w:rPr>
                 <w:rFonts w:ascii="DejaVu Sans Mono" w:eastAsia="DejaVu Sans Mono" w:hAnsi="DejaVu Sans Mono" w:cs="DejaVu Sans Mono"/>
                 <w:color w:val="E2E8F0"/>
                 <w:sz w:val="17"/>
               </w:rPr>
-              <w:t xml:space="preserve">git commit -m "pesan Anda"</w:t>
-            </w:r>
-            <w:br/>
+              <w:t>git commit -m "pesan Anda"</w:t>
+            </w:r>
+            <w:r>
+              <w:br/>
+            </w:r>
             <w:r>
               <w:rPr>
                 <w:rFonts w:ascii="DejaVu Sans Mono" w:eastAsia="DejaVu Sans Mono" w:hAnsi="DejaVu Sans Mono" w:cs="DejaVu Sans Mono"/>
                 <w:color w:val="E2E8F0"/>
                 <w:sz w:val="17"/>
               </w:rPr>
-              <w:t xml:space="preserve">git push</w:t>
-            </w:r>
-            <w:br/>
+              <w:t>git push</w:t>
+            </w:r>
+            <w:r>
+              <w:br/>
+            </w:r>
+            <w:r>
+              <w:br/>
+            </w:r>
             <w:r>
               <w:rPr>
                 <w:rFonts w:ascii="DejaVu Sans Mono" w:eastAsia="DejaVu Sans Mono" w:hAnsi="DejaVu Sans Mono" w:cs="DejaVu Sans Mono"/>
                 <w:color w:val="E2E8F0"/>
                 <w:sz w:val="17"/>
               </w:rPr>
-              <w:t xml:space="preserve"/>
-            </w:r>
-            <w:br/>
+              <w:t># pesan commit yang disarankan:</w:t>
+            </w:r>
+            <w:r>
+              <w:br/>
+            </w:r>
             <w:r>
               <w:rPr>
                 <w:rFonts w:ascii="DejaVu Sans Mono" w:eastAsia="DejaVu Sans Mono" w:hAnsi="DejaVu Sans Mono" w:cs="DejaVu Sans Mono"/>
                 <w:color w:val="E2E8F0"/>
                 <w:sz w:val="17"/>
               </w:rPr>
-              <w:t xml:space="preserve"># pesan commit yang disarankan:</w:t>
-            </w:r>
-            <w:br/>
-            <w:r>
-              <w:rPr>
-                <w:rFonts w:ascii="DejaVu Sans Mono" w:eastAsia="DejaVu Sans Mono" w:hAnsi="DejaVu Sans Mono" w:cs="DejaVu Sans Mono"/>
-                <w:color w:val="E2E8F0"/>
-                <w:sz w:val="17"/>
-              </w:rPr>
-              <w:t xml:space="preserve"># P9 — gejala dibaca, bukan ditebak</w:t>
+              <w:t># P9 — gejala dibaca, bukan ditebak</w:t>
             </w:r>
           </w:p>
         </w:tc>
@@ -10955,7 +10824,7 @@
           <w:rFonts w:cs="Carlito"/>
           <w:sz w:val="20"/>
         </w:rPr>
-        <w:t xml:space="preserve">Lembar E sudah selesai? Simpan hasilnya sekarang, jangan menunggu kelas berakhir. Simpanan ini tidak memerlukan langkah tambahan apa pun — hanya memastikan pekerjaan Anda tidak bergantung pada satu berkas di satu komputer.</w:t>
+        <w:t>Lembar E sudah selesai? Simpan hasilnya sekarang, jangan menunggu kelas berakhir. Simpanan ini tidak memerlukan langkah tambahan apa pun — hanya memastikan pekerjaan Anda tidak bergantung pada satu berkas di satu komputer.</w:t>
       </w:r>
     </w:p>
     <w:p>
@@ -10970,7 +10839,7 @@
           <w:color w:val="5A6080"/>
           <w:sz w:val="17"/>
         </w:rPr>
-        <w:t xml:space="preserve">E — simpan perubahan</w:t>
+        <w:t>E — simpan perubahan</w:t>
       </w:r>
     </w:p>
     <w:p>
@@ -10979,7 +10848,7 @@
           <w:rFonts w:cs="Carlito"/>
           <w:sz w:val="20"/>
         </w:rPr>
-        <w:t xml:space="preserve">Cara memastikan: halaman bereaksi pada setiap klik, dan tabel E.4 terisi dengan sebab yang benar — bukan dengan "sudah diperbaiki" saja.</w:t>
+        <w:t>Cara memastikan: halaman bereaksi pada setiap klik, dan tabel E.4 terisi dengan sebab yang benar — bukan dengan "sudah diperbaiki" saja.</w:t>
       </w:r>
     </w:p>
     <w:p>
@@ -11031,6 +10900,7 @@
                 <w:color w:val="FFFFFF"/>
                 <w:sz w:val="22"/>
               </w:rPr>
+              <w:lastRenderedPageBreak/>
               <w:t>WORKSHEET</w:t>
             </w:r>
           </w:p>
@@ -11058,7 +10928,7 @@
                 <w:color w:val="1A1A2E"/>
                 <w:sz w:val="30"/>
               </w:rPr>
-              <w:t xml:space="preserve">F</w:t>
+              <w:t>F</w:t>
             </w:r>
           </w:p>
         </w:tc>
@@ -11084,7 +10954,7 @@
                 <w:color w:val="003796"/>
                 <w:sz w:val="18"/>
               </w:rPr>
-              <w:t xml:space="preserve">Pertemuan 9  ·  DOM, Event, dan Interaktivitas</w:t>
+              <w:t>Pertemuan 9  ·  DOM, Event, dan Interaktivitas</w:t>
             </w:r>
           </w:p>
         </w:tc>
@@ -11102,7 +10972,7 @@
           <w:color w:val="5A6080"/>
           <w:sz w:val="17"/>
         </w:rPr>
-        <w:t xml:space="preserve">Lembar F — Tiket keluar dan penilaian mandiri</w:t>
+        <w:t>Lembar F — Tiket keluar dan penilaian mandiri</w:t>
       </w:r>
     </w:p>
     <w:p>
@@ -11128,15 +10998,13 @@
             <w:pPr>
               <w:spacing w:before="40" w:after="40"/>
             </w:pPr>
-            <w:proofErr w:type="gramStart"/>
-            <w:proofErr w:type="gramEnd"/>
             <w:r>
               <w:rPr>
                 <w:rFonts w:cs="Carlito"/>
                 <w:b/>
                 <w:color w:val="FFFFFF"/>
               </w:rPr>
-              <w:t xml:space="preserve">▌  TIKET KELUAR</w:t>
+              <w:t>▌  TIKET KELUAR</w:t>
             </w:r>
           </w:p>
         </w:tc>
@@ -11174,7 +11042,7 @@
                 <w:color w:val="1B6B3A"/>
                 <w:sz w:val="20"/>
               </w:rPr>
-              <w:t xml:space="preserve">Dikerjakan sendiri, tanpa berdiskusi.  Lembar ini mengukur pemahaman Anda, bukan kecepatan Anda menyalin jawaban teman.</w:t>
+              <w:t>Dikerjakan sendiri, tanpa berdiskusi.  Lembar ini mengukur pemahaman Anda, bukan kecepatan Anda menyalin jawaban teman.</w:t>
             </w:r>
           </w:p>
         </w:tc>
@@ -11195,7 +11063,7 @@
           <w:rFonts w:cs="Carlito"/>
           <w:sz w:val="20"/>
         </w:rPr>
-        <w:t xml:space="preserve">1.  Sebutkan satu elemen di halaman Anda, pemilih yang Anda pakai untuk mengambilnya, dan nama variabel tempat hasilnya disimpan.</w:t>
+        <w:t>1.  Sebutkan satu elemen di halaman Anda, pemilih yang Anda pakai untuk mengambilnya, dan nama variabel tempat hasilnya disimpan.</w:t>
       </w:r>
     </w:p>
     <w:tbl>
@@ -11257,7 +11125,7 @@
           <w:rFonts w:cs="Carlito"/>
           <w:sz w:val="20"/>
         </w:rPr>
-        <w:t xml:space="preserve">2.  Apa bedanya querySelector dan querySelectorAll? Mengapa map tidak langsung bisa dipakai pada hasil querySelectorAll?</w:t>
+        <w:t>2.  Apa bedanya querySelector dan querySelectorAll? Mengapa map tidak langsung bisa dipakai pada hasil querySelectorAll?</w:t>
       </w:r>
     </w:p>
     <w:tbl>
@@ -11319,7 +11187,7 @@
           <w:rFonts w:cs="Carlito"/>
           <w:sz w:val="20"/>
         </w:rPr>
-        <w:t xml:space="preserve">3.  Anda memasang pendengar di induk, bukan pada setiap tombol. Apa keuntungannya, dan bagian mana dari kode Anda yang membuktikannya?</w:t>
+        <w:t>3.  Anda memasang pendengar di induk, bukan pada setiap tombol. Apa keuntungannya, dan bagian mana dari kode Anda yang membuktikannya?</w:t>
       </w:r>
     </w:p>
     <w:tbl>
@@ -11381,7 +11249,7 @@
           <w:rFonts w:cs="Carlito"/>
           <w:sz w:val="20"/>
         </w:rPr>
-        <w:t xml:space="preserve">4.  Apa yang terjadi bila baris pengosongan wadah dihapus dari fungsi render? Peragakan, lalu tulis hasilnya.</w:t>
+        <w:t>4.  Apa yang terjadi bila baris pengosongan wadah dihapus dari fungsi render? Peragakan, lalu tulis hasilnya.</w:t>
       </w:r>
     </w:p>
     <w:tbl>
@@ -11443,7 +11311,7 @@
           <w:rFonts w:cs="Carlito"/>
           <w:sz w:val="20"/>
         </w:rPr>
-        <w:t xml:space="preserve">5.  Mengapa isi yang berasal dari pengguna tidak boleh dimasukkan dengan innerHTML? Tulis cara yang Anda pakai sebagai gantinya.</w:t>
+        <w:t>5.  Mengapa isi yang berasal dari pengguna tidak boleh dimasukkan dengan innerHTML? Tulis cara yang Anda pakai sebagai gantinya.</w:t>
       </w:r>
     </w:p>
     <w:tbl>
@@ -11506,7 +11374,7 @@
           <w:b/>
           <w:color w:val="003796"/>
         </w:rPr>
-        <w:t xml:space="preserve">F.1  Periksa satu per satu</w:t>
+        <w:t>F.1  Periksa satu per satu</w:t>
       </w:r>
     </w:p>
     <w:p>
@@ -11515,7 +11383,7 @@
           <w:rFonts w:cs="Carlito"/>
           <w:sz w:val="20"/>
         </w:rPr>
-        <w:t xml:space="preserve">Jangan menyerahkan pekerjaan sebelum menjalankan daftar ini. Semua yang diperiksa di bawah bisa Anda lihat sendiri dalam lima menit, dan semuanya benar-benar dinilai.</w:t>
+        <w:t>Jangan menyerahkan pekerjaan sebelum menjalankan daftar ini. Semua yang diperiksa di bawah bisa Anda lihat sendiri dalam lima menit, dan semuanya benar-benar dinilai.</w:t>
       </w:r>
     </w:p>
     <w:tbl>
@@ -11548,21 +11416,11 @@
                 <w:color w:val="003796"/>
                 <w:sz w:val="22"/>
               </w:rPr>
-              <w:t xml:space="preserve">☐  Berkas  profil.html, seluruh CSS, js/app.js, dan js/dom.js ada di repositori dan terbuka tanpa galat di Console</w:t>
+              <w:t>☐  Berkas  profil.html, seluruh CSS, js/app.js, dan js/dom.js ada di repositori dan terbuka tanpa galat di Console</w:t>
             </w:r>
           </w:p>
         </w:tc>
       </w:tr>
-    </w:tbl>
-    <w:tbl>
-      <w:tblPr>
-        <w:tblW w:w="0" w:type="auto"/>
-        <w:tblLayout w:type="fixed"/>
-        <w:tblLook w:val="04A0" w:firstRow="1" w:lastRow="0" w:firstColumn="1" w:lastColumn="0" w:noHBand="0" w:noVBand="1"/>
-      </w:tblPr>
-      <w:tblGrid>
-        <w:gridCol w:w="9751"/>
-      </w:tblGrid>
       <w:tr>
         <w:tc>
           <w:tcPr>
@@ -11584,21 +11442,11 @@
                 <w:color w:val="003796"/>
                 <w:sz w:val="22"/>
               </w:rPr>
-              <w:t xml:space="preserve">☐  Pemilih  setiap pemilih menghasilkan elemen; tidak ada satu pun yang bernilai null</w:t>
+              <w:t>☐  Pemilih  setiap pemilih menghasilkan elemen; tidak ada satu pun yang bernilai null</w:t>
             </w:r>
           </w:p>
         </w:tc>
       </w:tr>
-    </w:tbl>
-    <w:tbl>
-      <w:tblPr>
-        <w:tblW w:w="0" w:type="auto"/>
-        <w:tblLayout w:type="fixed"/>
-        <w:tblLook w:val="04A0" w:firstRow="1" w:lastRow="0" w:firstColumn="1" w:lastColumn="0" w:noHBand="0" w:noVBand="1"/>
-      </w:tblPr>
-      <w:tblGrid>
-        <w:gridCol w:w="9751"/>
-      </w:tblGrid>
       <w:tr>
         <w:tc>
           <w:tcPr>
@@ -11620,21 +11468,11 @@
                 <w:color w:val="003796"/>
                 <w:sz w:val="22"/>
               </w:rPr>
-              <w:t xml:space="preserve">☐  Render dari data  daftar proyek terbentuk dari array dengan createElement dan textContent, bukan dari HTML yang ditulis tangan</w:t>
+              <w:t>☐  Render dari data  daftar proyek terbentuk dari array dengan createElement dan textContent, bukan dari HTML yang ditulis tangan</w:t>
             </w:r>
           </w:p>
         </w:tc>
       </w:tr>
-    </w:tbl>
-    <w:tbl>
-      <w:tblPr>
-        <w:tblW w:w="0" w:type="auto"/>
-        <w:tblLayout w:type="fixed"/>
-        <w:tblLook w:val="04A0" w:firstRow="1" w:lastRow="0" w:firstColumn="1" w:lastColumn="0" w:noHBand="0" w:noVBand="1"/>
-      </w:tblPr>
-      <w:tblGrid>
-        <w:gridCol w:w="9751"/>
-      </w:tblGrid>
       <w:tr>
         <w:tc>
           <w:tcPr>
@@ -11656,21 +11494,11 @@
                 <w:color w:val="003796"/>
                 <w:sz w:val="22"/>
               </w:rPr>
-              <w:t xml:space="preserve">☐  Wadah  dikosongkan di baris pertama fungsi render, sehingga kartu tidak pernah berlipat</w:t>
+              <w:t>☐  Wadah  dikosongkan di baris pertama fungsi render, sehingga kartu tidak pernah berlipat</w:t>
             </w:r>
           </w:p>
         </w:tc>
       </w:tr>
-    </w:tbl>
-    <w:tbl>
-      <w:tblPr>
-        <w:tblW w:w="0" w:type="auto"/>
-        <w:tblLayout w:type="fixed"/>
-        <w:tblLook w:val="04A0" w:firstRow="1" w:lastRow="0" w:firstColumn="1" w:lastColumn="0" w:noHBand="0" w:noVBand="1"/>
-      </w:tblPr>
-      <w:tblGrid>
-        <w:gridCol w:w="9751"/>
-      </w:tblGrid>
       <w:tr>
         <w:tc>
           <w:tcPr>
@@ -11692,21 +11520,11 @@
                 <w:color w:val="003796"/>
                 <w:sz w:val="22"/>
               </w:rPr>
-              <w:t xml:space="preserve">☐  Event delegation  satu pendengar di induk melayani semua tombol filter; event.target dan closest dipakai benar</w:t>
+              <w:t>☐  Event delegation  satu pendengar di induk melayani semua tombol filter; event.target dan closest dipakai benar</w:t>
             </w:r>
           </w:p>
         </w:tc>
       </w:tr>
-    </w:tbl>
-    <w:tbl>
-      <w:tblPr>
-        <w:tblW w:w="0" w:type="auto"/>
-        <w:tblLayout w:type="fixed"/>
-        <w:tblLook w:val="04A0" w:firstRow="1" w:lastRow="0" w:firstColumn="1" w:lastColumn="0" w:noHBand="0" w:noVBand="1"/>
-      </w:tblPr>
-      <w:tblGrid>
-        <w:gridCol w:w="9751"/>
-      </w:tblGrid>
       <w:tr>
         <w:tc>
           <w:tcPr>
@@ -11728,21 +11546,11 @@
                 <w:color w:val="003796"/>
                 <w:sz w:val="22"/>
               </w:rPr>
-              <w:t xml:space="preserve">☐  Keadaan kosong  halaman menampilkan pesan ketika penyaringan tidak menghasilkan isi</w:t>
+              <w:t>☐  Keadaan kosong  halaman menampilkan pesan ketika penyaringan tidak menghasilkan isi</w:t>
             </w:r>
           </w:p>
         </w:tc>
       </w:tr>
-    </w:tbl>
-    <w:tbl>
-      <w:tblPr>
-        <w:tblW w:w="0" w:type="auto"/>
-        <w:tblLayout w:type="fixed"/>
-        <w:tblLook w:val="04A0" w:firstRow="1" w:lastRow="0" w:firstColumn="1" w:lastColumn="0" w:noHBand="0" w:noVBand="1"/>
-      </w:tblPr>
-      <w:tblGrid>
-        <w:gridCol w:w="9751"/>
-      </w:tblGrid>
       <w:tr>
         <w:tc>
           <w:tcPr>
@@ -11764,21 +11572,12 @@
                 <w:color w:val="003796"/>
                 <w:sz w:val="22"/>
               </w:rPr>
-              <w:t xml:space="preserve">☐  Validasi form  halaman tidak dimuat ulang, pesan galat muncul per kolom, dan tombol kirim menunggu sampai isinya layak</w:t>
+              <w:lastRenderedPageBreak/>
+              <w:t>☐  Validasi form  halaman tidak dimuat ulang, pesan galat muncul per kolom, dan tombol kirim menunggu sampai isinya layak</w:t>
             </w:r>
           </w:p>
         </w:tc>
       </w:tr>
-    </w:tbl>
-    <w:tbl>
-      <w:tblPr>
-        <w:tblW w:w="0" w:type="auto"/>
-        <w:tblLayout w:type="fixed"/>
-        <w:tblLook w:val="04A0" w:firstRow="1" w:lastRow="0" w:firstColumn="1" w:lastColumn="0" w:noHBand="0" w:noVBand="1"/>
-      </w:tblPr>
-      <w:tblGrid>
-        <w:gridCol w:w="9751"/>
-      </w:tblGrid>
       <w:tr>
         <w:tc>
           <w:tcPr>
@@ -11800,21 +11599,11 @@
                 <w:color w:val="003796"/>
                 <w:sz w:val="22"/>
               </w:rPr>
-              <w:t xml:space="preserve">☐  Deklarasi AI  bagian README menyebutkan bagian mana yang dibantu AI dan bagian mana yang Anda kerjakan sendiri</w:t>
+              <w:t>☐  Deklarasi AI  bagian README menyebutkan bagian mana yang dibantu AI dan bagian mana yang Anda kerjakan sendiri</w:t>
             </w:r>
           </w:p>
         </w:tc>
       </w:tr>
-    </w:tbl>
-    <w:tbl>
-      <w:tblPr>
-        <w:tblW w:w="0" w:type="auto"/>
-        <w:tblLayout w:type="fixed"/>
-        <w:tblLook w:val="04A0" w:firstRow="1" w:lastRow="0" w:firstColumn="1" w:lastColumn="0" w:noHBand="0" w:noVBand="1"/>
-      </w:tblPr>
-      <w:tblGrid>
-        <w:gridCol w:w="9751"/>
-      </w:tblGrid>
       <w:tr>
         <w:tc>
           <w:tcPr>
@@ -11836,7 +11625,7 @@
                 <w:color w:val="003796"/>
                 <w:sz w:val="22"/>
               </w:rPr>
-              <w:t xml:space="preserve">☐  Git  ada lebih dari satu commit hari ini, dan pesan commit-nya menjelaskan isinya</w:t>
+              <w:t>☐  Git  ada lebih dari satu commit hari ini, dan pesan commit-nya menjelaskan isinya</w:t>
             </w:r>
           </w:p>
         </w:tc>
@@ -11858,7 +11647,7 @@
           <w:b/>
           <w:color w:val="003796"/>
         </w:rPr>
-        <w:t xml:space="preserve">F.2  Satu baris untuk diingat</w:t>
+        <w:t>F.2  Satu baris untuk diingat</w:t>
       </w:r>
     </w:p>
     <w:p>
@@ -11867,7 +11656,7 @@
           <w:rFonts w:cs="Carlito"/>
           <w:sz w:val="20"/>
         </w:rPr>
-        <w:t xml:space="preserve">Tulis satu kalimat — bukan untuk dosen, untuk Anda sendiri dua pekan dari sekarang — tentang hal yang hari ini paling sering membuat Anda salah.</w:t>
+        <w:t>Tulis satu kalimat — bukan untuk dosen, untuk Anda sendiri dua pekan dari sekarang — tentang hal yang hari ini paling sering membuat Anda salah.</w:t>
       </w:r>
     </w:p>
     <w:tbl>
@@ -11930,7 +11719,7 @@
           <w:b/>
           <w:color w:val="003796"/>
         </w:rPr>
-        <w:t xml:space="preserve">F.3  Penilaian mandiri</w:t>
+        <w:t>F.3  Penilaian mandiri</w:t>
       </w:r>
     </w:p>
     <w:p>
@@ -11939,7 +11728,7 @@
           <w:rFonts w:cs="Carlito"/>
           <w:sz w:val="20"/>
         </w:rPr>
-        <w:t xml:space="preserve">Isi perkiraan nilai Anda apa adanya sebelum menyerahkan lembar ini. Penilaian yang jujur membantu Anda mengetahui bagian mana yang belum kokoh. Kolom Bukti diisi nama berkas atau baris kode yang bisa dibuka dosen.</w:t>
+        <w:t>Isi perkiraan nilai Anda apa adanya sebelum menyerahkan lembar ini. Penilaian yang jujur membantu Anda mengetahui bagian mana yang belum kokoh. Kolom Bukti diisi nama berkas atau baris kode yang bisa dibuka dosen.</w:t>
       </w:r>
     </w:p>
     <w:tbl>
@@ -11972,21 +11761,11 @@
                 <w:color w:val="003796"/>
                 <w:sz w:val="22"/>
               </w:rPr>
-              <w:t xml:space="preserve">☐  Pengungkapan AI  README menyebutkan bagian mana yang dibantu AI dan bagian mana yang saya kerjakan sendiri</w:t>
+              <w:t>☐  Pengungkapan AI  README menyebutkan bagian mana yang dibantu AI dan bagian mana yang saya kerjakan sendiri</w:t>
             </w:r>
           </w:p>
         </w:tc>
       </w:tr>
-    </w:tbl>
-    <w:tbl>
-      <w:tblPr>
-        <w:tblW w:w="0" w:type="auto"/>
-        <w:tblLayout w:type="fixed"/>
-        <w:tblLook w:val="04A0" w:firstRow="1" w:lastRow="0" w:firstColumn="1" w:lastColumn="0" w:noHBand="0" w:noVBand="1"/>
-      </w:tblPr>
-      <w:tblGrid>
-        <w:gridCol w:w="9751"/>
-      </w:tblGrid>
       <w:tr>
         <w:tc>
           <w:tcPr>
@@ -12008,7 +11787,7 @@
                 <w:color w:val="003796"/>
                 <w:sz w:val="22"/>
               </w:rPr>
-              <w:t xml:space="preserve">☐  Keaslian  topik dan isi halaman ini milik saya sendiri, tidak menyalin pekerjaan mahasiswa lain</w:t>
+              <w:t>☐  Keaslian  topik dan isi halaman ini milik saya sendiri, tidak menyalin pekerjaan mahasiswa lain</w:t>
             </w:r>
           </w:p>
         </w:tc>
@@ -12060,7 +11839,7 @@
                 <w:color w:val="FFFFFF"/>
                 <w:sz w:val="18"/>
               </w:rPr>
-              <w:t xml:space="preserve">Bagian</w:t>
+              <w:t>Bagian</w:t>
             </w:r>
           </w:p>
         </w:tc>
@@ -12086,7 +11865,7 @@
                 <w:color w:val="FFFFFF"/>
                 <w:sz w:val="18"/>
               </w:rPr>
-              <w:t xml:space="preserve">Bobot</w:t>
+              <w:t>Bobot</w:t>
             </w:r>
           </w:p>
         </w:tc>
@@ -12112,7 +11891,7 @@
                 <w:color w:val="FFFFFF"/>
                 <w:sz w:val="18"/>
               </w:rPr>
-              <w:t xml:space="preserve">Nilai saya</w:t>
+              <w:t>Nilai saya</w:t>
             </w:r>
           </w:p>
         </w:tc>
@@ -12138,7 +11917,7 @@
                 <w:color w:val="FFFFFF"/>
                 <w:sz w:val="18"/>
               </w:rPr>
-              <w:t xml:space="preserve">Bukti</w:t>
+              <w:t>Bukti</w:t>
             </w:r>
           </w:p>
         </w:tc>
@@ -12168,7 +11947,7 @@
                 <w:rFonts w:cs="Carlito"/>
                 <w:sz w:val="18"/>
               </w:rPr>
-              <w:t xml:space="preserve">Pemilihan dan pengisian elemen</w:t>
+              <w:t>Pemilihan dan pengisian elemen</w:t>
             </w:r>
           </w:p>
         </w:tc>
@@ -12191,7 +11970,7 @@
                 <w:rFonts w:cs="Carlito"/>
                 <w:sz w:val="18"/>
               </w:rPr>
-              <w:t xml:space="preserve">20</w:t>
+              <w:t>20</w:t>
             </w:r>
           </w:p>
         </w:tc>
@@ -12209,13 +11988,6 @@
             <w:pPr>
               <w:spacing w:before="20" w:after="20" w:line="252" w:lineRule="auto"/>
             </w:pPr>
-            <w:r>
-              <w:rPr>
-                <w:rFonts w:cs="Carlito"/>
-                <w:sz w:val="18"/>
-              </w:rPr>
-              <w:t xml:space="preserve"/>
-            </w:r>
           </w:p>
         </w:tc>
         <w:tc>
@@ -12232,13 +12004,6 @@
             <w:pPr>
               <w:spacing w:before="20" w:after="20" w:line="252" w:lineRule="auto"/>
             </w:pPr>
-            <w:r>
-              <w:rPr>
-                <w:rFonts w:cs="Carlito"/>
-                <w:sz w:val="18"/>
-              </w:rPr>
-              <w:t xml:space="preserve"/>
-            </w:r>
           </w:p>
         </w:tc>
       </w:tr>
@@ -12267,7 +12032,7 @@
                 <w:rFonts w:cs="Carlito"/>
                 <w:sz w:val="18"/>
               </w:rPr>
-              <w:t xml:space="preserve">Render dari data</w:t>
+              <w:t>Render dari data</w:t>
             </w:r>
           </w:p>
         </w:tc>
@@ -12290,7 +12055,7 @@
                 <w:rFonts w:cs="Carlito"/>
                 <w:sz w:val="18"/>
               </w:rPr>
-              <w:t xml:space="preserve">25</w:t>
+              <w:t>25</w:t>
             </w:r>
           </w:p>
         </w:tc>
@@ -12308,13 +12073,6 @@
             <w:pPr>
               <w:spacing w:before="20" w:after="20" w:line="252" w:lineRule="auto"/>
             </w:pPr>
-            <w:r>
-              <w:rPr>
-                <w:rFonts w:cs="Carlito"/>
-                <w:sz w:val="18"/>
-              </w:rPr>
-              <w:t xml:space="preserve"/>
-            </w:r>
           </w:p>
         </w:tc>
         <w:tc>
@@ -12331,13 +12089,6 @@
             <w:pPr>
               <w:spacing w:before="20" w:after="20" w:line="252" w:lineRule="auto"/>
             </w:pPr>
-            <w:r>
-              <w:rPr>
-                <w:rFonts w:cs="Carlito"/>
-                <w:sz w:val="18"/>
-              </w:rPr>
-              <w:t xml:space="preserve"/>
-            </w:r>
           </w:p>
         </w:tc>
       </w:tr>
@@ -12366,7 +12117,7 @@
                 <w:rFonts w:cs="Carlito"/>
                 <w:sz w:val="18"/>
               </w:rPr>
-              <w:t xml:space="preserve">Event dan event delegation</w:t>
+              <w:t>Event dan event delegation</w:t>
             </w:r>
           </w:p>
         </w:tc>
@@ -12389,7 +12140,7 @@
                 <w:rFonts w:cs="Carlito"/>
                 <w:sz w:val="18"/>
               </w:rPr>
-              <w:t xml:space="preserve">25</w:t>
+              <w:t>25</w:t>
             </w:r>
           </w:p>
         </w:tc>
@@ -12407,13 +12158,6 @@
             <w:pPr>
               <w:spacing w:before="20" w:after="20" w:line="252" w:lineRule="auto"/>
             </w:pPr>
-            <w:r>
-              <w:rPr>
-                <w:rFonts w:cs="Carlito"/>
-                <w:sz w:val="18"/>
-              </w:rPr>
-              <w:t xml:space="preserve"/>
-            </w:r>
           </w:p>
         </w:tc>
         <w:tc>
@@ -12430,13 +12174,6 @@
             <w:pPr>
               <w:spacing w:before="20" w:after="20" w:line="252" w:lineRule="auto"/>
             </w:pPr>
-            <w:r>
-              <w:rPr>
-                <w:rFonts w:cs="Carlito"/>
-                <w:sz w:val="18"/>
-              </w:rPr>
-              <w:t xml:space="preserve"/>
-            </w:r>
           </w:p>
         </w:tc>
       </w:tr>
@@ -12465,7 +12202,7 @@
                 <w:rFonts w:cs="Carlito"/>
                 <w:sz w:val="18"/>
               </w:rPr>
-              <w:t xml:space="preserve">Validasi form</w:t>
+              <w:t>Validasi form</w:t>
             </w:r>
           </w:p>
         </w:tc>
@@ -12488,7 +12225,7 @@
                 <w:rFonts w:cs="Carlito"/>
                 <w:sz w:val="18"/>
               </w:rPr>
-              <w:t xml:space="preserve">20</w:t>
+              <w:t>20</w:t>
             </w:r>
           </w:p>
         </w:tc>
@@ -12506,13 +12243,6 @@
             <w:pPr>
               <w:spacing w:before="20" w:after="20" w:line="252" w:lineRule="auto"/>
             </w:pPr>
-            <w:r>
-              <w:rPr>
-                <w:rFonts w:cs="Carlito"/>
-                <w:sz w:val="18"/>
-              </w:rPr>
-              <w:t xml:space="preserve"/>
-            </w:r>
           </w:p>
         </w:tc>
         <w:tc>
@@ -12529,13 +12259,6 @@
             <w:pPr>
               <w:spacing w:before="20" w:after="20" w:line="252" w:lineRule="auto"/>
             </w:pPr>
-            <w:r>
-              <w:rPr>
-                <w:rFonts w:cs="Carlito"/>
-                <w:sz w:val="18"/>
-              </w:rPr>
-              <w:t xml:space="preserve"/>
-            </w:r>
           </w:p>
         </w:tc>
       </w:tr>
@@ -12564,7 +12287,7 @@
                 <w:rFonts w:cs="Carlito"/>
                 <w:sz w:val="18"/>
               </w:rPr>
-              <w:t xml:space="preserve">Kebersihan kode, deklarasi AI, dan bukti</w:t>
+              <w:t>Kebersihan kode, deklarasi AI, dan bukti</w:t>
             </w:r>
           </w:p>
         </w:tc>
@@ -12587,7 +12310,7 @@
                 <w:rFonts w:cs="Carlito"/>
                 <w:sz w:val="18"/>
               </w:rPr>
-              <w:t xml:space="preserve">10</w:t>
+              <w:t>10</w:t>
             </w:r>
           </w:p>
         </w:tc>
@@ -12605,13 +12328,6 @@
             <w:pPr>
               <w:spacing w:before="20" w:after="20" w:line="252" w:lineRule="auto"/>
             </w:pPr>
-            <w:r>
-              <w:rPr>
-                <w:rFonts w:cs="Carlito"/>
-                <w:sz w:val="18"/>
-              </w:rPr>
-              <w:t xml:space="preserve"/>
-            </w:r>
           </w:p>
         </w:tc>
         <w:tc>
@@ -12628,13 +12344,6 @@
             <w:pPr>
               <w:spacing w:before="20" w:after="20" w:line="252" w:lineRule="auto"/>
             </w:pPr>
-            <w:r>
-              <w:rPr>
-                <w:rFonts w:cs="Carlito"/>
-                <w:sz w:val="18"/>
-              </w:rPr>
-              <w:t xml:space="preserve"/>
-            </w:r>
           </w:p>
         </w:tc>
       </w:tr>
@@ -12663,7 +12372,7 @@
                 <w:rFonts w:cs="Carlito"/>
                 <w:sz w:val="18"/>
               </w:rPr>
-              <w:t xml:space="preserve">TOTAL</w:t>
+              <w:t>TOTAL</w:t>
             </w:r>
           </w:p>
         </w:tc>
@@ -12686,7 +12395,7 @@
                 <w:rFonts w:cs="Carlito"/>
                 <w:sz w:val="18"/>
               </w:rPr>
-              <w:t xml:space="preserve">100</w:t>
+              <w:t>100</w:t>
             </w:r>
           </w:p>
         </w:tc>
@@ -12704,13 +12413,6 @@
             <w:pPr>
               <w:spacing w:before="20" w:after="20" w:line="252" w:lineRule="auto"/>
             </w:pPr>
-            <w:r>
-              <w:rPr>
-                <w:rFonts w:cs="Carlito"/>
-                <w:sz w:val="18"/>
-              </w:rPr>
-              <w:t xml:space="preserve"/>
-            </w:r>
           </w:p>
         </w:tc>
         <w:tc>
@@ -12727,13 +12429,6 @@
             <w:pPr>
               <w:spacing w:before="20" w:after="20" w:line="252" w:lineRule="auto"/>
             </w:pPr>
-            <w:r>
-              <w:rPr>
-                <w:rFonts w:cs="Carlito"/>
-                <w:sz w:val="18"/>
-              </w:rPr>
-              <w:t xml:space="preserve"/>
-            </w:r>
           </w:p>
         </w:tc>
       </w:tr>
@@ -12754,7 +12449,7 @@
           <w:b/>
           <w:color w:val="003796"/>
         </w:rPr>
-        <w:t xml:space="preserve">F.4  Catatan untuk pengampu</w:t>
+        <w:t>F.4  Catatan untuk pengampu</w:t>
       </w:r>
     </w:p>
     <w:p>
@@ -12763,7 +12458,7 @@
           <w:rFonts w:cs="Carlito"/>
           <w:sz w:val="20"/>
         </w:rPr>
-        <w:t xml:space="preserve">Bagian tersulit hari ini:</w:t>
+        <w:t>Bagian tersulit hari ini:</w:t>
       </w:r>
     </w:p>
     <w:tbl>
@@ -12821,7 +12516,7 @@
           <w:rFonts w:cs="Carlito"/>
           <w:sz w:val="20"/>
         </w:rPr>
-        <w:t xml:space="preserve">Yang ingin saya bahas di kelas berikutnya:</w:t>
+        <w:t>Yang ingin saya bahas di kelas berikutnya:</w:t>
       </w:r>
     </w:p>
     <w:tbl>
@@ -12921,7 +12616,7 @@
                 <w:b/>
                 <w:color w:val="FFFFFF"/>
               </w:rPr>
-              <w:t xml:space="preserve">▌  SIMPAN KE GIT — SETELAH LEMBAR F</w:t>
+              <w:t>▌  SIMPAN KE GIT — SETELAH LEMBAR F</w:t>
             </w:r>
           </w:p>
         </w:tc>
@@ -12966,52 +12661,55 @@
                 <w:color w:val="E2E8F0"/>
                 <w:sz w:val="17"/>
               </w:rPr>
-              <w:t xml:space="preserve">git add .</w:t>
-            </w:r>
-            <w:br/>
+              <w:lastRenderedPageBreak/>
+              <w:t>git add .</w:t>
+            </w:r>
+            <w:r>
+              <w:br/>
+            </w:r>
             <w:r>
               <w:rPr>
                 <w:rFonts w:ascii="DejaVu Sans Mono" w:eastAsia="DejaVu Sans Mono" w:hAnsi="DejaVu Sans Mono" w:cs="DejaVu Sans Mono"/>
                 <w:color w:val="E2E8F0"/>
                 <w:sz w:val="17"/>
               </w:rPr>
-              <w:t xml:space="preserve">git commit -m "pesan Anda"</w:t>
-            </w:r>
-            <w:br/>
+              <w:t>git commit -m "pesan Anda"</w:t>
+            </w:r>
+            <w:r>
+              <w:br/>
+            </w:r>
             <w:r>
               <w:rPr>
                 <w:rFonts w:ascii="DejaVu Sans Mono" w:eastAsia="DejaVu Sans Mono" w:hAnsi="DejaVu Sans Mono" w:cs="DejaVu Sans Mono"/>
                 <w:color w:val="E2E8F0"/>
                 <w:sz w:val="17"/>
               </w:rPr>
-              <w:t xml:space="preserve">git push</w:t>
-            </w:r>
-            <w:br/>
+              <w:t>git push</w:t>
+            </w:r>
+            <w:r>
+              <w:br/>
+            </w:r>
+            <w:r>
+              <w:br/>
+            </w:r>
             <w:r>
               <w:rPr>
                 <w:rFonts w:ascii="DejaVu Sans Mono" w:eastAsia="DejaVu Sans Mono" w:hAnsi="DejaVu Sans Mono" w:cs="DejaVu Sans Mono"/>
                 <w:color w:val="E2E8F0"/>
                 <w:sz w:val="17"/>
               </w:rPr>
-              <w:t xml:space="preserve"/>
-            </w:r>
-            <w:br/>
+              <w:t># pesan commit yang disarankan:</w:t>
+            </w:r>
+            <w:r>
+              <w:br/>
+            </w:r>
             <w:r>
               <w:rPr>
                 <w:rFonts w:ascii="DejaVu Sans Mono" w:eastAsia="DejaVu Sans Mono" w:hAnsi="DejaVu Sans Mono" w:cs="DejaVu Sans Mono"/>
                 <w:color w:val="E2E8F0"/>
                 <w:sz w:val="17"/>
               </w:rPr>
-              <w:t xml:space="preserve"># pesan commit yang disarankan:</w:t>
-            </w:r>
-            <w:br/>
-            <w:r>
-              <w:rPr>
-                <w:rFonts w:ascii="DejaVu Sans Mono" w:eastAsia="DejaVu Sans Mono" w:hAnsi="DejaVu Sans Mono" w:cs="DejaVu Sans Mono"/>
-                <w:color w:val="E2E8F0"/>
-                <w:sz w:val="17"/>
-              </w:rPr>
-              <w:t xml:space="preserve"># P9 — periksa, lalu simpan</w:t>
+              <w:t># P9 — periksa, lalu simpan</w:t>
             </w:r>
           </w:p>
         </w:tc>
@@ -13028,7 +12726,7 @@
           <w:rFonts w:cs="Carlito"/>
           <w:sz w:val="20"/>
         </w:rPr>
-        <w:t xml:space="preserve">Lembar F sudah selesai? Simpan hasilnya sekarang, jangan menunggu kelas berakhir. Simpanan ini tidak memerlukan langkah tambahan apa pun — hanya memastikan pekerjaan Anda tidak bergantung pada satu berkas di satu komputer.</w:t>
+        <w:t>Lembar F sudah selesai? Simpan hasilnya sekarang, jangan menunggu kelas berakhir. Simpanan ini tidak memerlukan langkah tambahan apa pun — hanya memastikan pekerjaan Anda tidak bergantung pada satu berkas di satu komputer.</w:t>
       </w:r>
     </w:p>
     <w:p>
@@ -13043,7 +12741,7 @@
           <w:color w:val="5A6080"/>
           <w:sz w:val="17"/>
         </w:rPr>
-        <w:t xml:space="preserve">F — simpan perubahan</w:t>
+        <w:t>F — simpan perubahan</w:t>
       </w:r>
     </w:p>
     <w:p>
@@ -13052,7 +12750,7 @@
           <w:rFonts w:cs="Carlito"/>
           <w:sz w:val="20"/>
         </w:rPr>
-        <w:t xml:space="preserve">Cara memastikan: buka README di repositori Anda. Bagian Pertemuan 9 sudah memuat deklarasi AI, dan commit terakhir adalah commit terbaru.</w:t>
+        <w:t>Cara memastikan: buka README di repositori Anda. Bagian Pertemuan 9 sudah memuat deklarasi AI, dan commit terakhir adalah commit terbaru.</w:t>
       </w:r>
     </w:p>
     <w:p>
@@ -13104,6 +12802,7 @@
                 <w:color w:val="FFFFFF"/>
                 <w:sz w:val="22"/>
               </w:rPr>
+              <w:lastRenderedPageBreak/>
               <w:t>WORKSHEET</w:t>
             </w:r>
           </w:p>
@@ -13131,7 +12830,7 @@
                 <w:color w:val="1A1A2E"/>
                 <w:sz w:val="30"/>
               </w:rPr>
-              <w:t xml:space="preserve">H</w:t>
+              <w:t>H</w:t>
             </w:r>
           </w:p>
         </w:tc>
@@ -13157,7 +12856,7 @@
                 <w:color w:val="003796"/>
                 <w:sz w:val="18"/>
               </w:rPr>
-              <w:t xml:space="preserve">Pertemuan 9  ·  DOM, Event, dan Interaktivitas</w:t>
+              <w:t>Pertemuan 9  ·  DOM, Event, dan Interaktivitas</w:t>
             </w:r>
           </w:p>
         </w:tc>
@@ -13175,7 +12874,7 @@
           <w:color w:val="5A6080"/>
           <w:sz w:val="17"/>
         </w:rPr>
-        <w:t xml:space="preserve">Lampiran A — Rubrik penilaian</w:t>
+        <w:t>Lampiran A — Rubrik penilaian</w:t>
       </w:r>
     </w:p>
     <w:p>
@@ -13201,15 +12900,13 @@
             <w:pPr>
               <w:spacing w:before="40" w:after="40"/>
             </w:pPr>
-            <w:proofErr w:type="gramStart"/>
-            <w:proofErr w:type="gramEnd"/>
             <w:r>
               <w:rPr>
                 <w:rFonts w:cs="Carlito"/>
                 <w:b/>
                 <w:color w:val="FFFFFF"/>
               </w:rPr>
-              <w:t xml:space="preserve">▌  RUBRIK PENILAIAN        total 100</w:t>
+              <w:t>▌  RUBRIK PENILAIAN        total 100</w:t>
             </w:r>
           </w:p>
         </w:tc>
@@ -13262,7 +12959,7 @@
                 <w:color w:val="FFFFFF"/>
                 <w:sz w:val="17"/>
               </w:rPr>
-              <w:t xml:space="preserve">Aspek</w:t>
+              <w:t>Aspek</w:t>
             </w:r>
           </w:p>
         </w:tc>
@@ -13288,7 +12985,7 @@
                 <w:color w:val="FFFFFF"/>
                 <w:sz w:val="17"/>
               </w:rPr>
-              <w:t xml:space="preserve">Bobot</w:t>
+              <w:t>Bobot</w:t>
             </w:r>
           </w:p>
         </w:tc>
@@ -13314,7 +13011,7 @@
                 <w:color w:val="FFFFFF"/>
                 <w:sz w:val="17"/>
               </w:rPr>
-              <w:t xml:space="preserve">Nilai 100 — sangat baik</w:t>
+              <w:t>Nilai 100 — sangat baik</w:t>
             </w:r>
           </w:p>
         </w:tc>
@@ -13340,7 +13037,7 @@
                 <w:color w:val="FFFFFF"/>
                 <w:sz w:val="17"/>
               </w:rPr>
-              <w:t xml:space="preserve">Nilai 65 — memadai</w:t>
+              <w:t>Nilai 65 — memadai</w:t>
             </w:r>
           </w:p>
         </w:tc>
@@ -13366,7 +13063,7 @@
                 <w:color w:val="FFFFFF"/>
                 <w:sz w:val="17"/>
               </w:rPr>
-              <w:t xml:space="preserve">Nilai 35 — kurang</w:t>
+              <w:t>Nilai 35 — kurang</w:t>
             </w:r>
           </w:p>
         </w:tc>
@@ -13396,7 +13093,7 @@
                 <w:rFonts w:cs="Carlito"/>
                 <w:sz w:val="17"/>
               </w:rPr>
-              <w:t xml:space="preserve">Pemilihan dan pengisian elemen</w:t>
+              <w:t>Pemilihan dan pengisian elemen</w:t>
             </w:r>
           </w:p>
         </w:tc>
@@ -13419,7 +13116,7 @@
                 <w:rFonts w:cs="Carlito"/>
                 <w:sz w:val="17"/>
               </w:rPr>
-              <w:t xml:space="preserve">20%</w:t>
+              <w:t>20%</w:t>
             </w:r>
           </w:p>
         </w:tc>
@@ -13442,7 +13139,7 @@
                 <w:rFonts w:cs="Carlito"/>
                 <w:sz w:val="17"/>
               </w:rPr>
-              <w:t xml:space="preserve">Pemilih tepat dan tidak ada yang null; isi halaman dimasukkan dengan textContent; kelas dipakai untuk format</w:t>
+              <w:t>Pemilih tepat dan tidak ada yang null; isi halaman dimasukkan dengan textContent; kelas dipakai untuk format</w:t>
             </w:r>
           </w:p>
         </w:tc>
@@ -13465,7 +13162,7 @@
                 <w:rFonts w:cs="Carlito"/>
                 <w:sz w:val="17"/>
               </w:rPr>
-              <w:t xml:space="preserve">Sebagian pemilih masih perlu diperbaiki, atau ada isi yang dimasukkan dengan innerHTML</w:t>
+              <w:t>Sebagian pemilih masih perlu diperbaiki, atau ada isi yang dimasukkan dengan innerHTML</w:t>
             </w:r>
           </w:p>
         </w:tc>
@@ -13488,7 +13185,7 @@
                 <w:rFonts w:cs="Carlito"/>
                 <w:sz w:val="17"/>
               </w:rPr>
-              <w:t xml:space="preserve">Elemen belum terpilih dengan benar, atau halaman tidak berubah sama sekali</w:t>
+              <w:t>Elemen belum terpilih dengan benar, atau halaman tidak berubah sama sekali</w:t>
             </w:r>
           </w:p>
         </w:tc>
@@ -13518,7 +13215,7 @@
                 <w:rFonts w:cs="Carlito"/>
                 <w:sz w:val="17"/>
               </w:rPr>
-              <w:t xml:space="preserve">Render dari data</w:t>
+              <w:t>Render dari data</w:t>
             </w:r>
           </w:p>
         </w:tc>
@@ -13541,7 +13238,7 @@
                 <w:rFonts w:cs="Carlito"/>
                 <w:sz w:val="17"/>
               </w:rPr>
-              <w:t xml:space="preserve">25%</w:t>
+              <w:t>25%</w:t>
             </w:r>
           </w:p>
         </w:tc>
@@ -13564,7 +13261,7 @@
                 <w:rFonts w:cs="Carlito"/>
                 <w:sz w:val="17"/>
               </w:rPr>
-              <w:t xml:space="preserve">Daftar terbentuk dari array; wadah dikosongkan lebih dulu; urutan kartu sama dengan urutan datanya</w:t>
+              <w:t>Daftar terbentuk dari array; wadah dikosongkan lebih dulu; urutan kartu sama dengan urutan datanya</w:t>
             </w:r>
           </w:p>
         </w:tc>
@@ -13587,7 +13284,7 @@
                 <w:rFonts w:cs="Carlito"/>
                 <w:sz w:val="17"/>
               </w:rPr>
-              <w:t xml:space="preserve">Daftar tampil, tetapi kartu berlipat atau urutannya berbeda dari datanya</w:t>
+              <w:t>Daftar tampil, tetapi kartu berlipat atau urutannya berbeda dari datanya</w:t>
             </w:r>
           </w:p>
         </w:tc>
@@ -13610,7 +13307,7 @@
                 <w:rFonts w:cs="Carlito"/>
                 <w:sz w:val="17"/>
               </w:rPr>
-              <w:t xml:space="preserve">Daftar masih ditulis tangan di HTML, atau render menghasilkan undefined</w:t>
+              <w:t>Daftar masih ditulis tangan di HTML, atau render menghasilkan undefined</w:t>
             </w:r>
           </w:p>
         </w:tc>
@@ -13640,7 +13337,7 @@
                 <w:rFonts w:cs="Carlito"/>
                 <w:sz w:val="17"/>
               </w:rPr>
-              <w:t xml:space="preserve">Event dan event delegation</w:t>
+              <w:t>Event dan event delegation</w:t>
             </w:r>
           </w:p>
         </w:tc>
@@ -13663,7 +13360,7 @@
                 <w:rFonts w:cs="Carlito"/>
                 <w:sz w:val="17"/>
               </w:rPr>
-              <w:t xml:space="preserve">25%</w:t>
+              <w:t>25%</w:t>
             </w:r>
           </w:p>
         </w:tc>
@@ -13686,7 +13383,7 @@
                 <w:rFonts w:cs="Carlito"/>
                 <w:sz w:val="17"/>
               </w:rPr>
-              <w:t xml:space="preserve">Satu pendengar di induk melayani semua tombol; target dan closest dipakai benar; tidak ada pendengar ganda</w:t>
+              <w:t>Satu pendengar di induk melayani semua tombol; target dan closest dipakai benar; tidak ada pendengar ganda</w:t>
             </w:r>
           </w:p>
         </w:tc>
@@ -13709,7 +13406,7 @@
                 <w:rFonts w:cs="Carlito"/>
                 <w:sz w:val="17"/>
               </w:rPr>
-              <w:t xml:space="preserve">Pendengar bekerja tetapi dipasang per tombol, atau ada pendengar yang bertambah setiap render</w:t>
+              <w:t>Pendengar bekerja tetapi dipasang per tombol, atau ada pendengar yang bertambah setiap render</w:t>
             </w:r>
           </w:p>
         </w:tc>
@@ -13732,7 +13429,7 @@
                 <w:rFonts w:cs="Carlito"/>
                 <w:sz w:val="17"/>
               </w:rPr>
-              <w:t xml:space="preserve">Klik tidak menghasilkan perubahan, atau satu klik menjalankan beberapa tindakan</w:t>
+              <w:t>Klik tidak menghasilkan perubahan, atau satu klik menjalankan beberapa tindakan</w:t>
             </w:r>
           </w:p>
         </w:tc>
@@ -13762,7 +13459,7 @@
                 <w:rFonts w:cs="Carlito"/>
                 <w:sz w:val="17"/>
               </w:rPr>
-              <w:t xml:space="preserve">Validasi form</w:t>
+              <w:t>Validasi form</w:t>
             </w:r>
           </w:p>
         </w:tc>
@@ -13785,7 +13482,7 @@
                 <w:rFonts w:cs="Carlito"/>
                 <w:sz w:val="17"/>
               </w:rPr>
-              <w:t xml:space="preserve">20%</w:t>
+              <w:t>20%</w:t>
             </w:r>
           </w:p>
         </w:tc>
@@ -13808,7 +13505,7 @@
                 <w:rFonts w:cs="Carlito"/>
                 <w:sz w:val="17"/>
               </w:rPr>
-              <w:t xml:space="preserve">Halaman tidak dimuat ulang; pesan galat per kolom menyebut cara memperbaiki; tombol menunggu sampai isinya layak</w:t>
+              <w:t>Halaman tidak dimuat ulang; pesan galat per kolom menyebut cara memperbaiki; tombol menunggu sampai isinya layak</w:t>
             </w:r>
           </w:p>
         </w:tc>
@@ -13831,7 +13528,7 @@
                 <w:rFonts w:cs="Carlito"/>
                 <w:sz w:val="17"/>
               </w:rPr>
-              <w:t xml:space="preserve">Validasi berjalan, tetapi pesannya umum atau tombol kirim belum ditahan</w:t>
+              <w:t>Validasi berjalan, tetapi pesannya umum atau tombol kirim belum ditahan</w:t>
             </w:r>
           </w:p>
         </w:tc>
@@ -13854,7 +13551,7 @@
                 <w:rFonts w:cs="Carlito"/>
                 <w:sz w:val="17"/>
               </w:rPr>
-              <w:t xml:space="preserve">Form masih memuat ulang halaman, atau validasi belum ada</w:t>
+              <w:t>Form masih memuat ulang halaman, atau validasi belum ada</w:t>
             </w:r>
           </w:p>
         </w:tc>
@@ -13884,7 +13581,7 @@
                 <w:rFonts w:cs="Carlito"/>
                 <w:sz w:val="17"/>
               </w:rPr>
-              <w:t xml:space="preserve">Kebersihan kode, deklarasi AI, dan bukti</w:t>
+              <w:t>Kebersihan kode, deklarasi AI, dan bukti</w:t>
             </w:r>
           </w:p>
         </w:tc>
@@ -13907,7 +13604,7 @@
                 <w:rFonts w:cs="Carlito"/>
                 <w:sz w:val="17"/>
               </w:rPr>
-              <w:t xml:space="preserve">10%</w:t>
+              <w:t>10%</w:t>
             </w:r>
           </w:p>
         </w:tc>
@@ -13930,7 +13627,7 @@
                 <w:rFonts w:cs="Carlito"/>
                 <w:sz w:val="17"/>
               </w:rPr>
-              <w:t xml:space="preserve">Penamaan konsisten, batas app.js dan dom.js jelas; deklarasi AI terisi di README; tangkapan layar disertakan</w:t>
+              <w:t>Penamaan konsisten, batas app.js dan dom.js jelas; deklarasi AI terisi di README; tangkapan layar disertakan</w:t>
             </w:r>
           </w:p>
         </w:tc>
@@ -13953,7 +13650,7 @@
                 <w:rFonts w:cs="Carlito"/>
                 <w:sz w:val="17"/>
               </w:rPr>
-              <w:t xml:space="preserve">Kode rapi tetapi deklarasi AI belum lengkap, atau bukti belum lengkap</w:t>
+              <w:t>Kode rapi tetapi deklarasi AI belum lengkap, atau bukti belum lengkap</w:t>
             </w:r>
           </w:p>
         </w:tc>
@@ -13976,7 +13673,7 @@
                 <w:rFonts w:cs="Carlito"/>
                 <w:sz w:val="17"/>
               </w:rPr>
-              <w:t xml:space="preserve">Deklarasi AI kosong, atau pekerjaan tidak tersimpan di repositori</w:t>
+              <w:t>Deklarasi AI kosong, atau pekerjaan tidak tersimpan di repositori</w:t>
             </w:r>
           </w:p>
         </w:tc>
@@ -14019,7 +13716,7 @@
                 <w:color w:val="003796"/>
                 <w:sz w:val="20"/>
               </w:rPr>
-              <w:t xml:space="preserve">Yang dinilai adalah pekerjaan Anda sendiri.  Topik yang berbeda antar mahasiswa membuat penilaian tidak bisa dibandingkan antar pekerjaan — karena itu yang diperiksa adalah apakah setiap bagian bekerja sebagaimana dimaksud, bukan apakah ia sama dengan contoh.</w:t>
+              <w:t>Yang dinilai adalah pekerjaan Anda sendiri.  Topik yang berbeda antar mahasiswa membuat penilaian tidak bisa dibandingkan antar pekerjaan — karena itu yang diperiksa adalah apakah setiap bagian bekerja sebagaimana dimaksud, bukan apakah ia sama dengan contoh.</w:t>
             </w:r>
           </w:p>
         </w:tc>
@@ -14042,7 +13739,7 @@
           <w:color w:val="5A6080"/>
           <w:sz w:val="17"/>
         </w:rPr>
-        <w:t xml:space="preserve">Lampiran B — Rujukan cepat dan kalau macet</w:t>
+        <w:t>Lampiran B — Rujukan cepat dan kalau macet</w:t>
       </w:r>
     </w:p>
     <w:p>
@@ -14068,15 +13765,13 @@
             <w:pPr>
               <w:spacing w:before="40" w:after="40"/>
             </w:pPr>
-            <w:proofErr w:type="gramStart"/>
-            <w:proofErr w:type="gramEnd"/>
             <w:r>
               <w:rPr>
                 <w:rFonts w:cs="Carlito"/>
                 <w:b/>
                 <w:color w:val="FFFFFF"/>
               </w:rPr>
-              <w:t xml:space="preserve">▌  REFERENSI CEPAT DOM        hafalkan yang ini</w:t>
+              <w:t>▌  REFERENSI CEPAT DOM        hafalkan yang ini</w:t>
             </w:r>
           </w:p>
         </w:tc>
@@ -14127,7 +13822,7 @@
                 <w:color w:val="FFFFFF"/>
                 <w:sz w:val="19"/>
               </w:rPr>
-              <w:t xml:space="preserve">Yang dipakai</w:t>
+              <w:t>Yang dipakai</w:t>
             </w:r>
           </w:p>
         </w:tc>
@@ -14153,7 +13848,7 @@
                 <w:color w:val="FFFFFF"/>
                 <w:sz w:val="19"/>
               </w:rPr>
-              <w:t xml:space="preserve">Perannya</w:t>
+              <w:t>Perannya</w:t>
             </w:r>
           </w:p>
         </w:tc>
@@ -14179,7 +13874,7 @@
                 <w:color w:val="FFFFFF"/>
                 <w:sz w:val="19"/>
               </w:rPr>
-              <w:t xml:space="preserve">Kapan dipakai</w:t>
+              <w:t>Kapan dipakai</w:t>
             </w:r>
           </w:p>
         </w:tc>
@@ -14209,7 +13904,7 @@
                 <w:rFonts w:cs="Carlito"/>
                 <w:sz w:val="19"/>
               </w:rPr>
-              <w:t xml:space="preserve">querySelector</w:t>
+              <w:t>querySelector</w:t>
             </w:r>
           </w:p>
         </w:tc>
@@ -14232,7 +13927,7 @@
                 <w:rFonts w:cs="Carlito"/>
                 <w:sz w:val="19"/>
               </w:rPr>
-              <w:t xml:space="preserve">Mengambil satu elemen pertama yang cocok</w:t>
+              <w:t>Mengambil satu elemen pertama yang cocok</w:t>
             </w:r>
           </w:p>
         </w:tc>
@@ -14278,7 +13973,7 @@
                 <w:rFonts w:cs="Carlito"/>
                 <w:sz w:val="19"/>
               </w:rPr>
-              <w:t xml:space="preserve">querySelectorAll</w:t>
+              <w:t>querySelectorAll</w:t>
             </w:r>
           </w:p>
         </w:tc>
@@ -14301,7 +13996,7 @@
                 <w:rFonts w:cs="Carlito"/>
                 <w:sz w:val="19"/>
               </w:rPr>
-              <w:t xml:space="preserve">Mengambil seluruh elemen yang cocok sebagai NodeList</w:t>
+              <w:t>Mengambil seluruh elemen yang cocok sebagai NodeList</w:t>
             </w:r>
           </w:p>
         </w:tc>
@@ -14347,7 +14042,7 @@
                 <w:rFonts w:cs="Carlito"/>
                 <w:sz w:val="19"/>
               </w:rPr>
-              <w:t xml:space="preserve">Array.from(NodeList)</w:t>
+              <w:t>Array.from(NodeList)</w:t>
             </w:r>
           </w:p>
         </w:tc>
@@ -14370,7 +14065,7 @@
                 <w:rFonts w:cs="Carlito"/>
                 <w:sz w:val="19"/>
               </w:rPr>
-              <w:t xml:space="preserve">Mengubah NodeList menjadi array</w:t>
+              <w:t>Mengubah NodeList menjadi array</w:t>
             </w:r>
           </w:p>
         </w:tc>
@@ -14416,7 +14111,7 @@
                 <w:rFonts w:cs="Carlito"/>
                 <w:sz w:val="19"/>
               </w:rPr>
-              <w:t xml:space="preserve">createElement</w:t>
+              <w:t>createElement</w:t>
             </w:r>
           </w:p>
         </w:tc>
@@ -14439,7 +14134,7 @@
                 <w:rFonts w:cs="Carlito"/>
                 <w:sz w:val="19"/>
               </w:rPr>
-              <w:t xml:space="preserve">Membuat elemen baru</w:t>
+              <w:t>Membuat elemen baru</w:t>
             </w:r>
           </w:p>
         </w:tc>
@@ -14485,7 +14180,7 @@
                 <w:rFonts w:cs="Carlito"/>
                 <w:sz w:val="19"/>
               </w:rPr>
-              <w:t xml:space="preserve">textContent</w:t>
+              <w:t>textContent</w:t>
             </w:r>
           </w:p>
         </w:tc>
@@ -14508,7 +14203,7 @@
                 <w:rFonts w:cs="Carlito"/>
                 <w:sz w:val="19"/>
               </w:rPr>
-              <w:t xml:space="preserve">Mengisi teks dengan aman</w:t>
+              <w:t>Mengisi teks dengan aman</w:t>
             </w:r>
           </w:p>
         </w:tc>
@@ -14554,7 +14249,7 @@
                 <w:rFonts w:cs="Carlito"/>
                 <w:sz w:val="19"/>
               </w:rPr>
-              <w:t xml:space="preserve">append</w:t>
+              <w:t>append</w:t>
             </w:r>
           </w:p>
         </w:tc>
@@ -14577,7 +14272,7 @@
                 <w:rFonts w:cs="Carlito"/>
                 <w:sz w:val="19"/>
               </w:rPr>
-              <w:t xml:space="preserve">Memasukkan elemen sebagai anak terakhir</w:t>
+              <w:t>Memasukkan elemen sebagai anak terakhir</w:t>
             </w:r>
           </w:p>
         </w:tc>
@@ -14623,7 +14318,7 @@
                 <w:rFonts w:cs="Carlito"/>
                 <w:sz w:val="19"/>
               </w:rPr>
-              <w:t xml:space="preserve">replaceChildren()</w:t>
+              <w:t>replaceChildren()</w:t>
             </w:r>
           </w:p>
         </w:tc>
@@ -14646,7 +14341,7 @@
                 <w:rFonts w:cs="Carlito"/>
                 <w:sz w:val="19"/>
               </w:rPr>
-              <w:t xml:space="preserve">Mengosongkan wadah dari seluruh anaknya</w:t>
+              <w:t>Mengosongkan wadah dari seluruh anaknya</w:t>
             </w:r>
           </w:p>
         </w:tc>
@@ -14692,7 +14387,7 @@
                 <w:rFonts w:cs="Carlito"/>
                 <w:sz w:val="19"/>
               </w:rPr>
-              <w:t xml:space="preserve">classList.toggle</w:t>
+              <w:t>classList.toggle</w:t>
             </w:r>
           </w:p>
         </w:tc>
@@ -14715,7 +14410,7 @@
                 <w:rFonts w:cs="Carlito"/>
                 <w:sz w:val="19"/>
               </w:rPr>
-              <w:t xml:space="preserve">Menambah atau melepas kelas</w:t>
+              <w:t>Menambah atau melepas kelas</w:t>
             </w:r>
           </w:p>
         </w:tc>
@@ -14761,7 +14456,7 @@
                 <w:rFonts w:cs="Carlito"/>
                 <w:sz w:val="19"/>
               </w:rPr>
-              <w:t xml:space="preserve">addEventListener</w:t>
+              <w:t>addEventListener</w:t>
             </w:r>
           </w:p>
         </w:tc>
@@ -14784,7 +14479,7 @@
                 <w:rFonts w:cs="Carlito"/>
                 <w:sz w:val="19"/>
               </w:rPr>
-              <w:t xml:space="preserve">Memasang pendengar</w:t>
+              <w:t>Memasang pendengar</w:t>
             </w:r>
           </w:p>
         </w:tc>
@@ -14830,7 +14525,7 @@
                 <w:rFonts w:cs="Carlito"/>
                 <w:sz w:val="19"/>
               </w:rPr>
-              <w:t xml:space="preserve">event.target.closest</w:t>
+              <w:t>event.target.closest</w:t>
             </w:r>
           </w:p>
         </w:tc>
@@ -14853,7 +14548,7 @@
                 <w:rFonts w:cs="Carlito"/>
                 <w:sz w:val="19"/>
               </w:rPr>
-              <w:t xml:space="preserve">Mencari elemen induk terdekat yang cocok</w:t>
+              <w:t>Mencari elemen induk terdekat yang cocok</w:t>
             </w:r>
           </w:p>
         </w:tc>
@@ -14899,7 +14594,8 @@
                 <w:rFonts w:cs="Carlito"/>
                 <w:sz w:val="19"/>
               </w:rPr>
-              <w:t xml:space="preserve">preventDefault()</w:t>
+              <w:lastRenderedPageBreak/>
+              <w:t>preventDefault()</w:t>
             </w:r>
           </w:p>
         </w:tc>
@@ -14922,7 +14618,7 @@
                 <w:rFonts w:cs="Carlito"/>
                 <w:sz w:val="19"/>
               </w:rPr>
-              <w:t xml:space="preserve">Menghentikan perilaku bawaan peramban</w:t>
+              <w:t>Menghentikan perilaku bawaan peramban</w:t>
             </w:r>
           </w:p>
         </w:tc>
@@ -14968,7 +14664,7 @@
                 <w:rFonts w:cs="Carlito"/>
                 <w:sz w:val="19"/>
               </w:rPr>
-              <w:t xml:space="preserve">dataset</w:t>
+              <w:t>dataset</w:t>
             </w:r>
           </w:p>
         </w:tc>
@@ -14991,7 +14687,7 @@
                 <w:rFonts w:cs="Carlito"/>
                 <w:sz w:val="19"/>
               </w:rPr>
-              <w:t xml:space="preserve">Membaca atribut data-*</w:t>
+              <w:t>Membaca atribut data-*</w:t>
             </w:r>
           </w:p>
         </w:tc>
@@ -15036,15 +14732,13 @@
             <w:pPr>
               <w:spacing w:before="40" w:after="40"/>
             </w:pPr>
-            <w:proofErr w:type="gramStart"/>
-            <w:proofErr w:type="gramEnd"/>
             <w:r>
               <w:rPr>
                 <w:rFonts w:cs="Carlito"/>
                 <w:b/>
                 <w:color w:val="FFFFFF"/>
               </w:rPr>
-              <w:t xml:space="preserve">▌  KALAU MACET        cari gejalanya di sini</w:t>
+              <w:t>▌  KALAU MACET        cari gejalanya di sini</w:t>
             </w:r>
           </w:p>
         </w:tc>
@@ -15095,7 +14789,7 @@
                 <w:color w:val="FFFFFF"/>
                 <w:sz w:val="18"/>
               </w:rPr>
-              <w:t xml:space="preserve">Gejala</w:t>
+              <w:t>Gejala</w:t>
             </w:r>
           </w:p>
         </w:tc>
@@ -15121,7 +14815,7 @@
                 <w:color w:val="FFFFFF"/>
                 <w:sz w:val="18"/>
               </w:rPr>
-              <w:t xml:space="preserve">Penyebab yang paling sering</w:t>
+              <w:t>Penyebab yang paling sering</w:t>
             </w:r>
           </w:p>
         </w:tc>
@@ -15147,7 +14841,7 @@
                 <w:color w:val="FFFFFF"/>
                 <w:sz w:val="18"/>
               </w:rPr>
-              <w:t xml:space="preserve">Yang dilakukan</w:t>
+              <w:t>Yang dilakukan</w:t>
             </w:r>
           </w:p>
         </w:tc>
@@ -15177,7 +14871,7 @@
                 <w:rFonts w:cs="Carlito"/>
                 <w:sz w:val="18"/>
               </w:rPr>
-              <w:t xml:space="preserve">console: Cannot read properties of null</w:t>
+              <w:t>console: Cannot read properties of null</w:t>
             </w:r>
           </w:p>
         </w:tc>
@@ -15200,7 +14894,7 @@
                 <w:rFonts w:cs="Carlito"/>
                 <w:sz w:val="18"/>
               </w:rPr>
-              <w:t xml:space="preserve">querySelector tidak menemukan elemennya</w:t>
+              <w:t>querySelector tidak menemukan elemennya</w:t>
             </w:r>
           </w:p>
         </w:tc>
@@ -15223,7 +14917,7 @@
                 <w:rFonts w:cs="Carlito"/>
                 <w:sz w:val="18"/>
               </w:rPr>
-              <w:t xml:space="preserve">Bandingkan penulisan id atau kelas dengan panel Elements</w:t>
+              <w:t>Bandingkan penulisan id atau kelas dengan panel Elements</w:t>
             </w:r>
           </w:p>
         </w:tc>
@@ -15253,7 +14947,7 @@
                 <w:rFonts w:cs="Carlito"/>
                 <w:sz w:val="18"/>
               </w:rPr>
-              <w:t xml:space="preserve">Halaman tidak berubah saat tombol ditekan</w:t>
+              <w:t>Halaman tidak berubah saat tombol ditekan</w:t>
             </w:r>
           </w:p>
         </w:tc>
@@ -15276,7 +14970,7 @@
                 <w:rFonts w:cs="Carlito"/>
                 <w:sz w:val="18"/>
               </w:rPr>
-              <w:t xml:space="preserve">Pendengar dipasang pada elemen yang salah, atau belum ada saat dipasang</w:t>
+              <w:t>Pendengar dipasang pada elemen yang salah, atau belum ada saat dipasang</w:t>
             </w:r>
           </w:p>
         </w:tc>
@@ -15299,7 +14993,7 @@
                 <w:rFonts w:cs="Carlito"/>
                 <w:sz w:val="18"/>
               </w:rPr>
-              <w:t xml:space="preserve">Pasang pendengar di induknya dan periksa event.target</w:t>
+              <w:t>Pasang pendengar di induknya dan periksa event.target</w:t>
             </w:r>
           </w:p>
         </w:tc>
@@ -15329,7 +15023,7 @@
                 <w:rFonts w:cs="Carlito"/>
                 <w:sz w:val="18"/>
               </w:rPr>
-              <w:t xml:space="preserve">Klik pertama bekerja, klik kedua menggandakan</w:t>
+              <w:t>Klik pertama bekerja, klik kedua menggandakan</w:t>
             </w:r>
           </w:p>
         </w:tc>
@@ -15352,7 +15046,7 @@
                 <w:rFonts w:cs="Carlito"/>
                 <w:sz w:val="18"/>
               </w:rPr>
-              <w:t xml:space="preserve">addEventListener dipanggil di dalam fungsi render</w:t>
+              <w:t>addEventListener dipanggil di dalam fungsi render</w:t>
             </w:r>
           </w:p>
         </w:tc>
@@ -15375,7 +15069,7 @@
                 <w:rFonts w:cs="Carlito"/>
                 <w:sz w:val="18"/>
               </w:rPr>
-              <w:t xml:space="preserve">Pindahkan pemasangan pendengar ke luar render</w:t>
+              <w:t>Pindahkan pemasangan pendengar ke luar render</w:t>
             </w:r>
           </w:p>
         </w:tc>
@@ -15405,7 +15099,7 @@
                 <w:rFonts w:cs="Carlito"/>
                 <w:sz w:val="18"/>
               </w:rPr>
-              <w:t xml:space="preserve">Kartu bertambah terus di daftar</w:t>
+              <w:t>Kartu bertambah terus di daftar</w:t>
             </w:r>
           </w:p>
         </w:tc>
@@ -15428,7 +15122,7 @@
                 <w:rFonts w:cs="Carlito"/>
                 <w:sz w:val="18"/>
               </w:rPr>
-              <w:t xml:space="preserve">Wadah tidak dikosongkan sebelum diisi ulang</w:t>
+              <w:t>Wadah tidak dikosongkan sebelum diisi ulang</w:t>
             </w:r>
           </w:p>
         </w:tc>
@@ -15451,7 +15145,7 @@
                 <w:rFonts w:cs="Carlito"/>
                 <w:sz w:val="18"/>
               </w:rPr>
-              <w:t xml:space="preserve">Tambahkan wadah.textContent = "" di baris pertama render</w:t>
+              <w:t>Tambahkan wadah.textContent = "" di baris pertama render</w:t>
             </w:r>
           </w:p>
         </w:tc>
@@ -15481,7 +15175,7 @@
                 <w:rFonts w:cs="Carlito"/>
                 <w:sz w:val="18"/>
               </w:rPr>
-              <w:t xml:space="preserve">Daftar kosong tanpa keterangan</w:t>
+              <w:t>Daftar kosong tanpa keterangan</w:t>
             </w:r>
           </w:p>
         </w:tc>
@@ -15504,7 +15198,7 @@
                 <w:rFonts w:cs="Carlito"/>
                 <w:sz w:val="18"/>
               </w:rPr>
-              <w:t xml:space="preserve">Penyaringan tidak menghasilkan isi</w:t>
+              <w:t>Penyaringan tidak menghasilkan isi</w:t>
             </w:r>
           </w:p>
         </w:tc>
@@ -15527,7 +15221,7 @@
                 <w:rFonts w:cs="Carlito"/>
                 <w:sz w:val="18"/>
               </w:rPr>
-              <w:t xml:space="preserve">Tampilkan pesan ketika daftar.length === 0</w:t>
+              <w:t>Tampilkan pesan ketika daftar.length === 0</w:t>
             </w:r>
           </w:p>
         </w:tc>
@@ -15557,7 +15251,7 @@
                 <w:rFonts w:cs="Carlito"/>
                 <w:sz w:val="18"/>
               </w:rPr>
-              <w:t xml:space="preserve">Isi kartu tampil sebagai tag, bukan teks</w:t>
+              <w:t>Isi kartu tampil sebagai tag, bukan teks</w:t>
             </w:r>
           </w:p>
         </w:tc>
@@ -15580,7 +15274,7 @@
                 <w:rFonts w:cs="Carlito"/>
                 <w:sz w:val="18"/>
               </w:rPr>
-              <w:t xml:space="preserve">Isi dimasukkan dengan innerHTML</w:t>
+              <w:t>Isi dimasukkan dengan innerHTML</w:t>
             </w:r>
           </w:p>
         </w:tc>
@@ -15603,7 +15297,7 @@
                 <w:rFonts w:cs="Carlito"/>
                 <w:sz w:val="18"/>
               </w:rPr>
-              <w:t xml:space="preserve">Ganti dengan textContent</w:t>
+              <w:t>Ganti dengan textContent</w:t>
             </w:r>
           </w:p>
         </w:tc>
@@ -15633,7 +15327,7 @@
                 <w:rFonts w:cs="Carlito"/>
                 <w:sz w:val="18"/>
               </w:rPr>
-              <w:t xml:space="preserve">Form memuat ulang halaman</w:t>
+              <w:t>Form memuat ulang halaman</w:t>
             </w:r>
           </w:p>
         </w:tc>
@@ -15656,7 +15350,7 @@
                 <w:rFonts w:cs="Carlito"/>
                 <w:sz w:val="18"/>
               </w:rPr>
-              <w:t xml:space="preserve">preventDefault tidak dipanggil pada penangan submit</w:t>
+              <w:t>preventDefault tidak dipanggil pada penangan submit</w:t>
             </w:r>
           </w:p>
         </w:tc>
@@ -15679,7 +15373,7 @@
                 <w:rFonts w:cs="Carlito"/>
                 <w:sz w:val="18"/>
               </w:rPr>
-              <w:t xml:space="preserve">Panggil event.preventDefault() di baris pertama</w:t>
+              <w:t>Panggil event.preventDefault() di baris pertama</w:t>
             </w:r>
           </w:p>
         </w:tc>
@@ -15709,7 +15403,7 @@
                 <w:rFonts w:cs="Carlito"/>
                 <w:sz w:val="18"/>
               </w:rPr>
-              <w:t xml:space="preserve">Validasi lolos pada kolom berisi spasi</w:t>
+              <w:t>Validasi lolos pada kolom berisi spasi</w:t>
             </w:r>
           </w:p>
         </w:tc>
@@ -15732,7 +15426,7 @@
                 <w:rFonts w:cs="Carlito"/>
                 <w:sz w:val="18"/>
               </w:rPr>
-              <w:t xml:space="preserve">Isi diperiksa tanpa trim()</w:t>
+              <w:t>Isi diperiksa tanpa trim()</w:t>
             </w:r>
           </w:p>
         </w:tc>
@@ -15755,7 +15449,7 @@
                 <w:rFonts w:cs="Carlito"/>
                 <w:sz w:val="18"/>
               </w:rPr>
-              <w:t xml:space="preserve">Periksa dengan kolom.value.trim() !== ""</w:t>
+              <w:t>Periksa dengan kolom.value.trim() !== ""</w:t>
             </w:r>
           </w:p>
         </w:tc>
@@ -15785,7 +15479,7 @@
                 <w:rFonts w:cs="Carlito"/>
                 <w:sz w:val="18"/>
               </w:rPr>
-              <w:t xml:space="preserve">Console: 404 (Not Found) untuk dom.js</w:t>
+              <w:t>Console: 404 (Not Found) untuk dom.js</w:t>
             </w:r>
           </w:p>
         </w:tc>
@@ -15808,7 +15502,7 @@
                 <w:rFonts w:cs="Carlito"/>
                 <w:sz w:val="18"/>
               </w:rPr>
-              <w:t xml:space="preserve">Jalur di atribut src tidak cocok dengan letak berkasnya</w:t>
+              <w:t>Jalur di atribut src tidak cocok dengan letak berkasnya</w:t>
             </w:r>
           </w:p>
         </w:tc>
@@ -15831,7 +15525,7 @@
                 <w:rFonts w:cs="Carlito"/>
                 <w:sz w:val="18"/>
               </w:rPr>
-              <w:t xml:space="preserve">Pastikan dom.js berada di dalam folder js/, huruf besar-kecilnya sama</w:t>
+              <w:t>Pastikan dom.js berada di dalam folder js/, huruf besar-kecilnya sama</w:t>
             </w:r>
           </w:p>
         </w:tc>
@@ -15861,7 +15555,7 @@
                 <w:rFonts w:cs="Carlito"/>
                 <w:sz w:val="18"/>
               </w:rPr>
-              <w:t xml:space="preserve">Perubahan pada salinan ikut mengubah data asli</w:t>
+              <w:t>Perubahan pada salinan ikut mengubah data asli</w:t>
             </w:r>
           </w:p>
         </w:tc>
@@ -15884,7 +15578,7 @@
                 <w:rFonts w:cs="Carlito"/>
                 <w:sz w:val="18"/>
               </w:rPr>
-              <w:t xml:space="preserve">Array disalin dengan = , bukan [ ... ]</w:t>
+              <w:t>Array disalin dengan = , bukan [ ... ]</w:t>
             </w:r>
           </w:p>
         </w:tc>
@@ -15907,7 +15601,7 @@
                 <w:rFonts w:cs="Carlito"/>
                 <w:sz w:val="18"/>
               </w:rPr>
-              <w:t xml:space="preserve">Ganti menjadi const salinan = [ ...daftarProyek ]</w:t>
+              <w:t>Ganti menjadi const salinan = [ ...daftarProyek ]</w:t>
             </w:r>
           </w:p>
         </w:tc>
@@ -15924,7 +15618,7 @@
           <w:rFonts w:cs="Carlito"/>
           <w:sz w:val="20"/>
         </w:rPr>
-        <w:t xml:space="preserve">Halaman yang Anda bangun hari ini adalah bahan ujian CPMK Blok 2 nanti: pemilihan elemen, render dari data, dan event delegation semuanya diuji di sana. Simpan pekerjaan ini rapi di repositori Anda — Anda akan memakainya lagi di Pertemuan 11.</w:t>
+        <w:t>Halaman yang Anda bangun hari ini adalah bahan ujian CPMK Blok 2 nanti: pemilihan elemen, render dari data, dan event delegation semuanya diuji di sana. Simpan pekerjaan ini rapi di repositori Anda — Anda akan memakainya lagi di Pertemuan 11.</w:t>
       </w:r>
     </w:p>
     <w:p>
@@ -15955,15 +15649,13 @@
             <w:pPr>
               <w:spacing w:before="40" w:after="40"/>
             </w:pPr>
-            <w:proofErr w:type="gramStart"/>
-            <w:proofErr w:type="gramEnd"/>
             <w:r>
               <w:rPr>
                 <w:rFonts w:cs="Carlito"/>
                 <w:b/>
                 <w:color w:val="FFFFFF"/>
               </w:rPr>
-              <w:t xml:space="preserve">▌  LAMPIRAN — MENYIMPAN PEKERJAAN ANDA KE GIT        sekali saja, bukan tiap pertemuan</w:t>
+              <w:t>▌  LAMPIRAN — MENYIMPAN PEKERJAAN ANDA KE GIT        sekali saja, bukan tiap pertemuan</w:t>
             </w:r>
           </w:p>
         </w:tc>
@@ -15980,7 +15672,7 @@
           <w:rFonts w:cs="Carlito"/>
           <w:sz w:val="20"/>
         </w:rPr>
-        <w:t xml:space="preserve">Lampiran ini bukan pengantar Git. Panduan Git dan GitHub yang sudah Anda pakai sejak Pertemuan 3 masih berlaku seluruhnya; bagian ini hanya mengulang tiga perintah yang paling sering dipakai, karena mulai hari ini ada berkas baru yang harus ikut disimpan.</w:t>
+        <w:t>Lampiran ini bukan pengantar Git. Panduan Git dan GitHub yang sudah Anda pakai sejak Pertemuan 3 masih berlaku seluruhnya; bagian ini hanya mengulang tiga perintah yang paling sering dipakai, karena mulai hari ini ada berkas baru yang harus ikut disimpan.</w:t>
       </w:r>
     </w:p>
     <w:p>
@@ -15999,7 +15691,7 @@
           <w:b/>
           <w:color w:val="003796"/>
         </w:rPr>
-        <w:t xml:space="preserve">Tiga perintah yang akan Anda pakai terus</w:t>
+        <w:t>Tiga perintah yang akan Anda pakai terus</w:t>
       </w:r>
     </w:p>
     <w:tbl>
@@ -16042,7 +15734,7 @@
                 <w:color w:val="FFFFFF"/>
                 <w:sz w:val="18"/>
               </w:rPr>
-              <w:t xml:space="preserve">Perintah</w:t>
+              <w:t>Perintah</w:t>
             </w:r>
           </w:p>
         </w:tc>
@@ -16068,7 +15760,7 @@
                 <w:color w:val="FFFFFF"/>
                 <w:sz w:val="18"/>
               </w:rPr>
-              <w:t xml:space="preserve">Artinya</w:t>
+              <w:t>Artinya</w:t>
             </w:r>
           </w:p>
         </w:tc>
@@ -16094,7 +15786,7 @@
                 <w:color w:val="FFFFFF"/>
                 <w:sz w:val="18"/>
               </w:rPr>
-              <w:t xml:space="preserve">Kapan dijalankan</w:t>
+              <w:t>Kapan dijalankan</w:t>
             </w:r>
           </w:p>
         </w:tc>
@@ -16124,7 +15816,7 @@
                 <w:rFonts w:cs="Carlito"/>
                 <w:sz w:val="18"/>
               </w:rPr>
-              <w:t xml:space="preserve">git add .</w:t>
+              <w:t>git add .</w:t>
             </w:r>
           </w:p>
         </w:tc>
@@ -16147,7 +15839,7 @@
                 <w:rFonts w:cs="Carlito"/>
                 <w:sz w:val="18"/>
               </w:rPr>
-              <w:t xml:space="preserve">Menandai seluruh perubahan di folder ini untuk disimpan</w:t>
+              <w:t>Menandai seluruh perubahan di folder ini untuk disimpan</w:t>
             </w:r>
           </w:p>
         </w:tc>
@@ -16170,7 +15862,7 @@
                 <w:rFonts w:cs="Carlito"/>
                 <w:sz w:val="18"/>
               </w:rPr>
-              <w:t xml:space="preserve">Setiap kali selesai satu lembar</w:t>
+              <w:t>Setiap kali selesai satu lembar</w:t>
             </w:r>
           </w:p>
         </w:tc>
@@ -16200,7 +15892,7 @@
                 <w:rFonts w:cs="Carlito"/>
                 <w:sz w:val="18"/>
               </w:rPr>
-              <w:t xml:space="preserve">git commit -m "pesan"</w:t>
+              <w:t>git commit -m "pesan"</w:t>
             </w:r>
           </w:p>
         </w:tc>
@@ -16223,7 +15915,7 @@
                 <w:rFonts w:cs="Carlito"/>
                 <w:sz w:val="18"/>
               </w:rPr>
-              <w:t xml:space="preserve">Menyimpan perubahan itu sebagai satu riwayat</w:t>
+              <w:t>Menyimpan perubahan itu sebagai satu riwayat</w:t>
             </w:r>
           </w:p>
         </w:tc>
@@ -16246,7 +15938,7 @@
                 <w:rFonts w:cs="Carlito"/>
                 <w:sz w:val="18"/>
               </w:rPr>
-              <w:t xml:space="preserve">Langsung setelah git add</w:t>
+              <w:t>Langsung setelah git add</w:t>
             </w:r>
           </w:p>
         </w:tc>
@@ -16276,7 +15968,7 @@
                 <w:rFonts w:cs="Carlito"/>
                 <w:sz w:val="18"/>
               </w:rPr>
-              <w:t xml:space="preserve">git push</w:t>
+              <w:t>git push</w:t>
             </w:r>
           </w:p>
         </w:tc>
@@ -16299,7 +15991,7 @@
                 <w:rFonts w:cs="Carlito"/>
                 <w:sz w:val="18"/>
               </w:rPr>
-              <w:t xml:space="preserve">Mengirim riwayat itu ke GitHub</w:t>
+              <w:t>Mengirim riwayat itu ke GitHub</w:t>
             </w:r>
           </w:p>
         </w:tc>
@@ -16322,7 +16014,7 @@
                 <w:rFonts w:cs="Carlito"/>
                 <w:sz w:val="18"/>
               </w:rPr>
-              <w:t xml:space="preserve">Setelah commit, supaya dosen bisa melihatnya</w:t>
+              <w:t>Setelah commit, supaya dosen bisa melihatnya</w:t>
             </w:r>
           </w:p>
         </w:tc>
@@ -16365,7 +16057,17 @@
                 <w:color w:val="003796"/>
                 <w:sz w:val="20"/>
               </w:rPr>
-              <w:t xml:space="preserve">Titik pada git add .  Titik itu berarti "seluruh berkas di folder ini".  Tanpa titik, Git tidak tahu apa yang harus disimpan. Hal yang sama berlaku untuk berkas dom.js yang baru Anda buat — ia ikut tersimpan karena berada di dalam folder semester.</w:t>
+              <w:t xml:space="preserve">Titik pada git add .  Titik itu berarti "seluruh berkas di folder ini".  Tanpa titik, Git tidak tahu apa yang harus disimpan. Hal yang sama berlaku untuk berkas dom.js yang baru Anda buat — ia ikut tersimpan </w:t>
+            </w:r>
+            <w:r>
+              <w:rPr>
+                <w:rFonts w:cs="Carlito"/>
+                <w:b/>
+                <w:color w:val="003796"/>
+                <w:sz w:val="20"/>
+              </w:rPr>
+              <w:lastRenderedPageBreak/>
+              <w:t>karena berada di dalam folder semester.</w:t>
             </w:r>
           </w:p>
         </w:tc>
@@ -16387,7 +16089,7 @@
           <w:b/>
           <w:color w:val="003796"/>
         </w:rPr>
-        <w:t xml:space="preserve">Berapa kali harus menyimpan?</w:t>
+        <w:t>Berapa kali harus menyimpan?</w:t>
       </w:r>
     </w:p>
     <w:p>
@@ -16396,7 +16098,7 @@
           <w:rFonts w:cs="Carlito"/>
           <w:sz w:val="20"/>
         </w:rPr>
-        <w:t xml:space="preserve">Tidak ada angka yang benar, tetapi patokannya begini: bila Anda sudah menyelesaikan satu hal yang berarti dan bisa Anda jelaskan, simpanlah. Pada pertemuan ini minimal dua kali: setelah daftar tampil dari data, dan setelah filter serta validasi selesai.</w:t>
+        <w:t>Tidak ada angka yang benar, tetapi patokannya begini: bila Anda sudah menyelesaikan satu hal yang berarti dan bisa Anda jelaskan, simpanlah. Pada pertemuan ini minimal dua kali: setelah daftar tampil dari data, dan setelah filter serta validasi selesai.</w:t>
       </w:r>
     </w:p>
     <w:tbl>
@@ -16438,7 +16140,7 @@
                 <w:color w:val="FFFFFF"/>
                 <w:sz w:val="19"/>
               </w:rPr>
-              <w:t xml:space="preserve">Kalau ini terjadi</w:t>
+              <w:t>Kalau ini terjadi</w:t>
             </w:r>
           </w:p>
         </w:tc>
@@ -16464,7 +16166,7 @@
                 <w:color w:val="FFFFFF"/>
                 <w:sz w:val="19"/>
               </w:rPr>
-              <w:t xml:space="preserve">Yang Anda lakukan</w:t>
+              <w:t>Yang Anda lakukan</w:t>
             </w:r>
           </w:p>
         </w:tc>
@@ -16494,7 +16196,7 @@
                 <w:rFonts w:cs="Carlito"/>
                 <w:sz w:val="19"/>
               </w:rPr>
-              <w:t xml:space="preserve">Sudah menulis banyak, belum pernah commit</w:t>
+              <w:t>Sudah menulis banyak, belum pernah commit</w:t>
             </w:r>
           </w:p>
         </w:tc>
@@ -16517,7 +16219,7 @@
                 <w:rFonts w:cs="Carlito"/>
                 <w:sz w:val="19"/>
               </w:rPr>
-              <w:t xml:space="preserve">Simpan sekarang juga</w:t>
+              <w:t>Simpan sekarang juga</w:t>
             </w:r>
           </w:p>
         </w:tc>
@@ -16547,7 +16249,7 @@
                 <w:rFonts w:cs="Carlito"/>
                 <w:sz w:val="19"/>
               </w:rPr>
-              <w:t xml:space="preserve">Salah commit, belum push</w:t>
+              <w:t>Salah commit, belum push</w:t>
             </w:r>
           </w:p>
         </w:tc>
@@ -16570,7 +16272,7 @@
                 <w:rFonts w:cs="Carlito"/>
                 <w:sz w:val="19"/>
               </w:rPr>
-              <w:t xml:space="preserve">Perbaiki lalu commit lagi — jangan hapus repositori</w:t>
+              <w:t>Perbaiki lalu commit lagi — jangan hapus repositori</w:t>
             </w:r>
           </w:p>
         </w:tc>
@@ -16600,7 +16302,7 @@
                 <w:rFonts w:cs="Carlito"/>
                 <w:sz w:val="19"/>
               </w:rPr>
-              <w:t xml:space="preserve">Sudah push, lalu menemukan kekeliruan</w:t>
+              <w:t>Sudah push, lalu menemukan kekeliruan</w:t>
             </w:r>
           </w:p>
         </w:tc>
@@ -16623,7 +16325,7 @@
                 <w:rFonts w:cs="Carlito"/>
                 <w:sz w:val="19"/>
               </w:rPr>
-              <w:t xml:space="preserve">Perbaiki berkasnya dan commit lagi; riwayat lama tidak hilang dan itu wajar</w:t>
+              <w:t>Perbaiki berkasnya dan commit lagi; riwayat lama tidak hilang dan itu wajar</w:t>
             </w:r>
           </w:p>
         </w:tc>
@@ -16666,7 +16368,7 @@
                 <w:color w:val="1B6B3A"/>
                 <w:sz w:val="20"/>
               </w:rPr>
-              <w:t xml:space="preserve">Yang dinilai bukan jumlah commit.  Menyimpan sering membuat pekerjaan Anda tidak bergantung pada satu berkas di satu komputer — dan pada pertemuan ujian, repositori itulah yang menentukan apakah pekerjaan Anda bisa dinilai.</w:t>
+              <w:t>Yang dinilai bukan jumlah commit.  Menyimpan sering membuat pekerjaan Anda tidak bergantung pada satu berkas di satu komputer — dan pada pertemuan ujian, repositori itulah yang menentukan apakah pekerjaan Anda bisa dinilai.</w:t>
             </w:r>
           </w:p>
         </w:tc>
@@ -16694,7 +16396,7 @@
 </file>
 
 <file path=word/endnotes.xml><?xml version="1.0" encoding="utf-8"?>
-<w:endnotes xmlns:wpc="http://schemas.microsoft.com/office/word/2010/wordprocessingCanvas" xmlns:cx="http://schemas.microsoft.com/office/drawing/2014/chartex" xmlns:cx1="http://schemas.microsoft.com/office/drawing/2015/9/8/chartex" xmlns:cx2="http://schemas.microsoft.com/office/drawing/2015/10/21/chartex" xmlns:cx3="http://schemas.microsoft.com/office/drawing/2016/5/9/chartex" xmlns:cx4="http://schemas.microsoft.com/office/drawing/2016/5/10/chartex" xmlns:cx5="http://schemas.microsoft.com/office/drawing/2016/5/11/chartex" xmlns:cx6="http://schemas.microsoft.com/office/drawing/2016/5/12/chartex" xmlns:cx7="http://schemas.microsoft.com/office/drawing/2016/5/13/chartex" xmlns:cx8="http://schemas.microsoft.com/office/drawing/2016/5/14/chartex" xmlns:mc="http://schemas.openxmlformats.org/markup-compatibility/2006" xmlns:m="http://schemas.openxmlformats.org/officeDocument/2006/math" xmlns:aink="http://schemas.microsoft.com/office/drawing/2016/ink" xmlns:am3d="http://schemas.microsoft.com/office/drawing/2017/model3d" xmlns:oel="http://schemas.microsoft.com/office/2019/extlst" xmlns:r="http://schemas.openxmlformats.org/officeDocument/2006/relationships" xmlns:wp14="http://schemas.microsoft.com/office/word/2010/wordprocessingDrawing" xmlns:wp="http://schemas.openxmlformats.org/drawingml/2006/wordprocessingDrawing" xmlns:wpg="http://schemas.microsoft.com/office/word/2010/wordprocessingGroup" xmlns:wpi="http://schemas.microsoft.com/office/word/2010/wordprocessingInk" xmlns:wps="http://schemas.microsoft.com/office/word/2010/wordprocessingShape" xmlns:o="urn:schemas-microsoft-com:office:office" xmlns:v="urn:schemas-microsoft-com:vml" xmlns:w10="urn:schemas-microsoft-com:office:word" xmlns:w="http://schemas.openxmlformats.org/wordprocessingml/2006/main" xmlns:w14="http://schemas.microsoft.com/office/word/2010/wordml" xmlns:w15="http://schemas.microsoft.com/office/word/2012/wordml" xmlns:w16cex="http://schemas.microsoft.com/office/word/2018/wordml/cex" xmlns:w16cid="http://schemas.microsoft.com/office/word/2016/wordml/cid" xmlns:w16="http://schemas.microsoft.com/office/word/2018/wordml" xmlns:w16sdtdh="http://schemas.microsoft.com/office/word/2020/wordml/sdtdatahash" xmlns:w16sdtfl="http://schemas.microsoft.com/office/word/2024/wordml/sdtformatlock" xmlns:w16se="http://schemas.microsoft.com/office/word/2015/wordml/symex" xmlns:w16du="http://schemas.microsoft.com/office/word/2023/wordml/word16du" xmlns:wne="http://schemas.microsoft.com/office/word/2006/wordml" mc:Ignorable="w14 w15 w16se w16cid w16 w16cex w16sdtdh w16sdtfl w16du wp14">
+<w:endnotes xmlns:wpc="http://schemas.microsoft.com/office/word/2010/wordprocessingCanvas" xmlns:cx="http://schemas.microsoft.com/office/drawing/2014/chartex" xmlns:cx1="http://schemas.microsoft.com/office/drawing/2015/9/8/chartex" xmlns:cx2="http://schemas.microsoft.com/office/drawing/2015/10/21/chartex" xmlns:cx3="http://schemas.microsoft.com/office/drawing/2016/5/9/chartex" xmlns:cx4="http://schemas.microsoft.com/office/drawing/2016/5/10/chartex" xmlns:cx5="http://schemas.microsoft.com/office/drawing/2016/5/11/chartex" xmlns:cx6="http://schemas.microsoft.com/office/drawing/2016/5/12/chartex" xmlns:cx7="http://schemas.microsoft.com/office/drawing/2016/5/13/chartex" xmlns:cx8="http://schemas.microsoft.com/office/drawing/2016/5/14/chartex" xmlns:mc="http://schemas.openxmlformats.org/markup-compatibility/2006" xmlns:aink="http://schemas.microsoft.com/office/drawing/2016/ink" xmlns:am3d="http://schemas.microsoft.com/office/drawing/2017/model3d" xmlns:o="urn:schemas-microsoft-com:office:office" xmlns:oel="http://schemas.microsoft.com/office/2019/extlst" xmlns:r="http://schemas.openxmlformats.org/officeDocument/2006/relationships" xmlns:m="http://schemas.openxmlformats.org/officeDocument/2006/math" xmlns:v="urn:schemas-microsoft-com:vml" xmlns:wp14="http://schemas.microsoft.com/office/word/2010/wordprocessingDrawing" xmlns:wp="http://schemas.openxmlformats.org/drawingml/2006/wordprocessingDrawing" xmlns:w10="urn:schemas-microsoft-com:office:word" xmlns:w="http://schemas.openxmlformats.org/wordprocessingml/2006/main" xmlns:w14="http://schemas.microsoft.com/office/word/2010/wordml" xmlns:w15="http://schemas.microsoft.com/office/word/2012/wordml" xmlns:w16cex="http://schemas.microsoft.com/office/word/2018/wordml/cex" xmlns:w16cid="http://schemas.microsoft.com/office/word/2016/wordml/cid" xmlns:w16="http://schemas.microsoft.com/office/word/2018/wordml" xmlns:w16du="http://schemas.microsoft.com/office/word/2023/wordml/word16du" xmlns:w16sdtdh="http://schemas.microsoft.com/office/word/2020/wordml/sdtdatahash" xmlns:w16sdtfl="http://schemas.microsoft.com/office/word/2024/wordml/sdtformatlock" xmlns:w16se="http://schemas.microsoft.com/office/word/2015/wordml/symex" xmlns:wpg="http://schemas.microsoft.com/office/word/2010/wordprocessingGroup" xmlns:wpi="http://schemas.microsoft.com/office/word/2010/wordprocessingInk" xmlns:wne="http://schemas.microsoft.com/office/word/2006/wordml" xmlns:wps="http://schemas.microsoft.com/office/word/2010/wordprocessingShape" mc:Ignorable="w14 w15 w16se w16cid w16 w16cex w16sdtdh w16sdtfl w16du wp14">
   <w:endnote w:type="separator" w:id="-1">
     <w:p>
       <w:pPr>
@@ -16719,7 +16421,7 @@
 </file>
 
 <file path=word/footer1.xml><?xml version="1.0" encoding="utf-8"?>
-<w:ftr xmlns:wpc="http://schemas.microsoft.com/office/word/2010/wordprocessingCanvas" xmlns:cx="http://schemas.microsoft.com/office/drawing/2014/chartex" xmlns:cx1="http://schemas.microsoft.com/office/drawing/2015/9/8/chartex" xmlns:cx2="http://schemas.microsoft.com/office/drawing/2015/10/21/chartex" xmlns:cx3="http://schemas.microsoft.com/office/drawing/2016/5/9/chartex" xmlns:cx4="http://schemas.microsoft.com/office/drawing/2016/5/10/chartex" xmlns:cx5="http://schemas.microsoft.com/office/drawing/2016/5/11/chartex" xmlns:cx6="http://schemas.microsoft.com/office/drawing/2016/5/12/chartex" xmlns:cx7="http://schemas.microsoft.com/office/drawing/2016/5/13/chartex" xmlns:cx8="http://schemas.microsoft.com/office/drawing/2016/5/14/chartex" xmlns:mc="http://schemas.openxmlformats.org/markup-compatibility/2006" xmlns:m="http://schemas.openxmlformats.org/officeDocument/2006/math" xmlns:aink="http://schemas.microsoft.com/office/drawing/2016/ink" xmlns:am3d="http://schemas.microsoft.com/office/drawing/2017/model3d" xmlns:oel="http://schemas.microsoft.com/office/2019/extlst" xmlns:r="http://schemas.openxmlformats.org/officeDocument/2006/relationships" xmlns:wp14="http://schemas.microsoft.com/office/word/2010/wordprocessingDrawing" xmlns:wp="http://schemas.openxmlformats.org/drawingml/2006/wordprocessingDrawing" xmlns:wpg="http://schemas.microsoft.com/office/word/2010/wordprocessingGroup" xmlns:wpi="http://schemas.microsoft.com/office/word/2010/wordprocessingInk" xmlns:wps="http://schemas.microsoft.com/office/word/2010/wordprocessingShape" xmlns:o="urn:schemas-microsoft-com:office:office" xmlns:v="urn:schemas-microsoft-com:vml" xmlns:w10="urn:schemas-microsoft-com:office:word" xmlns:w="http://schemas.openxmlformats.org/wordprocessingml/2006/main" xmlns:w14="http://schemas.microsoft.com/office/word/2010/wordml" xmlns:w15="http://schemas.microsoft.com/office/word/2012/wordml" xmlns:w16cex="http://schemas.microsoft.com/office/word/2018/wordml/cex" xmlns:w16cid="http://schemas.microsoft.com/office/word/2016/wordml/cid" xmlns:w16="http://schemas.microsoft.com/office/word/2018/wordml" xmlns:w16sdtdh="http://schemas.microsoft.com/office/word/2020/wordml/sdtdatahash" xmlns:w16sdtfl="http://schemas.microsoft.com/office/word/2024/wordml/sdtformatlock" xmlns:w16se="http://schemas.microsoft.com/office/word/2015/wordml/symex" xmlns:w16du="http://schemas.microsoft.com/office/word/2023/wordml/word16du" xmlns:wne="http://schemas.microsoft.com/office/word/2006/wordml" mc:Ignorable="w14 w15 w16se w16cid w16 w16cex w16sdtdh w16sdtfl w16du wp14">
+<w:ftr xmlns:wpc="http://schemas.microsoft.com/office/word/2010/wordprocessingCanvas" xmlns:cx="http://schemas.microsoft.com/office/drawing/2014/chartex" xmlns:cx1="http://schemas.microsoft.com/office/drawing/2015/9/8/chartex" xmlns:cx2="http://schemas.microsoft.com/office/drawing/2015/10/21/chartex" xmlns:cx3="http://schemas.microsoft.com/office/drawing/2016/5/9/chartex" xmlns:cx4="http://schemas.microsoft.com/office/drawing/2016/5/10/chartex" xmlns:cx5="http://schemas.microsoft.com/office/drawing/2016/5/11/chartex" xmlns:cx6="http://schemas.microsoft.com/office/drawing/2016/5/12/chartex" xmlns:cx7="http://schemas.microsoft.com/office/drawing/2016/5/13/chartex" xmlns:cx8="http://schemas.microsoft.com/office/drawing/2016/5/14/chartex" xmlns:mc="http://schemas.openxmlformats.org/markup-compatibility/2006" xmlns:aink="http://schemas.microsoft.com/office/drawing/2016/ink" xmlns:am3d="http://schemas.microsoft.com/office/drawing/2017/model3d" xmlns:o="urn:schemas-microsoft-com:office:office" xmlns:oel="http://schemas.microsoft.com/office/2019/extlst" xmlns:r="http://schemas.openxmlformats.org/officeDocument/2006/relationships" xmlns:m="http://schemas.openxmlformats.org/officeDocument/2006/math" xmlns:v="urn:schemas-microsoft-com:vml" xmlns:wp14="http://schemas.microsoft.com/office/word/2010/wordprocessingDrawing" xmlns:wp="http://schemas.openxmlformats.org/drawingml/2006/wordprocessingDrawing" xmlns:w10="urn:schemas-microsoft-com:office:word" xmlns:w="http://schemas.openxmlformats.org/wordprocessingml/2006/main" xmlns:w14="http://schemas.microsoft.com/office/word/2010/wordml" xmlns:w15="http://schemas.microsoft.com/office/word/2012/wordml" xmlns:w16cex="http://schemas.microsoft.com/office/word/2018/wordml/cex" xmlns:w16cid="http://schemas.microsoft.com/office/word/2016/wordml/cid" xmlns:w16="http://schemas.microsoft.com/office/word/2018/wordml" xmlns:w16du="http://schemas.microsoft.com/office/word/2023/wordml/word16du" xmlns:w16sdtdh="http://schemas.microsoft.com/office/word/2020/wordml/sdtdatahash" xmlns:w16sdtfl="http://schemas.microsoft.com/office/word/2024/wordml/sdtformatlock" xmlns:w16se="http://schemas.microsoft.com/office/word/2015/wordml/symex" xmlns:wpg="http://schemas.microsoft.com/office/word/2010/wordprocessingGroup" xmlns:wpi="http://schemas.microsoft.com/office/word/2010/wordprocessingInk" xmlns:wne="http://schemas.microsoft.com/office/word/2006/wordml" xmlns:wps="http://schemas.microsoft.com/office/word/2010/wordprocessingShape" mc:Ignorable="w14 w15 w16se w16cid w16 w16cex w16sdtdh w16sdtfl w16du wp14">
   <w:p>
     <w:pPr>
       <w:pStyle w:val="Footer"/>
@@ -16731,7 +16433,7 @@
         <w:color w:val="5A6080"/>
         <w:sz w:val="15"/>
       </w:rPr>
-      <w:t>PABW 2026/2027  ·  Pertemuan 9  ·  DOM, Event, dan Interaktivitas  ·  Universitas Islam Indonesia  ·  halaman </w:t>
+      <w:t>PABW 2026/</w:t>
     </w:r>
     <w:proofErr w:type="gramStart"/>
     <w:r>
@@ -16740,7 +16442,7 @@
         <w:color w:val="5A6080"/>
         <w:sz w:val="15"/>
       </w:rPr>
-      <w:t/>
+      <w:t>2027  ·</w:t>
     </w:r>
     <w:proofErr w:type="gramEnd"/>
     <w:r>
@@ -16749,7 +16451,7 @@
         <w:color w:val="5A6080"/>
         <w:sz w:val="15"/>
       </w:rPr>
-      <w:t xml:space="preserve"/>
+      <w:t xml:space="preserve">  </w:t>
     </w:r>
     <w:proofErr w:type="spellStart"/>
     <w:r>
@@ -16758,7 +16460,7 @@
         <w:color w:val="5A6080"/>
         <w:sz w:val="15"/>
       </w:rPr>
-      <w:t/>
+      <w:t>Pertemuan</w:t>
     </w:r>
     <w:proofErr w:type="spellEnd"/>
     <w:r>
@@ -16767,7 +16469,7 @@
         <w:color w:val="5A6080"/>
         <w:sz w:val="15"/>
       </w:rPr>
-      <w:t xml:space="preserve"/>
+      <w:t xml:space="preserve"> </w:t>
     </w:r>
     <w:proofErr w:type="gramStart"/>
     <w:r>
@@ -16776,7 +16478,7 @@
         <w:color w:val="5A6080"/>
         <w:sz w:val="15"/>
       </w:rPr>
-      <w:t/>
+      <w:t>9  ·</w:t>
     </w:r>
     <w:proofErr w:type="gramEnd"/>
     <w:r>
@@ -16785,25 +16487,7 @@
         <w:color w:val="5A6080"/>
         <w:sz w:val="15"/>
       </w:rPr>
-      <w:t xml:space="preserve"/>
-    </w:r>
-    <w:proofErr w:type="spellStart"/>
-    <w:r>
-      <w:rPr>
-        <w:rFonts w:cs="Carlito"/>
-        <w:color w:val="5A6080"/>
-        <w:sz w:val="15"/>
-      </w:rPr>
-      <w:t/>
-    </w:r>
-    <w:proofErr w:type="spellEnd"/>
-    <w:r>
-      <w:rPr>
-        <w:rFonts w:cs="Carlito"/>
-        <w:color w:val="5A6080"/>
-        <w:sz w:val="15"/>
-      </w:rPr>
-      <w:t xml:space="preserve"/>
+      <w:t xml:space="preserve">  DOM, Event, dan </w:t>
     </w:r>
     <w:proofErr w:type="spellStart"/>
     <w:proofErr w:type="gramStart"/>
@@ -16813,7 +16497,7 @@
         <w:color w:val="5A6080"/>
         <w:sz w:val="15"/>
       </w:rPr>
-      <w:t/>
+      <w:t>Interaktivitas</w:t>
     </w:r>
     <w:proofErr w:type="spellEnd"/>
     <w:r>
@@ -16822,7 +16506,7 @@
         <w:color w:val="5A6080"/>
         <w:sz w:val="15"/>
       </w:rPr>
-      <w:t xml:space="preserve"/>
+      <w:t xml:space="preserve">  ·</w:t>
     </w:r>
     <w:proofErr w:type="gramEnd"/>
     <w:r>
@@ -16831,7 +16515,7 @@
         <w:color w:val="5A6080"/>
         <w:sz w:val="15"/>
       </w:rPr>
-      <w:t xml:space="preserve"/>
+      <w:t xml:space="preserve">  Universitas Islam </w:t>
     </w:r>
     <w:proofErr w:type="gramStart"/>
     <w:r>
@@ -16840,7 +16524,7 @@
         <w:color w:val="5A6080"/>
         <w:sz w:val="15"/>
       </w:rPr>
-      <w:t/>
+      <w:t>Indonesia  ·</w:t>
     </w:r>
     <w:proofErr w:type="gramEnd"/>
     <w:r>
@@ -16849,25 +16533,7 @@
         <w:color w:val="5A6080"/>
         <w:sz w:val="15"/>
       </w:rPr>
-      <w:t xml:space="preserve"/>
-    </w:r>
-    <w:proofErr w:type="spellStart"/>
-    <w:r>
-      <w:rPr>
-        <w:rFonts w:cs="Carlito"/>
-        <w:color w:val="5A6080"/>
-        <w:sz w:val="15"/>
-      </w:rPr>
-      <w:t/>
-    </w:r>
-    <w:proofErr w:type="spellEnd"/>
-    <w:r>
-      <w:rPr>
-        <w:rFonts w:cs="Carlito"/>
-        <w:color w:val="5A6080"/>
-        <w:sz w:val="15"/>
-      </w:rPr>
-      <w:t xml:space="preserve"/>
+      <w:t xml:space="preserve">  halaman</w:t>
     </w:r>
     <w:r>
       <w:fldChar w:fldCharType="begin"/>
@@ -16880,10 +16546,9 @@
     </w:r>
     <w:r>
       <w:rPr>
-        <w:color w:val="5A6080"/>
-        <w:sz w:val="15"/>
-      </w:rPr>
-      <w:t/>
+        <w:noProof/>
+      </w:rPr>
+      <w:t>1</w:t>
     </w:r>
     <w:r>
       <w:rPr>
@@ -16897,7 +16562,7 @@
 </file>
 
 <file path=word/footnotes.xml><?xml version="1.0" encoding="utf-8"?>
-<w:footnotes xmlns:wpc="http://schemas.microsoft.com/office/word/2010/wordprocessingCanvas" xmlns:cx="http://schemas.microsoft.com/office/drawing/2014/chartex" xmlns:cx1="http://schemas.microsoft.com/office/drawing/2015/9/8/chartex" xmlns:cx2="http://schemas.microsoft.com/office/drawing/2015/10/21/chartex" xmlns:cx3="http://schemas.microsoft.com/office/drawing/2016/5/9/chartex" xmlns:cx4="http://schemas.microsoft.com/office/drawing/2016/5/10/chartex" xmlns:cx5="http://schemas.microsoft.com/office/drawing/2016/5/11/chartex" xmlns:cx6="http://schemas.microsoft.com/office/drawing/2016/5/12/chartex" xmlns:cx7="http://schemas.microsoft.com/office/drawing/2016/5/13/chartex" xmlns:cx8="http://schemas.microsoft.com/office/drawing/2016/5/14/chartex" xmlns:mc="http://schemas.openxmlformats.org/markup-compatibility/2006" xmlns:m="http://schemas.openxmlformats.org/officeDocument/2006/math" xmlns:aink="http://schemas.microsoft.com/office/drawing/2016/ink" xmlns:am3d="http://schemas.microsoft.com/office/drawing/2017/model3d" xmlns:oel="http://schemas.microsoft.com/office/2019/extlst" xmlns:r="http://schemas.openxmlformats.org/officeDocument/2006/relationships" xmlns:wp14="http://schemas.microsoft.com/office/word/2010/wordprocessingDrawing" xmlns:wp="http://schemas.openxmlformats.org/drawingml/2006/wordprocessingDrawing" xmlns:wpg="http://schemas.microsoft.com/office/word/2010/wordprocessingGroup" xmlns:wpi="http://schemas.microsoft.com/office/word/2010/wordprocessingInk" xmlns:wps="http://schemas.microsoft.com/office/word/2010/wordprocessingShape" xmlns:o="urn:schemas-microsoft-com:office:office" xmlns:v="urn:schemas-microsoft-com:vml" xmlns:w10="urn:schemas-microsoft-com:office:word" xmlns:w="http://schemas.openxmlformats.org/wordprocessingml/2006/main" xmlns:w14="http://schemas.microsoft.com/office/word/2010/wordml" xmlns:w15="http://schemas.microsoft.com/office/word/2012/wordml" xmlns:w16cex="http://schemas.microsoft.com/office/word/2018/wordml/cex" xmlns:w16cid="http://schemas.microsoft.com/office/word/2016/wordml/cid" xmlns:w16="http://schemas.microsoft.com/office/word/2018/wordml" xmlns:w16sdtdh="http://schemas.microsoft.com/office/word/2020/wordml/sdtdatahash" xmlns:w16sdtfl="http://schemas.microsoft.com/office/word/2024/wordml/sdtformatlock" xmlns:w16se="http://schemas.microsoft.com/office/word/2015/wordml/symex" xmlns:w16du="http://schemas.microsoft.com/office/word/2023/wordml/word16du" xmlns:wne="http://schemas.microsoft.com/office/word/2006/wordml" mc:Ignorable="w14 w15 w16se w16cid w16 w16cex w16sdtdh w16sdtfl w16du wp14">
+<w:footnotes xmlns:wpc="http://schemas.microsoft.com/office/word/2010/wordprocessingCanvas" xmlns:cx="http://schemas.microsoft.com/office/drawing/2014/chartex" xmlns:cx1="http://schemas.microsoft.com/office/drawing/2015/9/8/chartex" xmlns:cx2="http://schemas.microsoft.com/office/drawing/2015/10/21/chartex" xmlns:cx3="http://schemas.microsoft.com/office/drawing/2016/5/9/chartex" xmlns:cx4="http://schemas.microsoft.com/office/drawing/2016/5/10/chartex" xmlns:cx5="http://schemas.microsoft.com/office/drawing/2016/5/11/chartex" xmlns:cx6="http://schemas.microsoft.com/office/drawing/2016/5/12/chartex" xmlns:cx7="http://schemas.microsoft.com/office/drawing/2016/5/13/chartex" xmlns:cx8="http://schemas.microsoft.com/office/drawing/2016/5/14/chartex" xmlns:mc="http://schemas.openxmlformats.org/markup-compatibility/2006" xmlns:aink="http://schemas.microsoft.com/office/drawing/2016/ink" xmlns:am3d="http://schemas.microsoft.com/office/drawing/2017/model3d" xmlns:o="urn:schemas-microsoft-com:office:office" xmlns:oel="http://schemas.microsoft.com/office/2019/extlst" xmlns:r="http://schemas.openxmlformats.org/officeDocument/2006/relationships" xmlns:m="http://schemas.openxmlformats.org/officeDocument/2006/math" xmlns:v="urn:schemas-microsoft-com:vml" xmlns:wp14="http://schemas.microsoft.com/office/word/2010/wordprocessingDrawing" xmlns:wp="http://schemas.openxmlformats.org/drawingml/2006/wordprocessingDrawing" xmlns:w10="urn:schemas-microsoft-com:office:word" xmlns:w="http://schemas.openxmlformats.org/wordprocessingml/2006/main" xmlns:w14="http://schemas.microsoft.com/office/word/2010/wordml" xmlns:w15="http://schemas.microsoft.com/office/word/2012/wordml" xmlns:w16cex="http://schemas.microsoft.com/office/word/2018/wordml/cex" xmlns:w16cid="http://schemas.microsoft.com/office/word/2016/wordml/cid" xmlns:w16="http://schemas.microsoft.com/office/word/2018/wordml" xmlns:w16du="http://schemas.microsoft.com/office/word/2023/wordml/word16du" xmlns:w16sdtdh="http://schemas.microsoft.com/office/word/2020/wordml/sdtdatahash" xmlns:w16sdtfl="http://schemas.microsoft.com/office/word/2024/wordml/sdtformatlock" xmlns:w16se="http://schemas.microsoft.com/office/word/2015/wordml/symex" xmlns:wpg="http://schemas.microsoft.com/office/word/2010/wordprocessingGroup" xmlns:wpi="http://schemas.microsoft.com/office/word/2010/wordprocessingInk" xmlns:wne="http://schemas.microsoft.com/office/word/2006/wordml" xmlns:wps="http://schemas.microsoft.com/office/word/2010/wordprocessingShape" mc:Ignorable="w14 w15 w16se w16cid w16 w16cex w16sdtdh w16sdtfl w16du wp14">
   <w:footnote w:type="separator" w:id="-1">
     <w:p>
       <w:pPr>
@@ -16922,7 +16587,7 @@
 </file>
 
 <file path=word/numbering.xml><?xml version="1.0" encoding="utf-8"?>
-<w:numbering xmlns:wpc="http://schemas.microsoft.com/office/word/2010/wordprocessingCanvas" xmlns:cx="http://schemas.microsoft.com/office/drawing/2014/chartex" xmlns:cx1="http://schemas.microsoft.com/office/drawing/2015/9/8/chartex" xmlns:cx2="http://schemas.microsoft.com/office/drawing/2015/10/21/chartex" xmlns:cx3="http://schemas.microsoft.com/office/drawing/2016/5/9/chartex" xmlns:cx4="http://schemas.microsoft.com/office/drawing/2016/5/10/chartex" xmlns:cx5="http://schemas.microsoft.com/office/drawing/2016/5/11/chartex" xmlns:cx6="http://schemas.microsoft.com/office/drawing/2016/5/12/chartex" xmlns:cx7="http://schemas.microsoft.com/office/drawing/2016/5/13/chartex" xmlns:cx8="http://schemas.microsoft.com/office/drawing/2016/5/14/chartex" xmlns:mc="http://schemas.openxmlformats.org/markup-compatibility/2006" xmlns:m="http://schemas.openxmlformats.org/officeDocument/2006/math" xmlns:aink="http://schemas.microsoft.com/office/drawing/2016/ink" xmlns:am3d="http://schemas.microsoft.com/office/drawing/2017/model3d" xmlns:oel="http://schemas.microsoft.com/office/2019/extlst" xmlns:r="http://schemas.openxmlformats.org/officeDocument/2006/relationships" xmlns:wp14="http://schemas.microsoft.com/office/word/2010/wordprocessingDrawing" xmlns:wp="http://schemas.openxmlformats.org/drawingml/2006/wordprocessingDrawing" xmlns:wpg="http://schemas.microsoft.com/office/word/2010/wordprocessingGroup" xmlns:wpi="http://schemas.microsoft.com/office/word/2010/wordprocessingInk" xmlns:wps="http://schemas.microsoft.com/office/word/2010/wordprocessingShape" xmlns:o="urn:schemas-microsoft-com:office:office" xmlns:v="urn:schemas-microsoft-com:vml" xmlns:w10="urn:schemas-microsoft-com:office:word" xmlns:w="http://schemas.openxmlformats.org/wordprocessingml/2006/main" xmlns:w14="http://schemas.microsoft.com/office/word/2010/wordml" xmlns:w15="http://schemas.microsoft.com/office/word/2012/wordml" xmlns:w16cex="http://schemas.microsoft.com/office/word/2018/wordml/cex" xmlns:w16cid="http://schemas.microsoft.com/office/word/2016/wordml/cid" xmlns:w16="http://schemas.microsoft.com/office/word/2018/wordml" xmlns:w16sdtdh="http://schemas.microsoft.com/office/word/2020/wordml/sdtdatahash" xmlns:w16sdtfl="http://schemas.microsoft.com/office/word/2024/wordml/sdtformatlock" xmlns:w16se="http://schemas.microsoft.com/office/word/2015/wordml/symex" xmlns:w16du="http://schemas.microsoft.com/office/word/2023/wordml/word16du" xmlns:wne="http://schemas.microsoft.com/office/word/2006/wordml" mc:Ignorable="w14 w15 w16se w16cid w16 w16cex w16sdtdh w16sdtfl w16du wp14">
+<w:numbering xmlns:wpc="http://schemas.microsoft.com/office/word/2010/wordprocessingCanvas" xmlns:cx="http://schemas.microsoft.com/office/drawing/2014/chartex" xmlns:cx1="http://schemas.microsoft.com/office/drawing/2015/9/8/chartex" xmlns:cx2="http://schemas.microsoft.com/office/drawing/2015/10/21/chartex" xmlns:cx3="http://schemas.microsoft.com/office/drawing/2016/5/9/chartex" xmlns:cx4="http://schemas.microsoft.com/office/drawing/2016/5/10/chartex" xmlns:cx5="http://schemas.microsoft.com/office/drawing/2016/5/11/chartex" xmlns:cx6="http://schemas.microsoft.com/office/drawing/2016/5/12/chartex" xmlns:cx7="http://schemas.microsoft.com/office/drawing/2016/5/13/chartex" xmlns:cx8="http://schemas.microsoft.com/office/drawing/2016/5/14/chartex" xmlns:mc="http://schemas.openxmlformats.org/markup-compatibility/2006" xmlns:aink="http://schemas.microsoft.com/office/drawing/2016/ink" xmlns:am3d="http://schemas.microsoft.com/office/drawing/2017/model3d" xmlns:o="urn:schemas-microsoft-com:office:office" xmlns:oel="http://schemas.microsoft.com/office/2019/extlst" xmlns:r="http://schemas.openxmlformats.org/officeDocument/2006/relationships" xmlns:m="http://schemas.openxmlformats.org/officeDocument/2006/math" xmlns:v="urn:schemas-microsoft-com:vml" xmlns:wp14="http://schemas.microsoft.com/office/word/2010/wordprocessingDrawing" xmlns:wp="http://schemas.openxmlformats.org/drawingml/2006/wordprocessingDrawing" xmlns:w10="urn:schemas-microsoft-com:office:word" xmlns:w="http://schemas.openxmlformats.org/wordprocessingml/2006/main" xmlns:w14="http://schemas.microsoft.com/office/word/2010/wordml" xmlns:w15="http://schemas.microsoft.com/office/word/2012/wordml" xmlns:w16cex="http://schemas.microsoft.com/office/word/2018/wordml/cex" xmlns:w16cid="http://schemas.microsoft.com/office/word/2016/wordml/cid" xmlns:w16="http://schemas.microsoft.com/office/word/2018/wordml" xmlns:w16du="http://schemas.microsoft.com/office/word/2023/wordml/word16du" xmlns:w16sdtdh="http://schemas.microsoft.com/office/word/2020/wordml/sdtdatahash" xmlns:w16sdtfl="http://schemas.microsoft.com/office/word/2024/wordml/sdtformatlock" xmlns:w16se="http://schemas.microsoft.com/office/word/2015/wordml/symex" xmlns:wpg="http://schemas.microsoft.com/office/word/2010/wordprocessingGroup" xmlns:wpi="http://schemas.microsoft.com/office/word/2010/wordprocessingInk" xmlns:wne="http://schemas.microsoft.com/office/word/2006/wordml" xmlns:wps="http://schemas.microsoft.com/office/word/2010/wordprocessingShape" mc:Ignorable="w14 w15 w16se w16cid w16 w16cex w16sdtdh w16sdtfl w16du wp14">
   <w:abstractNum w:abstractNumId="0" w15:restartNumberingAfterBreak="0">
     <w:nsid w:val="FFFFFF7C"/>
     <w:multiLevelType w:val="singleLevel"/>
@@ -17125,7 +16790,7 @@
 </file>
 
 <file path=word/styles.xml><?xml version="1.0" encoding="utf-8"?>
-<w:styles xmlns:mc="http://schemas.openxmlformats.org/markup-compatibility/2006" xmlns:r="http://schemas.openxmlformats.org/officeDocument/2006/relationships" xmlns:w="http://schemas.openxmlformats.org/wordprocessingml/2006/main" xmlns:w14="http://schemas.microsoft.com/office/word/2010/wordml" xmlns:w15="http://schemas.microsoft.com/office/word/2012/wordml" xmlns:w16cex="http://schemas.microsoft.com/office/word/2018/wordml/cex" xmlns:w16cid="http://schemas.microsoft.com/office/word/2016/wordml/cid" xmlns:w16="http://schemas.microsoft.com/office/word/2018/wordml" xmlns:w16sdtdh="http://schemas.microsoft.com/office/word/2020/wordml/sdtdatahash" xmlns:w16sdtfl="http://schemas.microsoft.com/office/word/2024/wordml/sdtformatlock" xmlns:w16se="http://schemas.microsoft.com/office/word/2015/wordml/symex" xmlns:w16du="http://schemas.microsoft.com/office/word/2023/wordml/word16du" mc:Ignorable="w14 w15 w16se w16cid w16 w16cex w16sdtdh w16sdtfl w16du">
+<w:styles xmlns:mc="http://schemas.openxmlformats.org/markup-compatibility/2006" xmlns:r="http://schemas.openxmlformats.org/officeDocument/2006/relationships" xmlns:w="http://schemas.openxmlformats.org/wordprocessingml/2006/main" xmlns:w14="http://schemas.microsoft.com/office/word/2010/wordml" xmlns:w15="http://schemas.microsoft.com/office/word/2012/wordml" xmlns:w16cex="http://schemas.microsoft.com/office/word/2018/wordml/cex" xmlns:w16cid="http://schemas.microsoft.com/office/word/2016/wordml/cid" xmlns:w16="http://schemas.microsoft.com/office/word/2018/wordml" xmlns:w16du="http://schemas.microsoft.com/office/word/2023/wordml/word16du" xmlns:w16sdtdh="http://schemas.microsoft.com/office/word/2020/wordml/sdtdatahash" xmlns:w16sdtfl="http://schemas.microsoft.com/office/word/2024/wordml/sdtformatlock" xmlns:w16se="http://schemas.microsoft.com/office/word/2015/wordml/symex" mc:Ignorable="w14 w15 w16se w16cid w16 w16cex w16sdtdh w16sdtfl w16du">
   <w:docDefaults>
     <w:rPrDefault>
       <w:rPr>

--- a/9. Worksheet_PABW_Pertemuan9 - ID.docx/9. Worksheet_PABW_Pertemuan9 - ID.docx
+++ b/9. Worksheet_PABW_Pertemuan9 - ID.docx/9. Worksheet_PABW_Pertemuan9 - ID.docx
@@ -2638,7 +2638,29 @@
           <w:p>
             <w:pPr>
               <w:spacing w:before="20" w:after="20" w:line="252" w:lineRule="auto"/>
-            </w:pPr>
+              <w:rPr>
+                <w:sz w:val="18"/>
+                <w:szCs w:val="18"/>
+              </w:rPr>
+            </w:pPr>
+            <w:proofErr w:type="spellStart"/>
+            <w:proofErr w:type="gramStart"/>
+            <w:r>
+              <w:rPr>
+                <w:sz w:val="18"/>
+                <w:szCs w:val="18"/>
+              </w:rPr>
+              <w:t>document.querySelector</w:t>
+            </w:r>
+            <w:proofErr w:type="spellEnd"/>
+            <w:proofErr w:type="gramEnd"/>
+            <w:r>
+              <w:rPr>
+                <w:sz w:val="18"/>
+                <w:szCs w:val="18"/>
+              </w:rPr>
+              <w:t>("#daftar")</w:t>
+            </w:r>
           </w:p>
         </w:tc>
         <w:tc>
@@ -2654,7 +2676,50 @@
           <w:p>
             <w:pPr>
               <w:spacing w:before="20" w:after="20" w:line="252" w:lineRule="auto"/>
-            </w:pPr>
+              <w:rPr>
+                <w:sz w:val="18"/>
+                <w:szCs w:val="18"/>
+              </w:rPr>
+            </w:pPr>
+            <w:r>
+              <w:rPr>
+                <w:sz w:val="18"/>
+                <w:szCs w:val="18"/>
+              </w:rPr>
+              <w:t xml:space="preserve">Daftar </w:t>
+            </w:r>
+            <w:proofErr w:type="spellStart"/>
+            <w:r>
+              <w:rPr>
+                <w:sz w:val="18"/>
+                <w:szCs w:val="18"/>
+              </w:rPr>
+              <w:t>proyek</w:t>
+            </w:r>
+            <w:proofErr w:type="spellEnd"/>
+            <w:r>
+              <w:rPr>
+                <w:sz w:val="18"/>
+                <w:szCs w:val="18"/>
+              </w:rPr>
+              <w:t xml:space="preserve"> </w:t>
+            </w:r>
+            <w:proofErr w:type="spellStart"/>
+            <w:r>
+              <w:rPr>
+                <w:sz w:val="18"/>
+                <w:szCs w:val="18"/>
+              </w:rPr>
+              <w:t>dari</w:t>
+            </w:r>
+            <w:proofErr w:type="spellEnd"/>
+            <w:r>
+              <w:rPr>
+                <w:sz w:val="18"/>
+                <w:szCs w:val="18"/>
+              </w:rPr>
+              <w:t xml:space="preserve"> JavaScript</w:t>
+            </w:r>
           </w:p>
         </w:tc>
         <w:tc>
@@ -2670,7 +2735,18 @@
           <w:p>
             <w:pPr>
               <w:spacing w:before="20" w:after="20" w:line="252" w:lineRule="auto"/>
-            </w:pPr>
+              <w:rPr>
+                <w:sz w:val="18"/>
+                <w:szCs w:val="18"/>
+              </w:rPr>
+            </w:pPr>
+            <w:r>
+              <w:rPr>
+                <w:sz w:val="18"/>
+                <w:szCs w:val="18"/>
+              </w:rPr>
+              <w:t>Wadah</w:t>
+            </w:r>
           </w:p>
         </w:tc>
       </w:tr>
@@ -2716,7 +2792,43 @@
           <w:p>
             <w:pPr>
               <w:spacing w:before="20" w:after="20" w:line="252" w:lineRule="auto"/>
-            </w:pPr>
+              <w:rPr>
+                <w:sz w:val="18"/>
+                <w:szCs w:val="18"/>
+              </w:rPr>
+            </w:pPr>
+            <w:proofErr w:type="spellStart"/>
+            <w:proofErr w:type="gramStart"/>
+            <w:r>
+              <w:rPr>
+                <w:sz w:val="18"/>
+                <w:szCs w:val="18"/>
+              </w:rPr>
+              <w:t>document.querySelector</w:t>
+            </w:r>
+            <w:proofErr w:type="spellEnd"/>
+            <w:proofErr w:type="gramEnd"/>
+            <w:r>
+              <w:rPr>
+                <w:sz w:val="18"/>
+                <w:szCs w:val="18"/>
+              </w:rPr>
+              <w:t>("#</w:t>
+            </w:r>
+            <w:r>
+              <w:rPr>
+                <w:sz w:val="18"/>
+                <w:szCs w:val="18"/>
+              </w:rPr>
+              <w:t>filter</w:t>
+            </w:r>
+            <w:r>
+              <w:rPr>
+                <w:sz w:val="18"/>
+                <w:szCs w:val="18"/>
+              </w:rPr>
+              <w:t>")</w:t>
+            </w:r>
           </w:p>
         </w:tc>
         <w:tc>
@@ -2732,7 +2844,52 @@
           <w:p>
             <w:pPr>
               <w:spacing w:before="20" w:after="20" w:line="252" w:lineRule="auto"/>
-            </w:pPr>
+              <w:rPr>
+                <w:sz w:val="18"/>
+                <w:szCs w:val="18"/>
+              </w:rPr>
+            </w:pPr>
+            <w:proofErr w:type="spellStart"/>
+            <w:r>
+              <w:rPr>
+                <w:sz w:val="18"/>
+                <w:szCs w:val="18"/>
+              </w:rPr>
+              <w:t>ombol</w:t>
+            </w:r>
+            <w:proofErr w:type="spellEnd"/>
+            <w:r>
+              <w:rPr>
+                <w:sz w:val="18"/>
+                <w:szCs w:val="18"/>
+              </w:rPr>
+              <w:t xml:space="preserve"> filter </w:t>
+            </w:r>
+            <w:proofErr w:type="spellStart"/>
+            <w:r>
+              <w:rPr>
+                <w:sz w:val="18"/>
+                <w:szCs w:val="18"/>
+              </w:rPr>
+              <w:t>kategori</w:t>
+            </w:r>
+            <w:proofErr w:type="spellEnd"/>
+            <w:r>
+              <w:rPr>
+                <w:sz w:val="18"/>
+                <w:szCs w:val="18"/>
+              </w:rPr>
+              <w:t xml:space="preserve"> </w:t>
+            </w:r>
+            <w:proofErr w:type="spellStart"/>
+            <w:r>
+              <w:rPr>
+                <w:sz w:val="18"/>
+                <w:szCs w:val="18"/>
+              </w:rPr>
+              <w:t>proyek</w:t>
+            </w:r>
+            <w:proofErr w:type="spellEnd"/>
           </w:p>
         </w:tc>
         <w:tc>
@@ -2748,7 +2905,20 @@
           <w:p>
             <w:pPr>
               <w:spacing w:before="20" w:after="20" w:line="252" w:lineRule="auto"/>
-            </w:pPr>
+              <w:rPr>
+                <w:sz w:val="18"/>
+                <w:szCs w:val="18"/>
+              </w:rPr>
+            </w:pPr>
+            <w:proofErr w:type="spellStart"/>
+            <w:r>
+              <w:rPr>
+                <w:sz w:val="18"/>
+                <w:szCs w:val="18"/>
+              </w:rPr>
+              <w:t>Barisfilter</w:t>
+            </w:r>
+            <w:proofErr w:type="spellEnd"/>
           </w:p>
         </w:tc>
       </w:tr>
@@ -2794,7 +2964,45 @@
           <w:p>
             <w:pPr>
               <w:spacing w:before="20" w:after="20" w:line="252" w:lineRule="auto"/>
-            </w:pPr>
+              <w:rPr>
+                <w:sz w:val="18"/>
+                <w:szCs w:val="18"/>
+              </w:rPr>
+            </w:pPr>
+            <w:proofErr w:type="spellStart"/>
+            <w:proofErr w:type="gramStart"/>
+            <w:r>
+              <w:rPr>
+                <w:sz w:val="18"/>
+                <w:szCs w:val="18"/>
+              </w:rPr>
+              <w:t>document.querySelector</w:t>
+            </w:r>
+            <w:proofErr w:type="spellEnd"/>
+            <w:proofErr w:type="gramEnd"/>
+            <w:r>
+              <w:rPr>
+                <w:sz w:val="18"/>
+                <w:szCs w:val="18"/>
+              </w:rPr>
+              <w:t>("#</w:t>
+            </w:r>
+            <w:proofErr w:type="spellStart"/>
+            <w:r>
+              <w:rPr>
+                <w:sz w:val="18"/>
+                <w:szCs w:val="18"/>
+              </w:rPr>
+              <w:t>kosong</w:t>
+            </w:r>
+            <w:proofErr w:type="spellEnd"/>
+            <w:r>
+              <w:rPr>
+                <w:sz w:val="18"/>
+                <w:szCs w:val="18"/>
+              </w:rPr>
+              <w:t>")</w:t>
+            </w:r>
           </w:p>
         </w:tc>
         <w:tc>
@@ -2810,7 +3018,100 @@
           <w:p>
             <w:pPr>
               <w:spacing w:before="20" w:after="20" w:line="252" w:lineRule="auto"/>
-            </w:pPr>
+              <w:rPr>
+                <w:sz w:val="18"/>
+                <w:szCs w:val="18"/>
+              </w:rPr>
+            </w:pPr>
+            <w:proofErr w:type="spellStart"/>
+            <w:r>
+              <w:rPr>
+                <w:sz w:val="18"/>
+                <w:szCs w:val="18"/>
+              </w:rPr>
+              <w:t>Pesan</w:t>
+            </w:r>
+            <w:proofErr w:type="spellEnd"/>
+            <w:r>
+              <w:rPr>
+                <w:sz w:val="18"/>
+                <w:szCs w:val="18"/>
+              </w:rPr>
+              <w:t xml:space="preserve"> </w:t>
+            </w:r>
+            <w:proofErr w:type="spellStart"/>
+            <w:r>
+              <w:rPr>
+                <w:sz w:val="18"/>
+                <w:szCs w:val="18"/>
+              </w:rPr>
+              <w:t>saat</w:t>
+            </w:r>
+            <w:proofErr w:type="spellEnd"/>
+            <w:r>
+              <w:rPr>
+                <w:sz w:val="18"/>
+                <w:szCs w:val="18"/>
+              </w:rPr>
+              <w:t xml:space="preserve"> </w:t>
+            </w:r>
+            <w:proofErr w:type="spellStart"/>
+            <w:r>
+              <w:rPr>
+                <w:sz w:val="18"/>
+                <w:szCs w:val="18"/>
+              </w:rPr>
+              <w:t>tidak</w:t>
+            </w:r>
+            <w:proofErr w:type="spellEnd"/>
+            <w:r>
+              <w:rPr>
+                <w:sz w:val="18"/>
+                <w:szCs w:val="18"/>
+              </w:rPr>
+              <w:t xml:space="preserve"> </w:t>
+            </w:r>
+            <w:proofErr w:type="spellStart"/>
+            <w:r>
+              <w:rPr>
+                <w:sz w:val="18"/>
+                <w:szCs w:val="18"/>
+              </w:rPr>
+              <w:t>ada</w:t>
+            </w:r>
+            <w:proofErr w:type="spellEnd"/>
+            <w:r>
+              <w:rPr>
+                <w:sz w:val="18"/>
+                <w:szCs w:val="18"/>
+              </w:rPr>
+              <w:t xml:space="preserve"> </w:t>
+            </w:r>
+            <w:proofErr w:type="spellStart"/>
+            <w:r>
+              <w:rPr>
+                <w:sz w:val="18"/>
+                <w:szCs w:val="18"/>
+              </w:rPr>
+              <w:t>proyek</w:t>
+            </w:r>
+            <w:proofErr w:type="spellEnd"/>
+            <w:r>
+              <w:rPr>
+                <w:sz w:val="18"/>
+                <w:szCs w:val="18"/>
+              </w:rPr>
+              <w:t xml:space="preserve"> yang </w:t>
+            </w:r>
+            <w:proofErr w:type="spellStart"/>
+            <w:r>
+              <w:rPr>
+                <w:sz w:val="18"/>
+                <w:szCs w:val="18"/>
+              </w:rPr>
+              <w:t>cocok</w:t>
+            </w:r>
+            <w:proofErr w:type="spellEnd"/>
           </w:p>
         </w:tc>
         <w:tc>
@@ -2826,7 +3127,20 @@
           <w:p>
             <w:pPr>
               <w:spacing w:before="20" w:after="20" w:line="252" w:lineRule="auto"/>
-            </w:pPr>
+              <w:rPr>
+                <w:sz w:val="18"/>
+                <w:szCs w:val="18"/>
+              </w:rPr>
+            </w:pPr>
+            <w:proofErr w:type="spellStart"/>
+            <w:r>
+              <w:rPr>
+                <w:sz w:val="18"/>
+                <w:szCs w:val="18"/>
+              </w:rPr>
+              <w:t>Pesankosong</w:t>
+            </w:r>
+            <w:proofErr w:type="spellEnd"/>
           </w:p>
         </w:tc>
       </w:tr>
@@ -2872,7 +3186,45 @@
           <w:p>
             <w:pPr>
               <w:spacing w:before="20" w:after="20" w:line="252" w:lineRule="auto"/>
-            </w:pPr>
+              <w:rPr>
+                <w:sz w:val="18"/>
+                <w:szCs w:val="18"/>
+              </w:rPr>
+            </w:pPr>
+            <w:proofErr w:type="spellStart"/>
+            <w:proofErr w:type="gramStart"/>
+            <w:r>
+              <w:rPr>
+                <w:sz w:val="18"/>
+                <w:szCs w:val="18"/>
+              </w:rPr>
+              <w:t>document.querySelector</w:t>
+            </w:r>
+            <w:proofErr w:type="spellEnd"/>
+            <w:proofErr w:type="gramEnd"/>
+            <w:r>
+              <w:rPr>
+                <w:sz w:val="18"/>
+                <w:szCs w:val="18"/>
+              </w:rPr>
+              <w:t>("#</w:t>
+            </w:r>
+            <w:proofErr w:type="spellStart"/>
+            <w:r>
+              <w:rPr>
+                <w:sz w:val="18"/>
+                <w:szCs w:val="18"/>
+              </w:rPr>
+              <w:t>koleksi</w:t>
+            </w:r>
+            <w:proofErr w:type="spellEnd"/>
+            <w:r>
+              <w:rPr>
+                <w:sz w:val="18"/>
+                <w:szCs w:val="18"/>
+              </w:rPr>
+              <w:t>")</w:t>
+            </w:r>
           </w:p>
         </w:tc>
         <w:tc>
@@ -2888,7 +3240,59 @@
           <w:p>
             <w:pPr>
               <w:spacing w:before="20" w:after="20" w:line="252" w:lineRule="auto"/>
-            </w:pPr>
+              <w:rPr>
+                <w:sz w:val="18"/>
+                <w:szCs w:val="18"/>
+              </w:rPr>
+            </w:pPr>
+            <w:r>
+              <w:rPr>
+                <w:sz w:val="18"/>
+                <w:szCs w:val="18"/>
+              </w:rPr>
+              <w:t xml:space="preserve">Form </w:t>
+            </w:r>
+            <w:proofErr w:type="spellStart"/>
+            <w:r>
+              <w:rPr>
+                <w:sz w:val="18"/>
+                <w:szCs w:val="18"/>
+              </w:rPr>
+              <w:t>koleksi</w:t>
+            </w:r>
+            <w:proofErr w:type="spellEnd"/>
+            <w:r>
+              <w:rPr>
+                <w:sz w:val="18"/>
+                <w:szCs w:val="18"/>
+              </w:rPr>
+              <w:t xml:space="preserve"> dan input yang </w:t>
+            </w:r>
+            <w:proofErr w:type="spellStart"/>
+            <w:r>
+              <w:rPr>
+                <w:sz w:val="18"/>
+                <w:szCs w:val="18"/>
+              </w:rPr>
+              <w:t>akan</w:t>
+            </w:r>
+            <w:proofErr w:type="spellEnd"/>
+            <w:r>
+              <w:rPr>
+                <w:sz w:val="18"/>
+                <w:szCs w:val="18"/>
+              </w:rPr>
+              <w:t xml:space="preserve"> </w:t>
+            </w:r>
+            <w:proofErr w:type="spellStart"/>
+            <w:r>
+              <w:rPr>
+                <w:sz w:val="18"/>
+                <w:szCs w:val="18"/>
+              </w:rPr>
+              <w:t>divalidasi</w:t>
+            </w:r>
+            <w:proofErr w:type="spellEnd"/>
           </w:p>
         </w:tc>
         <w:tc>
@@ -2904,7 +3308,20 @@
           <w:p>
             <w:pPr>
               <w:spacing w:before="20" w:after="20" w:line="252" w:lineRule="auto"/>
-            </w:pPr>
+              <w:rPr>
+                <w:sz w:val="18"/>
+                <w:szCs w:val="18"/>
+              </w:rPr>
+            </w:pPr>
+            <w:proofErr w:type="spellStart"/>
+            <w:r>
+              <w:rPr>
+                <w:sz w:val="18"/>
+                <w:szCs w:val="18"/>
+              </w:rPr>
+              <w:t>Formkoleksi</w:t>
+            </w:r>
+            <w:proofErr w:type="spellEnd"/>
           </w:p>
         </w:tc>
       </w:tr>
@@ -3126,7 +3543,6 @@
                 <w:rFonts w:cs="Carlito"/>
                 <w:sz w:val="18"/>
               </w:rPr>
-              <w:lastRenderedPageBreak/>
               <w:t>js/dom.js dipisah dari app.js</w:t>
             </w:r>
           </w:p>
@@ -3448,7 +3864,19 @@
           <w:p>
             <w:pPr>
               <w:spacing w:before="20" w:after="20" w:line="252" w:lineRule="auto"/>
-            </w:pPr>
+              <w:rPr>
+                <w:sz w:val="19"/>
+                <w:szCs w:val="19"/>
+              </w:rPr>
+            </w:pPr>
+            <w:r>
+              <w:rPr>
+                <w:rFonts w:ascii="Segoe UI Symbol" w:hAnsi="Segoe UI Symbol" w:cs="Segoe UI Symbol"/>
+                <w:sz w:val="19"/>
+                <w:szCs w:val="19"/>
+              </w:rPr>
+              <w:t>✓</w:t>
+            </w:r>
           </w:p>
         </w:tc>
       </w:tr>
@@ -3494,7 +3922,19 @@
           <w:p>
             <w:pPr>
               <w:spacing w:before="20" w:after="20" w:line="252" w:lineRule="auto"/>
-            </w:pPr>
+              <w:rPr>
+                <w:sz w:val="19"/>
+                <w:szCs w:val="19"/>
+              </w:rPr>
+            </w:pPr>
+            <w:r>
+              <w:rPr>
+                <w:rFonts w:ascii="Segoe UI Symbol" w:hAnsi="Segoe UI Symbol" w:cs="Segoe UI Symbol"/>
+                <w:sz w:val="19"/>
+                <w:szCs w:val="19"/>
+              </w:rPr>
+              <w:t>✓</w:t>
+            </w:r>
           </w:p>
         </w:tc>
       </w:tr>
@@ -3540,7 +3980,19 @@
           <w:p>
             <w:pPr>
               <w:spacing w:before="20" w:after="20" w:line="252" w:lineRule="auto"/>
-            </w:pPr>
+              <w:rPr>
+                <w:sz w:val="19"/>
+                <w:szCs w:val="19"/>
+              </w:rPr>
+            </w:pPr>
+            <w:r>
+              <w:rPr>
+                <w:rFonts w:ascii="Segoe UI Symbol" w:hAnsi="Segoe UI Symbol" w:cs="Segoe UI Symbol"/>
+                <w:sz w:val="19"/>
+                <w:szCs w:val="19"/>
+              </w:rPr>
+              <w:t>✓</w:t>
+            </w:r>
           </w:p>
         </w:tc>
       </w:tr>
@@ -3586,7 +4038,19 @@
           <w:p>
             <w:pPr>
               <w:spacing w:before="20" w:after="20" w:line="252" w:lineRule="auto"/>
-            </w:pPr>
+              <w:rPr>
+                <w:sz w:val="19"/>
+                <w:szCs w:val="19"/>
+              </w:rPr>
+            </w:pPr>
+            <w:r>
+              <w:rPr>
+                <w:rFonts w:ascii="Segoe UI Symbol" w:hAnsi="Segoe UI Symbol" w:cs="Segoe UI Symbol"/>
+                <w:sz w:val="19"/>
+                <w:szCs w:val="19"/>
+              </w:rPr>
+              <w:t>✓</w:t>
+            </w:r>
           </w:p>
         </w:tc>
       </w:tr>
@@ -3632,7 +4096,19 @@
           <w:p>
             <w:pPr>
               <w:spacing w:before="20" w:after="20" w:line="252" w:lineRule="auto"/>
-            </w:pPr>
+              <w:rPr>
+                <w:sz w:val="19"/>
+                <w:szCs w:val="19"/>
+              </w:rPr>
+            </w:pPr>
+            <w:r>
+              <w:rPr>
+                <w:rFonts w:ascii="Segoe UI Symbol" w:hAnsi="Segoe UI Symbol" w:cs="Segoe UI Symbol"/>
+                <w:sz w:val="19"/>
+                <w:szCs w:val="19"/>
+              </w:rPr>
+              <w:t>✓</w:t>
+            </w:r>
           </w:p>
         </w:tc>
       </w:tr>
@@ -5232,7 +5708,75 @@
           <w:p>
             <w:pPr>
               <w:spacing w:before="20" w:after="20" w:line="252" w:lineRule="auto"/>
-            </w:pPr>
+              <w:rPr>
+                <w:sz w:val="18"/>
+                <w:szCs w:val="18"/>
+              </w:rPr>
+            </w:pPr>
+            <w:proofErr w:type="spellStart"/>
+            <w:r>
+              <w:rPr>
+                <w:sz w:val="18"/>
+                <w:szCs w:val="18"/>
+              </w:rPr>
+              <w:t>Jumlah</w:t>
+            </w:r>
+            <w:proofErr w:type="spellEnd"/>
+            <w:r>
+              <w:rPr>
+                <w:sz w:val="18"/>
+                <w:szCs w:val="18"/>
+              </w:rPr>
+              <w:t xml:space="preserve"> </w:t>
+            </w:r>
+            <w:proofErr w:type="spellStart"/>
+            <w:r>
+              <w:rPr>
+                <w:sz w:val="18"/>
+                <w:szCs w:val="18"/>
+              </w:rPr>
+              <w:t>kartu</w:t>
+            </w:r>
+            <w:proofErr w:type="spellEnd"/>
+            <w:r>
+              <w:rPr>
+                <w:sz w:val="18"/>
+                <w:szCs w:val="18"/>
+              </w:rPr>
+              <w:t xml:space="preserve"> </w:t>
+            </w:r>
+            <w:proofErr w:type="spellStart"/>
+            <w:r>
+              <w:rPr>
+                <w:sz w:val="18"/>
+                <w:szCs w:val="18"/>
+              </w:rPr>
+              <w:t>sesuai</w:t>
+            </w:r>
+            <w:proofErr w:type="spellEnd"/>
+            <w:r>
+              <w:rPr>
+                <w:sz w:val="18"/>
+                <w:szCs w:val="18"/>
+              </w:rPr>
+              <w:t xml:space="preserve"> (</w:t>
+            </w:r>
+            <w:proofErr w:type="spellStart"/>
+            <w:r>
+              <w:rPr>
+                <w:sz w:val="18"/>
+                <w:szCs w:val="18"/>
+              </w:rPr>
+              <w:t>ada</w:t>
+            </w:r>
+            <w:proofErr w:type="spellEnd"/>
+            <w:r>
+              <w:rPr>
+                <w:sz w:val="18"/>
+                <w:szCs w:val="18"/>
+              </w:rPr>
+              <w:t xml:space="preserve"> 3)</w:t>
+            </w:r>
           </w:p>
         </w:tc>
       </w:tr>
@@ -5301,7 +5845,20 @@
           <w:p>
             <w:pPr>
               <w:spacing w:before="20" w:after="20" w:line="252" w:lineRule="auto"/>
-            </w:pPr>
+              <w:rPr>
+                <w:sz w:val="18"/>
+                <w:szCs w:val="18"/>
+              </w:rPr>
+            </w:pPr>
+            <w:proofErr w:type="spellStart"/>
+            <w:r>
+              <w:rPr>
+                <w:sz w:val="18"/>
+                <w:szCs w:val="18"/>
+              </w:rPr>
+              <w:t>Sesuai</w:t>
+            </w:r>
+            <w:proofErr w:type="spellEnd"/>
           </w:p>
         </w:tc>
       </w:tr>
@@ -5370,7 +5927,20 @@
           <w:p>
             <w:pPr>
               <w:spacing w:before="20" w:after="20" w:line="252" w:lineRule="auto"/>
-            </w:pPr>
+              <w:rPr>
+                <w:sz w:val="18"/>
+                <w:szCs w:val="18"/>
+              </w:rPr>
+            </w:pPr>
+            <w:proofErr w:type="spellStart"/>
+            <w:r>
+              <w:rPr>
+                <w:sz w:val="18"/>
+                <w:szCs w:val="18"/>
+              </w:rPr>
+              <w:t>Muncul</w:t>
+            </w:r>
+            <w:proofErr w:type="spellEnd"/>
           </w:p>
         </w:tc>
       </w:tr>
@@ -17399,7 +17969,6 @@
   <w:style w:type="character" w:default="1" w:styleId="DefaultParagraphFont">
     <w:name w:val="Default Paragraph Font"/>
     <w:uiPriority w:val="1"/>
-    <w:semiHidden/>
     <w:unhideWhenUsed/>
   </w:style>
   <w:style w:type="table" w:default="1" w:styleId="TableNormal">

--- a/9. Worksheet_PABW_Pertemuan9 - ID.docx/9. Worksheet_PABW_Pertemuan9 - ID.docx
+++ b/9. Worksheet_PABW_Pertemuan9 - ID.docx/9. Worksheet_PABW_Pertemuan9 - ID.docx
@@ -2643,82 +2643,39 @@
                 <w:szCs w:val="18"/>
               </w:rPr>
             </w:pPr>
-            <w:proofErr w:type="spellStart"/>
-            <w:proofErr w:type="gramStart"/>
             <w:r>
               <w:rPr>
                 <w:sz w:val="18"/>
                 <w:szCs w:val="18"/>
               </w:rPr>
-              <w:t>document.querySelector</w:t>
-            </w:r>
-            <w:proofErr w:type="spellEnd"/>
-            <w:proofErr w:type="gramEnd"/>
-            <w:r>
+              <w:t>document.querySelector("#daftar")</w:t>
+            </w:r>
+          </w:p>
+        </w:tc>
+        <w:tc>
+          <w:tcPr>
+            <w:tcW w:w="2400" w:type="dxa"/>
+            <w:tcBorders>
+              <w:top w:val="single" w:sz="6" w:space="0" w:color="D8DEE9"/>
+              <w:left w:val="single" w:sz="6" w:space="0" w:color="D8DEE9"/>
+              <w:bottom w:val="single" w:sz="6" w:space="0" w:color="D8DEE9"/>
+              <w:right w:val="single" w:sz="6" w:space="0" w:color="D8DEE9"/>
+            </w:tcBorders>
+          </w:tcPr>
+          <w:p>
+            <w:pPr>
+              <w:spacing w:before="20" w:after="20" w:line="252" w:lineRule="auto"/>
               <w:rPr>
                 <w:sz w:val="18"/>
                 <w:szCs w:val="18"/>
               </w:rPr>
-              <w:t>("#daftar")</w:t>
-            </w:r>
-          </w:p>
-        </w:tc>
-        <w:tc>
-          <w:tcPr>
-            <w:tcW w:w="2400" w:type="dxa"/>
-            <w:tcBorders>
-              <w:top w:val="single" w:sz="6" w:space="0" w:color="D8DEE9"/>
-              <w:left w:val="single" w:sz="6" w:space="0" w:color="D8DEE9"/>
-              <w:bottom w:val="single" w:sz="6" w:space="0" w:color="D8DEE9"/>
-              <w:right w:val="single" w:sz="6" w:space="0" w:color="D8DEE9"/>
-            </w:tcBorders>
-          </w:tcPr>
-          <w:p>
-            <w:pPr>
-              <w:spacing w:before="20" w:after="20" w:line="252" w:lineRule="auto"/>
+            </w:pPr>
+            <w:r>
               <w:rPr>
                 <w:sz w:val="18"/>
                 <w:szCs w:val="18"/>
               </w:rPr>
-            </w:pPr>
-            <w:r>
-              <w:rPr>
-                <w:sz w:val="18"/>
-                <w:szCs w:val="18"/>
-              </w:rPr>
-              <w:t xml:space="preserve">Daftar </w:t>
-            </w:r>
-            <w:proofErr w:type="spellStart"/>
-            <w:r>
-              <w:rPr>
-                <w:sz w:val="18"/>
-                <w:szCs w:val="18"/>
-              </w:rPr>
-              <w:t>proyek</w:t>
-            </w:r>
-            <w:proofErr w:type="spellEnd"/>
-            <w:r>
-              <w:rPr>
-                <w:sz w:val="18"/>
-                <w:szCs w:val="18"/>
-              </w:rPr>
-              <w:t xml:space="preserve"> </w:t>
-            </w:r>
-            <w:proofErr w:type="spellStart"/>
-            <w:r>
-              <w:rPr>
-                <w:sz w:val="18"/>
-                <w:szCs w:val="18"/>
-              </w:rPr>
-              <w:t>dari</w:t>
-            </w:r>
-            <w:proofErr w:type="spellEnd"/>
-            <w:r>
-              <w:rPr>
-                <w:sz w:val="18"/>
-                <w:szCs w:val="18"/>
-              </w:rPr>
-              <w:t xml:space="preserve"> JavaScript</w:t>
+              <w:t>Daftar proyek dari JavaScript</w:t>
             </w:r>
           </w:p>
         </w:tc>
@@ -2797,128 +2754,81 @@
                 <w:szCs w:val="18"/>
               </w:rPr>
             </w:pPr>
-            <w:proofErr w:type="spellStart"/>
-            <w:proofErr w:type="gramStart"/>
             <w:r>
               <w:rPr>
                 <w:sz w:val="18"/>
                 <w:szCs w:val="18"/>
               </w:rPr>
-              <w:t>document.querySelector</w:t>
-            </w:r>
-            <w:proofErr w:type="spellEnd"/>
-            <w:proofErr w:type="gramEnd"/>
+              <w:t>document.querySelector("#</w:t>
+            </w:r>
             <w:r>
               <w:rPr>
                 <w:sz w:val="18"/>
                 <w:szCs w:val="18"/>
               </w:rPr>
-              <w:t>("#</w:t>
+              <w:t>filter</w:t>
             </w:r>
             <w:r>
               <w:rPr>
                 <w:sz w:val="18"/>
                 <w:szCs w:val="18"/>
               </w:rPr>
-              <w:t>filter</w:t>
-            </w:r>
-            <w:r>
+              <w:t>")</w:t>
+            </w:r>
+          </w:p>
+        </w:tc>
+        <w:tc>
+          <w:tcPr>
+            <w:tcW w:w="2400" w:type="dxa"/>
+            <w:tcBorders>
+              <w:top w:val="single" w:sz="6" w:space="0" w:color="D8DEE9"/>
+              <w:left w:val="single" w:sz="6" w:space="0" w:color="D8DEE9"/>
+              <w:bottom w:val="single" w:sz="6" w:space="0" w:color="D8DEE9"/>
+              <w:right w:val="single" w:sz="6" w:space="0" w:color="D8DEE9"/>
+            </w:tcBorders>
+          </w:tcPr>
+          <w:p>
+            <w:pPr>
+              <w:spacing w:before="20" w:after="20" w:line="252" w:lineRule="auto"/>
               <w:rPr>
                 <w:sz w:val="18"/>
                 <w:szCs w:val="18"/>
               </w:rPr>
-              <w:t>")</w:t>
-            </w:r>
-          </w:p>
-        </w:tc>
-        <w:tc>
-          <w:tcPr>
-            <w:tcW w:w="2400" w:type="dxa"/>
-            <w:tcBorders>
-              <w:top w:val="single" w:sz="6" w:space="0" w:color="D8DEE9"/>
-              <w:left w:val="single" w:sz="6" w:space="0" w:color="D8DEE9"/>
-              <w:bottom w:val="single" w:sz="6" w:space="0" w:color="D8DEE9"/>
-              <w:right w:val="single" w:sz="6" w:space="0" w:color="D8DEE9"/>
-            </w:tcBorders>
-          </w:tcPr>
-          <w:p>
-            <w:pPr>
-              <w:spacing w:before="20" w:after="20" w:line="252" w:lineRule="auto"/>
+            </w:pPr>
+            <w:r>
               <w:rPr>
                 <w:sz w:val="18"/>
                 <w:szCs w:val="18"/>
               </w:rPr>
-            </w:pPr>
-            <w:proofErr w:type="spellStart"/>
-            <w:r>
+              <w:t>ombol filter kategori proyek</w:t>
+            </w:r>
+          </w:p>
+        </w:tc>
+        <w:tc>
+          <w:tcPr>
+            <w:tcW w:w="1751" w:type="dxa"/>
+            <w:tcBorders>
+              <w:top w:val="single" w:sz="6" w:space="0" w:color="D8DEE9"/>
+              <w:left w:val="single" w:sz="6" w:space="0" w:color="D8DEE9"/>
+              <w:bottom w:val="single" w:sz="6" w:space="0" w:color="D8DEE9"/>
+              <w:right w:val="single" w:sz="6" w:space="0" w:color="D8DEE9"/>
+            </w:tcBorders>
+          </w:tcPr>
+          <w:p>
+            <w:pPr>
+              <w:spacing w:before="20" w:after="20" w:line="252" w:lineRule="auto"/>
               <w:rPr>
                 <w:sz w:val="18"/>
                 <w:szCs w:val="18"/>
               </w:rPr>
-              <w:t>ombol</w:t>
-            </w:r>
-            <w:proofErr w:type="spellEnd"/>
+            </w:pPr>
             <w:r>
               <w:rPr>
                 <w:sz w:val="18"/>
                 <w:szCs w:val="18"/>
               </w:rPr>
-              <w:t xml:space="preserve"> filter </w:t>
-            </w:r>
-            <w:proofErr w:type="spellStart"/>
-            <w:r>
-              <w:rPr>
-                <w:sz w:val="18"/>
-                <w:szCs w:val="18"/>
-              </w:rPr>
-              <w:t>kategori</w:t>
-            </w:r>
-            <w:proofErr w:type="spellEnd"/>
-            <w:r>
-              <w:rPr>
-                <w:sz w:val="18"/>
-                <w:szCs w:val="18"/>
-              </w:rPr>
-              <w:t xml:space="preserve"> </w:t>
-            </w:r>
-            <w:proofErr w:type="spellStart"/>
-            <w:r>
-              <w:rPr>
-                <w:sz w:val="18"/>
-                <w:szCs w:val="18"/>
-              </w:rPr>
-              <w:t>proyek</w:t>
-            </w:r>
-            <w:proofErr w:type="spellEnd"/>
-          </w:p>
-        </w:tc>
-        <w:tc>
-          <w:tcPr>
-            <w:tcW w:w="1751" w:type="dxa"/>
-            <w:tcBorders>
-              <w:top w:val="single" w:sz="6" w:space="0" w:color="D8DEE9"/>
-              <w:left w:val="single" w:sz="6" w:space="0" w:color="D8DEE9"/>
-              <w:bottom w:val="single" w:sz="6" w:space="0" w:color="D8DEE9"/>
-              <w:right w:val="single" w:sz="6" w:space="0" w:color="D8DEE9"/>
-            </w:tcBorders>
-          </w:tcPr>
-          <w:p>
-            <w:pPr>
-              <w:spacing w:before="20" w:after="20" w:line="252" w:lineRule="auto"/>
-              <w:rPr>
-                <w:sz w:val="18"/>
-                <w:szCs w:val="18"/>
-              </w:rPr>
-            </w:pPr>
-            <w:proofErr w:type="spellStart"/>
-            <w:r>
-              <w:rPr>
-                <w:sz w:val="18"/>
-                <w:szCs w:val="18"/>
-              </w:rPr>
               <w:t>Barisfilter</w:t>
             </w:r>
-            <w:proofErr w:type="spellEnd"/>
           </w:p>
         </w:tc>
       </w:tr>
@@ -2969,178 +2879,81 @@
                 <w:szCs w:val="18"/>
               </w:rPr>
             </w:pPr>
-            <w:proofErr w:type="spellStart"/>
-            <w:proofErr w:type="gramStart"/>
             <w:r>
               <w:rPr>
                 <w:sz w:val="18"/>
                 <w:szCs w:val="18"/>
               </w:rPr>
-              <w:t>document.querySelector</w:t>
-            </w:r>
-            <w:proofErr w:type="spellEnd"/>
-            <w:proofErr w:type="gramEnd"/>
+              <w:t>document.querySelector("#</w:t>
+            </w:r>
             <w:r>
               <w:rPr>
                 <w:sz w:val="18"/>
                 <w:szCs w:val="18"/>
               </w:rPr>
-              <w:t>("#</w:t>
-            </w:r>
-            <w:proofErr w:type="spellStart"/>
+              <w:t>kosong</w:t>
+            </w:r>
             <w:r>
               <w:rPr>
                 <w:sz w:val="18"/>
                 <w:szCs w:val="18"/>
               </w:rPr>
-              <w:t>kosong</w:t>
-            </w:r>
-            <w:proofErr w:type="spellEnd"/>
-            <w:r>
+              <w:t>")</w:t>
+            </w:r>
+          </w:p>
+        </w:tc>
+        <w:tc>
+          <w:tcPr>
+            <w:tcW w:w="2400" w:type="dxa"/>
+            <w:tcBorders>
+              <w:top w:val="single" w:sz="6" w:space="0" w:color="D8DEE9"/>
+              <w:left w:val="single" w:sz="6" w:space="0" w:color="D8DEE9"/>
+              <w:bottom w:val="single" w:sz="6" w:space="0" w:color="D8DEE9"/>
+              <w:right w:val="single" w:sz="6" w:space="0" w:color="D8DEE9"/>
+            </w:tcBorders>
+          </w:tcPr>
+          <w:p>
+            <w:pPr>
+              <w:spacing w:before="20" w:after="20" w:line="252" w:lineRule="auto"/>
               <w:rPr>
                 <w:sz w:val="18"/>
                 <w:szCs w:val="18"/>
               </w:rPr>
-              <w:t>")</w:t>
-            </w:r>
-          </w:p>
-        </w:tc>
-        <w:tc>
-          <w:tcPr>
-            <w:tcW w:w="2400" w:type="dxa"/>
-            <w:tcBorders>
-              <w:top w:val="single" w:sz="6" w:space="0" w:color="D8DEE9"/>
-              <w:left w:val="single" w:sz="6" w:space="0" w:color="D8DEE9"/>
-              <w:bottom w:val="single" w:sz="6" w:space="0" w:color="D8DEE9"/>
-              <w:right w:val="single" w:sz="6" w:space="0" w:color="D8DEE9"/>
-            </w:tcBorders>
-          </w:tcPr>
-          <w:p>
-            <w:pPr>
-              <w:spacing w:before="20" w:after="20" w:line="252" w:lineRule="auto"/>
+            </w:pPr>
+            <w:r>
               <w:rPr>
                 <w:sz w:val="18"/>
                 <w:szCs w:val="18"/>
               </w:rPr>
-            </w:pPr>
-            <w:proofErr w:type="spellStart"/>
-            <w:r>
+              <w:t>Pesan saat tidak ada proyek yang cocok</w:t>
+            </w:r>
+          </w:p>
+        </w:tc>
+        <w:tc>
+          <w:tcPr>
+            <w:tcW w:w="1751" w:type="dxa"/>
+            <w:tcBorders>
+              <w:top w:val="single" w:sz="6" w:space="0" w:color="D8DEE9"/>
+              <w:left w:val="single" w:sz="6" w:space="0" w:color="D8DEE9"/>
+              <w:bottom w:val="single" w:sz="6" w:space="0" w:color="D8DEE9"/>
+              <w:right w:val="single" w:sz="6" w:space="0" w:color="D8DEE9"/>
+            </w:tcBorders>
+          </w:tcPr>
+          <w:p>
+            <w:pPr>
+              <w:spacing w:before="20" w:after="20" w:line="252" w:lineRule="auto"/>
               <w:rPr>
                 <w:sz w:val="18"/>
                 <w:szCs w:val="18"/>
               </w:rPr>
-              <w:t>Pesan</w:t>
-            </w:r>
-            <w:proofErr w:type="spellEnd"/>
+            </w:pPr>
             <w:r>
               <w:rPr>
                 <w:sz w:val="18"/>
                 <w:szCs w:val="18"/>
               </w:rPr>
-              <w:t xml:space="preserve"> </w:t>
-            </w:r>
-            <w:proofErr w:type="spellStart"/>
-            <w:r>
-              <w:rPr>
-                <w:sz w:val="18"/>
-                <w:szCs w:val="18"/>
-              </w:rPr>
-              <w:t>saat</w:t>
-            </w:r>
-            <w:proofErr w:type="spellEnd"/>
-            <w:r>
-              <w:rPr>
-                <w:sz w:val="18"/>
-                <w:szCs w:val="18"/>
-              </w:rPr>
-              <w:t xml:space="preserve"> </w:t>
-            </w:r>
-            <w:proofErr w:type="spellStart"/>
-            <w:r>
-              <w:rPr>
-                <w:sz w:val="18"/>
-                <w:szCs w:val="18"/>
-              </w:rPr>
-              <w:t>tidak</w:t>
-            </w:r>
-            <w:proofErr w:type="spellEnd"/>
-            <w:r>
-              <w:rPr>
-                <w:sz w:val="18"/>
-                <w:szCs w:val="18"/>
-              </w:rPr>
-              <w:t xml:space="preserve"> </w:t>
-            </w:r>
-            <w:proofErr w:type="spellStart"/>
-            <w:r>
-              <w:rPr>
-                <w:sz w:val="18"/>
-                <w:szCs w:val="18"/>
-              </w:rPr>
-              <w:t>ada</w:t>
-            </w:r>
-            <w:proofErr w:type="spellEnd"/>
-            <w:r>
-              <w:rPr>
-                <w:sz w:val="18"/>
-                <w:szCs w:val="18"/>
-              </w:rPr>
-              <w:t xml:space="preserve"> </w:t>
-            </w:r>
-            <w:proofErr w:type="spellStart"/>
-            <w:r>
-              <w:rPr>
-                <w:sz w:val="18"/>
-                <w:szCs w:val="18"/>
-              </w:rPr>
-              <w:t>proyek</w:t>
-            </w:r>
-            <w:proofErr w:type="spellEnd"/>
-            <w:r>
-              <w:rPr>
-                <w:sz w:val="18"/>
-                <w:szCs w:val="18"/>
-              </w:rPr>
-              <w:t xml:space="preserve"> yang </w:t>
-            </w:r>
-            <w:proofErr w:type="spellStart"/>
-            <w:r>
-              <w:rPr>
-                <w:sz w:val="18"/>
-                <w:szCs w:val="18"/>
-              </w:rPr>
-              <w:t>cocok</w:t>
-            </w:r>
-            <w:proofErr w:type="spellEnd"/>
-          </w:p>
-        </w:tc>
-        <w:tc>
-          <w:tcPr>
-            <w:tcW w:w="1751" w:type="dxa"/>
-            <w:tcBorders>
-              <w:top w:val="single" w:sz="6" w:space="0" w:color="D8DEE9"/>
-              <w:left w:val="single" w:sz="6" w:space="0" w:color="D8DEE9"/>
-              <w:bottom w:val="single" w:sz="6" w:space="0" w:color="D8DEE9"/>
-              <w:right w:val="single" w:sz="6" w:space="0" w:color="D8DEE9"/>
-            </w:tcBorders>
-          </w:tcPr>
-          <w:p>
-            <w:pPr>
-              <w:spacing w:before="20" w:after="20" w:line="252" w:lineRule="auto"/>
-              <w:rPr>
-                <w:sz w:val="18"/>
-                <w:szCs w:val="18"/>
-              </w:rPr>
-            </w:pPr>
-            <w:proofErr w:type="spellStart"/>
-            <w:r>
-              <w:rPr>
-                <w:sz w:val="18"/>
-                <w:szCs w:val="18"/>
-              </w:rPr>
               <w:t>Pesankosong</w:t>
             </w:r>
-            <w:proofErr w:type="spellEnd"/>
           </w:p>
         </w:tc>
       </w:tr>
@@ -3191,137 +3004,81 @@
                 <w:szCs w:val="18"/>
               </w:rPr>
             </w:pPr>
-            <w:proofErr w:type="spellStart"/>
-            <w:proofErr w:type="gramStart"/>
             <w:r>
               <w:rPr>
                 <w:sz w:val="18"/>
                 <w:szCs w:val="18"/>
               </w:rPr>
-              <w:t>document.querySelector</w:t>
-            </w:r>
-            <w:proofErr w:type="spellEnd"/>
-            <w:proofErr w:type="gramEnd"/>
+              <w:t>document.querySelector("#</w:t>
+            </w:r>
             <w:r>
               <w:rPr>
                 <w:sz w:val="18"/>
                 <w:szCs w:val="18"/>
               </w:rPr>
-              <w:t>("#</w:t>
-            </w:r>
-            <w:proofErr w:type="spellStart"/>
+              <w:t>koleksi</w:t>
+            </w:r>
             <w:r>
               <w:rPr>
                 <w:sz w:val="18"/>
                 <w:szCs w:val="18"/>
               </w:rPr>
-              <w:t>koleksi</w:t>
-            </w:r>
-            <w:proofErr w:type="spellEnd"/>
-            <w:r>
+              <w:t>")</w:t>
+            </w:r>
+          </w:p>
+        </w:tc>
+        <w:tc>
+          <w:tcPr>
+            <w:tcW w:w="2400" w:type="dxa"/>
+            <w:tcBorders>
+              <w:top w:val="single" w:sz="6" w:space="0" w:color="D8DEE9"/>
+              <w:left w:val="single" w:sz="6" w:space="0" w:color="D8DEE9"/>
+              <w:bottom w:val="single" w:sz="6" w:space="0" w:color="D8DEE9"/>
+              <w:right w:val="single" w:sz="6" w:space="0" w:color="D8DEE9"/>
+            </w:tcBorders>
+          </w:tcPr>
+          <w:p>
+            <w:pPr>
+              <w:spacing w:before="20" w:after="20" w:line="252" w:lineRule="auto"/>
               <w:rPr>
                 <w:sz w:val="18"/>
                 <w:szCs w:val="18"/>
               </w:rPr>
-              <w:t>")</w:t>
-            </w:r>
-          </w:p>
-        </w:tc>
-        <w:tc>
-          <w:tcPr>
-            <w:tcW w:w="2400" w:type="dxa"/>
-            <w:tcBorders>
-              <w:top w:val="single" w:sz="6" w:space="0" w:color="D8DEE9"/>
-              <w:left w:val="single" w:sz="6" w:space="0" w:color="D8DEE9"/>
-              <w:bottom w:val="single" w:sz="6" w:space="0" w:color="D8DEE9"/>
-              <w:right w:val="single" w:sz="6" w:space="0" w:color="D8DEE9"/>
-            </w:tcBorders>
-          </w:tcPr>
-          <w:p>
-            <w:pPr>
-              <w:spacing w:before="20" w:after="20" w:line="252" w:lineRule="auto"/>
+            </w:pPr>
+            <w:r>
               <w:rPr>
                 <w:sz w:val="18"/>
                 <w:szCs w:val="18"/>
               </w:rPr>
-            </w:pPr>
-            <w:r>
+              <w:t>Form koleksi dan input yang akan divalidasi</w:t>
+            </w:r>
+          </w:p>
+        </w:tc>
+        <w:tc>
+          <w:tcPr>
+            <w:tcW w:w="1751" w:type="dxa"/>
+            <w:tcBorders>
+              <w:top w:val="single" w:sz="6" w:space="0" w:color="D8DEE9"/>
+              <w:left w:val="single" w:sz="6" w:space="0" w:color="D8DEE9"/>
+              <w:bottom w:val="single" w:sz="6" w:space="0" w:color="D8DEE9"/>
+              <w:right w:val="single" w:sz="6" w:space="0" w:color="D8DEE9"/>
+            </w:tcBorders>
+          </w:tcPr>
+          <w:p>
+            <w:pPr>
+              <w:spacing w:before="20" w:after="20" w:line="252" w:lineRule="auto"/>
               <w:rPr>
                 <w:sz w:val="18"/>
                 <w:szCs w:val="18"/>
               </w:rPr>
-              <w:t xml:space="preserve">Form </w:t>
-            </w:r>
-            <w:proofErr w:type="spellStart"/>
+            </w:pPr>
             <w:r>
               <w:rPr>
                 <w:sz w:val="18"/>
                 <w:szCs w:val="18"/>
               </w:rPr>
-              <w:t>koleksi</w:t>
-            </w:r>
-            <w:proofErr w:type="spellEnd"/>
-            <w:r>
-              <w:rPr>
-                <w:sz w:val="18"/>
-                <w:szCs w:val="18"/>
-              </w:rPr>
-              <w:t xml:space="preserve"> dan input yang </w:t>
-            </w:r>
-            <w:proofErr w:type="spellStart"/>
-            <w:r>
-              <w:rPr>
-                <w:sz w:val="18"/>
-                <w:szCs w:val="18"/>
-              </w:rPr>
-              <w:t>akan</w:t>
-            </w:r>
-            <w:proofErr w:type="spellEnd"/>
-            <w:r>
-              <w:rPr>
-                <w:sz w:val="18"/>
-                <w:szCs w:val="18"/>
-              </w:rPr>
-              <w:t xml:space="preserve"> </w:t>
-            </w:r>
-            <w:proofErr w:type="spellStart"/>
-            <w:r>
-              <w:rPr>
-                <w:sz w:val="18"/>
-                <w:szCs w:val="18"/>
-              </w:rPr>
-              <w:t>divalidasi</w:t>
-            </w:r>
-            <w:proofErr w:type="spellEnd"/>
-          </w:p>
-        </w:tc>
-        <w:tc>
-          <w:tcPr>
-            <w:tcW w:w="1751" w:type="dxa"/>
-            <w:tcBorders>
-              <w:top w:val="single" w:sz="6" w:space="0" w:color="D8DEE9"/>
-              <w:left w:val="single" w:sz="6" w:space="0" w:color="D8DEE9"/>
-              <w:bottom w:val="single" w:sz="6" w:space="0" w:color="D8DEE9"/>
-              <w:right w:val="single" w:sz="6" w:space="0" w:color="D8DEE9"/>
-            </w:tcBorders>
-          </w:tcPr>
-          <w:p>
-            <w:pPr>
-              <w:spacing w:before="20" w:after="20" w:line="252" w:lineRule="auto"/>
-              <w:rPr>
-                <w:sz w:val="18"/>
-                <w:szCs w:val="18"/>
-              </w:rPr>
-            </w:pPr>
-            <w:proofErr w:type="spellStart"/>
-            <w:r>
-              <w:rPr>
-                <w:sz w:val="18"/>
-                <w:szCs w:val="18"/>
-              </w:rPr>
               <w:t>Formkoleksi</w:t>
             </w:r>
-            <w:proofErr w:type="spellEnd"/>
           </w:p>
         </w:tc>
       </w:tr>
@@ -5713,69 +5470,12 @@
                 <w:szCs w:val="18"/>
               </w:rPr>
             </w:pPr>
-            <w:proofErr w:type="spellStart"/>
             <w:r>
               <w:rPr>
                 <w:sz w:val="18"/>
                 <w:szCs w:val="18"/>
               </w:rPr>
-              <w:t>Jumlah</w:t>
-            </w:r>
-            <w:proofErr w:type="spellEnd"/>
-            <w:r>
-              <w:rPr>
-                <w:sz w:val="18"/>
-                <w:szCs w:val="18"/>
-              </w:rPr>
-              <w:t xml:space="preserve"> </w:t>
-            </w:r>
-            <w:proofErr w:type="spellStart"/>
-            <w:r>
-              <w:rPr>
-                <w:sz w:val="18"/>
-                <w:szCs w:val="18"/>
-              </w:rPr>
-              <w:t>kartu</w:t>
-            </w:r>
-            <w:proofErr w:type="spellEnd"/>
-            <w:r>
-              <w:rPr>
-                <w:sz w:val="18"/>
-                <w:szCs w:val="18"/>
-              </w:rPr>
-              <w:t xml:space="preserve"> </w:t>
-            </w:r>
-            <w:proofErr w:type="spellStart"/>
-            <w:r>
-              <w:rPr>
-                <w:sz w:val="18"/>
-                <w:szCs w:val="18"/>
-              </w:rPr>
-              <w:t>sesuai</w:t>
-            </w:r>
-            <w:proofErr w:type="spellEnd"/>
-            <w:r>
-              <w:rPr>
-                <w:sz w:val="18"/>
-                <w:szCs w:val="18"/>
-              </w:rPr>
-              <w:t xml:space="preserve"> (</w:t>
-            </w:r>
-            <w:proofErr w:type="spellStart"/>
-            <w:r>
-              <w:rPr>
-                <w:sz w:val="18"/>
-                <w:szCs w:val="18"/>
-              </w:rPr>
-              <w:t>ada</w:t>
-            </w:r>
-            <w:proofErr w:type="spellEnd"/>
-            <w:r>
-              <w:rPr>
-                <w:sz w:val="18"/>
-                <w:szCs w:val="18"/>
-              </w:rPr>
-              <w:t xml:space="preserve"> 3)</w:t>
+              <w:t>Jumlah kartu sesuai (ada 3)</w:t>
             </w:r>
           </w:p>
         </w:tc>
@@ -5850,7 +5550,6 @@
                 <w:szCs w:val="18"/>
               </w:rPr>
             </w:pPr>
-            <w:proofErr w:type="spellStart"/>
             <w:r>
               <w:rPr>
                 <w:sz w:val="18"/>
@@ -5858,7 +5557,6 @@
               </w:rPr>
               <w:t>Sesuai</w:t>
             </w:r>
-            <w:proofErr w:type="spellEnd"/>
           </w:p>
         </w:tc>
       </w:tr>
@@ -5932,7 +5630,6 @@
                 <w:szCs w:val="18"/>
               </w:rPr>
             </w:pPr>
-            <w:proofErr w:type="spellStart"/>
             <w:r>
               <w:rPr>
                 <w:sz w:val="18"/>
@@ -5940,7 +5637,6 @@
               </w:rPr>
               <w:t>Muncul</w:t>
             </w:r>
-            <w:proofErr w:type="spellEnd"/>
           </w:p>
         </w:tc>
       </w:tr>
@@ -7193,7 +6889,18 @@
           <w:p>
             <w:pPr>
               <w:spacing w:before="20" w:after="20" w:line="252" w:lineRule="auto"/>
-            </w:pPr>
+              <w:rPr>
+                <w:sz w:val="18"/>
+                <w:szCs w:val="18"/>
+              </w:rPr>
+            </w:pPr>
+            <w:r>
+              <w:rPr>
+                <w:sz w:val="18"/>
+                <w:szCs w:val="18"/>
+              </w:rPr>
+              <w:t>Semua buton aktif</w:t>
+            </w:r>
           </w:p>
         </w:tc>
       </w:tr>
@@ -7262,7 +6969,18 @@
           <w:p>
             <w:pPr>
               <w:spacing w:before="20" w:after="20" w:line="252" w:lineRule="auto"/>
-            </w:pPr>
+              <w:rPr>
+                <w:sz w:val="18"/>
+                <w:szCs w:val="18"/>
+              </w:rPr>
+            </w:pPr>
+            <w:r>
+              <w:rPr>
+                <w:sz w:val="18"/>
+                <w:szCs w:val="18"/>
+              </w:rPr>
+              <w:t>Ya sudah sesuai</w:t>
+            </w:r>
           </w:p>
         </w:tc>
       </w:tr>
@@ -7331,7 +7049,18 @@
           <w:p>
             <w:pPr>
               <w:spacing w:before="20" w:after="20" w:line="252" w:lineRule="auto"/>
-            </w:pPr>
+              <w:rPr>
+                <w:sz w:val="18"/>
+                <w:szCs w:val="18"/>
+              </w:rPr>
+            </w:pPr>
+            <w:r>
+              <w:rPr>
+                <w:sz w:val="18"/>
+                <w:szCs w:val="18"/>
+              </w:rPr>
+              <w:t>Ya muncul</w:t>
+            </w:r>
           </w:p>
         </w:tc>
       </w:tr>
@@ -7400,7 +7129,18 @@
           <w:p>
             <w:pPr>
               <w:spacing w:before="20" w:after="20" w:line="252" w:lineRule="auto"/>
-            </w:pPr>
+              <w:rPr>
+                <w:sz w:val="18"/>
+                <w:szCs w:val="18"/>
+              </w:rPr>
+            </w:pPr>
+            <w:r>
+              <w:rPr>
+                <w:sz w:val="18"/>
+                <w:szCs w:val="18"/>
+              </w:rPr>
+              <w:t>Tidak berlipat</w:t>
+            </w:r>
           </w:p>
         </w:tc>
       </w:tr>
@@ -9047,7 +8787,18 @@
           <w:p>
             <w:pPr>
               <w:spacing w:before="20" w:after="20" w:line="252" w:lineRule="auto"/>
-            </w:pPr>
+              <w:rPr>
+                <w:sz w:val="18"/>
+                <w:szCs w:val="18"/>
+              </w:rPr>
+            </w:pPr>
+            <w:r>
+              <w:rPr>
+                <w:sz w:val="18"/>
+                <w:szCs w:val="18"/>
+              </w:rPr>
+              <w:t>Tidak ter refersh dan pesan muncul Ketika tombol kirim ditekan</w:t>
+            </w:r>
           </w:p>
         </w:tc>
       </w:tr>
@@ -9116,7 +8867,18 @@
           <w:p>
             <w:pPr>
               <w:spacing w:before="20" w:after="20" w:line="252" w:lineRule="auto"/>
-            </w:pPr>
+              <w:rPr>
+                <w:sz w:val="18"/>
+                <w:szCs w:val="18"/>
+              </w:rPr>
+            </w:pPr>
+            <w:r>
+              <w:rPr>
+                <w:sz w:val="18"/>
+                <w:szCs w:val="18"/>
+              </w:rPr>
+              <w:t>Ya jika sesuai pesan peringatan menghilang</w:t>
+            </w:r>
           </w:p>
         </w:tc>
       </w:tr>
@@ -9185,7 +8947,18 @@
           <w:p>
             <w:pPr>
               <w:spacing w:before="20" w:after="20" w:line="252" w:lineRule="auto"/>
-            </w:pPr>
+              <w:rPr>
+                <w:sz w:val="18"/>
+                <w:szCs w:val="18"/>
+              </w:rPr>
+            </w:pPr>
+            <w:r>
+              <w:rPr>
+                <w:sz w:val="18"/>
+                <w:szCs w:val="18"/>
+              </w:rPr>
+              <w:t>Sesuai, Ketika di isi spasi kolom menolak</w:t>
+            </w:r>
           </w:p>
         </w:tc>
       </w:tr>
@@ -9254,7 +9027,18 @@
           <w:p>
             <w:pPr>
               <w:spacing w:before="20" w:after="20" w:line="252" w:lineRule="auto"/>
-            </w:pPr>
+              <w:rPr>
+                <w:sz w:val="18"/>
+                <w:szCs w:val="18"/>
+              </w:rPr>
+            </w:pPr>
+            <w:r>
+              <w:rPr>
+                <w:sz w:val="18"/>
+                <w:szCs w:val="18"/>
+              </w:rPr>
+              <w:t>Tombol kirim menunggu seluruh kolom penuh baru bisa di klik</w:t>
+            </w:r>
           </w:p>
         </w:tc>
       </w:tr>
@@ -11061,7 +10845,19 @@
           <w:p>
             <w:pPr>
               <w:spacing w:before="20" w:after="20" w:line="252" w:lineRule="auto"/>
-            </w:pPr>
+              <w:rPr>
+                <w:sz w:val="18"/>
+                <w:szCs w:val="18"/>
+              </w:rPr>
+            </w:pPr>
+            <w:r>
+              <w:rPr>
+                <w:sz w:val="18"/>
+                <w:szCs w:val="18"/>
+              </w:rPr>
+              <w:lastRenderedPageBreak/>
+              <w:t>Warna tombol filter tidak sesuai</w:t>
+            </w:r>
           </w:p>
         </w:tc>
         <w:tc>
@@ -11077,7 +10873,18 @@
           <w:p>
             <w:pPr>
               <w:spacing w:before="20" w:after="20" w:line="252" w:lineRule="auto"/>
-            </w:pPr>
+              <w:rPr>
+                <w:sz w:val="18"/>
+                <w:szCs w:val="18"/>
+              </w:rPr>
+            </w:pPr>
+            <w:r>
+              <w:rPr>
+                <w:sz w:val="18"/>
+                <w:szCs w:val="18"/>
+              </w:rPr>
+              <w:t>Warna teks dan latar tombol kurang kontras</w:t>
+            </w:r>
           </w:p>
         </w:tc>
         <w:tc>
@@ -11093,7 +10900,18 @@
           <w:p>
             <w:pPr>
               <w:spacing w:before="20" w:after="20" w:line="252" w:lineRule="auto"/>
-            </w:pPr>
+              <w:rPr>
+                <w:sz w:val="18"/>
+                <w:szCs w:val="18"/>
+              </w:rPr>
+            </w:pPr>
+            <w:r>
+              <w:rPr>
+                <w:sz w:val="18"/>
+                <w:szCs w:val="18"/>
+              </w:rPr>
+              <w:t>Aturan .baris-filter button di komponen.css</w:t>
+            </w:r>
           </w:p>
         </w:tc>
       </w:tr>
@@ -11116,7 +10934,18 @@
           <w:p>
             <w:pPr>
               <w:spacing w:before="20" w:after="20" w:line="252" w:lineRule="auto"/>
-            </w:pPr>
+              <w:rPr>
+                <w:sz w:val="18"/>
+                <w:szCs w:val="18"/>
+              </w:rPr>
+            </w:pPr>
+            <w:r>
+              <w:rPr>
+                <w:sz w:val="18"/>
+                <w:szCs w:val="18"/>
+              </w:rPr>
+              <w:t>Layout halaman berubah</w:t>
+            </w:r>
           </w:p>
         </w:tc>
         <w:tc>
@@ -11132,7 +10961,18 @@
           <w:p>
             <w:pPr>
               <w:spacing w:before="20" w:after="20" w:line="252" w:lineRule="auto"/>
-            </w:pPr>
+              <w:rPr>
+                <w:sz w:val="18"/>
+                <w:szCs w:val="18"/>
+              </w:rPr>
+            </w:pPr>
+            <w:r>
+              <w:rPr>
+                <w:sz w:val="18"/>
+                <w:szCs w:val="18"/>
+              </w:rPr>
+              <w:t>Pengaturan kolom pada .isi menggunakan satu kolom</w:t>
+            </w:r>
           </w:p>
         </w:tc>
         <w:tc>
@@ -11148,7 +10988,18 @@
           <w:p>
             <w:pPr>
               <w:spacing w:before="20" w:after="20" w:line="252" w:lineRule="auto"/>
-            </w:pPr>
+              <w:rPr>
+                <w:sz w:val="18"/>
+                <w:szCs w:val="18"/>
+              </w:rPr>
+            </w:pPr>
+            <w:r>
+              <w:rPr>
+                <w:sz w:val="18"/>
+                <w:szCs w:val="18"/>
+              </w:rPr>
+              <w:t>Aturan .isi di layout.css</w:t>
+            </w:r>
           </w:p>
         </w:tc>
       </w:tr>
@@ -11171,7 +11022,18 @@
           <w:p>
             <w:pPr>
               <w:spacing w:before="20" w:after="20" w:line="252" w:lineRule="auto"/>
-            </w:pPr>
+              <w:rPr>
+                <w:sz w:val="18"/>
+                <w:szCs w:val="18"/>
+              </w:rPr>
+            </w:pPr>
+            <w:r>
+              <w:rPr>
+                <w:sz w:val="18"/>
+                <w:szCs w:val="18"/>
+              </w:rPr>
+              <w:t>Pesan validasi tidak muncul jika elemen tidak ditemukan</w:t>
+            </w:r>
           </w:p>
         </w:tc>
         <w:tc>
@@ -11187,7 +11049,18 @@
           <w:p>
             <w:pPr>
               <w:spacing w:before="20" w:after="20" w:line="252" w:lineRule="auto"/>
-            </w:pPr>
+              <w:rPr>
+                <w:sz w:val="18"/>
+                <w:szCs w:val="18"/>
+              </w:rPr>
+            </w:pPr>
+            <w:r>
+              <w:rPr>
+                <w:sz w:val="18"/>
+                <w:szCs w:val="18"/>
+              </w:rPr>
+              <w:t>Selector form harus cocok dengan ID di HTML</w:t>
+            </w:r>
           </w:p>
         </w:tc>
         <w:tc>
@@ -11203,7 +11076,18 @@
           <w:p>
             <w:pPr>
               <w:spacing w:before="20" w:after="20" w:line="252" w:lineRule="auto"/>
-            </w:pPr>
+              <w:rPr>
+                <w:sz w:val="18"/>
+                <w:szCs w:val="18"/>
+              </w:rPr>
+            </w:pPr>
+            <w:r>
+              <w:rPr>
+                <w:sz w:val="18"/>
+                <w:szCs w:val="18"/>
+              </w:rPr>
+              <w:t>Selector #form-koleksi, #list-donghua, #list-anime, dan #list-manhwa di dom.js</w:t>
+            </w:r>
           </w:p>
         </w:tc>
       </w:tr>
@@ -11627,11 +11511,16 @@
       <w:pPr>
         <w:keepNext/>
         <w:spacing w:after="80"/>
+        <w:rPr>
+          <w:sz w:val="20"/>
+          <w:szCs w:val="20"/>
+        </w:rPr>
       </w:pPr>
       <w:r>
         <w:rPr>
           <w:rFonts w:cs="Carlito"/>
           <w:sz w:val="20"/>
+          <w:szCs w:val="20"/>
         </w:rPr>
         <w:t>1.  Sebutkan satu elemen di halaman Anda, pemilih yang Anda pakai untuk mengambilnya, dan nama variabel tempat hasilnya disimpan.</w:t>
       </w:r>
@@ -11659,41 +11548,47 @@
               <w:right w:val="single" w:sz="4" w:space="0" w:color="B9C6E2"/>
             </w:tcBorders>
           </w:tcPr>
-          <w:p/>
-        </w:tc>
-      </w:tr>
-      <w:tr>
-        <w:trPr>
-          <w:trHeight w:val="351"/>
-        </w:trPr>
-        <w:tc>
-          <w:tcPr>
-            <w:tcW w:w="9751" w:type="dxa"/>
-            <w:tcBorders>
-              <w:top w:val="single" w:sz="4" w:space="0" w:color="B9C6E2"/>
-              <w:left w:val="single" w:sz="4" w:space="0" w:color="B9C6E2"/>
-              <w:bottom w:val="single" w:sz="4" w:space="0" w:color="B9C6E2"/>
-              <w:right w:val="single" w:sz="4" w:space="0" w:color="B9C6E2"/>
-            </w:tcBorders>
-          </w:tcPr>
-          <w:p/>
+          <w:p>
+            <w:pPr>
+              <w:rPr>
+                <w:sz w:val="20"/>
+                <w:szCs w:val="20"/>
+              </w:rPr>
+            </w:pPr>
+            <w:r>
+              <w:rPr>
+                <w:sz w:val="20"/>
+                <w:szCs w:val="20"/>
+              </w:rPr>
+              <w:t>Elemen daftar proyek dipilih menggunakan document.querySelector("#daftar") dan hasilnya disimpan dalam variabel wadah.</w:t>
+            </w:r>
+          </w:p>
         </w:tc>
       </w:tr>
     </w:tbl>
     <w:p>
       <w:pPr>
         <w:spacing w:after="60"/>
+        <w:rPr>
+          <w:sz w:val="20"/>
+          <w:szCs w:val="20"/>
+        </w:rPr>
       </w:pPr>
     </w:p>
     <w:p>
       <w:pPr>
         <w:keepNext/>
         <w:spacing w:after="80"/>
+        <w:rPr>
+          <w:sz w:val="20"/>
+          <w:szCs w:val="20"/>
+        </w:rPr>
       </w:pPr>
       <w:r>
         <w:rPr>
           <w:rFonts w:cs="Carlito"/>
           <w:sz w:val="20"/>
+          <w:szCs w:val="20"/>
         </w:rPr>
         <w:t>2.  Apa bedanya querySelector dan querySelectorAll? Mengapa map tidak langsung bisa dipakai pada hasil querySelectorAll?</w:t>
       </w:r>
@@ -11721,41 +11616,47 @@
               <w:right w:val="single" w:sz="4" w:space="0" w:color="B9C6E2"/>
             </w:tcBorders>
           </w:tcPr>
-          <w:p/>
-        </w:tc>
-      </w:tr>
-      <w:tr>
-        <w:trPr>
-          <w:trHeight w:val="351"/>
-        </w:trPr>
-        <w:tc>
-          <w:tcPr>
-            <w:tcW w:w="9751" w:type="dxa"/>
-            <w:tcBorders>
-              <w:top w:val="single" w:sz="4" w:space="0" w:color="B9C6E2"/>
-              <w:left w:val="single" w:sz="4" w:space="0" w:color="B9C6E2"/>
-              <w:bottom w:val="single" w:sz="4" w:space="0" w:color="B9C6E2"/>
-              <w:right w:val="single" w:sz="4" w:space="0" w:color="B9C6E2"/>
-            </w:tcBorders>
-          </w:tcPr>
-          <w:p/>
+          <w:p>
+            <w:pPr>
+              <w:rPr>
+                <w:sz w:val="20"/>
+                <w:szCs w:val="20"/>
+              </w:rPr>
+            </w:pPr>
+            <w:r>
+              <w:rPr>
+                <w:sz w:val="20"/>
+                <w:szCs w:val="20"/>
+              </w:rPr>
+              <w:t>querySelector() mengambil satu elemen pertama yang cocok, sedangkan querySelectorAll() mengambil semua elemen yang cocok dalam bentuk NodeList. map() tidak bisa langsung dipakai karena NodeList bukan array. Hasilnya perlu diubah menggunakan Array.from() terlebih dahulu.</w:t>
+            </w:r>
+          </w:p>
         </w:tc>
       </w:tr>
     </w:tbl>
     <w:p>
       <w:pPr>
         <w:spacing w:after="60"/>
+        <w:rPr>
+          <w:sz w:val="20"/>
+          <w:szCs w:val="20"/>
+        </w:rPr>
       </w:pPr>
     </w:p>
     <w:p>
       <w:pPr>
         <w:keepNext/>
         <w:spacing w:after="80"/>
+        <w:rPr>
+          <w:sz w:val="20"/>
+          <w:szCs w:val="20"/>
+        </w:rPr>
       </w:pPr>
       <w:r>
         <w:rPr>
           <w:rFonts w:cs="Carlito"/>
           <w:sz w:val="20"/>
+          <w:szCs w:val="20"/>
         </w:rPr>
         <w:t>3.  Anda memasang pendengar di induk, bukan pada setiap tombol. Apa keuntungannya, dan bagian mana dari kode Anda yang membuktikannya?</w:t>
       </w:r>
@@ -11783,41 +11684,47 @@
               <w:right w:val="single" w:sz="4" w:space="0" w:color="B9C6E2"/>
             </w:tcBorders>
           </w:tcPr>
-          <w:p/>
-        </w:tc>
-      </w:tr>
-      <w:tr>
-        <w:trPr>
-          <w:trHeight w:val="351"/>
-        </w:trPr>
-        <w:tc>
-          <w:tcPr>
-            <w:tcW w:w="9751" w:type="dxa"/>
-            <w:tcBorders>
-              <w:top w:val="single" w:sz="4" w:space="0" w:color="B9C6E2"/>
-              <w:left w:val="single" w:sz="4" w:space="0" w:color="B9C6E2"/>
-              <w:bottom w:val="single" w:sz="4" w:space="0" w:color="B9C6E2"/>
-              <w:right w:val="single" w:sz="4" w:space="0" w:color="B9C6E2"/>
-            </w:tcBorders>
-          </w:tcPr>
-          <w:p/>
+          <w:p>
+            <w:pPr>
+              <w:rPr>
+                <w:sz w:val="20"/>
+                <w:szCs w:val="20"/>
+              </w:rPr>
+            </w:pPr>
+            <w:r>
+              <w:rPr>
+                <w:sz w:val="20"/>
+                <w:szCs w:val="20"/>
+              </w:rPr>
+              <w:t>Lebih efisien karena cukup menggunakan satu event listener untuk semua tombol filter. Hal ini dibuktikan oleh barisFilter.addEventListener("click", ...) dan penggunaan event.target.closest("button").</w:t>
+            </w:r>
+          </w:p>
         </w:tc>
       </w:tr>
     </w:tbl>
     <w:p>
       <w:pPr>
         <w:spacing w:after="60"/>
+        <w:rPr>
+          <w:sz w:val="20"/>
+          <w:szCs w:val="20"/>
+        </w:rPr>
       </w:pPr>
     </w:p>
     <w:p>
       <w:pPr>
         <w:keepNext/>
         <w:spacing w:after="80"/>
+        <w:rPr>
+          <w:sz w:val="20"/>
+          <w:szCs w:val="20"/>
+        </w:rPr>
       </w:pPr>
       <w:r>
         <w:rPr>
           <w:rFonts w:cs="Carlito"/>
           <w:sz w:val="20"/>
+          <w:szCs w:val="20"/>
         </w:rPr>
         <w:t>4.  Apa yang terjadi bila baris pengosongan wadah dihapus dari fungsi render? Peragakan, lalu tulis hasilnya.</w:t>
       </w:r>
@@ -11845,41 +11752,47 @@
               <w:right w:val="single" w:sz="4" w:space="0" w:color="B9C6E2"/>
             </w:tcBorders>
           </w:tcPr>
-          <w:p/>
-        </w:tc>
-      </w:tr>
-      <w:tr>
-        <w:trPr>
-          <w:trHeight w:val="351"/>
-        </w:trPr>
-        <w:tc>
-          <w:tcPr>
-            <w:tcW w:w="9751" w:type="dxa"/>
-            <w:tcBorders>
-              <w:top w:val="single" w:sz="4" w:space="0" w:color="B9C6E2"/>
-              <w:left w:val="single" w:sz="4" w:space="0" w:color="B9C6E2"/>
-              <w:bottom w:val="single" w:sz="4" w:space="0" w:color="B9C6E2"/>
-              <w:right w:val="single" w:sz="4" w:space="0" w:color="B9C6E2"/>
-            </w:tcBorders>
-          </w:tcPr>
-          <w:p/>
+          <w:p>
+            <w:pPr>
+              <w:rPr>
+                <w:sz w:val="20"/>
+                <w:szCs w:val="20"/>
+              </w:rPr>
+            </w:pPr>
+            <w:r>
+              <w:rPr>
+                <w:sz w:val="20"/>
+                <w:szCs w:val="20"/>
+              </w:rPr>
+              <w:t>Kartu proyek akan bertambah atau terduplikasi setiap kali fungsi render() dipanggil karena kartu baru ditambahkan tanpa menghapus kartu sebelumnya. Baris yang mencegahnya adalah wadah.replaceChildren().</w:t>
+            </w:r>
+          </w:p>
         </w:tc>
       </w:tr>
     </w:tbl>
     <w:p>
       <w:pPr>
         <w:spacing w:after="60"/>
+        <w:rPr>
+          <w:sz w:val="20"/>
+          <w:szCs w:val="20"/>
+        </w:rPr>
       </w:pPr>
     </w:p>
     <w:p>
       <w:pPr>
         <w:keepNext/>
         <w:spacing w:after="80"/>
+        <w:rPr>
+          <w:sz w:val="20"/>
+          <w:szCs w:val="20"/>
+        </w:rPr>
       </w:pPr>
       <w:r>
         <w:rPr>
           <w:rFonts w:cs="Carlito"/>
           <w:sz w:val="20"/>
+          <w:szCs w:val="20"/>
         </w:rPr>
         <w:t>5.  Mengapa isi yang berasal dari pengguna tidak boleh dimasukkan dengan innerHTML? Tulis cara yang Anda pakai sebagai gantinya.</w:t>
       </w:r>
@@ -11907,24 +11820,21 @@
               <w:right w:val="single" w:sz="4" w:space="0" w:color="B9C6E2"/>
             </w:tcBorders>
           </w:tcPr>
-          <w:p/>
-        </w:tc>
-      </w:tr>
-      <w:tr>
-        <w:trPr>
-          <w:trHeight w:val="351"/>
-        </w:trPr>
-        <w:tc>
-          <w:tcPr>
-            <w:tcW w:w="9751" w:type="dxa"/>
-            <w:tcBorders>
-              <w:top w:val="single" w:sz="4" w:space="0" w:color="B9C6E2"/>
-              <w:left w:val="single" w:sz="4" w:space="0" w:color="B9C6E2"/>
-              <w:bottom w:val="single" w:sz="4" w:space="0" w:color="B9C6E2"/>
-              <w:right w:val="single" w:sz="4" w:space="0" w:color="B9C6E2"/>
-            </w:tcBorders>
-          </w:tcPr>
-          <w:p/>
+          <w:p>
+            <w:pPr>
+              <w:rPr>
+                <w:sz w:val="20"/>
+                <w:szCs w:val="20"/>
+              </w:rPr>
+            </w:pPr>
+            <w:r>
+              <w:rPr>
+                <w:sz w:val="20"/>
+                <w:szCs w:val="20"/>
+              </w:rPr>
+              <w:t>Karena innerHTML dapat menafsirkan masukan pengguna sebagai kode HTML dan berisiko menimbulkan serangan XSS. Sebagai gantinya, saya menggunakan textContent untuk mengisi teks dan createElement() untuk membuat elemen.</w:t>
+            </w:r>
+          </w:p>
         </w:tc>
       </w:tr>
     </w:tbl>
@@ -11982,11 +11892,19 @@
             </w:pPr>
             <w:r>
               <w:rPr>
+                <w:rFonts w:ascii="Segoe UI Symbol" w:hAnsi="Segoe UI Symbol" w:cs="Segoe UI Symbol"/>
+                <w:sz w:val="19"/>
+                <w:szCs w:val="19"/>
+              </w:rPr>
+              <w:t>✓</w:t>
+            </w:r>
+            <w:r>
+              <w:rPr>
                 <w:rFonts w:cs="Carlito"/>
                 <w:color w:val="003796"/>
                 <w:sz w:val="22"/>
               </w:rPr>
-              <w:t>☐  Berkas  profil.html, seluruh CSS, js/app.js, dan js/dom.js ada di repositori dan terbuka tanpa galat di Console</w:t>
+              <w:t xml:space="preserve"> Berkas  profil.html, seluruh CSS, js/app.js, dan js/dom.js ada di repositori dan terbuka tanpa galat di Console</w:t>
             </w:r>
           </w:p>
         </w:tc>
@@ -12008,11 +11926,19 @@
             </w:pPr>
             <w:r>
               <w:rPr>
+                <w:rFonts w:ascii="Segoe UI Symbol" w:hAnsi="Segoe UI Symbol" w:cs="Segoe UI Symbol"/>
+                <w:sz w:val="19"/>
+                <w:szCs w:val="19"/>
+              </w:rPr>
+              <w:t>✓</w:t>
+            </w:r>
+            <w:r>
+              <w:rPr>
                 <w:rFonts w:cs="Carlito"/>
                 <w:color w:val="003796"/>
                 <w:sz w:val="22"/>
               </w:rPr>
-              <w:t>☐  Pemilih  setiap pemilih menghasilkan elemen; tidak ada satu pun yang bernilai null</w:t>
+              <w:t xml:space="preserve"> Pemilih  setiap pemilih menghasilkan elemen; tidak ada satu pun yang bernilai null</w:t>
             </w:r>
           </w:p>
         </w:tc>
@@ -12034,11 +11960,19 @@
             </w:pPr>
             <w:r>
               <w:rPr>
+                <w:rFonts w:ascii="Segoe UI Symbol" w:hAnsi="Segoe UI Symbol" w:cs="Segoe UI Symbol"/>
+                <w:sz w:val="19"/>
+                <w:szCs w:val="19"/>
+              </w:rPr>
+              <w:t>✓</w:t>
+            </w:r>
+            <w:r>
+              <w:rPr>
                 <w:rFonts w:cs="Carlito"/>
                 <w:color w:val="003796"/>
                 <w:sz w:val="22"/>
               </w:rPr>
-              <w:t>☐  Render dari data  daftar proyek terbentuk dari array dengan createElement dan textContent, bukan dari HTML yang ditulis tangan</w:t>
+              <w:t xml:space="preserve"> Render dari data  daftar proyek terbentuk dari array dengan createElement dan textContent, bukan dari HTML yang ditulis tangan</w:t>
             </w:r>
           </w:p>
         </w:tc>
@@ -12060,11 +11994,19 @@
             </w:pPr>
             <w:r>
               <w:rPr>
+                <w:rFonts w:ascii="Segoe UI Symbol" w:hAnsi="Segoe UI Symbol" w:cs="Segoe UI Symbol"/>
+                <w:sz w:val="19"/>
+                <w:szCs w:val="19"/>
+              </w:rPr>
+              <w:t>✓</w:t>
+            </w:r>
+            <w:r>
+              <w:rPr>
                 <w:rFonts w:cs="Carlito"/>
                 <w:color w:val="003796"/>
                 <w:sz w:val="22"/>
               </w:rPr>
-              <w:t>☐  Wadah  dikosongkan di baris pertama fungsi render, sehingga kartu tidak pernah berlipat</w:t>
+              <w:t xml:space="preserve"> Wadah  dikosongkan di baris pertama fungsi render, sehingga kartu tidak pernah berlipat</w:t>
             </w:r>
           </w:p>
         </w:tc>
@@ -12086,11 +12028,19 @@
             </w:pPr>
             <w:r>
               <w:rPr>
+                <w:rFonts w:ascii="Segoe UI Symbol" w:hAnsi="Segoe UI Symbol" w:cs="Segoe UI Symbol"/>
+                <w:sz w:val="19"/>
+                <w:szCs w:val="19"/>
+              </w:rPr>
+              <w:t>✓</w:t>
+            </w:r>
+            <w:r>
+              <w:rPr>
                 <w:rFonts w:cs="Carlito"/>
                 <w:color w:val="003796"/>
                 <w:sz w:val="22"/>
               </w:rPr>
-              <w:t>☐  Event delegation  satu pendengar di induk melayani semua tombol filter; event.target dan closest dipakai benar</w:t>
+              <w:t xml:space="preserve"> Event delegation  satu pendengar di induk melayani semua tombol filter; event.target dan closest dipakai benar</w:t>
             </w:r>
           </w:p>
         </w:tc>
@@ -12112,11 +12062,19 @@
             </w:pPr>
             <w:r>
               <w:rPr>
+                <w:rFonts w:ascii="Segoe UI Symbol" w:hAnsi="Segoe UI Symbol" w:cs="Segoe UI Symbol"/>
+                <w:sz w:val="19"/>
+                <w:szCs w:val="19"/>
+              </w:rPr>
+              <w:t>✓</w:t>
+            </w:r>
+            <w:r>
+              <w:rPr>
                 <w:rFonts w:cs="Carlito"/>
                 <w:color w:val="003796"/>
                 <w:sz w:val="22"/>
               </w:rPr>
-              <w:t>☐  Keadaan kosong  halaman menampilkan pesan ketika penyaringan tidak menghasilkan isi</w:t>
+              <w:t xml:space="preserve"> Keadaan kosong  halaman menampilkan pesan ketika penyaringan tidak menghasilkan isi</w:t>
             </w:r>
           </w:p>
         </w:tc>
@@ -12138,12 +12096,28 @@
             </w:pPr>
             <w:r>
               <w:rPr>
+                <w:rFonts w:ascii="Segoe UI Symbol" w:hAnsi="Segoe UI Symbol" w:cs="Segoe UI Symbol"/>
+                <w:sz w:val="19"/>
+                <w:szCs w:val="19"/>
+              </w:rPr>
+              <w:t>✓</w:t>
+            </w:r>
+            <w:r>
+              <w:rPr>
                 <w:rFonts w:cs="Carlito"/>
                 <w:color w:val="003796"/>
                 <w:sz w:val="22"/>
               </w:rPr>
+              <w:t xml:space="preserve"> Validasi form  halaman tidak dimuat ulang, pesan galat muncul per kolom, dan tombol kirim </w:t>
+            </w:r>
+            <w:r>
+              <w:rPr>
+                <w:rFonts w:cs="Carlito"/>
+                <w:color w:val="003796"/>
+                <w:sz w:val="22"/>
+              </w:rPr>
               <w:lastRenderedPageBreak/>
-              <w:t>☐  Validasi form  halaman tidak dimuat ulang, pesan galat muncul per kolom, dan tombol kirim menunggu sampai isinya layak</w:t>
+              <w:t>menunggu sampai isinya layak</w:t>
             </w:r>
           </w:p>
         </w:tc>
@@ -12165,11 +12139,20 @@
             </w:pPr>
             <w:r>
               <w:rPr>
+                <w:rFonts w:ascii="Segoe UI Symbol" w:hAnsi="Segoe UI Symbol" w:cs="Segoe UI Symbol"/>
+                <w:sz w:val="19"/>
+                <w:szCs w:val="19"/>
+              </w:rPr>
+              <w:lastRenderedPageBreak/>
+              <w:t>✓</w:t>
+            </w:r>
+            <w:r>
+              <w:rPr>
                 <w:rFonts w:cs="Carlito"/>
                 <w:color w:val="003796"/>
                 <w:sz w:val="22"/>
               </w:rPr>
-              <w:t>☐  Deklarasi AI  bagian README menyebutkan bagian mana yang dibantu AI dan bagian mana yang Anda kerjakan sendiri</w:t>
+              <w:t xml:space="preserve"> Deklarasi AI  bagian README menyebutkan bagian mana yang dibantu AI dan bagian mana yang Anda kerjakan sendiri</w:t>
             </w:r>
           </w:p>
         </w:tc>
@@ -12191,11 +12174,19 @@
             </w:pPr>
             <w:r>
               <w:rPr>
+                <w:rFonts w:ascii="Segoe UI Symbol" w:hAnsi="Segoe UI Symbol" w:cs="Segoe UI Symbol"/>
+                <w:sz w:val="19"/>
+                <w:szCs w:val="19"/>
+              </w:rPr>
+              <w:t>✓</w:t>
+            </w:r>
+            <w:r>
+              <w:rPr>
                 <w:rFonts w:cs="Carlito"/>
                 <w:color w:val="003796"/>
                 <w:sz w:val="22"/>
               </w:rPr>
-              <w:t>☐  Git  ada lebih dari satu commit hari ini, dan pesan commit-nya menjelaskan isinya</w:t>
+              <w:t xml:space="preserve"> Git  ada lebih dari satu commit hari ini, dan pesan commit-nya menjelaskan isinya</w:t>
             </w:r>
           </w:p>
         </w:tc>
@@ -12252,24 +12243,23 @@
               <w:right w:val="single" w:sz="4" w:space="0" w:color="B9C6E2"/>
             </w:tcBorders>
           </w:tcPr>
-          <w:p/>
-        </w:tc>
-      </w:tr>
-      <w:tr>
-        <w:trPr>
-          <w:trHeight w:val="351"/>
-        </w:trPr>
-        <w:tc>
-          <w:tcPr>
-            <w:tcW w:w="9751" w:type="dxa"/>
-            <w:tcBorders>
-              <w:top w:val="single" w:sz="4" w:space="0" w:color="B9C6E2"/>
-              <w:left w:val="single" w:sz="4" w:space="0" w:color="B9C6E2"/>
-              <w:bottom w:val="single" w:sz="4" w:space="0" w:color="B9C6E2"/>
-              <w:right w:val="single" w:sz="4" w:space="0" w:color="B9C6E2"/>
-            </w:tcBorders>
-          </w:tcPr>
-          <w:p/>
+          <w:p>
+            <w:pPr>
+              <w:rPr>
+                <w:sz w:val="20"/>
+                <w:szCs w:val="20"/>
+                <w:lang w:val="en-ID"/>
+              </w:rPr>
+            </w:pPr>
+            <w:r>
+              <w:rPr>
+                <w:sz w:val="20"/>
+                <w:szCs w:val="20"/>
+                <w:lang w:val="en-ID"/>
+              </w:rPr>
+              <w:t>Hal yang paling sering membuat saya salah adalah selector yang tidak sesuai dengan ID elemen HTML serta pengaturan CSS yang kurang tepat, sehingga saya perlu memeriksa Console dan kode secara bertahap sebelum memperbaikinya.</w:t>
+            </w:r>
+          </w:p>
         </w:tc>
       </w:tr>
     </w:tbl>
@@ -12327,11 +12317,19 @@
             </w:pPr>
             <w:r>
               <w:rPr>
+                <w:rFonts w:ascii="Segoe UI Symbol" w:hAnsi="Segoe UI Symbol" w:cs="Segoe UI Symbol"/>
+                <w:sz w:val="19"/>
+                <w:szCs w:val="19"/>
+              </w:rPr>
+              <w:t>✓</w:t>
+            </w:r>
+            <w:r>
+              <w:rPr>
                 <w:rFonts w:cs="Carlito"/>
                 <w:color w:val="003796"/>
                 <w:sz w:val="22"/>
               </w:rPr>
-              <w:t>☐  Pengungkapan AI  README menyebutkan bagian mana yang dibantu AI dan bagian mana yang saya kerjakan sendiri</w:t>
+              <w:t xml:space="preserve"> Pengungkapan AI  README menyebutkan bagian mana yang dibantu AI dan bagian mana yang saya kerjakan sendiri</w:t>
             </w:r>
           </w:p>
         </w:tc>
@@ -12353,11 +12351,27 @@
             </w:pPr>
             <w:r>
               <w:rPr>
+                <w:rFonts w:ascii="Segoe UI Symbol" w:hAnsi="Segoe UI Symbol" w:cs="Segoe UI Symbol"/>
+                <w:sz w:val="19"/>
+                <w:szCs w:val="19"/>
+              </w:rPr>
+              <w:t>✓</w:t>
+            </w:r>
+            <w:r>
+              <w:rPr>
+                <w:rFonts w:ascii="Segoe UI Symbol" w:hAnsi="Segoe UI Symbol" w:cs="Segoe UI Symbol"/>
+                <w:sz w:val="19"/>
+                <w:szCs w:val="19"/>
+              </w:rPr>
+              <w:t xml:space="preserve"> </w:t>
+            </w:r>
+            <w:r>
+              <w:rPr>
                 <w:rFonts w:cs="Carlito"/>
                 <w:color w:val="003796"/>
                 <w:sz w:val="22"/>
               </w:rPr>
-              <w:t>☐  Keaslian  topik dan isi halaman ini milik saya sendiri, tidak menyalin pekerjaan mahasiswa lain</w:t>
+              <w:t>Keaslian  topik dan isi halaman ini milik saya sendiri, tidak menyalin pekerjaan mahasiswa lain</w:t>
             </w:r>
           </w:p>
         </w:tc>
@@ -12557,7 +12571,18 @@
           <w:p>
             <w:pPr>
               <w:spacing w:before="20" w:after="20" w:line="252" w:lineRule="auto"/>
-            </w:pPr>
+              <w:rPr>
+                <w:sz w:val="18"/>
+                <w:szCs w:val="18"/>
+              </w:rPr>
+            </w:pPr>
+            <w:r>
+              <w:rPr>
+                <w:sz w:val="18"/>
+                <w:szCs w:val="18"/>
+              </w:rPr>
+              <w:t>20</w:t>
+            </w:r>
           </w:p>
         </w:tc>
         <w:tc>
@@ -12573,7 +12598,18 @@
           <w:p>
             <w:pPr>
               <w:spacing w:before="20" w:after="20" w:line="252" w:lineRule="auto"/>
-            </w:pPr>
+              <w:rPr>
+                <w:sz w:val="18"/>
+                <w:szCs w:val="18"/>
+              </w:rPr>
+            </w:pPr>
+            <w:r>
+              <w:rPr>
+                <w:sz w:val="18"/>
+                <w:szCs w:val="18"/>
+              </w:rPr>
+              <w:t>Pemilihan sesuai keinginan saya</w:t>
+            </w:r>
           </w:p>
         </w:tc>
       </w:tr>
@@ -12642,7 +12678,18 @@
           <w:p>
             <w:pPr>
               <w:spacing w:before="20" w:after="20" w:line="252" w:lineRule="auto"/>
-            </w:pPr>
+              <w:rPr>
+                <w:sz w:val="18"/>
+                <w:szCs w:val="18"/>
+              </w:rPr>
+            </w:pPr>
+            <w:r>
+              <w:rPr>
+                <w:sz w:val="18"/>
+                <w:szCs w:val="18"/>
+              </w:rPr>
+              <w:t>20-25</w:t>
+            </w:r>
           </w:p>
         </w:tc>
         <w:tc>
@@ -12658,7 +12705,18 @@
           <w:p>
             <w:pPr>
               <w:spacing w:before="20" w:after="20" w:line="252" w:lineRule="auto"/>
-            </w:pPr>
+              <w:rPr>
+                <w:sz w:val="18"/>
+                <w:szCs w:val="18"/>
+              </w:rPr>
+            </w:pPr>
+            <w:r>
+              <w:rPr>
+                <w:sz w:val="18"/>
+                <w:szCs w:val="18"/>
+              </w:rPr>
+              <w:t>Render data ada</w:t>
+            </w:r>
           </w:p>
         </w:tc>
       </w:tr>
@@ -12727,7 +12785,18 @@
           <w:p>
             <w:pPr>
               <w:spacing w:before="20" w:after="20" w:line="252" w:lineRule="auto"/>
-            </w:pPr>
+              <w:rPr>
+                <w:sz w:val="18"/>
+                <w:szCs w:val="18"/>
+              </w:rPr>
+            </w:pPr>
+            <w:r>
+              <w:rPr>
+                <w:sz w:val="18"/>
+                <w:szCs w:val="18"/>
+              </w:rPr>
+              <w:t>20-25</w:t>
+            </w:r>
           </w:p>
         </w:tc>
         <w:tc>
@@ -12743,7 +12812,18 @@
           <w:p>
             <w:pPr>
               <w:spacing w:before="20" w:after="20" w:line="252" w:lineRule="auto"/>
-            </w:pPr>
+              <w:rPr>
+                <w:sz w:val="18"/>
+                <w:szCs w:val="18"/>
+              </w:rPr>
+            </w:pPr>
+            <w:r>
+              <w:rPr>
+                <w:sz w:val="18"/>
+                <w:szCs w:val="18"/>
+              </w:rPr>
+              <w:t>Seluruh event ada</w:t>
+            </w:r>
           </w:p>
         </w:tc>
       </w:tr>
@@ -12812,7 +12892,18 @@
           <w:p>
             <w:pPr>
               <w:spacing w:before="20" w:after="20" w:line="252" w:lineRule="auto"/>
-            </w:pPr>
+              <w:rPr>
+                <w:sz w:val="18"/>
+                <w:szCs w:val="18"/>
+              </w:rPr>
+            </w:pPr>
+            <w:r>
+              <w:rPr>
+                <w:sz w:val="18"/>
+                <w:szCs w:val="18"/>
+              </w:rPr>
+              <w:t>20</w:t>
+            </w:r>
           </w:p>
         </w:tc>
         <w:tc>
@@ -12828,7 +12919,18 @@
           <w:p>
             <w:pPr>
               <w:spacing w:before="20" w:after="20" w:line="252" w:lineRule="auto"/>
-            </w:pPr>
+              <w:rPr>
+                <w:sz w:val="18"/>
+                <w:szCs w:val="18"/>
+              </w:rPr>
+            </w:pPr>
+            <w:r>
+              <w:rPr>
+                <w:sz w:val="18"/>
+                <w:szCs w:val="18"/>
+              </w:rPr>
+              <w:t>Validasi form ada</w:t>
+            </w:r>
           </w:p>
         </w:tc>
       </w:tr>
@@ -12897,7 +12999,18 @@
           <w:p>
             <w:pPr>
               <w:spacing w:before="20" w:after="20" w:line="252" w:lineRule="auto"/>
-            </w:pPr>
+              <w:rPr>
+                <w:sz w:val="18"/>
+                <w:szCs w:val="18"/>
+              </w:rPr>
+            </w:pPr>
+            <w:r>
+              <w:rPr>
+                <w:sz w:val="18"/>
+                <w:szCs w:val="18"/>
+              </w:rPr>
+              <w:t>10</w:t>
+            </w:r>
           </w:p>
         </w:tc>
         <w:tc>
@@ -12913,7 +13026,18 @@
           <w:p>
             <w:pPr>
               <w:spacing w:before="20" w:after="20" w:line="252" w:lineRule="auto"/>
-            </w:pPr>
+              <w:rPr>
+                <w:sz w:val="18"/>
+                <w:szCs w:val="18"/>
+              </w:rPr>
+            </w:pPr>
+            <w:r>
+              <w:rPr>
+                <w:sz w:val="18"/>
+                <w:szCs w:val="18"/>
+              </w:rPr>
+              <w:t>Jujur deklarasi AI ada dan tidak menjiblak codingan teman</w:t>
+            </w:r>
           </w:p>
         </w:tc>
       </w:tr>
@@ -12982,7 +13106,18 @@
           <w:p>
             <w:pPr>
               <w:spacing w:before="20" w:after="20" w:line="252" w:lineRule="auto"/>
-            </w:pPr>
+              <w:rPr>
+                <w:sz w:val="18"/>
+                <w:szCs w:val="18"/>
+              </w:rPr>
+            </w:pPr>
+            <w:r>
+              <w:rPr>
+                <w:sz w:val="18"/>
+                <w:szCs w:val="18"/>
+              </w:rPr>
+              <w:t>Bismillah 90-100</w:t>
+            </w:r>
           </w:p>
         </w:tc>
         <w:tc>
@@ -12998,6 +13133,10 @@
           <w:p>
             <w:pPr>
               <w:spacing w:before="20" w:after="20" w:line="252" w:lineRule="auto"/>
+              <w:rPr>
+                <w:sz w:val="18"/>
+                <w:szCs w:val="18"/>
+              </w:rPr>
             </w:pPr>
           </w:p>
         </w:tc>
@@ -13054,37 +13193,47 @@
               <w:right w:val="single" w:sz="4" w:space="0" w:color="B9C6E2"/>
             </w:tcBorders>
           </w:tcPr>
-          <w:p/>
-        </w:tc>
-      </w:tr>
-      <w:tr>
-        <w:trPr>
-          <w:trHeight w:val="351"/>
-        </w:trPr>
-        <w:tc>
-          <w:tcPr>
-            <w:tcW w:w="9751" w:type="dxa"/>
-            <w:tcBorders>
-              <w:top w:val="single" w:sz="4" w:space="0" w:color="B9C6E2"/>
-              <w:left w:val="single" w:sz="4" w:space="0" w:color="B9C6E2"/>
-              <w:bottom w:val="single" w:sz="4" w:space="0" w:color="B9C6E2"/>
-              <w:right w:val="single" w:sz="4" w:space="0" w:color="B9C6E2"/>
-            </w:tcBorders>
-          </w:tcPr>
-          <w:p/>
+          <w:p>
+            <w:pPr>
+              <w:rPr>
+                <w:sz w:val="20"/>
+                <w:szCs w:val="20"/>
+                <w:lang w:val="en-ID"/>
+              </w:rPr>
+            </w:pPr>
+            <w:r>
+              <w:rPr>
+                <w:sz w:val="20"/>
+                <w:szCs w:val="20"/>
+                <w:lang w:val="en-ID"/>
+              </w:rPr>
+              <w:t>Memastikan pemilih DOM sesuai dengan ID elemen HTML serta membuat tombol filter dan validasi form bekerja dengan benar.</w:t>
+            </w:r>
+          </w:p>
         </w:tc>
       </w:tr>
     </w:tbl>
     <w:p>
       <w:pPr>
         <w:spacing w:after="60"/>
+        <w:rPr>
+          <w:sz w:val="20"/>
+          <w:szCs w:val="20"/>
+        </w:rPr>
       </w:pPr>
     </w:p>
     <w:p>
+      <w:pPr>
+        <w:rPr>
+          <w:sz w:val="20"/>
+          <w:szCs w:val="20"/>
+        </w:rPr>
+      </w:pPr>
       <w:r>
         <w:rPr>
           <w:rFonts w:cs="Carlito"/>
           <w:sz w:val="20"/>
+          <w:szCs w:val="20"/>
         </w:rPr>
         <w:t>Yang ingin saya bahas di kelas berikutnya:</w:t>
       </w:r>
@@ -13112,24 +13261,23 @@
               <w:right w:val="single" w:sz="4" w:space="0" w:color="B9C6E2"/>
             </w:tcBorders>
           </w:tcPr>
-          <w:p/>
-        </w:tc>
-      </w:tr>
-      <w:tr>
-        <w:trPr>
-          <w:trHeight w:val="351"/>
-        </w:trPr>
-        <w:tc>
-          <w:tcPr>
-            <w:tcW w:w="9751" w:type="dxa"/>
-            <w:tcBorders>
-              <w:top w:val="single" w:sz="4" w:space="0" w:color="B9C6E2"/>
-              <w:left w:val="single" w:sz="4" w:space="0" w:color="B9C6E2"/>
-              <w:bottom w:val="single" w:sz="4" w:space="0" w:color="B9C6E2"/>
-              <w:right w:val="single" w:sz="4" w:space="0" w:color="B9C6E2"/>
-            </w:tcBorders>
-          </w:tcPr>
-          <w:p/>
+          <w:p>
+            <w:pPr>
+              <w:rPr>
+                <w:sz w:val="20"/>
+                <w:szCs w:val="20"/>
+                <w:lang w:val="en-ID"/>
+              </w:rPr>
+            </w:pPr>
+            <w:r>
+              <w:rPr>
+                <w:sz w:val="20"/>
+                <w:szCs w:val="20"/>
+                <w:lang w:val="en-ID"/>
+              </w:rPr>
+              <w:t>Cara menelusuri galat JavaScript melalui Console dan DevTools, khususnya ketika elemen bernilai null, event listener berjalan berulang, atau hasil filter kosong.</w:t>
+            </w:r>
+          </w:p>
         </w:tc>
       </w:tr>
     </w:tbl>
@@ -13144,7 +13292,49 @@
           <w:rFonts w:cs="Carlito"/>
           <w:sz w:val="20"/>
         </w:rPr>
-        <w:t>Tanda tangan: ______________________________     Tanggal: ______________     Jam selesai: __________</w:t>
+        <w:t xml:space="preserve">Tanda tangan: </w:t>
+      </w:r>
+      <w:r>
+        <w:rPr>
+          <w:rFonts w:cs="Carlito"/>
+          <w:sz w:val="20"/>
+        </w:rPr>
+        <w:t>-</w:t>
+      </w:r>
+      <w:r>
+        <w:rPr>
+          <w:rFonts w:cs="Carlito"/>
+          <w:sz w:val="20"/>
+        </w:rPr>
+        <w:t xml:space="preserve">     Tanggal: </w:t>
+      </w:r>
+      <w:r>
+        <w:rPr>
+          <w:rFonts w:cs="Carlito"/>
+          <w:sz w:val="20"/>
+        </w:rPr>
+        <w:t>12 October 2026</w:t>
+      </w:r>
+      <w:r>
+        <w:rPr>
+          <w:rFonts w:cs="Carlito"/>
+          <w:sz w:val="20"/>
+        </w:rPr>
+        <w:t xml:space="preserve">    Jam selesai: </w:t>
+      </w:r>
+      <w:r>
+        <w:rPr>
+          <w:rFonts w:cs="Carlito"/>
+          <w:sz w:val="20"/>
+        </w:rPr>
+        <w:t>17.3</w:t>
+      </w:r>
+      <w:r>
+        <w:rPr>
+          <w:rFonts w:cs="Carlito"/>
+          <w:sz w:val="20"/>
+        </w:rPr>
+        <w:t>5</w:t>
       </w:r>
     </w:p>
     <w:p>
@@ -14514,7 +14704,18 @@
           <w:p>
             <w:pPr>
               <w:spacing w:before="20" w:after="20" w:line="252" w:lineRule="auto"/>
-            </w:pPr>
+              <w:rPr>
+                <w:sz w:val="19"/>
+                <w:szCs w:val="19"/>
+              </w:rPr>
+            </w:pPr>
+            <w:r>
+              <w:rPr>
+                <w:sz w:val="19"/>
+                <w:szCs w:val="19"/>
+              </w:rPr>
+              <w:t>Mengambil satu elemen pertama yang cocok.</w:t>
+            </w:r>
           </w:p>
         </w:tc>
       </w:tr>
@@ -14583,7 +14784,18 @@
           <w:p>
             <w:pPr>
               <w:spacing w:before="20" w:after="20" w:line="252" w:lineRule="auto"/>
-            </w:pPr>
+              <w:rPr>
+                <w:sz w:val="19"/>
+                <w:szCs w:val="19"/>
+              </w:rPr>
+            </w:pPr>
+            <w:r>
+              <w:rPr>
+                <w:sz w:val="19"/>
+                <w:szCs w:val="19"/>
+              </w:rPr>
+              <w:t>Mengambil semua elemen yang cocok sebagai NodeList.</w:t>
+            </w:r>
           </w:p>
         </w:tc>
       </w:tr>
@@ -14652,7 +14864,18 @@
           <w:p>
             <w:pPr>
               <w:spacing w:before="20" w:after="20" w:line="252" w:lineRule="auto"/>
-            </w:pPr>
+              <w:rPr>
+                <w:sz w:val="19"/>
+                <w:szCs w:val="19"/>
+              </w:rPr>
+            </w:pPr>
+            <w:r>
+              <w:rPr>
+                <w:sz w:val="19"/>
+                <w:szCs w:val="19"/>
+              </w:rPr>
+              <w:t>Mengubah NodeList menjadi array.</w:t>
+            </w:r>
           </w:p>
         </w:tc>
       </w:tr>
@@ -14721,7 +14944,18 @@
           <w:p>
             <w:pPr>
               <w:spacing w:before="20" w:after="20" w:line="252" w:lineRule="auto"/>
-            </w:pPr>
+              <w:rPr>
+                <w:sz w:val="19"/>
+                <w:szCs w:val="19"/>
+              </w:rPr>
+            </w:pPr>
+            <w:r>
+              <w:rPr>
+                <w:sz w:val="19"/>
+                <w:szCs w:val="19"/>
+              </w:rPr>
+              <w:t>Membuat elemen HTML baru.</w:t>
+            </w:r>
           </w:p>
         </w:tc>
       </w:tr>
@@ -14790,7 +15024,18 @@
           <w:p>
             <w:pPr>
               <w:spacing w:before="20" w:after="20" w:line="252" w:lineRule="auto"/>
-            </w:pPr>
+              <w:rPr>
+                <w:sz w:val="19"/>
+                <w:szCs w:val="19"/>
+              </w:rPr>
+            </w:pPr>
+            <w:r>
+              <w:rPr>
+                <w:sz w:val="19"/>
+                <w:szCs w:val="19"/>
+              </w:rPr>
+              <w:t>Mengisi teks elemen dengan aman.</w:t>
+            </w:r>
           </w:p>
         </w:tc>
       </w:tr>
@@ -14859,7 +15104,18 @@
           <w:p>
             <w:pPr>
               <w:spacing w:before="20" w:after="20" w:line="252" w:lineRule="auto"/>
-            </w:pPr>
+              <w:rPr>
+                <w:sz w:val="19"/>
+                <w:szCs w:val="19"/>
+              </w:rPr>
+            </w:pPr>
+            <w:r>
+              <w:rPr>
+                <w:sz w:val="19"/>
+                <w:szCs w:val="19"/>
+              </w:rPr>
+              <w:t>Memasukkan elemen sebagai anak terakhir.</w:t>
+            </w:r>
           </w:p>
         </w:tc>
       </w:tr>
@@ -14928,7 +15184,18 @@
           <w:p>
             <w:pPr>
               <w:spacing w:before="20" w:after="20" w:line="252" w:lineRule="auto"/>
-            </w:pPr>
+              <w:rPr>
+                <w:sz w:val="19"/>
+                <w:szCs w:val="19"/>
+              </w:rPr>
+            </w:pPr>
+            <w:r>
+              <w:rPr>
+                <w:sz w:val="19"/>
+                <w:szCs w:val="19"/>
+              </w:rPr>
+              <w:t>Mengosongkan wadah dari seluruh anaknya.</w:t>
+            </w:r>
           </w:p>
         </w:tc>
       </w:tr>
@@ -14997,7 +15264,18 @@
           <w:p>
             <w:pPr>
               <w:spacing w:before="20" w:after="20" w:line="252" w:lineRule="auto"/>
-            </w:pPr>
+              <w:rPr>
+                <w:sz w:val="19"/>
+                <w:szCs w:val="19"/>
+              </w:rPr>
+            </w:pPr>
+            <w:r>
+              <w:rPr>
+                <w:sz w:val="19"/>
+                <w:szCs w:val="19"/>
+              </w:rPr>
+              <w:t>Menambah atau melepas kelas CSS.</w:t>
+            </w:r>
           </w:p>
         </w:tc>
       </w:tr>
@@ -15066,7 +15344,18 @@
           <w:p>
             <w:pPr>
               <w:spacing w:before="20" w:after="20" w:line="252" w:lineRule="auto"/>
-            </w:pPr>
+              <w:rPr>
+                <w:sz w:val="19"/>
+                <w:szCs w:val="19"/>
+              </w:rPr>
+            </w:pPr>
+            <w:r>
+              <w:rPr>
+                <w:sz w:val="19"/>
+                <w:szCs w:val="19"/>
+              </w:rPr>
+              <w:t>Memasang pendengar event.</w:t>
+            </w:r>
           </w:p>
         </w:tc>
       </w:tr>
@@ -15135,7 +15424,18 @@
           <w:p>
             <w:pPr>
               <w:spacing w:before="20" w:after="20" w:line="252" w:lineRule="auto"/>
-            </w:pPr>
+              <w:rPr>
+                <w:sz w:val="19"/>
+                <w:szCs w:val="19"/>
+              </w:rPr>
+            </w:pPr>
+            <w:r>
+              <w:rPr>
+                <w:sz w:val="19"/>
+                <w:szCs w:val="19"/>
+              </w:rPr>
+              <w:t>Mencari elemen terdekat yang cocok dengan pemilih.</w:t>
+            </w:r>
           </w:p>
         </w:tc>
       </w:tr>
@@ -15164,7 +15464,6 @@
                 <w:rFonts w:cs="Carlito"/>
                 <w:sz w:val="19"/>
               </w:rPr>
-              <w:lastRenderedPageBreak/>
               <w:t>preventDefault()</w:t>
             </w:r>
           </w:p>
@@ -15205,7 +15504,18 @@
           <w:p>
             <w:pPr>
               <w:spacing w:before="20" w:after="20" w:line="252" w:lineRule="auto"/>
-            </w:pPr>
+              <w:rPr>
+                <w:sz w:val="19"/>
+                <w:szCs w:val="19"/>
+              </w:rPr>
+            </w:pPr>
+            <w:r>
+              <w:rPr>
+                <w:sz w:val="19"/>
+                <w:szCs w:val="19"/>
+              </w:rPr>
+              <w:t>Saat event submit pada form dijalankan agar halaman tidak dimuat ulang.</w:t>
+            </w:r>
           </w:p>
         </w:tc>
       </w:tr>
@@ -15234,6 +15544,7 @@
                 <w:rFonts w:cs="Carlito"/>
                 <w:sz w:val="19"/>
               </w:rPr>
+              <w:lastRenderedPageBreak/>
               <w:t>dataset</w:t>
             </w:r>
           </w:p>
@@ -15274,7 +15585,18 @@
           <w:p>
             <w:pPr>
               <w:spacing w:before="20" w:after="20" w:line="252" w:lineRule="auto"/>
-            </w:pPr>
+              <w:rPr>
+                <w:sz w:val="19"/>
+                <w:szCs w:val="19"/>
+              </w:rPr>
+            </w:pPr>
+            <w:r>
+              <w:rPr>
+                <w:sz w:val="19"/>
+                <w:szCs w:val="19"/>
+              </w:rPr>
+              <w:t>Saat tombol filter diklik untuk membaca kategori melalui tombol.dataset.kategori.</w:t>
+            </w:r>
           </w:p>
         </w:tc>
       </w:tr>
@@ -16627,17 +16949,7 @@
                 <w:color w:val="003796"/>
                 <w:sz w:val="20"/>
               </w:rPr>
-              <w:t xml:space="preserve">Titik pada git add .  Titik itu berarti "seluruh berkas di folder ini".  Tanpa titik, Git tidak tahu apa yang harus disimpan. Hal yang sama berlaku untuk berkas dom.js yang baru Anda buat — ia ikut tersimpan </w:t>
-            </w:r>
-            <w:r>
-              <w:rPr>
-                <w:rFonts w:cs="Carlito"/>
-                <w:b/>
-                <w:color w:val="003796"/>
-                <w:sz w:val="20"/>
-              </w:rPr>
-              <w:lastRenderedPageBreak/>
-              <w:t>karena berada di dalam folder semester.</w:t>
+              <w:t>Titik pada git add .  Titik itu berarti "seluruh berkas di folder ini".  Tanpa titik, Git tidak tahu apa yang harus disimpan. Hal yang sama berlaku untuk berkas dom.js yang baru Anda buat — ia ikut tersimpan karena berada di dalam folder semester.</w:t>
             </w:r>
           </w:p>
         </w:tc>
@@ -16659,6 +16971,7 @@
           <w:b/>
           <w:color w:val="003796"/>
         </w:rPr>
+        <w:lastRenderedPageBreak/>
         <w:t>Berapa kali harus menyimpan?</w:t>
       </w:r>
     </w:p>
@@ -17003,107 +17316,7 @@
         <w:color w:val="5A6080"/>
         <w:sz w:val="15"/>
       </w:rPr>
-      <w:t>PABW 2026/</w:t>
-    </w:r>
-    <w:proofErr w:type="gramStart"/>
-    <w:r>
-      <w:rPr>
-        <w:rFonts w:cs="Carlito"/>
-        <w:color w:val="5A6080"/>
-        <w:sz w:val="15"/>
-      </w:rPr>
-      <w:t>2027  ·</w:t>
-    </w:r>
-    <w:proofErr w:type="gramEnd"/>
-    <w:r>
-      <w:rPr>
-        <w:rFonts w:cs="Carlito"/>
-        <w:color w:val="5A6080"/>
-        <w:sz w:val="15"/>
-      </w:rPr>
-      <w:t xml:space="preserve">  </w:t>
-    </w:r>
-    <w:proofErr w:type="spellStart"/>
-    <w:r>
-      <w:rPr>
-        <w:rFonts w:cs="Carlito"/>
-        <w:color w:val="5A6080"/>
-        <w:sz w:val="15"/>
-      </w:rPr>
-      <w:t>Pertemuan</w:t>
-    </w:r>
-    <w:proofErr w:type="spellEnd"/>
-    <w:r>
-      <w:rPr>
-        <w:rFonts w:cs="Carlito"/>
-        <w:color w:val="5A6080"/>
-        <w:sz w:val="15"/>
-      </w:rPr>
-      <w:t xml:space="preserve"> </w:t>
-    </w:r>
-    <w:proofErr w:type="gramStart"/>
-    <w:r>
-      <w:rPr>
-        <w:rFonts w:cs="Carlito"/>
-        <w:color w:val="5A6080"/>
-        <w:sz w:val="15"/>
-      </w:rPr>
-      <w:t>9  ·</w:t>
-    </w:r>
-    <w:proofErr w:type="gramEnd"/>
-    <w:r>
-      <w:rPr>
-        <w:rFonts w:cs="Carlito"/>
-        <w:color w:val="5A6080"/>
-        <w:sz w:val="15"/>
-      </w:rPr>
-      <w:t xml:space="preserve">  DOM, Event, dan </w:t>
-    </w:r>
-    <w:proofErr w:type="spellStart"/>
-    <w:proofErr w:type="gramStart"/>
-    <w:r>
-      <w:rPr>
-        <w:rFonts w:cs="Carlito"/>
-        <w:color w:val="5A6080"/>
-        <w:sz w:val="15"/>
-      </w:rPr>
-      <w:t>Interaktivitas</w:t>
-    </w:r>
-    <w:proofErr w:type="spellEnd"/>
-    <w:r>
-      <w:rPr>
-        <w:rFonts w:cs="Carlito"/>
-        <w:color w:val="5A6080"/>
-        <w:sz w:val="15"/>
-      </w:rPr>
-      <w:t xml:space="preserve">  ·</w:t>
-    </w:r>
-    <w:proofErr w:type="gramEnd"/>
-    <w:r>
-      <w:rPr>
-        <w:rFonts w:cs="Carlito"/>
-        <w:color w:val="5A6080"/>
-        <w:sz w:val="15"/>
-      </w:rPr>
-      <w:t xml:space="preserve">  Universitas Islam </w:t>
-    </w:r>
-    <w:proofErr w:type="gramStart"/>
-    <w:r>
-      <w:rPr>
-        <w:rFonts w:cs="Carlito"/>
-        <w:color w:val="5A6080"/>
-        <w:sz w:val="15"/>
-      </w:rPr>
-      <w:t>Indonesia  ·</w:t>
-    </w:r>
-    <w:proofErr w:type="gramEnd"/>
-    <w:r>
-      <w:rPr>
-        <w:rFonts w:cs="Carlito"/>
-        <w:color w:val="5A6080"/>
-        <w:sz w:val="15"/>
-      </w:rPr>
-      <w:t xml:space="preserve">  halaman</w:t>
+      <w:t>PABW 2026/2027  ·  Pertemuan 9  ·  DOM, Event, dan Interaktivitas  ·  Universitas Islam Indonesia  ·  halaman</w:t>
     </w:r>
     <w:r>
       <w:fldChar w:fldCharType="begin"/>
